--- a/reports/tft_report.docx
+++ b/reports/tft_report.docx
@@ -5565,7 +5565,7 @@
           <w:sz w:val="20"/>
         </w:rPr>
         <w:br/>
-        <w:t>Обратное преобразование прогноза выполняется через utils/data_utils.inverse_transform_predictions(): TorchNormalizer^-1 -&gt; expm1(x) -&gt; исходные единицы (литры/час для топлива, руб/ч для магазина).</w:t>
+        <w:t>Обратное преобразование прогноза (tft/predict.py): TorchNormalizer^-1 (mode='quantiles', автоматически) -&gt; expm1(x) -&gt; исходные единицы (литры/час для топлива, руб/ч для магазина).</w:t>
       </w:r>
     </w:p>
     <w:sectPr>

--- a/reports/tft_report.docx
+++ b/reports/tft_report.docx
@@ -639,7 +639,7 @@
               <w:rPr>
                 <w:sz w:val="18"/>
               </w:rPr>
-              <w:t>21 + 8 sin/cos</w:t>
+              <w:t>20 + 8 sin/cos = 28</w:t>
             </w:r>
           </w:p>
         </w:tc>
@@ -2599,7 +2599,7 @@
               <w:rPr>
                 <w:sz w:val="18"/>
               </w:rPr>
-              <w:t>Z-score. log1p + _orig.</w:t>
+              <w:t>log1p + _orig. Z-score не применяется (в LOG_COLS — нормализует TorchNormalizer внутри TFT).</w:t>
               <w:br/>
               <w:t>Категории магазина (shop_напитки, shop_закуски, shop_автотовары,</w:t>
               <w:br/>
@@ -4710,7 +4710,7 @@
               <w:rPr>
                 <w:sz w:val="18"/>
               </w:rPr>
-              <w:t>hour (+sin/cos), day_of_week (+sin/cos), week_of_year (+sin/cos), month (+sin/cos), quarter, is_* (4), promotion_* (3), ad_active, price_* (7) — итого 29 колонок</w:t>
+              <w:t>hour (+sin/cos), day_of_week (+sin/cos), week_of_year (+sin/cos), month (+sin/cos), quarter, is_* (4), promotion_* (3), ad_active, price_* (7) — итого 28 колонок</w:t>
             </w:r>
           </w:p>
         </w:tc>

--- a/reports/tft_report.docx
+++ b/reports/tft_report.docx
@@ -4212,7 +4212,7 @@
               <w:rPr>
                 <w:sz w:val="18"/>
               </w:rPr>
-              <w:t>dropout</w:t>
+              <w:t>hidden_continuous_size</w:t>
             </w:r>
           </w:p>
         </w:tc>
@@ -4226,7 +4226,7 @@
               <w:rPr>
                 <w:sz w:val="18"/>
               </w:rPr>
-              <w:t>0.1</w:t>
+              <w:t>64</w:t>
             </w:r>
           </w:p>
         </w:tc>
@@ -4240,7 +4240,7 @@
               <w:rPr>
                 <w:sz w:val="18"/>
               </w:rPr>
-              <w:t>Регуляризация</w:t>
+              <w:t>Размер сети для числовых входов</w:t>
             </w:r>
           </w:p>
         </w:tc>
@@ -4256,7 +4256,7 @@
               <w:rPr>
                 <w:sz w:val="18"/>
               </w:rPr>
-              <w:t>learning_rate</w:t>
+              <w:t>dropout</w:t>
             </w:r>
           </w:p>
         </w:tc>
@@ -4270,7 +4270,7 @@
               <w:rPr>
                 <w:sz w:val="18"/>
               </w:rPr>
-              <w:t>1e-3</w:t>
+              <w:t>0.15</w:t>
             </w:r>
           </w:p>
         </w:tc>
@@ -4284,7 +4284,7 @@
               <w:rPr>
                 <w:sz w:val="18"/>
               </w:rPr>
-              <w:t>Начальный LR (ReduceOnPlateau)</w:t>
+              <w:t>Регуляризация</w:t>
             </w:r>
           </w:p>
         </w:tc>
@@ -4300,7 +4300,7 @@
               <w:rPr>
                 <w:sz w:val="18"/>
               </w:rPr>
-              <w:t>gradient_clip</w:t>
+              <w:t>learning_rate</w:t>
             </w:r>
           </w:p>
         </w:tc>
@@ -4314,7 +4314,7 @@
               <w:rPr>
                 <w:sz w:val="18"/>
               </w:rPr>
-              <w:t>0.1</w:t>
+              <w:t>3e-4</w:t>
             </w:r>
           </w:p>
         </w:tc>
@@ -4328,7 +4328,7 @@
               <w:rPr>
                 <w:sz w:val="18"/>
               </w:rPr>
-              <w:t>Обрезка градиентов</w:t>
+              <w:t>Начальный LR (ReduceOnPlateau, patience=5)</w:t>
             </w:r>
           </w:p>
         </w:tc>
@@ -4344,7 +4344,7 @@
               <w:rPr>
                 <w:sz w:val="18"/>
               </w:rPr>
-              <w:t>EarlyStopping</w:t>
+              <w:t>gradient_clip</w:t>
             </w:r>
           </w:p>
         </w:tc>
@@ -4358,7 +4358,7 @@
               <w:rPr>
                 <w:sz w:val="18"/>
               </w:rPr>
-              <w:t>patience=5</w:t>
+              <w:t>1.0</w:t>
             </w:r>
           </w:p>
         </w:tc>
@@ -4372,7 +4372,7 @@
               <w:rPr>
                 <w:sz w:val="18"/>
               </w:rPr>
-              <w:t>Останавливается при отсутствии улучшения</w:t>
+              <w:t>Обрезка градиентов</w:t>
             </w:r>
           </w:p>
         </w:tc>
@@ -4388,7 +4388,7 @@
               <w:rPr>
                 <w:sz w:val="18"/>
               </w:rPr>
-              <w:t>target_normalizer</w:t>
+              <w:t>EarlyStopping</w:t>
             </w:r>
           </w:p>
         </w:tc>
@@ -4402,7 +4402,7 @@
               <w:rPr>
                 <w:sz w:val="18"/>
               </w:rPr>
-              <w:t>TorchNormalizer(robust)</w:t>
+              <w:t>patience=12</w:t>
             </w:r>
           </w:p>
         </w:tc>
@@ -4410,6 +4410,50 @@
           <w:tcPr>
             <w:tcW w:type="dxa" w:w="5386"/>
             <w:shd w:fill="F2F2F2" w:val="clear"/>
+          </w:tcPr>
+          <w:p>
+            <w:r>
+              <w:rPr>
+                <w:sz w:val="18"/>
+              </w:rPr>
+              <w:t>Останавливается при отсутствии улучшения</w:t>
+            </w:r>
+          </w:p>
+        </w:tc>
+      </w:tr>
+      <w:tr>
+        <w:tc>
+          <w:tcPr>
+            <w:tcW w:type="dxa" w:w="2835"/>
+            <w:shd w:fill="FFFFFF" w:val="clear"/>
+          </w:tcPr>
+          <w:p>
+            <w:r>
+              <w:rPr>
+                <w:sz w:val="18"/>
+              </w:rPr>
+              <w:t>target_normalizer</w:t>
+            </w:r>
+          </w:p>
+        </w:tc>
+        <w:tc>
+          <w:tcPr>
+            <w:tcW w:type="dxa" w:w="2268"/>
+            <w:shd w:fill="FFFFFF" w:val="clear"/>
+          </w:tcPr>
+          <w:p>
+            <w:r>
+              <w:rPr>
+                <w:sz w:val="18"/>
+              </w:rPr>
+              <w:t>TorchNormalizer(robust)</w:t>
+            </w:r>
+          </w:p>
+        </w:tc>
+        <w:tc>
+          <w:tcPr>
+            <w:tcW w:type="dxa" w:w="5386"/>
+            <w:shd w:fill="FFFFFF" w:val="clear"/>
           </w:tcPr>
           <w:p>
             <w:r>
@@ -5568,6 +5612,3680 @@
         <w:t>Обратное преобразование прогноза (tft/predict.py): TorchNormalizer^-1 (mode='quantiles', автоматически) -&gt; expm1(x) -&gt; исходные единицы (литры/час для топлива, руб/ч для магазина).</w:t>
       </w:r>
     </w:p>
+    <w:p>
+      <w:pPr>
+        <w:pStyle w:val="Heading1"/>
+      </w:pPr>
+      <w:r>
+        <w:rPr>
+          <w:color w:val="1F3964"/>
+        </w:rPr>
+        <w:t>5. Итоговый состав переменных модели после предобработки</w:t>
+      </w:r>
+    </w:p>
+    <w:p>
+      <w:r>
+        <w:rPr>
+          <w:b w:val="0"/>
+          <w:i w:val="0"/>
+          <w:sz w:val="20"/>
+        </w:rPr>
+        <w:t>Таблица показывает, какие именно колонки подаются в TFT после всех шагов предобработки. Указаны применённые преобразования и роль в модели.</w:t>
+      </w:r>
+    </w:p>
+    <w:tbl>
+      <w:tblPr>
+        <w:tblStyle w:val="TableGrid"/>
+        <w:tblW w:type="auto" w:w="0"/>
+        <w:jc w:val="left"/>
+        <w:tblLook w:firstColumn="1" w:firstRow="1" w:lastColumn="0" w:lastRow="0" w:noHBand="0" w:noVBand="1" w:val="04A0"/>
+      </w:tblPr>
+      <w:tblGrid>
+        <w:gridCol w:w="2422"/>
+        <w:gridCol w:w="2422"/>
+        <w:gridCol w:w="2422"/>
+        <w:gridCol w:w="2422"/>
+      </w:tblGrid>
+      <w:tr>
+        <w:tc>
+          <w:tcPr>
+            <w:tcW w:type="dxa" w:w="2551"/>
+            <w:shd w:fill="1F3964" w:val="clear"/>
+          </w:tcPr>
+          <w:p>
+            <w:r>
+              <w:rPr>
+                <w:b/>
+                <w:color w:val="FFFFFF"/>
+                <w:sz w:val="18"/>
+              </w:rPr>
+              <w:t>Колонка в модели</w:t>
+            </w:r>
+          </w:p>
+        </w:tc>
+        <w:tc>
+          <w:tcPr>
+            <w:tcW w:type="dxa" w:w="2268"/>
+            <w:shd w:fill="1F3964" w:val="clear"/>
+          </w:tcPr>
+          <w:p>
+            <w:r>
+              <w:rPr>
+                <w:b/>
+                <w:color w:val="FFFFFF"/>
+                <w:sz w:val="18"/>
+              </w:rPr>
+              <w:t>Исходная переменная</w:t>
+            </w:r>
+          </w:p>
+        </w:tc>
+        <w:tc>
+          <w:tcPr>
+            <w:tcW w:type="dxa" w:w="2551"/>
+            <w:shd w:fill="1F3964" w:val="clear"/>
+          </w:tcPr>
+          <w:p>
+            <w:r>
+              <w:rPr>
+                <w:b/>
+                <w:color w:val="FFFFFF"/>
+                <w:sz w:val="18"/>
+              </w:rPr>
+              <w:t>Преобразование</w:t>
+            </w:r>
+          </w:p>
+        </w:tc>
+        <w:tc>
+          <w:tcPr>
+            <w:tcW w:type="dxa" w:w="3118"/>
+            <w:shd w:fill="1F3964" w:val="clear"/>
+          </w:tcPr>
+          <w:p>
+            <w:r>
+              <w:rPr>
+                <w:b/>
+                <w:color w:val="FFFFFF"/>
+                <w:sz w:val="18"/>
+              </w:rPr>
+              <w:t>TFT-роль</w:t>
+            </w:r>
+          </w:p>
+        </w:tc>
+      </w:tr>
+      <w:tr>
+        <w:tc>
+          <w:tcPr>
+            <w:tcW w:type="dxa" w:w="2551"/>
+            <w:shd w:fill="F2F2F2" w:val="clear"/>
+          </w:tcPr>
+          <w:p>
+            <w:r>
+              <w:rPr>
+                <w:sz w:val="18"/>
+              </w:rPr>
+              <w:t>road_type_enc</w:t>
+            </w:r>
+          </w:p>
+        </w:tc>
+        <w:tc>
+          <w:tcPr>
+            <w:tcW w:type="dxa" w:w="2268"/>
+            <w:shd w:fill="F2F2F2" w:val="clear"/>
+          </w:tcPr>
+          <w:p>
+            <w:r>
+              <w:rPr>
+                <w:sz w:val="18"/>
+              </w:rPr>
+              <w:t>road_type</w:t>
+            </w:r>
+          </w:p>
+        </w:tc>
+        <w:tc>
+          <w:tcPr>
+            <w:tcW w:type="dxa" w:w="2551"/>
+            <w:shd w:fill="F2F2F2" w:val="clear"/>
+          </w:tcPr>
+          <w:p>
+            <w:r>
+              <w:rPr>
+                <w:sz w:val="18"/>
+              </w:rPr>
+              <w:t>LabelEncoder</w:t>
+            </w:r>
+          </w:p>
+        </w:tc>
+        <w:tc>
+          <w:tcPr>
+            <w:tcW w:type="dxa" w:w="3118"/>
+            <w:shd w:fill="F2F2F2" w:val="clear"/>
+          </w:tcPr>
+          <w:p>
+            <w:r>
+              <w:rPr>
+                <w:sz w:val="18"/>
+              </w:rPr>
+              <w:t>static_categoricals</w:t>
+            </w:r>
+          </w:p>
+        </w:tc>
+      </w:tr>
+      <w:tr>
+        <w:tc>
+          <w:tcPr>
+            <w:tcW w:type="dxa" w:w="2551"/>
+            <w:shd w:fill="FFFFFF" w:val="clear"/>
+          </w:tcPr>
+          <w:p>
+            <w:r>
+              <w:rPr>
+                <w:sz w:val="18"/>
+              </w:rPr>
+              <w:t>direction_enc</w:t>
+            </w:r>
+          </w:p>
+        </w:tc>
+        <w:tc>
+          <w:tcPr>
+            <w:tcW w:type="dxa" w:w="2268"/>
+            <w:shd w:fill="FFFFFF" w:val="clear"/>
+          </w:tcPr>
+          <w:p>
+            <w:r>
+              <w:rPr>
+                <w:sz w:val="18"/>
+              </w:rPr>
+              <w:t>direction</w:t>
+            </w:r>
+          </w:p>
+        </w:tc>
+        <w:tc>
+          <w:tcPr>
+            <w:tcW w:type="dxa" w:w="2551"/>
+            <w:shd w:fill="FFFFFF" w:val="clear"/>
+          </w:tcPr>
+          <w:p>
+            <w:r>
+              <w:rPr>
+                <w:sz w:val="18"/>
+              </w:rPr>
+              <w:t>LabelEncoder</w:t>
+            </w:r>
+          </w:p>
+        </w:tc>
+        <w:tc>
+          <w:tcPr>
+            <w:tcW w:type="dxa" w:w="3118"/>
+            <w:shd w:fill="FFFFFF" w:val="clear"/>
+          </w:tcPr>
+          <w:p>
+            <w:r>
+              <w:rPr>
+                <w:sz w:val="18"/>
+              </w:rPr>
+              <w:t>static_categoricals</w:t>
+            </w:r>
+          </w:p>
+        </w:tc>
+      </w:tr>
+      <w:tr>
+        <w:tc>
+          <w:tcPr>
+            <w:tcW w:type="dxa" w:w="2551"/>
+            <w:shd w:fill="F2F2F2" w:val="clear"/>
+          </w:tcPr>
+          <w:p>
+            <w:r>
+              <w:rPr>
+                <w:sz w:val="18"/>
+              </w:rPr>
+              <w:t>settlement_size_enc</w:t>
+            </w:r>
+          </w:p>
+        </w:tc>
+        <w:tc>
+          <w:tcPr>
+            <w:tcW w:type="dxa" w:w="2268"/>
+            <w:shd w:fill="F2F2F2" w:val="clear"/>
+          </w:tcPr>
+          <w:p>
+            <w:r>
+              <w:rPr>
+                <w:sz w:val="18"/>
+              </w:rPr>
+              <w:t>settlement_size</w:t>
+            </w:r>
+          </w:p>
+        </w:tc>
+        <w:tc>
+          <w:tcPr>
+            <w:tcW w:type="dxa" w:w="2551"/>
+            <w:shd w:fill="F2F2F2" w:val="clear"/>
+          </w:tcPr>
+          <w:p>
+            <w:r>
+              <w:rPr>
+                <w:sz w:val="18"/>
+              </w:rPr>
+              <w:t>LabelEncoder</w:t>
+            </w:r>
+          </w:p>
+        </w:tc>
+        <w:tc>
+          <w:tcPr>
+            <w:tcW w:type="dxa" w:w="3118"/>
+            <w:shd w:fill="F2F2F2" w:val="clear"/>
+          </w:tcPr>
+          <w:p>
+            <w:r>
+              <w:rPr>
+                <w:sz w:val="18"/>
+              </w:rPr>
+              <w:t>static_categoricals</w:t>
+            </w:r>
+          </w:p>
+        </w:tc>
+      </w:tr>
+      <w:tr>
+        <w:tc>
+          <w:tcPr>
+            <w:tcW w:type="dxa" w:w="2551"/>
+            <w:shd w:fill="FFFFFF" w:val="clear"/>
+          </w:tcPr>
+          <w:p>
+            <w:r>
+              <w:rPr>
+                <w:sz w:val="18"/>
+              </w:rPr>
+              <w:t>distance_to_city_km</w:t>
+            </w:r>
+          </w:p>
+        </w:tc>
+        <w:tc>
+          <w:tcPr>
+            <w:tcW w:type="dxa" w:w="2268"/>
+            <w:shd w:fill="FFFFFF" w:val="clear"/>
+          </w:tcPr>
+          <w:p>
+            <w:r>
+              <w:rPr>
+                <w:sz w:val="18"/>
+              </w:rPr>
+              <w:t>distance_to_city_km</w:t>
+            </w:r>
+          </w:p>
+        </w:tc>
+        <w:tc>
+          <w:tcPr>
+            <w:tcW w:type="dxa" w:w="2551"/>
+            <w:shd w:fill="FFFFFF" w:val="clear"/>
+          </w:tcPr>
+          <w:p>
+            <w:r>
+              <w:rPr>
+                <w:sz w:val="18"/>
+              </w:rPr>
+              <w:t>—</w:t>
+            </w:r>
+          </w:p>
+        </w:tc>
+        <w:tc>
+          <w:tcPr>
+            <w:tcW w:type="dxa" w:w="3118"/>
+            <w:shd w:fill="FFFFFF" w:val="clear"/>
+          </w:tcPr>
+          <w:p>
+            <w:r>
+              <w:rPr>
+                <w:sz w:val="18"/>
+              </w:rPr>
+              <w:t>static_reals</w:t>
+            </w:r>
+          </w:p>
+        </w:tc>
+      </w:tr>
+      <w:tr>
+        <w:tc>
+          <w:tcPr>
+            <w:tcW w:type="dxa" w:w="2551"/>
+            <w:shd w:fill="F2F2F2" w:val="clear"/>
+          </w:tcPr>
+          <w:p>
+            <w:r>
+              <w:rPr>
+                <w:sz w:val="18"/>
+              </w:rPr>
+              <w:t>total_pumps</w:t>
+            </w:r>
+          </w:p>
+        </w:tc>
+        <w:tc>
+          <w:tcPr>
+            <w:tcW w:type="dxa" w:w="2268"/>
+            <w:shd w:fill="F2F2F2" w:val="clear"/>
+          </w:tcPr>
+          <w:p>
+            <w:r>
+              <w:rPr>
+                <w:sz w:val="18"/>
+              </w:rPr>
+              <w:t>total_pumps</w:t>
+            </w:r>
+          </w:p>
+        </w:tc>
+        <w:tc>
+          <w:tcPr>
+            <w:tcW w:type="dxa" w:w="2551"/>
+            <w:shd w:fill="F2F2F2" w:val="clear"/>
+          </w:tcPr>
+          <w:p>
+            <w:r>
+              <w:rPr>
+                <w:sz w:val="18"/>
+              </w:rPr>
+              <w:t>—</w:t>
+            </w:r>
+          </w:p>
+        </w:tc>
+        <w:tc>
+          <w:tcPr>
+            <w:tcW w:type="dxa" w:w="3118"/>
+            <w:shd w:fill="F2F2F2" w:val="clear"/>
+          </w:tcPr>
+          <w:p>
+            <w:r>
+              <w:rPr>
+                <w:sz w:val="18"/>
+              </w:rPr>
+              <w:t>static_reals</w:t>
+            </w:r>
+          </w:p>
+        </w:tc>
+      </w:tr>
+      <w:tr>
+        <w:tc>
+          <w:tcPr>
+            <w:tcW w:type="dxa" w:w="2551"/>
+            <w:shd w:fill="FFFFFF" w:val="clear"/>
+          </w:tcPr>
+          <w:p>
+            <w:r>
+              <w:rPr>
+                <w:sz w:val="18"/>
+              </w:rPr>
+              <w:t>shop_area_m2</w:t>
+            </w:r>
+          </w:p>
+        </w:tc>
+        <w:tc>
+          <w:tcPr>
+            <w:tcW w:type="dxa" w:w="2268"/>
+            <w:shd w:fill="FFFFFF" w:val="clear"/>
+          </w:tcPr>
+          <w:p>
+            <w:r>
+              <w:rPr>
+                <w:sz w:val="18"/>
+              </w:rPr>
+              <w:t>shop_area_m2</w:t>
+            </w:r>
+          </w:p>
+        </w:tc>
+        <w:tc>
+          <w:tcPr>
+            <w:tcW w:type="dxa" w:w="2551"/>
+            <w:shd w:fill="FFFFFF" w:val="clear"/>
+          </w:tcPr>
+          <w:p>
+            <w:r>
+              <w:rPr>
+                <w:sz w:val="18"/>
+              </w:rPr>
+              <w:t>—</w:t>
+            </w:r>
+          </w:p>
+        </w:tc>
+        <w:tc>
+          <w:tcPr>
+            <w:tcW w:type="dxa" w:w="3118"/>
+            <w:shd w:fill="FFFFFF" w:val="clear"/>
+          </w:tcPr>
+          <w:p>
+            <w:r>
+              <w:rPr>
+                <w:sz w:val="18"/>
+              </w:rPr>
+              <w:t>static_reals</w:t>
+            </w:r>
+          </w:p>
+        </w:tc>
+      </w:tr>
+      <w:tr>
+        <w:tc>
+          <w:tcPr>
+            <w:tcW w:type="dxa" w:w="2551"/>
+            <w:shd w:fill="F2F2F2" w:val="clear"/>
+          </w:tcPr>
+          <w:p>
+            <w:r>
+              <w:rPr>
+                <w:sz w:val="18"/>
+              </w:rPr>
+              <w:t>num_pumps_AI92/95/98 (3 к.)</w:t>
+            </w:r>
+          </w:p>
+        </w:tc>
+        <w:tc>
+          <w:tcPr>
+            <w:tcW w:type="dxa" w:w="2268"/>
+            <w:shd w:fill="F2F2F2" w:val="clear"/>
+          </w:tcPr>
+          <w:p>
+            <w:r>
+              <w:rPr>
+                <w:sz w:val="18"/>
+              </w:rPr>
+              <w:t>num_pumps_AI92/95/98</w:t>
+            </w:r>
+          </w:p>
+        </w:tc>
+        <w:tc>
+          <w:tcPr>
+            <w:tcW w:type="dxa" w:w="2551"/>
+            <w:shd w:fill="F2F2F2" w:val="clear"/>
+          </w:tcPr>
+          <w:p>
+            <w:r>
+              <w:rPr>
+                <w:sz w:val="18"/>
+              </w:rPr>
+              <w:t>— (3 колонки)</w:t>
+            </w:r>
+          </w:p>
+        </w:tc>
+        <w:tc>
+          <w:tcPr>
+            <w:tcW w:type="dxa" w:w="3118"/>
+            <w:shd w:fill="F2F2F2" w:val="clear"/>
+          </w:tcPr>
+          <w:p>
+            <w:r>
+              <w:rPr>
+                <w:sz w:val="18"/>
+              </w:rPr>
+              <w:t>static_reals</w:t>
+            </w:r>
+          </w:p>
+        </w:tc>
+      </w:tr>
+      <w:tr>
+        <w:tc>
+          <w:tcPr>
+            <w:tcW w:type="dxa" w:w="2551"/>
+            <w:shd w:fill="FFFFFF" w:val="clear"/>
+          </w:tcPr>
+          <w:p>
+            <w:r>
+              <w:rPr>
+                <w:sz w:val="18"/>
+              </w:rPr>
+              <w:t>num_pumps_DT_* (4 к.)</w:t>
+            </w:r>
+          </w:p>
+        </w:tc>
+        <w:tc>
+          <w:tcPr>
+            <w:tcW w:type="dxa" w:w="2268"/>
+            <w:shd w:fill="FFFFFF" w:val="clear"/>
+          </w:tcPr>
+          <w:p>
+            <w:r>
+              <w:rPr>
+                <w:sz w:val="18"/>
+              </w:rPr>
+              <w:t>num_pumps_DT_*</w:t>
+            </w:r>
+          </w:p>
+        </w:tc>
+        <w:tc>
+          <w:tcPr>
+            <w:tcW w:type="dxa" w:w="2551"/>
+            <w:shd w:fill="FFFFFF" w:val="clear"/>
+          </w:tcPr>
+          <w:p>
+            <w:r>
+              <w:rPr>
+                <w:sz w:val="18"/>
+              </w:rPr>
+              <w:t>— (4 колонки)</w:t>
+            </w:r>
+          </w:p>
+        </w:tc>
+        <w:tc>
+          <w:tcPr>
+            <w:tcW w:type="dxa" w:w="3118"/>
+            <w:shd w:fill="FFFFFF" w:val="clear"/>
+          </w:tcPr>
+          <w:p>
+            <w:r>
+              <w:rPr>
+                <w:sz w:val="18"/>
+              </w:rPr>
+              <w:t>static_reals</w:t>
+            </w:r>
+          </w:p>
+        </w:tc>
+      </w:tr>
+      <w:tr>
+        <w:tc>
+          <w:tcPr>
+            <w:tcW w:type="dxa" w:w="2551"/>
+            <w:shd w:fill="F2F2F2" w:val="clear"/>
+          </w:tcPr>
+          <w:p>
+            <w:r>
+              <w:rPr>
+                <w:sz w:val="18"/>
+              </w:rPr>
+              <w:t>has_* (5 к.)</w:t>
+            </w:r>
+          </w:p>
+        </w:tc>
+        <w:tc>
+          <w:tcPr>
+            <w:tcW w:type="dxa" w:w="2268"/>
+            <w:shd w:fill="F2F2F2" w:val="clear"/>
+          </w:tcPr>
+          <w:p>
+            <w:r>
+              <w:rPr>
+                <w:sz w:val="18"/>
+              </w:rPr>
+              <w:t>has_car_wash/cafe/...</w:t>
+            </w:r>
+          </w:p>
+        </w:tc>
+        <w:tc>
+          <w:tcPr>
+            <w:tcW w:type="dxa" w:w="2551"/>
+            <w:shd w:fill="F2F2F2" w:val="clear"/>
+          </w:tcPr>
+          <w:p>
+            <w:r>
+              <w:rPr>
+                <w:sz w:val="18"/>
+              </w:rPr>
+              <w:t>— (бинарные)</w:t>
+            </w:r>
+          </w:p>
+        </w:tc>
+        <w:tc>
+          <w:tcPr>
+            <w:tcW w:type="dxa" w:w="3118"/>
+            <w:shd w:fill="F2F2F2" w:val="clear"/>
+          </w:tcPr>
+          <w:p>
+            <w:r>
+              <w:rPr>
+                <w:sz w:val="18"/>
+              </w:rPr>
+              <w:t>static_reals</w:t>
+            </w:r>
+          </w:p>
+        </w:tc>
+      </w:tr>
+      <w:tr>
+        <w:tc>
+          <w:tcPr>
+            <w:tcW w:type="dxa" w:w="2551"/>
+            <w:shd w:fill="FFFFFF" w:val="clear"/>
+          </w:tcPr>
+          <w:p>
+            <w:r>
+              <w:rPr>
+                <w:sz w:val="18"/>
+              </w:rPr>
+              <w:t>competitors_within_5km</w:t>
+            </w:r>
+          </w:p>
+        </w:tc>
+        <w:tc>
+          <w:tcPr>
+            <w:tcW w:type="dxa" w:w="2268"/>
+            <w:shd w:fill="FFFFFF" w:val="clear"/>
+          </w:tcPr>
+          <w:p>
+            <w:r>
+              <w:rPr>
+                <w:sz w:val="18"/>
+              </w:rPr>
+              <w:t>competitors_within_5km</w:t>
+            </w:r>
+          </w:p>
+        </w:tc>
+        <w:tc>
+          <w:tcPr>
+            <w:tcW w:type="dxa" w:w="2551"/>
+            <w:shd w:fill="FFFFFF" w:val="clear"/>
+          </w:tcPr>
+          <w:p>
+            <w:r>
+              <w:rPr>
+                <w:sz w:val="18"/>
+              </w:rPr>
+              <w:t>—</w:t>
+            </w:r>
+          </w:p>
+        </w:tc>
+        <w:tc>
+          <w:tcPr>
+            <w:tcW w:type="dxa" w:w="3118"/>
+            <w:shd w:fill="FFFFFF" w:val="clear"/>
+          </w:tcPr>
+          <w:p>
+            <w:r>
+              <w:rPr>
+                <w:sz w:val="18"/>
+              </w:rPr>
+              <w:t>static_reals</w:t>
+            </w:r>
+          </w:p>
+        </w:tc>
+      </w:tr>
+      <w:tr>
+        <w:tc>
+          <w:tcPr>
+            <w:tcW w:type="dxa" w:w="2551"/>
+            <w:shd w:fill="F2F2F2" w:val="clear"/>
+          </w:tcPr>
+          <w:p>
+            <w:r>
+              <w:rPr>
+                <w:sz w:val="18"/>
+              </w:rPr>
+              <w:t>*_score (4 к.)</w:t>
+            </w:r>
+          </w:p>
+        </w:tc>
+        <w:tc>
+          <w:tcPr>
+            <w:tcW w:type="dxa" w:w="2268"/>
+            <w:shd w:fill="F2F2F2" w:val="clear"/>
+          </w:tcPr>
+          <w:p>
+            <w:r>
+              <w:rPr>
+                <w:sz w:val="18"/>
+              </w:rPr>
+              <w:t>customer/staff/corp/svc</w:t>
+            </w:r>
+          </w:p>
+        </w:tc>
+        <w:tc>
+          <w:tcPr>
+            <w:tcW w:type="dxa" w:w="2551"/>
+            <w:shd w:fill="F2F2F2" w:val="clear"/>
+          </w:tcPr>
+          <w:p>
+            <w:r>
+              <w:rPr>
+                <w:sz w:val="18"/>
+              </w:rPr>
+              <w:t>— (4 колонки)</w:t>
+            </w:r>
+          </w:p>
+        </w:tc>
+        <w:tc>
+          <w:tcPr>
+            <w:tcW w:type="dxa" w:w="3118"/>
+            <w:shd w:fill="F2F2F2" w:val="clear"/>
+          </w:tcPr>
+          <w:p>
+            <w:r>
+              <w:rPr>
+                <w:sz w:val="18"/>
+              </w:rPr>
+              <w:t>static_reals</w:t>
+            </w:r>
+          </w:p>
+        </w:tc>
+      </w:tr>
+      <w:tr>
+        <w:tc>
+          <w:tcPr>
+            <w:tcW w:type="dxa" w:w="2551"/>
+            <w:shd w:fill="FFFFFF" w:val="clear"/>
+          </w:tcPr>
+          <w:p>
+            <w:r>
+              <w:rPr>
+                <w:sz w:val="18"/>
+              </w:rPr>
+              <w:t>base_price_* (7 к.)</w:t>
+            </w:r>
+          </w:p>
+        </w:tc>
+        <w:tc>
+          <w:tcPr>
+            <w:tcW w:type="dxa" w:w="2268"/>
+            <w:shd w:fill="FFFFFF" w:val="clear"/>
+          </w:tcPr>
+          <w:p>
+            <w:r>
+              <w:rPr>
+                <w:sz w:val="18"/>
+              </w:rPr>
+              <w:t>base_price_AI92/...</w:t>
+            </w:r>
+          </w:p>
+        </w:tc>
+        <w:tc>
+          <w:tcPr>
+            <w:tcW w:type="dxa" w:w="2551"/>
+            <w:shd w:fill="FFFFFF" w:val="clear"/>
+          </w:tcPr>
+          <w:p>
+            <w:r>
+              <w:rPr>
+                <w:sz w:val="18"/>
+              </w:rPr>
+              <w:t>— (7 колонок)</w:t>
+            </w:r>
+          </w:p>
+        </w:tc>
+        <w:tc>
+          <w:tcPr>
+            <w:tcW w:type="dxa" w:w="3118"/>
+            <w:shd w:fill="FFFFFF" w:val="clear"/>
+          </w:tcPr>
+          <w:p>
+            <w:r>
+              <w:rPr>
+                <w:sz w:val="18"/>
+              </w:rPr>
+              <w:t>static_reals</w:t>
+            </w:r>
+          </w:p>
+        </w:tc>
+      </w:tr>
+      <w:tr>
+        <w:tc>
+          <w:tcPr>
+            <w:tcW w:type="dxa" w:w="2551"/>
+            <w:shd w:fill="F2F2F2" w:val="clear"/>
+          </w:tcPr>
+          <w:p>
+            <w:r>
+              <w:rPr>
+                <w:sz w:val="18"/>
+              </w:rPr>
+              <w:t>season_enc</w:t>
+            </w:r>
+          </w:p>
+        </w:tc>
+        <w:tc>
+          <w:tcPr>
+            <w:tcW w:type="dxa" w:w="2268"/>
+            <w:shd w:fill="F2F2F2" w:val="clear"/>
+          </w:tcPr>
+          <w:p>
+            <w:r>
+              <w:rPr>
+                <w:sz w:val="18"/>
+              </w:rPr>
+              <w:t>season</w:t>
+            </w:r>
+          </w:p>
+        </w:tc>
+        <w:tc>
+          <w:tcPr>
+            <w:tcW w:type="dxa" w:w="2551"/>
+            <w:shd w:fill="F2F2F2" w:val="clear"/>
+          </w:tcPr>
+          <w:p>
+            <w:r>
+              <w:rPr>
+                <w:sz w:val="18"/>
+              </w:rPr>
+              <w:t>LabelEncoder</w:t>
+            </w:r>
+          </w:p>
+        </w:tc>
+        <w:tc>
+          <w:tcPr>
+            <w:tcW w:type="dxa" w:w="3118"/>
+            <w:shd w:fill="F2F2F2" w:val="clear"/>
+          </w:tcPr>
+          <w:p>
+            <w:r>
+              <w:rPr>
+                <w:sz w:val="18"/>
+              </w:rPr>
+              <w:t>known_categoricals</w:t>
+            </w:r>
+          </w:p>
+        </w:tc>
+      </w:tr>
+      <w:tr>
+        <w:tc>
+          <w:tcPr>
+            <w:tcW w:type="dxa" w:w="2551"/>
+            <w:shd w:fill="FFFFFF" w:val="clear"/>
+          </w:tcPr>
+          <w:p>
+            <w:r>
+              <w:rPr>
+                <w:sz w:val="18"/>
+              </w:rPr>
+              <w:t>day_name_enc</w:t>
+            </w:r>
+          </w:p>
+        </w:tc>
+        <w:tc>
+          <w:tcPr>
+            <w:tcW w:type="dxa" w:w="2268"/>
+            <w:shd w:fill="FFFFFF" w:val="clear"/>
+          </w:tcPr>
+          <w:p>
+            <w:r>
+              <w:rPr>
+                <w:sz w:val="18"/>
+              </w:rPr>
+              <w:t>day_name</w:t>
+            </w:r>
+          </w:p>
+        </w:tc>
+        <w:tc>
+          <w:tcPr>
+            <w:tcW w:type="dxa" w:w="2551"/>
+            <w:shd w:fill="FFFFFF" w:val="clear"/>
+          </w:tcPr>
+          <w:p>
+            <w:r>
+              <w:rPr>
+                <w:sz w:val="18"/>
+              </w:rPr>
+              <w:t>LabelEncoder</w:t>
+            </w:r>
+          </w:p>
+        </w:tc>
+        <w:tc>
+          <w:tcPr>
+            <w:tcW w:type="dxa" w:w="3118"/>
+            <w:shd w:fill="FFFFFF" w:val="clear"/>
+          </w:tcPr>
+          <w:p>
+            <w:r>
+              <w:rPr>
+                <w:sz w:val="18"/>
+              </w:rPr>
+              <w:t>known_categoricals</w:t>
+            </w:r>
+          </w:p>
+        </w:tc>
+      </w:tr>
+      <w:tr>
+        <w:tc>
+          <w:tcPr>
+            <w:tcW w:type="dxa" w:w="2551"/>
+            <w:shd w:fill="F2F2F2" w:val="clear"/>
+          </w:tcPr>
+          <w:p>
+            <w:r>
+              <w:rPr>
+                <w:sz w:val="18"/>
+              </w:rPr>
+              <w:t>ad_channel_enc</w:t>
+            </w:r>
+          </w:p>
+        </w:tc>
+        <w:tc>
+          <w:tcPr>
+            <w:tcW w:type="dxa" w:w="2268"/>
+            <w:shd w:fill="F2F2F2" w:val="clear"/>
+          </w:tcPr>
+          <w:p>
+            <w:r>
+              <w:rPr>
+                <w:sz w:val="18"/>
+              </w:rPr>
+              <w:t>ad_channel</w:t>
+            </w:r>
+          </w:p>
+        </w:tc>
+        <w:tc>
+          <w:tcPr>
+            <w:tcW w:type="dxa" w:w="2551"/>
+            <w:shd w:fill="F2F2F2" w:val="clear"/>
+          </w:tcPr>
+          <w:p>
+            <w:r>
+              <w:rPr>
+                <w:sz w:val="18"/>
+              </w:rPr>
+              <w:t>NaN→'нет_рекламы' + LabelEncoder</w:t>
+            </w:r>
+          </w:p>
+        </w:tc>
+        <w:tc>
+          <w:tcPr>
+            <w:tcW w:type="dxa" w:w="3118"/>
+            <w:shd w:fill="F2F2F2" w:val="clear"/>
+          </w:tcPr>
+          <w:p>
+            <w:r>
+              <w:rPr>
+                <w:sz w:val="18"/>
+              </w:rPr>
+              <w:t>known_categoricals</w:t>
+            </w:r>
+          </w:p>
+        </w:tc>
+      </w:tr>
+      <w:tr>
+        <w:tc>
+          <w:tcPr>
+            <w:tcW w:type="dxa" w:w="2551"/>
+            <w:shd w:fill="FFFFFF" w:val="clear"/>
+          </w:tcPr>
+          <w:p>
+            <w:r>
+              <w:rPr>
+                <w:sz w:val="18"/>
+              </w:rPr>
+              <w:t>holiday_name_enc</w:t>
+            </w:r>
+          </w:p>
+        </w:tc>
+        <w:tc>
+          <w:tcPr>
+            <w:tcW w:type="dxa" w:w="2268"/>
+            <w:shd w:fill="FFFFFF" w:val="clear"/>
+          </w:tcPr>
+          <w:p>
+            <w:r>
+              <w:rPr>
+                <w:sz w:val="18"/>
+              </w:rPr>
+              <w:t>holiday_name</w:t>
+            </w:r>
+          </w:p>
+        </w:tc>
+        <w:tc>
+          <w:tcPr>
+            <w:tcW w:type="dxa" w:w="2551"/>
+            <w:shd w:fill="FFFFFF" w:val="clear"/>
+          </w:tcPr>
+          <w:p>
+            <w:r>
+              <w:rPr>
+                <w:sz w:val="18"/>
+              </w:rPr>
+              <w:t>NaN→'нет_праздника' + LabelEncoder</w:t>
+            </w:r>
+          </w:p>
+        </w:tc>
+        <w:tc>
+          <w:tcPr>
+            <w:tcW w:type="dxa" w:w="3118"/>
+            <w:shd w:fill="FFFFFF" w:val="clear"/>
+          </w:tcPr>
+          <w:p>
+            <w:r>
+              <w:rPr>
+                <w:sz w:val="18"/>
+              </w:rPr>
+              <w:t>known_categoricals</w:t>
+            </w:r>
+          </w:p>
+        </w:tc>
+      </w:tr>
+      <w:tr>
+        <w:tc>
+          <w:tcPr>
+            <w:tcW w:type="dxa" w:w="2551"/>
+            <w:shd w:fill="F2F2F2" w:val="clear"/>
+          </w:tcPr>
+          <w:p>
+            <w:r>
+              <w:rPr>
+                <w:sz w:val="18"/>
+              </w:rPr>
+              <w:t>hour</w:t>
+            </w:r>
+          </w:p>
+        </w:tc>
+        <w:tc>
+          <w:tcPr>
+            <w:tcW w:type="dxa" w:w="2268"/>
+            <w:shd w:fill="F2F2F2" w:val="clear"/>
+          </w:tcPr>
+          <w:p>
+            <w:r>
+              <w:rPr>
+                <w:sz w:val="18"/>
+              </w:rPr>
+              <w:t>hour</w:t>
+            </w:r>
+          </w:p>
+        </w:tc>
+        <w:tc>
+          <w:tcPr>
+            <w:tcW w:type="dxa" w:w="2551"/>
+            <w:shd w:fill="F2F2F2" w:val="clear"/>
+          </w:tcPr>
+          <w:p>
+            <w:r>
+              <w:rPr>
+                <w:sz w:val="18"/>
+              </w:rPr>
+              <w:t>Z-score</w:t>
+            </w:r>
+          </w:p>
+        </w:tc>
+        <w:tc>
+          <w:tcPr>
+            <w:tcW w:type="dxa" w:w="3118"/>
+            <w:shd w:fill="F2F2F2" w:val="clear"/>
+          </w:tcPr>
+          <w:p>
+            <w:r>
+              <w:rPr>
+                <w:sz w:val="18"/>
+              </w:rPr>
+              <w:t>known_reals</w:t>
+            </w:r>
+          </w:p>
+        </w:tc>
+      </w:tr>
+      <w:tr>
+        <w:tc>
+          <w:tcPr>
+            <w:tcW w:type="dxa" w:w="2551"/>
+            <w:shd w:fill="FFFFFF" w:val="clear"/>
+          </w:tcPr>
+          <w:p>
+            <w:r>
+              <w:rPr>
+                <w:sz w:val="18"/>
+              </w:rPr>
+              <w:t>hour_sin / hour_cos</w:t>
+            </w:r>
+          </w:p>
+        </w:tc>
+        <w:tc>
+          <w:tcPr>
+            <w:tcW w:type="dxa" w:w="2268"/>
+            <w:shd w:fill="FFFFFF" w:val="clear"/>
+          </w:tcPr>
+          <w:p>
+            <w:r>
+              <w:rPr>
+                <w:sz w:val="18"/>
+              </w:rPr>
+              <w:t>hour</w:t>
+            </w:r>
+          </w:p>
+        </w:tc>
+        <w:tc>
+          <w:tcPr>
+            <w:tcW w:type="dxa" w:w="2551"/>
+            <w:shd w:fill="FFFFFF" w:val="clear"/>
+          </w:tcPr>
+          <w:p>
+            <w:r>
+              <w:rPr>
+                <w:sz w:val="18"/>
+              </w:rPr>
+              <w:t>sin/cos(2π·h/24)</w:t>
+            </w:r>
+          </w:p>
+        </w:tc>
+        <w:tc>
+          <w:tcPr>
+            <w:tcW w:type="dxa" w:w="3118"/>
+            <w:shd w:fill="FFFFFF" w:val="clear"/>
+          </w:tcPr>
+          <w:p>
+            <w:r>
+              <w:rPr>
+                <w:sz w:val="18"/>
+              </w:rPr>
+              <w:t>known_reals</w:t>
+            </w:r>
+          </w:p>
+        </w:tc>
+      </w:tr>
+      <w:tr>
+        <w:tc>
+          <w:tcPr>
+            <w:tcW w:type="dxa" w:w="2551"/>
+            <w:shd w:fill="F2F2F2" w:val="clear"/>
+          </w:tcPr>
+          <w:p>
+            <w:r>
+              <w:rPr>
+                <w:sz w:val="18"/>
+              </w:rPr>
+              <w:t>day_of_week</w:t>
+            </w:r>
+          </w:p>
+        </w:tc>
+        <w:tc>
+          <w:tcPr>
+            <w:tcW w:type="dxa" w:w="2268"/>
+            <w:shd w:fill="F2F2F2" w:val="clear"/>
+          </w:tcPr>
+          <w:p>
+            <w:r>
+              <w:rPr>
+                <w:sz w:val="18"/>
+              </w:rPr>
+              <w:t>day_of_week</w:t>
+            </w:r>
+          </w:p>
+        </w:tc>
+        <w:tc>
+          <w:tcPr>
+            <w:tcW w:type="dxa" w:w="2551"/>
+            <w:shd w:fill="F2F2F2" w:val="clear"/>
+          </w:tcPr>
+          <w:p>
+            <w:r>
+              <w:rPr>
+                <w:sz w:val="18"/>
+              </w:rPr>
+              <w:t>Z-score</w:t>
+            </w:r>
+          </w:p>
+        </w:tc>
+        <w:tc>
+          <w:tcPr>
+            <w:tcW w:type="dxa" w:w="3118"/>
+            <w:shd w:fill="F2F2F2" w:val="clear"/>
+          </w:tcPr>
+          <w:p>
+            <w:r>
+              <w:rPr>
+                <w:sz w:val="18"/>
+              </w:rPr>
+              <w:t>known_reals</w:t>
+            </w:r>
+          </w:p>
+        </w:tc>
+      </w:tr>
+      <w:tr>
+        <w:tc>
+          <w:tcPr>
+            <w:tcW w:type="dxa" w:w="2551"/>
+            <w:shd w:fill="FFFFFF" w:val="clear"/>
+          </w:tcPr>
+          <w:p>
+            <w:r>
+              <w:rPr>
+                <w:sz w:val="18"/>
+              </w:rPr>
+              <w:t>dow_sin / dow_cos</w:t>
+            </w:r>
+          </w:p>
+        </w:tc>
+        <w:tc>
+          <w:tcPr>
+            <w:tcW w:type="dxa" w:w="2268"/>
+            <w:shd w:fill="FFFFFF" w:val="clear"/>
+          </w:tcPr>
+          <w:p>
+            <w:r>
+              <w:rPr>
+                <w:sz w:val="18"/>
+              </w:rPr>
+              <w:t>day_of_week</w:t>
+            </w:r>
+          </w:p>
+        </w:tc>
+        <w:tc>
+          <w:tcPr>
+            <w:tcW w:type="dxa" w:w="2551"/>
+            <w:shd w:fill="FFFFFF" w:val="clear"/>
+          </w:tcPr>
+          <w:p>
+            <w:r>
+              <w:rPr>
+                <w:sz w:val="18"/>
+              </w:rPr>
+              <w:t>sin/cos(2π·d/7)</w:t>
+            </w:r>
+          </w:p>
+        </w:tc>
+        <w:tc>
+          <w:tcPr>
+            <w:tcW w:type="dxa" w:w="3118"/>
+            <w:shd w:fill="FFFFFF" w:val="clear"/>
+          </w:tcPr>
+          <w:p>
+            <w:r>
+              <w:rPr>
+                <w:sz w:val="18"/>
+              </w:rPr>
+              <w:t>known_reals</w:t>
+            </w:r>
+          </w:p>
+        </w:tc>
+      </w:tr>
+      <w:tr>
+        <w:tc>
+          <w:tcPr>
+            <w:tcW w:type="dxa" w:w="2551"/>
+            <w:shd w:fill="F2F2F2" w:val="clear"/>
+          </w:tcPr>
+          <w:p>
+            <w:r>
+              <w:rPr>
+                <w:sz w:val="18"/>
+              </w:rPr>
+              <w:t>month</w:t>
+            </w:r>
+          </w:p>
+        </w:tc>
+        <w:tc>
+          <w:tcPr>
+            <w:tcW w:type="dxa" w:w="2268"/>
+            <w:shd w:fill="F2F2F2" w:val="clear"/>
+          </w:tcPr>
+          <w:p>
+            <w:r>
+              <w:rPr>
+                <w:sz w:val="18"/>
+              </w:rPr>
+              <w:t>month</w:t>
+            </w:r>
+          </w:p>
+        </w:tc>
+        <w:tc>
+          <w:tcPr>
+            <w:tcW w:type="dxa" w:w="2551"/>
+            <w:shd w:fill="F2F2F2" w:val="clear"/>
+          </w:tcPr>
+          <w:p>
+            <w:r>
+              <w:rPr>
+                <w:sz w:val="18"/>
+              </w:rPr>
+              <w:t>Z-score</w:t>
+            </w:r>
+          </w:p>
+        </w:tc>
+        <w:tc>
+          <w:tcPr>
+            <w:tcW w:type="dxa" w:w="3118"/>
+            <w:shd w:fill="F2F2F2" w:val="clear"/>
+          </w:tcPr>
+          <w:p>
+            <w:r>
+              <w:rPr>
+                <w:sz w:val="18"/>
+              </w:rPr>
+              <w:t>known_reals</w:t>
+            </w:r>
+          </w:p>
+        </w:tc>
+      </w:tr>
+      <w:tr>
+        <w:tc>
+          <w:tcPr>
+            <w:tcW w:type="dxa" w:w="2551"/>
+            <w:shd w:fill="FFFFFF" w:val="clear"/>
+          </w:tcPr>
+          <w:p>
+            <w:r>
+              <w:rPr>
+                <w:sz w:val="18"/>
+              </w:rPr>
+              <w:t>month_sin / month_cos</w:t>
+            </w:r>
+          </w:p>
+        </w:tc>
+        <w:tc>
+          <w:tcPr>
+            <w:tcW w:type="dxa" w:w="2268"/>
+            <w:shd w:fill="FFFFFF" w:val="clear"/>
+          </w:tcPr>
+          <w:p>
+            <w:r>
+              <w:rPr>
+                <w:sz w:val="18"/>
+              </w:rPr>
+              <w:t>month</w:t>
+            </w:r>
+          </w:p>
+        </w:tc>
+        <w:tc>
+          <w:tcPr>
+            <w:tcW w:type="dxa" w:w="2551"/>
+            <w:shd w:fill="FFFFFF" w:val="clear"/>
+          </w:tcPr>
+          <w:p>
+            <w:r>
+              <w:rPr>
+                <w:sz w:val="18"/>
+              </w:rPr>
+              <w:t>sin/cos(2π·m/12)</w:t>
+            </w:r>
+          </w:p>
+        </w:tc>
+        <w:tc>
+          <w:tcPr>
+            <w:tcW w:type="dxa" w:w="3118"/>
+            <w:shd w:fill="FFFFFF" w:val="clear"/>
+          </w:tcPr>
+          <w:p>
+            <w:r>
+              <w:rPr>
+                <w:sz w:val="18"/>
+              </w:rPr>
+              <w:t>known_reals</w:t>
+            </w:r>
+          </w:p>
+        </w:tc>
+      </w:tr>
+      <w:tr>
+        <w:tc>
+          <w:tcPr>
+            <w:tcW w:type="dxa" w:w="2551"/>
+            <w:shd w:fill="F2F2F2" w:val="clear"/>
+          </w:tcPr>
+          <w:p>
+            <w:r>
+              <w:rPr>
+                <w:sz w:val="18"/>
+              </w:rPr>
+              <w:t>week_of_year</w:t>
+            </w:r>
+          </w:p>
+        </w:tc>
+        <w:tc>
+          <w:tcPr>
+            <w:tcW w:type="dxa" w:w="2268"/>
+            <w:shd w:fill="F2F2F2" w:val="clear"/>
+          </w:tcPr>
+          <w:p>
+            <w:r>
+              <w:rPr>
+                <w:sz w:val="18"/>
+              </w:rPr>
+              <w:t>week_of_year</w:t>
+            </w:r>
+          </w:p>
+        </w:tc>
+        <w:tc>
+          <w:tcPr>
+            <w:tcW w:type="dxa" w:w="2551"/>
+            <w:shd w:fill="F2F2F2" w:val="clear"/>
+          </w:tcPr>
+          <w:p>
+            <w:r>
+              <w:rPr>
+                <w:sz w:val="18"/>
+              </w:rPr>
+              <w:t>Z-score</w:t>
+            </w:r>
+          </w:p>
+        </w:tc>
+        <w:tc>
+          <w:tcPr>
+            <w:tcW w:type="dxa" w:w="3118"/>
+            <w:shd w:fill="F2F2F2" w:val="clear"/>
+          </w:tcPr>
+          <w:p>
+            <w:r>
+              <w:rPr>
+                <w:sz w:val="18"/>
+              </w:rPr>
+              <w:t>known_reals</w:t>
+            </w:r>
+          </w:p>
+        </w:tc>
+      </w:tr>
+      <w:tr>
+        <w:tc>
+          <w:tcPr>
+            <w:tcW w:type="dxa" w:w="2551"/>
+            <w:shd w:fill="FFFFFF" w:val="clear"/>
+          </w:tcPr>
+          <w:p>
+            <w:r>
+              <w:rPr>
+                <w:sz w:val="18"/>
+              </w:rPr>
+              <w:t>woy_sin / woy_cos</w:t>
+            </w:r>
+          </w:p>
+        </w:tc>
+        <w:tc>
+          <w:tcPr>
+            <w:tcW w:type="dxa" w:w="2268"/>
+            <w:shd w:fill="FFFFFF" w:val="clear"/>
+          </w:tcPr>
+          <w:p>
+            <w:r>
+              <w:rPr>
+                <w:sz w:val="18"/>
+              </w:rPr>
+              <w:t>week_of_year</w:t>
+            </w:r>
+          </w:p>
+        </w:tc>
+        <w:tc>
+          <w:tcPr>
+            <w:tcW w:type="dxa" w:w="2551"/>
+            <w:shd w:fill="FFFFFF" w:val="clear"/>
+          </w:tcPr>
+          <w:p>
+            <w:r>
+              <w:rPr>
+                <w:sz w:val="18"/>
+              </w:rPr>
+              <w:t>sin/cos(2π·w/52)</w:t>
+            </w:r>
+          </w:p>
+        </w:tc>
+        <w:tc>
+          <w:tcPr>
+            <w:tcW w:type="dxa" w:w="3118"/>
+            <w:shd w:fill="FFFFFF" w:val="clear"/>
+          </w:tcPr>
+          <w:p>
+            <w:r>
+              <w:rPr>
+                <w:sz w:val="18"/>
+              </w:rPr>
+              <w:t>known_reals</w:t>
+            </w:r>
+          </w:p>
+        </w:tc>
+      </w:tr>
+      <w:tr>
+        <w:tc>
+          <w:tcPr>
+            <w:tcW w:type="dxa" w:w="2551"/>
+            <w:shd w:fill="F2F2F2" w:val="clear"/>
+          </w:tcPr>
+          <w:p>
+            <w:r>
+              <w:rPr>
+                <w:sz w:val="18"/>
+              </w:rPr>
+              <w:t>quarter</w:t>
+            </w:r>
+          </w:p>
+        </w:tc>
+        <w:tc>
+          <w:tcPr>
+            <w:tcW w:type="dxa" w:w="2268"/>
+            <w:shd w:fill="F2F2F2" w:val="clear"/>
+          </w:tcPr>
+          <w:p>
+            <w:r>
+              <w:rPr>
+                <w:sz w:val="18"/>
+              </w:rPr>
+              <w:t>quarter</w:t>
+            </w:r>
+          </w:p>
+        </w:tc>
+        <w:tc>
+          <w:tcPr>
+            <w:tcW w:type="dxa" w:w="2551"/>
+            <w:shd w:fill="F2F2F2" w:val="clear"/>
+          </w:tcPr>
+          <w:p>
+            <w:r>
+              <w:rPr>
+                <w:sz w:val="18"/>
+              </w:rPr>
+              <w:t>Z-score</w:t>
+            </w:r>
+          </w:p>
+        </w:tc>
+        <w:tc>
+          <w:tcPr>
+            <w:tcW w:type="dxa" w:w="3118"/>
+            <w:shd w:fill="F2F2F2" w:val="clear"/>
+          </w:tcPr>
+          <w:p>
+            <w:r>
+              <w:rPr>
+                <w:sz w:val="18"/>
+              </w:rPr>
+              <w:t>known_reals</w:t>
+            </w:r>
+          </w:p>
+        </w:tc>
+      </w:tr>
+      <w:tr>
+        <w:tc>
+          <w:tcPr>
+            <w:tcW w:type="dxa" w:w="2551"/>
+            <w:shd w:fill="FFFFFF" w:val="clear"/>
+          </w:tcPr>
+          <w:p>
+            <w:r>
+              <w:rPr>
+                <w:sz w:val="18"/>
+              </w:rPr>
+              <w:t>is_weekend</w:t>
+            </w:r>
+          </w:p>
+        </w:tc>
+        <w:tc>
+          <w:tcPr>
+            <w:tcW w:type="dxa" w:w="2268"/>
+            <w:shd w:fill="FFFFFF" w:val="clear"/>
+          </w:tcPr>
+          <w:p>
+            <w:r>
+              <w:rPr>
+                <w:sz w:val="18"/>
+              </w:rPr>
+              <w:t>is_weekend</w:t>
+            </w:r>
+          </w:p>
+        </w:tc>
+        <w:tc>
+          <w:tcPr>
+            <w:tcW w:type="dxa" w:w="2551"/>
+            <w:shd w:fill="FFFFFF" w:val="clear"/>
+          </w:tcPr>
+          <w:p>
+            <w:r>
+              <w:rPr>
+                <w:sz w:val="18"/>
+              </w:rPr>
+              <w:t>— (бинарная)</w:t>
+            </w:r>
+          </w:p>
+        </w:tc>
+        <w:tc>
+          <w:tcPr>
+            <w:tcW w:type="dxa" w:w="3118"/>
+            <w:shd w:fill="FFFFFF" w:val="clear"/>
+          </w:tcPr>
+          <w:p>
+            <w:r>
+              <w:rPr>
+                <w:sz w:val="18"/>
+              </w:rPr>
+              <w:t>known_reals</w:t>
+            </w:r>
+          </w:p>
+        </w:tc>
+      </w:tr>
+      <w:tr>
+        <w:tc>
+          <w:tcPr>
+            <w:tcW w:type="dxa" w:w="2551"/>
+            <w:shd w:fill="F2F2F2" w:val="clear"/>
+          </w:tcPr>
+          <w:p>
+            <w:r>
+              <w:rPr>
+                <w:sz w:val="18"/>
+              </w:rPr>
+              <w:t>is_holiday</w:t>
+            </w:r>
+          </w:p>
+        </w:tc>
+        <w:tc>
+          <w:tcPr>
+            <w:tcW w:type="dxa" w:w="2268"/>
+            <w:shd w:fill="F2F2F2" w:val="clear"/>
+          </w:tcPr>
+          <w:p>
+            <w:r>
+              <w:rPr>
+                <w:sz w:val="18"/>
+              </w:rPr>
+              <w:t>is_holiday</w:t>
+            </w:r>
+          </w:p>
+        </w:tc>
+        <w:tc>
+          <w:tcPr>
+            <w:tcW w:type="dxa" w:w="2551"/>
+            <w:shd w:fill="F2F2F2" w:val="clear"/>
+          </w:tcPr>
+          <w:p>
+            <w:r>
+              <w:rPr>
+                <w:sz w:val="18"/>
+              </w:rPr>
+              <w:t>— (бинарная)</w:t>
+            </w:r>
+          </w:p>
+        </w:tc>
+        <w:tc>
+          <w:tcPr>
+            <w:tcW w:type="dxa" w:w="3118"/>
+            <w:shd w:fill="F2F2F2" w:val="clear"/>
+          </w:tcPr>
+          <w:p>
+            <w:r>
+              <w:rPr>
+                <w:sz w:val="18"/>
+              </w:rPr>
+              <w:t>known_reals</w:t>
+            </w:r>
+          </w:p>
+        </w:tc>
+      </w:tr>
+      <w:tr>
+        <w:tc>
+          <w:tcPr>
+            <w:tcW w:type="dxa" w:w="2551"/>
+            <w:shd w:fill="FFFFFF" w:val="clear"/>
+          </w:tcPr>
+          <w:p>
+            <w:r>
+              <w:rPr>
+                <w:sz w:val="18"/>
+              </w:rPr>
+              <w:t>is_rush_hour</w:t>
+            </w:r>
+          </w:p>
+        </w:tc>
+        <w:tc>
+          <w:tcPr>
+            <w:tcW w:type="dxa" w:w="2268"/>
+            <w:shd w:fill="FFFFFF" w:val="clear"/>
+          </w:tcPr>
+          <w:p>
+            <w:r>
+              <w:rPr>
+                <w:sz w:val="18"/>
+              </w:rPr>
+              <w:t>is_rush_hour</w:t>
+            </w:r>
+          </w:p>
+        </w:tc>
+        <w:tc>
+          <w:tcPr>
+            <w:tcW w:type="dxa" w:w="2551"/>
+            <w:shd w:fill="FFFFFF" w:val="clear"/>
+          </w:tcPr>
+          <w:p>
+            <w:r>
+              <w:rPr>
+                <w:sz w:val="18"/>
+              </w:rPr>
+              <w:t>— (бинарная)</w:t>
+            </w:r>
+          </w:p>
+        </w:tc>
+        <w:tc>
+          <w:tcPr>
+            <w:tcW w:type="dxa" w:w="3118"/>
+            <w:shd w:fill="FFFFFF" w:val="clear"/>
+          </w:tcPr>
+          <w:p>
+            <w:r>
+              <w:rPr>
+                <w:sz w:val="18"/>
+              </w:rPr>
+              <w:t>known_reals</w:t>
+            </w:r>
+          </w:p>
+        </w:tc>
+      </w:tr>
+      <w:tr>
+        <w:tc>
+          <w:tcPr>
+            <w:tcW w:type="dxa" w:w="2551"/>
+            <w:shd w:fill="F2F2F2" w:val="clear"/>
+          </w:tcPr>
+          <w:p>
+            <w:r>
+              <w:rPr>
+                <w:sz w:val="18"/>
+              </w:rPr>
+              <w:t>is_night</w:t>
+            </w:r>
+          </w:p>
+        </w:tc>
+        <w:tc>
+          <w:tcPr>
+            <w:tcW w:type="dxa" w:w="2268"/>
+            <w:shd w:fill="F2F2F2" w:val="clear"/>
+          </w:tcPr>
+          <w:p>
+            <w:r>
+              <w:rPr>
+                <w:sz w:val="18"/>
+              </w:rPr>
+              <w:t>is_night</w:t>
+            </w:r>
+          </w:p>
+        </w:tc>
+        <w:tc>
+          <w:tcPr>
+            <w:tcW w:type="dxa" w:w="2551"/>
+            <w:shd w:fill="F2F2F2" w:val="clear"/>
+          </w:tcPr>
+          <w:p>
+            <w:r>
+              <w:rPr>
+                <w:sz w:val="18"/>
+              </w:rPr>
+              <w:t>— (бинарная)</w:t>
+            </w:r>
+          </w:p>
+        </w:tc>
+        <w:tc>
+          <w:tcPr>
+            <w:tcW w:type="dxa" w:w="3118"/>
+            <w:shd w:fill="F2F2F2" w:val="clear"/>
+          </w:tcPr>
+          <w:p>
+            <w:r>
+              <w:rPr>
+                <w:sz w:val="18"/>
+              </w:rPr>
+              <w:t>known_reals</w:t>
+            </w:r>
+          </w:p>
+        </w:tc>
+      </w:tr>
+      <w:tr>
+        <w:tc>
+          <w:tcPr>
+            <w:tcW w:type="dxa" w:w="2551"/>
+            <w:shd w:fill="FFFFFF" w:val="clear"/>
+          </w:tcPr>
+          <w:p>
+            <w:r>
+              <w:rPr>
+                <w:sz w:val="18"/>
+              </w:rPr>
+              <w:t>promotion_fuel_active</w:t>
+            </w:r>
+          </w:p>
+        </w:tc>
+        <w:tc>
+          <w:tcPr>
+            <w:tcW w:type="dxa" w:w="2268"/>
+            <w:shd w:fill="FFFFFF" w:val="clear"/>
+          </w:tcPr>
+          <w:p>
+            <w:r>
+              <w:rPr>
+                <w:sz w:val="18"/>
+              </w:rPr>
+              <w:t>promotion_fuel_active</w:t>
+            </w:r>
+          </w:p>
+        </w:tc>
+        <w:tc>
+          <w:tcPr>
+            <w:tcW w:type="dxa" w:w="2551"/>
+            <w:shd w:fill="FFFFFF" w:val="clear"/>
+          </w:tcPr>
+          <w:p>
+            <w:r>
+              <w:rPr>
+                <w:sz w:val="18"/>
+              </w:rPr>
+              <w:t>— (бинарная)</w:t>
+            </w:r>
+          </w:p>
+        </w:tc>
+        <w:tc>
+          <w:tcPr>
+            <w:tcW w:type="dxa" w:w="3118"/>
+            <w:shd w:fill="FFFFFF" w:val="clear"/>
+          </w:tcPr>
+          <w:p>
+            <w:r>
+              <w:rPr>
+                <w:sz w:val="18"/>
+              </w:rPr>
+              <w:t>known_reals</w:t>
+            </w:r>
+          </w:p>
+        </w:tc>
+      </w:tr>
+      <w:tr>
+        <w:tc>
+          <w:tcPr>
+            <w:tcW w:type="dxa" w:w="2551"/>
+            <w:shd w:fill="F2F2F2" w:val="clear"/>
+          </w:tcPr>
+          <w:p>
+            <w:r>
+              <w:rPr>
+                <w:sz w:val="18"/>
+              </w:rPr>
+              <w:t>promotion_shop_active</w:t>
+            </w:r>
+          </w:p>
+        </w:tc>
+        <w:tc>
+          <w:tcPr>
+            <w:tcW w:type="dxa" w:w="2268"/>
+            <w:shd w:fill="F2F2F2" w:val="clear"/>
+          </w:tcPr>
+          <w:p>
+            <w:r>
+              <w:rPr>
+                <w:sz w:val="18"/>
+              </w:rPr>
+              <w:t>promotion_shop_active</w:t>
+            </w:r>
+          </w:p>
+        </w:tc>
+        <w:tc>
+          <w:tcPr>
+            <w:tcW w:type="dxa" w:w="2551"/>
+            <w:shd w:fill="F2F2F2" w:val="clear"/>
+          </w:tcPr>
+          <w:p>
+            <w:r>
+              <w:rPr>
+                <w:sz w:val="18"/>
+              </w:rPr>
+              <w:t>— (бинарная)</w:t>
+            </w:r>
+          </w:p>
+        </w:tc>
+        <w:tc>
+          <w:tcPr>
+            <w:tcW w:type="dxa" w:w="3118"/>
+            <w:shd w:fill="F2F2F2" w:val="clear"/>
+          </w:tcPr>
+          <w:p>
+            <w:r>
+              <w:rPr>
+                <w:sz w:val="18"/>
+              </w:rPr>
+              <w:t>known_reals</w:t>
+            </w:r>
+          </w:p>
+        </w:tc>
+      </w:tr>
+      <w:tr>
+        <w:tc>
+          <w:tcPr>
+            <w:tcW w:type="dxa" w:w="2551"/>
+            <w:shd w:fill="FFFFFF" w:val="clear"/>
+          </w:tcPr>
+          <w:p>
+            <w:r>
+              <w:rPr>
+                <w:sz w:val="18"/>
+              </w:rPr>
+              <w:t>promotion_cafe_active</w:t>
+            </w:r>
+          </w:p>
+        </w:tc>
+        <w:tc>
+          <w:tcPr>
+            <w:tcW w:type="dxa" w:w="2268"/>
+            <w:shd w:fill="FFFFFF" w:val="clear"/>
+          </w:tcPr>
+          <w:p>
+            <w:r>
+              <w:rPr>
+                <w:sz w:val="18"/>
+              </w:rPr>
+              <w:t>promotion_cafe_active</w:t>
+            </w:r>
+          </w:p>
+        </w:tc>
+        <w:tc>
+          <w:tcPr>
+            <w:tcW w:type="dxa" w:w="2551"/>
+            <w:shd w:fill="FFFFFF" w:val="clear"/>
+          </w:tcPr>
+          <w:p>
+            <w:r>
+              <w:rPr>
+                <w:sz w:val="18"/>
+              </w:rPr>
+              <w:t>— (бинарная)</w:t>
+            </w:r>
+          </w:p>
+        </w:tc>
+        <w:tc>
+          <w:tcPr>
+            <w:tcW w:type="dxa" w:w="3118"/>
+            <w:shd w:fill="FFFFFF" w:val="clear"/>
+          </w:tcPr>
+          <w:p>
+            <w:r>
+              <w:rPr>
+                <w:sz w:val="18"/>
+              </w:rPr>
+              <w:t>known_reals</w:t>
+            </w:r>
+          </w:p>
+        </w:tc>
+      </w:tr>
+      <w:tr>
+        <w:tc>
+          <w:tcPr>
+            <w:tcW w:type="dxa" w:w="2551"/>
+            <w:shd w:fill="F2F2F2" w:val="clear"/>
+          </w:tcPr>
+          <w:p>
+            <w:r>
+              <w:rPr>
+                <w:sz w:val="18"/>
+              </w:rPr>
+              <w:t>ad_active</w:t>
+            </w:r>
+          </w:p>
+        </w:tc>
+        <w:tc>
+          <w:tcPr>
+            <w:tcW w:type="dxa" w:w="2268"/>
+            <w:shd w:fill="F2F2F2" w:val="clear"/>
+          </w:tcPr>
+          <w:p>
+            <w:r>
+              <w:rPr>
+                <w:sz w:val="18"/>
+              </w:rPr>
+              <w:t>ad_active</w:t>
+            </w:r>
+          </w:p>
+        </w:tc>
+        <w:tc>
+          <w:tcPr>
+            <w:tcW w:type="dxa" w:w="2551"/>
+            <w:shd w:fill="F2F2F2" w:val="clear"/>
+          </w:tcPr>
+          <w:p>
+            <w:r>
+              <w:rPr>
+                <w:sz w:val="18"/>
+              </w:rPr>
+              <w:t>— (бинарная)</w:t>
+            </w:r>
+          </w:p>
+        </w:tc>
+        <w:tc>
+          <w:tcPr>
+            <w:tcW w:type="dxa" w:w="3118"/>
+            <w:shd w:fill="F2F2F2" w:val="clear"/>
+          </w:tcPr>
+          <w:p>
+            <w:r>
+              <w:rPr>
+                <w:sz w:val="18"/>
+              </w:rPr>
+              <w:t>known_reals</w:t>
+            </w:r>
+          </w:p>
+        </w:tc>
+      </w:tr>
+      <w:tr>
+        <w:tc>
+          <w:tcPr>
+            <w:tcW w:type="dxa" w:w="2551"/>
+            <w:shd w:fill="FFFFFF" w:val="clear"/>
+          </w:tcPr>
+          <w:p>
+            <w:r>
+              <w:rPr>
+                <w:sz w:val="18"/>
+              </w:rPr>
+              <w:t>price_AI92/95/98 (3 к.)</w:t>
+            </w:r>
+          </w:p>
+        </w:tc>
+        <w:tc>
+          <w:tcPr>
+            <w:tcW w:type="dxa" w:w="2268"/>
+            <w:shd w:fill="FFFFFF" w:val="clear"/>
+          </w:tcPr>
+          <w:p>
+            <w:r>
+              <w:rPr>
+                <w:sz w:val="18"/>
+              </w:rPr>
+              <w:t>price_AI92/95/98</w:t>
+            </w:r>
+          </w:p>
+        </w:tc>
+        <w:tc>
+          <w:tcPr>
+            <w:tcW w:type="dxa" w:w="2551"/>
+            <w:shd w:fill="FFFFFF" w:val="clear"/>
+          </w:tcPr>
+          <w:p>
+            <w:r>
+              <w:rPr>
+                <w:sz w:val="18"/>
+              </w:rPr>
+              <w:t>Z-score per-station</w:t>
+            </w:r>
+          </w:p>
+        </w:tc>
+        <w:tc>
+          <w:tcPr>
+            <w:tcW w:type="dxa" w:w="3118"/>
+            <w:shd w:fill="FFFFFF" w:val="clear"/>
+          </w:tcPr>
+          <w:p>
+            <w:r>
+              <w:rPr>
+                <w:sz w:val="18"/>
+              </w:rPr>
+              <w:t>known_reals</w:t>
+            </w:r>
+          </w:p>
+        </w:tc>
+      </w:tr>
+      <w:tr>
+        <w:tc>
+          <w:tcPr>
+            <w:tcW w:type="dxa" w:w="2551"/>
+            <w:shd w:fill="F2F2F2" w:val="clear"/>
+          </w:tcPr>
+          <w:p>
+            <w:r>
+              <w:rPr>
+                <w:sz w:val="18"/>
+              </w:rPr>
+              <w:t>price_DT_* (4 к.)</w:t>
+            </w:r>
+          </w:p>
+        </w:tc>
+        <w:tc>
+          <w:tcPr>
+            <w:tcW w:type="dxa" w:w="2268"/>
+            <w:shd w:fill="F2F2F2" w:val="clear"/>
+          </w:tcPr>
+          <w:p>
+            <w:r>
+              <w:rPr>
+                <w:sz w:val="18"/>
+              </w:rPr>
+              <w:t>price_DT_*</w:t>
+            </w:r>
+          </w:p>
+        </w:tc>
+        <w:tc>
+          <w:tcPr>
+            <w:tcW w:type="dxa" w:w="2551"/>
+            <w:shd w:fill="F2F2F2" w:val="clear"/>
+          </w:tcPr>
+          <w:p>
+            <w:r>
+              <w:rPr>
+                <w:sz w:val="18"/>
+              </w:rPr>
+              <w:t>Z-score per-station (4 кол.)</w:t>
+            </w:r>
+          </w:p>
+        </w:tc>
+        <w:tc>
+          <w:tcPr>
+            <w:tcW w:type="dxa" w:w="3118"/>
+            <w:shd w:fill="F2F2F2" w:val="clear"/>
+          </w:tcPr>
+          <w:p>
+            <w:r>
+              <w:rPr>
+                <w:sz w:val="18"/>
+              </w:rPr>
+              <w:t>known_reals</w:t>
+            </w:r>
+          </w:p>
+        </w:tc>
+      </w:tr>
+      <w:tr>
+        <w:tc>
+          <w:tcPr>
+            <w:tcW w:type="dxa" w:w="2551"/>
+            <w:shd w:fill="FFFFFF" w:val="clear"/>
+          </w:tcPr>
+          <w:p>
+            <w:r>
+              <w:rPr>
+                <w:sz w:val="18"/>
+              </w:rPr>
+              <w:t>temperature</w:t>
+            </w:r>
+          </w:p>
+        </w:tc>
+        <w:tc>
+          <w:tcPr>
+            <w:tcW w:type="dxa" w:w="2268"/>
+            <w:shd w:fill="FFFFFF" w:val="clear"/>
+          </w:tcPr>
+          <w:p>
+            <w:r>
+              <w:rPr>
+                <w:sz w:val="18"/>
+              </w:rPr>
+              <w:t>temperature</w:t>
+            </w:r>
+          </w:p>
+        </w:tc>
+        <w:tc>
+          <w:tcPr>
+            <w:tcW w:type="dxa" w:w="2551"/>
+            <w:shd w:fill="FFFFFF" w:val="clear"/>
+          </w:tcPr>
+          <w:p>
+            <w:r>
+              <w:rPr>
+                <w:sz w:val="18"/>
+              </w:rPr>
+              <w:t>Winsorization + Z-score</w:t>
+            </w:r>
+          </w:p>
+        </w:tc>
+        <w:tc>
+          <w:tcPr>
+            <w:tcW w:type="dxa" w:w="3118"/>
+            <w:shd w:fill="FFFFFF" w:val="clear"/>
+          </w:tcPr>
+          <w:p>
+            <w:r>
+              <w:rPr>
+                <w:sz w:val="18"/>
+              </w:rPr>
+              <w:t>observed past (unknown_reals)</w:t>
+            </w:r>
+          </w:p>
+        </w:tc>
+      </w:tr>
+      <w:tr>
+        <w:tc>
+          <w:tcPr>
+            <w:tcW w:type="dxa" w:w="2551"/>
+            <w:shd w:fill="F2F2F2" w:val="clear"/>
+          </w:tcPr>
+          <w:p>
+            <w:r>
+              <w:rPr>
+                <w:sz w:val="18"/>
+              </w:rPr>
+              <w:t>precipitation_mm</w:t>
+            </w:r>
+          </w:p>
+        </w:tc>
+        <w:tc>
+          <w:tcPr>
+            <w:tcW w:type="dxa" w:w="2268"/>
+            <w:shd w:fill="F2F2F2" w:val="clear"/>
+          </w:tcPr>
+          <w:p>
+            <w:r>
+              <w:rPr>
+                <w:sz w:val="18"/>
+              </w:rPr>
+              <w:t>precipitation_mm</w:t>
+            </w:r>
+          </w:p>
+        </w:tc>
+        <w:tc>
+          <w:tcPr>
+            <w:tcW w:type="dxa" w:w="2551"/>
+            <w:shd w:fill="F2F2F2" w:val="clear"/>
+          </w:tcPr>
+          <w:p>
+            <w:r>
+              <w:rPr>
+                <w:sz w:val="18"/>
+              </w:rPr>
+              <w:t>Winsorization + Z-score</w:t>
+            </w:r>
+          </w:p>
+        </w:tc>
+        <w:tc>
+          <w:tcPr>
+            <w:tcW w:type="dxa" w:w="3118"/>
+            <w:shd w:fill="F2F2F2" w:val="clear"/>
+          </w:tcPr>
+          <w:p>
+            <w:r>
+              <w:rPr>
+                <w:sz w:val="18"/>
+              </w:rPr>
+              <w:t>observed past (unknown_reals)</w:t>
+            </w:r>
+          </w:p>
+        </w:tc>
+      </w:tr>
+      <w:tr>
+        <w:tc>
+          <w:tcPr>
+            <w:tcW w:type="dxa" w:w="2551"/>
+            <w:shd w:fill="FFFFFF" w:val="clear"/>
+          </w:tcPr>
+          <w:p>
+            <w:r>
+              <w:rPr>
+                <w:sz w:val="18"/>
+              </w:rPr>
+              <w:t>visibility_km</w:t>
+            </w:r>
+          </w:p>
+        </w:tc>
+        <w:tc>
+          <w:tcPr>
+            <w:tcW w:type="dxa" w:w="2268"/>
+            <w:shd w:fill="FFFFFF" w:val="clear"/>
+          </w:tcPr>
+          <w:p>
+            <w:r>
+              <w:rPr>
+                <w:sz w:val="18"/>
+              </w:rPr>
+              <w:t>visibility_km</w:t>
+            </w:r>
+          </w:p>
+        </w:tc>
+        <w:tc>
+          <w:tcPr>
+            <w:tcW w:type="dxa" w:w="2551"/>
+            <w:shd w:fill="FFFFFF" w:val="clear"/>
+          </w:tcPr>
+          <w:p>
+            <w:r>
+              <w:rPr>
+                <w:sz w:val="18"/>
+              </w:rPr>
+              <w:t>Winsorization + Z-score</w:t>
+            </w:r>
+          </w:p>
+        </w:tc>
+        <w:tc>
+          <w:tcPr>
+            <w:tcW w:type="dxa" w:w="3118"/>
+            <w:shd w:fill="FFFFFF" w:val="clear"/>
+          </w:tcPr>
+          <w:p>
+            <w:r>
+              <w:rPr>
+                <w:sz w:val="18"/>
+              </w:rPr>
+              <w:t>observed past (unknown_reals)</w:t>
+            </w:r>
+          </w:p>
+        </w:tc>
+      </w:tr>
+      <w:tr>
+        <w:tc>
+          <w:tcPr>
+            <w:tcW w:type="dxa" w:w="2551"/>
+            <w:shd w:fill="F2F2F2" w:val="clear"/>
+          </w:tcPr>
+          <w:p>
+            <w:r>
+              <w:rPr>
+                <w:sz w:val="18"/>
+              </w:rPr>
+              <w:t>wind_speed_ms</w:t>
+            </w:r>
+          </w:p>
+        </w:tc>
+        <w:tc>
+          <w:tcPr>
+            <w:tcW w:type="dxa" w:w="2268"/>
+            <w:shd w:fill="F2F2F2" w:val="clear"/>
+          </w:tcPr>
+          <w:p>
+            <w:r>
+              <w:rPr>
+                <w:sz w:val="18"/>
+              </w:rPr>
+              <w:t>wind_speed_ms</w:t>
+            </w:r>
+          </w:p>
+        </w:tc>
+        <w:tc>
+          <w:tcPr>
+            <w:tcW w:type="dxa" w:w="2551"/>
+            <w:shd w:fill="F2F2F2" w:val="clear"/>
+          </w:tcPr>
+          <w:p>
+            <w:r>
+              <w:rPr>
+                <w:sz w:val="18"/>
+              </w:rPr>
+              <w:t>Winsorization + Z-score</w:t>
+            </w:r>
+          </w:p>
+        </w:tc>
+        <w:tc>
+          <w:tcPr>
+            <w:tcW w:type="dxa" w:w="3118"/>
+            <w:shd w:fill="F2F2F2" w:val="clear"/>
+          </w:tcPr>
+          <w:p>
+            <w:r>
+              <w:rPr>
+                <w:sz w:val="18"/>
+              </w:rPr>
+              <w:t>observed past (unknown_reals)</w:t>
+            </w:r>
+          </w:p>
+        </w:tc>
+      </w:tr>
+      <w:tr>
+        <w:tc>
+          <w:tcPr>
+            <w:tcW w:type="dxa" w:w="2551"/>
+            <w:shd w:fill="FFFFFF" w:val="clear"/>
+          </w:tcPr>
+          <w:p>
+            <w:r>
+              <w:rPr>
+                <w:sz w:val="18"/>
+              </w:rPr>
+              <w:t>is_snow / is_rain / is_fog</w:t>
+            </w:r>
+          </w:p>
+        </w:tc>
+        <w:tc>
+          <w:tcPr>
+            <w:tcW w:type="dxa" w:w="2268"/>
+            <w:shd w:fill="FFFFFF" w:val="clear"/>
+          </w:tcPr>
+          <w:p>
+            <w:r>
+              <w:rPr>
+                <w:sz w:val="18"/>
+              </w:rPr>
+              <w:t>is_snow/rain/fog</w:t>
+            </w:r>
+          </w:p>
+        </w:tc>
+        <w:tc>
+          <w:tcPr>
+            <w:tcW w:type="dxa" w:w="2551"/>
+            <w:shd w:fill="FFFFFF" w:val="clear"/>
+          </w:tcPr>
+          <w:p>
+            <w:r>
+              <w:rPr>
+                <w:sz w:val="18"/>
+              </w:rPr>
+              <w:t>— (бинарные, 3 кол.)</w:t>
+            </w:r>
+          </w:p>
+        </w:tc>
+        <w:tc>
+          <w:tcPr>
+            <w:tcW w:type="dxa" w:w="3118"/>
+            <w:shd w:fill="FFFFFF" w:val="clear"/>
+          </w:tcPr>
+          <w:p>
+            <w:r>
+              <w:rPr>
+                <w:sz w:val="18"/>
+              </w:rPr>
+              <w:t>observed past (unknown_reals)</w:t>
+            </w:r>
+          </w:p>
+        </w:tc>
+      </w:tr>
+      <w:tr>
+        <w:tc>
+          <w:tcPr>
+            <w:tcW w:type="dxa" w:w="2551"/>
+            <w:shd w:fill="F2F2F2" w:val="clear"/>
+          </w:tcPr>
+          <w:p>
+            <w:r>
+              <w:rPr>
+                <w:sz w:val="18"/>
+              </w:rPr>
+              <w:t>weather_condition</w:t>
+            </w:r>
+          </w:p>
+        </w:tc>
+        <w:tc>
+          <w:tcPr>
+            <w:tcW w:type="dxa" w:w="2268"/>
+            <w:shd w:fill="F2F2F2" w:val="clear"/>
+          </w:tcPr>
+          <w:p>
+            <w:r>
+              <w:rPr>
+                <w:sz w:val="18"/>
+              </w:rPr>
+              <w:t>weather_condition</w:t>
+            </w:r>
+          </w:p>
+        </w:tc>
+        <w:tc>
+          <w:tcPr>
+            <w:tcW w:type="dxa" w:w="2551"/>
+            <w:shd w:fill="F2F2F2" w:val="clear"/>
+          </w:tcPr>
+          <w:p>
+            <w:r>
+              <w:rPr>
+                <w:sz w:val="18"/>
+              </w:rPr>
+              <w:t>Winsorization + Z-score</w:t>
+            </w:r>
+          </w:p>
+        </w:tc>
+        <w:tc>
+          <w:tcPr>
+            <w:tcW w:type="dxa" w:w="3118"/>
+            <w:shd w:fill="F2F2F2" w:val="clear"/>
+          </w:tcPr>
+          <w:p>
+            <w:r>
+              <w:rPr>
+                <w:sz w:val="18"/>
+              </w:rPr>
+              <w:t>observed past (unknown_reals)</w:t>
+            </w:r>
+          </w:p>
+        </w:tc>
+      </w:tr>
+      <w:tr>
+        <w:tc>
+          <w:tcPr>
+            <w:tcW w:type="dxa" w:w="2551"/>
+            <w:shd w:fill="FFFFFF" w:val="clear"/>
+          </w:tcPr>
+          <w:p>
+            <w:r>
+              <w:rPr>
+                <w:sz w:val="18"/>
+              </w:rPr>
+              <w:t>traffic_Passengers_cars</w:t>
+            </w:r>
+          </w:p>
+        </w:tc>
+        <w:tc>
+          <w:tcPr>
+            <w:tcW w:type="dxa" w:w="2268"/>
+            <w:shd w:fill="FFFFFF" w:val="clear"/>
+          </w:tcPr>
+          <w:p>
+            <w:r>
+              <w:rPr>
+                <w:sz w:val="18"/>
+              </w:rPr>
+              <w:t>traffic_Passengers_cars</w:t>
+            </w:r>
+          </w:p>
+        </w:tc>
+        <w:tc>
+          <w:tcPr>
+            <w:tcW w:type="dxa" w:w="2551"/>
+            <w:shd w:fill="FFFFFF" w:val="clear"/>
+          </w:tcPr>
+          <w:p>
+            <w:r>
+              <w:rPr>
+                <w:sz w:val="18"/>
+              </w:rPr>
+              <w:t>Winsorization + Z-score</w:t>
+            </w:r>
+          </w:p>
+        </w:tc>
+        <w:tc>
+          <w:tcPr>
+            <w:tcW w:type="dxa" w:w="3118"/>
+            <w:shd w:fill="FFFFFF" w:val="clear"/>
+          </w:tcPr>
+          <w:p>
+            <w:r>
+              <w:rPr>
+                <w:sz w:val="18"/>
+              </w:rPr>
+              <w:t>observed past (unknown_reals)</w:t>
+            </w:r>
+          </w:p>
+        </w:tc>
+      </w:tr>
+      <w:tr>
+        <w:tc>
+          <w:tcPr>
+            <w:tcW w:type="dxa" w:w="2551"/>
+            <w:shd w:fill="F2F2F2" w:val="clear"/>
+          </w:tcPr>
+          <w:p>
+            <w:r>
+              <w:rPr>
+                <w:sz w:val="18"/>
+              </w:rPr>
+              <w:t>traffic_Truck_short</w:t>
+            </w:r>
+          </w:p>
+        </w:tc>
+        <w:tc>
+          <w:tcPr>
+            <w:tcW w:type="dxa" w:w="2268"/>
+            <w:shd w:fill="F2F2F2" w:val="clear"/>
+          </w:tcPr>
+          <w:p>
+            <w:r>
+              <w:rPr>
+                <w:sz w:val="18"/>
+              </w:rPr>
+              <w:t>traffic_Truck_short</w:t>
+            </w:r>
+          </w:p>
+        </w:tc>
+        <w:tc>
+          <w:tcPr>
+            <w:tcW w:type="dxa" w:w="2551"/>
+            <w:shd w:fill="F2F2F2" w:val="clear"/>
+          </w:tcPr>
+          <w:p>
+            <w:r>
+              <w:rPr>
+                <w:sz w:val="18"/>
+              </w:rPr>
+              <w:t>Winsorization + Z-score</w:t>
+            </w:r>
+          </w:p>
+        </w:tc>
+        <w:tc>
+          <w:tcPr>
+            <w:tcW w:type="dxa" w:w="3118"/>
+            <w:shd w:fill="F2F2F2" w:val="clear"/>
+          </w:tcPr>
+          <w:p>
+            <w:r>
+              <w:rPr>
+                <w:sz w:val="18"/>
+              </w:rPr>
+              <w:t>observed past (unknown_reals)</w:t>
+            </w:r>
+          </w:p>
+        </w:tc>
+      </w:tr>
+      <w:tr>
+        <w:tc>
+          <w:tcPr>
+            <w:tcW w:type="dxa" w:w="2551"/>
+            <w:shd w:fill="FFFFFF" w:val="clear"/>
+          </w:tcPr>
+          <w:p>
+            <w:r>
+              <w:rPr>
+                <w:sz w:val="18"/>
+              </w:rPr>
+              <w:t>traffic_Truck</w:t>
+            </w:r>
+          </w:p>
+        </w:tc>
+        <w:tc>
+          <w:tcPr>
+            <w:tcW w:type="dxa" w:w="2268"/>
+            <w:shd w:fill="FFFFFF" w:val="clear"/>
+          </w:tcPr>
+          <w:p>
+            <w:r>
+              <w:rPr>
+                <w:sz w:val="18"/>
+              </w:rPr>
+              <w:t>traffic_Truck</w:t>
+            </w:r>
+          </w:p>
+        </w:tc>
+        <w:tc>
+          <w:tcPr>
+            <w:tcW w:type="dxa" w:w="2551"/>
+            <w:shd w:fill="FFFFFF" w:val="clear"/>
+          </w:tcPr>
+          <w:p>
+            <w:r>
+              <w:rPr>
+                <w:sz w:val="18"/>
+              </w:rPr>
+              <w:t>Winsorization + Z-score</w:t>
+            </w:r>
+          </w:p>
+        </w:tc>
+        <w:tc>
+          <w:tcPr>
+            <w:tcW w:type="dxa" w:w="3118"/>
+            <w:shd w:fill="FFFFFF" w:val="clear"/>
+          </w:tcPr>
+          <w:p>
+            <w:r>
+              <w:rPr>
+                <w:sz w:val="18"/>
+              </w:rPr>
+              <w:t>observed past (unknown_reals)</w:t>
+            </w:r>
+          </w:p>
+        </w:tc>
+      </w:tr>
+      <w:tr>
+        <w:tc>
+          <w:tcPr>
+            <w:tcW w:type="dxa" w:w="2551"/>
+            <w:shd w:fill="F2F2F2" w:val="clear"/>
+          </w:tcPr>
+          <w:p>
+            <w:r>
+              <w:rPr>
+                <w:sz w:val="18"/>
+              </w:rPr>
+              <w:t>traffic_Truck_long</w:t>
+            </w:r>
+          </w:p>
+        </w:tc>
+        <w:tc>
+          <w:tcPr>
+            <w:tcW w:type="dxa" w:w="2268"/>
+            <w:shd w:fill="F2F2F2" w:val="clear"/>
+          </w:tcPr>
+          <w:p>
+            <w:r>
+              <w:rPr>
+                <w:sz w:val="18"/>
+              </w:rPr>
+              <w:t>traffic_Truck_long</w:t>
+            </w:r>
+          </w:p>
+        </w:tc>
+        <w:tc>
+          <w:tcPr>
+            <w:tcW w:type="dxa" w:w="2551"/>
+            <w:shd w:fill="F2F2F2" w:val="clear"/>
+          </w:tcPr>
+          <w:p>
+            <w:r>
+              <w:rPr>
+                <w:sz w:val="18"/>
+              </w:rPr>
+              <w:t>Winsorization + Z-score</w:t>
+            </w:r>
+          </w:p>
+        </w:tc>
+        <w:tc>
+          <w:tcPr>
+            <w:tcW w:type="dxa" w:w="3118"/>
+            <w:shd w:fill="F2F2F2" w:val="clear"/>
+          </w:tcPr>
+          <w:p>
+            <w:r>
+              <w:rPr>
+                <w:sz w:val="18"/>
+              </w:rPr>
+              <w:t>observed past (unknown_reals)</w:t>
+            </w:r>
+          </w:p>
+        </w:tc>
+      </w:tr>
+      <w:tr>
+        <w:tc>
+          <w:tcPr>
+            <w:tcW w:type="dxa" w:w="2551"/>
+            <w:shd w:fill="FFFFFF" w:val="clear"/>
+          </w:tcPr>
+          <w:p>
+            <w:r>
+              <w:rPr>
+                <w:sz w:val="18"/>
+              </w:rPr>
+              <w:t>traffic_Transporter</w:t>
+            </w:r>
+          </w:p>
+        </w:tc>
+        <w:tc>
+          <w:tcPr>
+            <w:tcW w:type="dxa" w:w="2268"/>
+            <w:shd w:fill="FFFFFF" w:val="clear"/>
+          </w:tcPr>
+          <w:p>
+            <w:r>
+              <w:rPr>
+                <w:sz w:val="18"/>
+              </w:rPr>
+              <w:t>traffic_Transporter</w:t>
+            </w:r>
+          </w:p>
+        </w:tc>
+        <w:tc>
+          <w:tcPr>
+            <w:tcW w:type="dxa" w:w="2551"/>
+            <w:shd w:fill="FFFFFF" w:val="clear"/>
+          </w:tcPr>
+          <w:p>
+            <w:r>
+              <w:rPr>
+                <w:sz w:val="18"/>
+              </w:rPr>
+              <w:t>Winsorization + Z-score</w:t>
+            </w:r>
+          </w:p>
+        </w:tc>
+        <w:tc>
+          <w:tcPr>
+            <w:tcW w:type="dxa" w:w="3118"/>
+            <w:shd w:fill="FFFFFF" w:val="clear"/>
+          </w:tcPr>
+          <w:p>
+            <w:r>
+              <w:rPr>
+                <w:sz w:val="18"/>
+              </w:rPr>
+              <w:t>observed past (unknown_reals)</w:t>
+            </w:r>
+          </w:p>
+        </w:tc>
+      </w:tr>
+      <w:tr>
+        <w:tc>
+          <w:tcPr>
+            <w:tcW w:type="dxa" w:w="2551"/>
+            <w:shd w:fill="F2F2F2" w:val="clear"/>
+          </w:tcPr>
+          <w:p>
+            <w:r>
+              <w:rPr>
+                <w:sz w:val="18"/>
+              </w:rPr>
+              <w:t>traffic_Undefined</w:t>
+            </w:r>
+          </w:p>
+        </w:tc>
+        <w:tc>
+          <w:tcPr>
+            <w:tcW w:type="dxa" w:w="2268"/>
+            <w:shd w:fill="F2F2F2" w:val="clear"/>
+          </w:tcPr>
+          <w:p>
+            <w:r>
+              <w:rPr>
+                <w:sz w:val="18"/>
+              </w:rPr>
+              <w:t>traffic_Undefined</w:t>
+            </w:r>
+          </w:p>
+        </w:tc>
+        <w:tc>
+          <w:tcPr>
+            <w:tcW w:type="dxa" w:w="2551"/>
+            <w:shd w:fill="F2F2F2" w:val="clear"/>
+          </w:tcPr>
+          <w:p>
+            <w:r>
+              <w:rPr>
+                <w:sz w:val="18"/>
+              </w:rPr>
+              <w:t>Winsorization + Z-score</w:t>
+            </w:r>
+          </w:p>
+        </w:tc>
+        <w:tc>
+          <w:tcPr>
+            <w:tcW w:type="dxa" w:w="3118"/>
+            <w:shd w:fill="F2F2F2" w:val="clear"/>
+          </w:tcPr>
+          <w:p>
+            <w:r>
+              <w:rPr>
+                <w:sz w:val="18"/>
+              </w:rPr>
+              <w:t>observed past (unknown_reals)</w:t>
+            </w:r>
+          </w:p>
+        </w:tc>
+      </w:tr>
+      <w:tr>
+        <w:tc>
+          <w:tcPr>
+            <w:tcW w:type="dxa" w:w="2551"/>
+            <w:shd w:fill="FFFFFF" w:val="clear"/>
+          </w:tcPr>
+          <w:p>
+            <w:r>
+              <w:rPr>
+                <w:sz w:val="18"/>
+              </w:rPr>
+              <w:t>total_traffic</w:t>
+            </w:r>
+          </w:p>
+        </w:tc>
+        <w:tc>
+          <w:tcPr>
+            <w:tcW w:type="dxa" w:w="2268"/>
+            <w:shd w:fill="FFFFFF" w:val="clear"/>
+          </w:tcPr>
+          <w:p>
+            <w:r>
+              <w:rPr>
+                <w:sz w:val="18"/>
+              </w:rPr>
+              <w:t>total_traffic</w:t>
+            </w:r>
+          </w:p>
+        </w:tc>
+        <w:tc>
+          <w:tcPr>
+            <w:tcW w:type="dxa" w:w="2551"/>
+            <w:shd w:fill="FFFFFF" w:val="clear"/>
+          </w:tcPr>
+          <w:p>
+            <w:r>
+              <w:rPr>
+                <w:sz w:val="18"/>
+              </w:rPr>
+              <w:t>Winsorization + Z-score</w:t>
+            </w:r>
+          </w:p>
+        </w:tc>
+        <w:tc>
+          <w:tcPr>
+            <w:tcW w:type="dxa" w:w="3118"/>
+            <w:shd w:fill="FFFFFF" w:val="clear"/>
+          </w:tcPr>
+          <w:p>
+            <w:r>
+              <w:rPr>
+                <w:sz w:val="18"/>
+              </w:rPr>
+              <w:t>observed past (unknown_reals)</w:t>
+            </w:r>
+          </w:p>
+        </w:tc>
+      </w:tr>
+      <w:tr>
+        <w:tc>
+          <w:tcPr>
+            <w:tcW w:type="dxa" w:w="2551"/>
+            <w:shd w:fill="F2F2F2" w:val="clear"/>
+          </w:tcPr>
+          <w:p>
+            <w:r>
+              <w:rPr>
+                <w:sz w:val="18"/>
+              </w:rPr>
+              <w:t>shop_total_revenue</w:t>
+            </w:r>
+          </w:p>
+        </w:tc>
+        <w:tc>
+          <w:tcPr>
+            <w:tcW w:type="dxa" w:w="2268"/>
+            <w:shd w:fill="F2F2F2" w:val="clear"/>
+          </w:tcPr>
+          <w:p>
+            <w:r>
+              <w:rPr>
+                <w:sz w:val="18"/>
+              </w:rPr>
+              <w:t>shop_total_revenue</w:t>
+            </w:r>
+          </w:p>
+        </w:tc>
+        <w:tc>
+          <w:tcPr>
+            <w:tcW w:type="dxa" w:w="2551"/>
+            <w:shd w:fill="F2F2F2" w:val="clear"/>
+          </w:tcPr>
+          <w:p>
+            <w:r>
+              <w:rPr>
+                <w:sz w:val="18"/>
+              </w:rPr>
+              <w:t>log1p</w:t>
+            </w:r>
+          </w:p>
+        </w:tc>
+        <w:tc>
+          <w:tcPr>
+            <w:tcW w:type="dxa" w:w="3118"/>
+            <w:shd w:fill="F2F2F2" w:val="clear"/>
+          </w:tcPr>
+          <w:p>
+            <w:r>
+              <w:rPr>
+                <w:sz w:val="18"/>
+              </w:rPr>
+              <w:t>observed past (unknown_reals)</w:t>
+            </w:r>
+          </w:p>
+        </w:tc>
+      </w:tr>
+      <w:tr>
+        <w:tc>
+          <w:tcPr>
+            <w:tcW w:type="dxa" w:w="2551"/>
+            <w:shd w:fill="FFFFFF" w:val="clear"/>
+          </w:tcPr>
+          <w:p>
+            <w:r>
+              <w:rPr>
+                <w:sz w:val="18"/>
+              </w:rPr>
+              <w:t>competitor_price_AI92</w:t>
+            </w:r>
+          </w:p>
+        </w:tc>
+        <w:tc>
+          <w:tcPr>
+            <w:tcW w:type="dxa" w:w="2268"/>
+            <w:shd w:fill="FFFFFF" w:val="clear"/>
+          </w:tcPr>
+          <w:p>
+            <w:r>
+              <w:rPr>
+                <w:sz w:val="18"/>
+              </w:rPr>
+              <w:t>competitor_price_AI92</w:t>
+            </w:r>
+          </w:p>
+        </w:tc>
+        <w:tc>
+          <w:tcPr>
+            <w:tcW w:type="dxa" w:w="2551"/>
+            <w:shd w:fill="FFFFFF" w:val="clear"/>
+          </w:tcPr>
+          <w:p>
+            <w:r>
+              <w:rPr>
+                <w:sz w:val="18"/>
+              </w:rPr>
+              <w:t>Winsorization + Z-score</w:t>
+            </w:r>
+          </w:p>
+        </w:tc>
+        <w:tc>
+          <w:tcPr>
+            <w:tcW w:type="dxa" w:w="3118"/>
+            <w:shd w:fill="FFFFFF" w:val="clear"/>
+          </w:tcPr>
+          <w:p>
+            <w:r>
+              <w:rPr>
+                <w:sz w:val="18"/>
+              </w:rPr>
+              <w:t>observed past (unknown_reals)</w:t>
+            </w:r>
+          </w:p>
+        </w:tc>
+      </w:tr>
+      <w:tr>
+        <w:tc>
+          <w:tcPr>
+            <w:tcW w:type="dxa" w:w="2551"/>
+            <w:shd w:fill="F2F2F2" w:val="clear"/>
+          </w:tcPr>
+          <w:p>
+            <w:r>
+              <w:rPr>
+                <w:sz w:val="18"/>
+              </w:rPr>
+              <w:t>competitor_price_AI95</w:t>
+            </w:r>
+          </w:p>
+        </w:tc>
+        <w:tc>
+          <w:tcPr>
+            <w:tcW w:type="dxa" w:w="2268"/>
+            <w:shd w:fill="F2F2F2" w:val="clear"/>
+          </w:tcPr>
+          <w:p>
+            <w:r>
+              <w:rPr>
+                <w:sz w:val="18"/>
+              </w:rPr>
+              <w:t>competitor_price_AI95</w:t>
+            </w:r>
+          </w:p>
+        </w:tc>
+        <w:tc>
+          <w:tcPr>
+            <w:tcW w:type="dxa" w:w="2551"/>
+            <w:shd w:fill="F2F2F2" w:val="clear"/>
+          </w:tcPr>
+          <w:p>
+            <w:r>
+              <w:rPr>
+                <w:sz w:val="18"/>
+              </w:rPr>
+              <w:t>Winsorization + Z-score</w:t>
+            </w:r>
+          </w:p>
+        </w:tc>
+        <w:tc>
+          <w:tcPr>
+            <w:tcW w:type="dxa" w:w="3118"/>
+            <w:shd w:fill="F2F2F2" w:val="clear"/>
+          </w:tcPr>
+          <w:p>
+            <w:r>
+              <w:rPr>
+                <w:sz w:val="18"/>
+              </w:rPr>
+              <w:t>observed past (unknown_reals)</w:t>
+            </w:r>
+          </w:p>
+        </w:tc>
+      </w:tr>
+      <w:tr>
+        <w:tc>
+          <w:tcPr>
+            <w:tcW w:type="dxa" w:w="2551"/>
+            <w:shd w:fill="FFFFFF" w:val="clear"/>
+          </w:tcPr>
+          <w:p>
+            <w:r>
+              <w:rPr>
+                <w:sz w:val="18"/>
+              </w:rPr>
+              <w:t>competitor_price_DT</w:t>
+            </w:r>
+          </w:p>
+        </w:tc>
+        <w:tc>
+          <w:tcPr>
+            <w:tcW w:type="dxa" w:w="2268"/>
+            <w:shd w:fill="FFFFFF" w:val="clear"/>
+          </w:tcPr>
+          <w:p>
+            <w:r>
+              <w:rPr>
+                <w:sz w:val="18"/>
+              </w:rPr>
+              <w:t>competitor_price_DT</w:t>
+            </w:r>
+          </w:p>
+        </w:tc>
+        <w:tc>
+          <w:tcPr>
+            <w:tcW w:type="dxa" w:w="2551"/>
+            <w:shd w:fill="FFFFFF" w:val="clear"/>
+          </w:tcPr>
+          <w:p>
+            <w:r>
+              <w:rPr>
+                <w:sz w:val="18"/>
+              </w:rPr>
+              <w:t>Winsorization + Z-score</w:t>
+            </w:r>
+          </w:p>
+        </w:tc>
+        <w:tc>
+          <w:tcPr>
+            <w:tcW w:type="dxa" w:w="3118"/>
+            <w:shd w:fill="FFFFFF" w:val="clear"/>
+          </w:tcPr>
+          <w:p>
+            <w:r>
+              <w:rPr>
+                <w:sz w:val="18"/>
+              </w:rPr>
+              <w:t>observed past (unknown_reals)</w:t>
+            </w:r>
+          </w:p>
+        </w:tc>
+      </w:tr>
+      <w:tr>
+        <w:tc>
+          <w:tcPr>
+            <w:tcW w:type="dxa" w:w="2551"/>
+            <w:shd w:fill="F2F2F2" w:val="clear"/>
+          </w:tcPr>
+          <w:p>
+            <w:r>
+              <w:rPr>
+                <w:sz w:val="18"/>
+              </w:rPr>
+              <w:t>sales_AI92/95/98 (3 к.)</w:t>
+            </w:r>
+          </w:p>
+        </w:tc>
+        <w:tc>
+          <w:tcPr>
+            <w:tcW w:type="dxa" w:w="2268"/>
+            <w:shd w:fill="F2F2F2" w:val="clear"/>
+          </w:tcPr>
+          <w:p>
+            <w:r>
+              <w:rPr>
+                <w:sz w:val="18"/>
+              </w:rPr>
+              <w:t>sales_AI92/95/98</w:t>
+            </w:r>
+          </w:p>
+        </w:tc>
+        <w:tc>
+          <w:tcPr>
+            <w:tcW w:type="dxa" w:w="2551"/>
+            <w:shd w:fill="F2F2F2" w:val="clear"/>
+          </w:tcPr>
+          <w:p>
+            <w:r>
+              <w:rPr>
+                <w:sz w:val="18"/>
+              </w:rPr>
+              <w:t>log1p + TorchNormalizer(robust)</w:t>
+            </w:r>
+          </w:p>
+        </w:tc>
+        <w:tc>
+          <w:tcPr>
+            <w:tcW w:type="dxa" w:w="3118"/>
+            <w:shd w:fill="F2F2F2" w:val="clear"/>
+          </w:tcPr>
+          <w:p>
+            <w:r>
+              <w:rPr>
+                <w:sz w:val="18"/>
+              </w:rPr>
+              <w:t>target + observed past в encoder</w:t>
+            </w:r>
+          </w:p>
+        </w:tc>
+      </w:tr>
+      <w:tr>
+        <w:tc>
+          <w:tcPr>
+            <w:tcW w:type="dxa" w:w="2551"/>
+            <w:shd w:fill="FFFFFF" w:val="clear"/>
+          </w:tcPr>
+          <w:p>
+            <w:r>
+              <w:rPr>
+                <w:sz w:val="18"/>
+              </w:rPr>
+              <w:t>sales_DT_* (4 к.)</w:t>
+            </w:r>
+          </w:p>
+        </w:tc>
+        <w:tc>
+          <w:tcPr>
+            <w:tcW w:type="dxa" w:w="2268"/>
+            <w:shd w:fill="FFFFFF" w:val="clear"/>
+          </w:tcPr>
+          <w:p>
+            <w:r>
+              <w:rPr>
+                <w:sz w:val="18"/>
+              </w:rPr>
+              <w:t>sales_DT_EURO/...</w:t>
+            </w:r>
+          </w:p>
+        </w:tc>
+        <w:tc>
+          <w:tcPr>
+            <w:tcW w:type="dxa" w:w="2551"/>
+            <w:shd w:fill="FFFFFF" w:val="clear"/>
+          </w:tcPr>
+          <w:p>
+            <w:r>
+              <w:rPr>
+                <w:sz w:val="18"/>
+              </w:rPr>
+              <w:t>log1p + TorchNormalizer(robust)</w:t>
+            </w:r>
+          </w:p>
+        </w:tc>
+        <w:tc>
+          <w:tcPr>
+            <w:tcW w:type="dxa" w:w="3118"/>
+            <w:shd w:fill="FFFFFF" w:val="clear"/>
+          </w:tcPr>
+          <w:p>
+            <w:r>
+              <w:rPr>
+                <w:sz w:val="18"/>
+              </w:rPr>
+              <w:t>target + observed past в encoder</w:t>
+            </w:r>
+          </w:p>
+        </w:tc>
+      </w:tr>
+      <w:tr>
+        <w:tc>
+          <w:tcPr>
+            <w:tcW w:type="dxa" w:w="2551"/>
+            <w:shd w:fill="F2F2F2" w:val="clear"/>
+          </w:tcPr>
+          <w:p>
+            <w:r>
+              <w:rPr>
+                <w:sz w:val="18"/>
+              </w:rPr>
+              <w:t>shop_* (5 к.)</w:t>
+            </w:r>
+          </w:p>
+        </w:tc>
+        <w:tc>
+          <w:tcPr>
+            <w:tcW w:type="dxa" w:w="2268"/>
+            <w:shd w:fill="F2F2F2" w:val="clear"/>
+          </w:tcPr>
+          <w:p>
+            <w:r>
+              <w:rPr>
+                <w:sz w:val="18"/>
+              </w:rPr>
+              <w:t>shop_напитки/...</w:t>
+            </w:r>
+          </w:p>
+        </w:tc>
+        <w:tc>
+          <w:tcPr>
+            <w:tcW w:type="dxa" w:w="2551"/>
+            <w:shd w:fill="F2F2F2" w:val="clear"/>
+          </w:tcPr>
+          <w:p>
+            <w:r>
+              <w:rPr>
+                <w:sz w:val="18"/>
+              </w:rPr>
+              <w:t>log1p + TorchNormalizer(robust)</w:t>
+            </w:r>
+          </w:p>
+        </w:tc>
+        <w:tc>
+          <w:tcPr>
+            <w:tcW w:type="dxa" w:w="3118"/>
+            <w:shd w:fill="F2F2F2" w:val="clear"/>
+          </w:tcPr>
+          <w:p>
+            <w:r>
+              <w:rPr>
+                <w:sz w:val="18"/>
+              </w:rPr>
+              <w:t>target + observed past в encoder</w:t>
+            </w:r>
+          </w:p>
+        </w:tc>
+      </w:tr>
+    </w:tbl>
+    <w:p/>
+    <w:p>
+      <w:pPr>
+        <w:pStyle w:val="Heading2"/>
+      </w:pPr>
+      <w:r>
+        <w:rPr>
+          <w:color w:val="2E74B5"/>
+        </w:rPr>
+        <w:t>5.1 Итоговое количество переменных по группам</w:t>
+      </w:r>
+    </w:p>
+    <w:tbl>
+      <w:tblPr>
+        <w:tblStyle w:val="TableGrid"/>
+        <w:tblW w:type="auto" w:w="0"/>
+        <w:jc w:val="left"/>
+        <w:tblLook w:firstColumn="1" w:firstRow="1" w:lastColumn="0" w:lastRow="0" w:noHBand="0" w:noVBand="1" w:val="04A0"/>
+      </w:tblPr>
+      <w:tblGrid>
+        <w:gridCol w:w="3230"/>
+        <w:gridCol w:w="3230"/>
+        <w:gridCol w:w="3230"/>
+      </w:tblGrid>
+      <w:tr>
+        <w:tc>
+          <w:tcPr>
+            <w:tcW w:type="dxa" w:w="3118"/>
+            <w:shd w:fill="2E74B5" w:val="clear"/>
+          </w:tcPr>
+          <w:p>
+            <w:r>
+              <w:rPr>
+                <w:b/>
+                <w:color w:val="FFFFFF"/>
+                <w:sz w:val="18"/>
+              </w:rPr>
+              <w:t>TFT-роль</w:t>
+            </w:r>
+          </w:p>
+        </w:tc>
+        <w:tc>
+          <w:tcPr>
+            <w:tcW w:type="dxa" w:w="1701"/>
+            <w:shd w:fill="2E74B5" w:val="clear"/>
+          </w:tcPr>
+          <w:p>
+            <w:r>
+              <w:rPr>
+                <w:b/>
+                <w:color w:val="FFFFFF"/>
+                <w:sz w:val="18"/>
+              </w:rPr>
+              <w:t>Кол-во колонок</w:t>
+            </w:r>
+          </w:p>
+        </w:tc>
+        <w:tc>
+          <w:tcPr>
+            <w:tcW w:type="dxa" w:w="5669"/>
+            <w:shd w:fill="2E74B5" w:val="clear"/>
+          </w:tcPr>
+          <w:p>
+            <w:r>
+              <w:rPr>
+                <w:b/>
+                <w:color w:val="FFFFFF"/>
+                <w:sz w:val="18"/>
+              </w:rPr>
+              <w:t>Примечание</w:t>
+            </w:r>
+          </w:p>
+        </w:tc>
+      </w:tr>
+      <w:tr>
+        <w:tc>
+          <w:tcPr>
+            <w:tcW w:type="dxa" w:w="3118"/>
+            <w:shd w:fill="F2F2F2" w:val="clear"/>
+          </w:tcPr>
+          <w:p>
+            <w:r>
+              <w:rPr>
+                <w:sz w:val="18"/>
+              </w:rPr>
+              <w:t>static_categoricals</w:t>
+            </w:r>
+          </w:p>
+        </w:tc>
+        <w:tc>
+          <w:tcPr>
+            <w:tcW w:type="dxa" w:w="1701"/>
+            <w:shd w:fill="F2F2F2" w:val="clear"/>
+          </w:tcPr>
+          <w:p>
+            <w:r>
+              <w:rPr>
+                <w:sz w:val="18"/>
+              </w:rPr>
+              <w:t>3</w:t>
+            </w:r>
+          </w:p>
+        </w:tc>
+        <w:tc>
+          <w:tcPr>
+            <w:tcW w:type="dxa" w:w="5669"/>
+            <w:shd w:fill="F2F2F2" w:val="clear"/>
+          </w:tcPr>
+          <w:p>
+            <w:r>
+              <w:rPr>
+                <w:sz w:val="18"/>
+              </w:rPr>
+              <w:t>Тип дороги, направление, размер поселения</w:t>
+            </w:r>
+          </w:p>
+        </w:tc>
+      </w:tr>
+      <w:tr>
+        <w:tc>
+          <w:tcPr>
+            <w:tcW w:type="dxa" w:w="3118"/>
+            <w:shd w:fill="FFFFFF" w:val="clear"/>
+          </w:tcPr>
+          <w:p>
+            <w:r>
+              <w:rPr>
+                <w:sz w:val="18"/>
+              </w:rPr>
+              <w:t>static_reals</w:t>
+            </w:r>
+          </w:p>
+        </w:tc>
+        <w:tc>
+          <w:tcPr>
+            <w:tcW w:type="dxa" w:w="1701"/>
+            <w:shd w:fill="FFFFFF" w:val="clear"/>
+          </w:tcPr>
+          <w:p>
+            <w:r>
+              <w:rPr>
+                <w:sz w:val="18"/>
+              </w:rPr>
+              <w:t>27</w:t>
+            </w:r>
+          </w:p>
+        </w:tc>
+        <w:tc>
+          <w:tcPr>
+            <w:tcW w:type="dxa" w:w="5669"/>
+            <w:shd w:fill="FFFFFF" w:val="clear"/>
+          </w:tcPr>
+          <w:p>
+            <w:r>
+              <w:rPr>
+                <w:sz w:val="18"/>
+              </w:rPr>
+              <w:t>Паспортные характеристики АЗС</w:t>
+            </w:r>
+          </w:p>
+        </w:tc>
+      </w:tr>
+      <w:tr>
+        <w:tc>
+          <w:tcPr>
+            <w:tcW w:type="dxa" w:w="3118"/>
+            <w:shd w:fill="F2F2F2" w:val="clear"/>
+          </w:tcPr>
+          <w:p>
+            <w:r>
+              <w:rPr>
+                <w:sz w:val="18"/>
+              </w:rPr>
+              <w:t>known_categoricals</w:t>
+            </w:r>
+          </w:p>
+        </w:tc>
+        <w:tc>
+          <w:tcPr>
+            <w:tcW w:type="dxa" w:w="1701"/>
+            <w:shd w:fill="F2F2F2" w:val="clear"/>
+          </w:tcPr>
+          <w:p>
+            <w:r>
+              <w:rPr>
+                <w:sz w:val="18"/>
+              </w:rPr>
+              <w:t>4</w:t>
+            </w:r>
+          </w:p>
+        </w:tc>
+        <w:tc>
+          <w:tcPr>
+            <w:tcW w:type="dxa" w:w="5669"/>
+            <w:shd w:fill="F2F2F2" w:val="clear"/>
+          </w:tcPr>
+          <w:p>
+            <w:r>
+              <w:rPr>
+                <w:sz w:val="18"/>
+              </w:rPr>
+              <w:t>Сезон, день недели, канал рекламы, праздник</w:t>
+            </w:r>
+          </w:p>
+        </w:tc>
+      </w:tr>
+      <w:tr>
+        <w:tc>
+          <w:tcPr>
+            <w:tcW w:type="dxa" w:w="3118"/>
+            <w:shd w:fill="FFFFFF" w:val="clear"/>
+          </w:tcPr>
+          <w:p>
+            <w:r>
+              <w:rPr>
+                <w:sz w:val="18"/>
+              </w:rPr>
+              <w:t>known_reals</w:t>
+            </w:r>
+          </w:p>
+        </w:tc>
+        <w:tc>
+          <w:tcPr>
+            <w:tcW w:type="dxa" w:w="1701"/>
+            <w:shd w:fill="FFFFFF" w:val="clear"/>
+          </w:tcPr>
+          <w:p>
+            <w:r>
+              <w:rPr>
+                <w:sz w:val="18"/>
+              </w:rPr>
+              <w:t>28</w:t>
+            </w:r>
+          </w:p>
+        </w:tc>
+        <w:tc>
+          <w:tcPr>
+            <w:tcW w:type="dxa" w:w="5669"/>
+            <w:shd w:fill="FFFFFF" w:val="clear"/>
+          </w:tcPr>
+          <w:p>
+            <w:r>
+              <w:rPr>
+                <w:sz w:val="18"/>
+              </w:rPr>
+              <w:t>Время (8 цикл.), бинарные (7), цены (7), прочие (6)</w:t>
+            </w:r>
+          </w:p>
+        </w:tc>
+      </w:tr>
+      <w:tr>
+        <w:tc>
+          <w:tcPr>
+            <w:tcW w:type="dxa" w:w="3118"/>
+            <w:shd w:fill="F2F2F2" w:val="clear"/>
+          </w:tcPr>
+          <w:p>
+            <w:r>
+              <w:rPr>
+                <w:sz w:val="18"/>
+              </w:rPr>
+              <w:t>observed past (unknown_reals)</w:t>
+            </w:r>
+          </w:p>
+        </w:tc>
+        <w:tc>
+          <w:tcPr>
+            <w:tcW w:type="dxa" w:w="1701"/>
+            <w:shd w:fill="F2F2F2" w:val="clear"/>
+          </w:tcPr>
+          <w:p>
+            <w:r>
+              <w:rPr>
+                <w:sz w:val="18"/>
+              </w:rPr>
+              <w:t>19</w:t>
+            </w:r>
+          </w:p>
+        </w:tc>
+        <w:tc>
+          <w:tcPr>
+            <w:tcW w:type="dxa" w:w="5669"/>
+            <w:shd w:fill="F2F2F2" w:val="clear"/>
+          </w:tcPr>
+          <w:p>
+            <w:r>
+              <w:rPr>
+                <w:sz w:val="18"/>
+              </w:rPr>
+              <w:t>Погода (8), трафик (7), магазин (1), конкуренты (3)</w:t>
+            </w:r>
+          </w:p>
+        </w:tc>
+      </w:tr>
+      <w:tr>
+        <w:tc>
+          <w:tcPr>
+            <w:tcW w:type="dxa" w:w="3118"/>
+            <w:shd w:fill="FFFFFF" w:val="clear"/>
+          </w:tcPr>
+          <w:p>
+            <w:r>
+              <w:rPr>
+                <w:sz w:val="18"/>
+              </w:rPr>
+              <w:t>target / observed past encoder</w:t>
+            </w:r>
+          </w:p>
+        </w:tc>
+        <w:tc>
+          <w:tcPr>
+            <w:tcW w:type="dxa" w:w="1701"/>
+            <w:shd w:fill="FFFFFF" w:val="clear"/>
+          </w:tcPr>
+          <w:p>
+            <w:r>
+              <w:rPr>
+                <w:sz w:val="18"/>
+              </w:rPr>
+              <w:t>12</w:t>
+            </w:r>
+          </w:p>
+        </w:tc>
+        <w:tc>
+          <w:tcPr>
+            <w:tcW w:type="dxa" w:w="5669"/>
+            <w:shd w:fill="FFFFFF" w:val="clear"/>
+          </w:tcPr>
+          <w:p>
+            <w:r>
+              <w:rPr>
+                <w:sz w:val="18"/>
+              </w:rPr>
+              <w:t>7 видов топлива + 5 категорий магазина</w:t>
+            </w:r>
+          </w:p>
+        </w:tc>
+      </w:tr>
+      <w:tr>
+        <w:tc>
+          <w:tcPr>
+            <w:tcW w:type="dxa" w:w="3118"/>
+            <w:shd w:fill="F2F2F2" w:val="clear"/>
+          </w:tcPr>
+          <w:p>
+            <w:r>
+              <w:rPr>
+                <w:sz w:val="18"/>
+              </w:rPr>
+              <w:t>ИТОГО входных колонок</w:t>
+            </w:r>
+          </w:p>
+        </w:tc>
+        <w:tc>
+          <w:tcPr>
+            <w:tcW w:type="dxa" w:w="1701"/>
+            <w:shd w:fill="F2F2F2" w:val="clear"/>
+          </w:tcPr>
+          <w:p>
+            <w:r>
+              <w:rPr>
+                <w:sz w:val="18"/>
+              </w:rPr>
+              <w:t>93</w:t>
+            </w:r>
+          </w:p>
+        </w:tc>
+        <w:tc>
+          <w:tcPr>
+            <w:tcW w:type="dxa" w:w="5669"/>
+            <w:shd w:fill="F2F2F2" w:val="clear"/>
+          </w:tcPr>
+          <w:p>
+            <w:r>
+              <w:rPr>
+                <w:sz w:val="18"/>
+              </w:rPr>
+              <w:t>Без учёта time_idx и station_id</w:t>
+            </w:r>
+          </w:p>
+        </w:tc>
+      </w:tr>
+    </w:tbl>
     <w:sectPr>
       <w:pgSz w:w="12240" w:h="15840"/>
       <w:pgMar w:top="1134" w:right="1134" w:bottom="1134" w:left="1417" w:header="720" w:footer="720" w:gutter="0"/>

--- a/reports/tft_report.docx
+++ b/reports/tft_report.docx
@@ -9286,6 +9286,1183 @@
         </w:tc>
       </w:tr>
     </w:tbl>
+    <w:p/>
+    <w:p>
+      <w:pPr>
+        <w:pStyle w:val="Heading2"/>
+      </w:pPr>
+      <w:r>
+        <w:rPr>
+          <w:color w:val="2E74B5"/>
+        </w:rPr>
+        <w:t>5.2 Из чего складываются 55 статических, 64 прошлых, 33 будущих</w:t>
+      </w:r>
+    </w:p>
+    <w:p>
+      <w:r>
+        <w:rPr>
+          <w:b w:val="0"/>
+          <w:i w:val="0"/>
+          <w:sz w:val="20"/>
+        </w:rPr>
+        <w:t>Числа 55 / 64 / 33 — это фактические размеры тензоров, которые TFT получает на вход. Они включают не только исходные переменные, но и дополнительные признаки, автоматически добавляемые pytorch-forecasting при построении датасета.</w:t>
+      </w:r>
+    </w:p>
+    <w:p/>
+    <w:p>
+      <w:pPr>
+        <w:pStyle w:val="Heading3"/>
+      </w:pPr>
+      <w:r>
+        <w:rPr>
+          <w:color w:val="37868C"/>
+        </w:rPr>
+        <w:t>Статические признаки — 55</w:t>
+      </w:r>
+    </w:p>
+    <w:tbl>
+      <w:tblPr>
+        <w:tblStyle w:val="TableGrid"/>
+        <w:tblW w:type="auto" w:w="0"/>
+        <w:jc w:val="left"/>
+        <w:tblLook w:firstColumn="1" w:firstRow="1" w:lastColumn="0" w:lastRow="0" w:noHBand="0" w:noVBand="1" w:val="04A0"/>
+      </w:tblPr>
+      <w:tblGrid>
+        <w:gridCol w:w="2422"/>
+        <w:gridCol w:w="2422"/>
+        <w:gridCol w:w="2422"/>
+        <w:gridCol w:w="2422"/>
+      </w:tblGrid>
+      <w:tr>
+        <w:tc>
+          <w:tcPr>
+            <w:tcW w:type="dxa" w:w="2551"/>
+            <w:shd w:fill="1F3964" w:val="clear"/>
+          </w:tcPr>
+          <w:p>
+            <w:r>
+              <w:rPr>
+                <w:b/>
+                <w:color w:val="FFFFFF"/>
+                <w:sz w:val="18"/>
+              </w:rPr>
+              <w:t>Компонент</w:t>
+            </w:r>
+          </w:p>
+        </w:tc>
+        <w:tc>
+          <w:tcPr>
+            <w:tcW w:type="dxa" w:w="1134"/>
+            <w:shd w:fill="1F3964" w:val="clear"/>
+          </w:tcPr>
+          <w:p>
+            <w:r>
+              <w:rPr>
+                <w:b/>
+                <w:color w:val="FFFFFF"/>
+                <w:sz w:val="18"/>
+              </w:rPr>
+              <w:t>Кол-во</w:t>
+            </w:r>
+          </w:p>
+        </w:tc>
+        <w:tc>
+          <w:tcPr>
+            <w:tcW w:type="dxa" w:w="2551"/>
+            <w:shd w:fill="1F3964" w:val="clear"/>
+          </w:tcPr>
+          <w:p>
+            <w:r>
+              <w:rPr>
+                <w:b/>
+                <w:color w:val="FFFFFF"/>
+                <w:sz w:val="18"/>
+              </w:rPr>
+              <w:t>Параметр датасета</w:t>
+            </w:r>
+          </w:p>
+        </w:tc>
+        <w:tc>
+          <w:tcPr>
+            <w:tcW w:type="dxa" w:w="4252"/>
+            <w:shd w:fill="1F3964" w:val="clear"/>
+          </w:tcPr>
+          <w:p>
+            <w:r>
+              <w:rPr>
+                <w:b/>
+                <w:color w:val="FFFFFF"/>
+                <w:sz w:val="18"/>
+              </w:rPr>
+              <w:t>Описание</w:t>
+            </w:r>
+          </w:p>
+        </w:tc>
+      </w:tr>
+      <w:tr>
+        <w:tc>
+          <w:tcPr>
+            <w:tcW w:type="dxa" w:w="2551"/>
+            <w:shd w:fill="F2F2F2" w:val="clear"/>
+          </w:tcPr>
+          <w:p>
+            <w:r>
+              <w:rPr>
+                <w:sz w:val="18"/>
+              </w:rPr>
+              <w:t>static_categoricals</w:t>
+            </w:r>
+          </w:p>
+        </w:tc>
+        <w:tc>
+          <w:tcPr>
+            <w:tcW w:type="dxa" w:w="1134"/>
+            <w:shd w:fill="F2F2F2" w:val="clear"/>
+          </w:tcPr>
+          <w:p>
+            <w:r>
+              <w:rPr>
+                <w:sz w:val="18"/>
+              </w:rPr>
+              <w:t>3</w:t>
+            </w:r>
+          </w:p>
+        </w:tc>
+        <w:tc>
+          <w:tcPr>
+            <w:tcW w:type="dxa" w:w="2551"/>
+            <w:shd w:fill="F2F2F2" w:val="clear"/>
+          </w:tcPr>
+          <w:p>
+            <w:r>
+              <w:rPr>
+                <w:sz w:val="18"/>
+              </w:rPr>
+              <w:t>—</w:t>
+            </w:r>
+          </w:p>
+        </w:tc>
+        <w:tc>
+          <w:tcPr>
+            <w:tcW w:type="dxa" w:w="4252"/>
+            <w:shd w:fill="F2F2F2" w:val="clear"/>
+          </w:tcPr>
+          <w:p>
+            <w:r>
+              <w:rPr>
+                <w:sz w:val="18"/>
+              </w:rPr>
+              <w:t>road_type_enc, direction_enc, settlement_size_enc</w:t>
+            </w:r>
+          </w:p>
+        </w:tc>
+      </w:tr>
+      <w:tr>
+        <w:tc>
+          <w:tcPr>
+            <w:tcW w:type="dxa" w:w="2551"/>
+            <w:shd w:fill="FFFFFF" w:val="clear"/>
+          </w:tcPr>
+          <w:p>
+            <w:r>
+              <w:rPr>
+                <w:sz w:val="18"/>
+              </w:rPr>
+              <w:t>static_reals (паспорт АЗС)</w:t>
+            </w:r>
+          </w:p>
+        </w:tc>
+        <w:tc>
+          <w:tcPr>
+            <w:tcW w:type="dxa" w:w="1134"/>
+            <w:shd w:fill="FFFFFF" w:val="clear"/>
+          </w:tcPr>
+          <w:p>
+            <w:r>
+              <w:rPr>
+                <w:sz w:val="18"/>
+              </w:rPr>
+              <w:t>27</w:t>
+            </w:r>
+          </w:p>
+        </w:tc>
+        <w:tc>
+          <w:tcPr>
+            <w:tcW w:type="dxa" w:w="2551"/>
+            <w:shd w:fill="FFFFFF" w:val="clear"/>
+          </w:tcPr>
+          <w:p>
+            <w:r>
+              <w:rPr>
+                <w:sz w:val="18"/>
+              </w:rPr>
+              <w:t>—</w:t>
+            </w:r>
+          </w:p>
+        </w:tc>
+        <w:tc>
+          <w:tcPr>
+            <w:tcW w:type="dxa" w:w="4252"/>
+            <w:shd w:fill="FFFFFF" w:val="clear"/>
+          </w:tcPr>
+          <w:p>
+            <w:r>
+              <w:rPr>
+                <w:sz w:val="18"/>
+              </w:rPr>
+              <w:t>Расстояния, колонки, площадь, сервисы, базовые цены, оценки</w:t>
+            </w:r>
+          </w:p>
+        </w:tc>
+      </w:tr>
+      <w:tr>
+        <w:tc>
+          <w:tcPr>
+            <w:tcW w:type="dxa" w:w="2551"/>
+            <w:shd w:fill="F2F2F2" w:val="clear"/>
+          </w:tcPr>
+          <w:p>
+            <w:r>
+              <w:rPr>
+                <w:sz w:val="18"/>
+              </w:rPr>
+              <w:t>target scales</w:t>
+            </w:r>
+          </w:p>
+        </w:tc>
+        <w:tc>
+          <w:tcPr>
+            <w:tcW w:type="dxa" w:w="1134"/>
+            <w:shd w:fill="F2F2F2" w:val="clear"/>
+          </w:tcPr>
+          <w:p>
+            <w:r>
+              <w:rPr>
+                <w:sz w:val="18"/>
+              </w:rPr>
+              <w:t>24</w:t>
+            </w:r>
+          </w:p>
+        </w:tc>
+        <w:tc>
+          <w:tcPr>
+            <w:tcW w:type="dxa" w:w="2551"/>
+            <w:shd w:fill="F2F2F2" w:val="clear"/>
+          </w:tcPr>
+          <w:p>
+            <w:r>
+              <w:rPr>
+                <w:sz w:val="18"/>
+              </w:rPr>
+              <w:t>add_target_scales=True</w:t>
+            </w:r>
+          </w:p>
+        </w:tc>
+        <w:tc>
+          <w:tcPr>
+            <w:tcW w:type="dxa" w:w="4252"/>
+            <w:shd w:fill="F2F2F2" w:val="clear"/>
+          </w:tcPr>
+          <w:p>
+            <w:r>
+              <w:rPr>
+                <w:sz w:val="18"/>
+              </w:rPr>
+              <w:t>12 целей × 2: location (центр) + scale (масштаб) у TorchNormalizer(robust)</w:t>
+            </w:r>
+          </w:p>
+        </w:tc>
+      </w:tr>
+      <w:tr>
+        <w:tc>
+          <w:tcPr>
+            <w:tcW w:type="dxa" w:w="2551"/>
+            <w:shd w:fill="FFFFFF" w:val="clear"/>
+          </w:tcPr>
+          <w:p>
+            <w:r>
+              <w:rPr>
+                <w:sz w:val="18"/>
+              </w:rPr>
+              <w:t>encoder_length</w:t>
+            </w:r>
+          </w:p>
+        </w:tc>
+        <w:tc>
+          <w:tcPr>
+            <w:tcW w:type="dxa" w:w="1134"/>
+            <w:shd w:fill="FFFFFF" w:val="clear"/>
+          </w:tcPr>
+          <w:p>
+            <w:r>
+              <w:rPr>
+                <w:sz w:val="18"/>
+              </w:rPr>
+              <w:t>1</w:t>
+            </w:r>
+          </w:p>
+        </w:tc>
+        <w:tc>
+          <w:tcPr>
+            <w:tcW w:type="dxa" w:w="2551"/>
+            <w:shd w:fill="FFFFFF" w:val="clear"/>
+          </w:tcPr>
+          <w:p>
+            <w:r>
+              <w:rPr>
+                <w:sz w:val="18"/>
+              </w:rPr>
+              <w:t>add_encoder_length=True</w:t>
+            </w:r>
+          </w:p>
+        </w:tc>
+        <w:tc>
+          <w:tcPr>
+            <w:tcW w:type="dxa" w:w="4252"/>
+            <w:shd w:fill="FFFFFF" w:val="clear"/>
+          </w:tcPr>
+          <w:p>
+            <w:r>
+              <w:rPr>
+                <w:sz w:val="18"/>
+              </w:rPr>
+              <w:t>Фактическая длина энкодера в текущем сэмпле — подсказка для модели</w:t>
+            </w:r>
+          </w:p>
+        </w:tc>
+      </w:tr>
+      <w:tr>
+        <w:tc>
+          <w:tcPr>
+            <w:tcW w:type="dxa" w:w="2551"/>
+            <w:shd w:fill="F2F2F2" w:val="clear"/>
+          </w:tcPr>
+          <w:p>
+            <w:r>
+              <w:rPr>
+                <w:sz w:val="18"/>
+              </w:rPr>
+              <w:t>ИТОГО</w:t>
+            </w:r>
+          </w:p>
+        </w:tc>
+        <w:tc>
+          <w:tcPr>
+            <w:tcW w:type="dxa" w:w="1134"/>
+            <w:shd w:fill="F2F2F2" w:val="clear"/>
+          </w:tcPr>
+          <w:p>
+            <w:r>
+              <w:rPr>
+                <w:sz w:val="18"/>
+              </w:rPr>
+              <w:t>55</w:t>
+            </w:r>
+          </w:p>
+        </w:tc>
+        <w:tc>
+          <w:tcPr>
+            <w:tcW w:type="dxa" w:w="2551"/>
+            <w:shd w:fill="F2F2F2" w:val="clear"/>
+          </w:tcPr>
+          <w:p>
+            <w:r>
+              <w:rPr>
+                <w:sz w:val="18"/>
+              </w:rPr>
+              <w:t>—</w:t>
+            </w:r>
+          </w:p>
+        </w:tc>
+        <w:tc>
+          <w:tcPr>
+            <w:tcW w:type="dxa" w:w="4252"/>
+            <w:shd w:fill="F2F2F2" w:val="clear"/>
+          </w:tcPr>
+          <w:p>
+            <w:r>
+              <w:rPr>
+                <w:sz w:val="18"/>
+              </w:rPr>
+            </w:r>
+          </w:p>
+        </w:tc>
+      </w:tr>
+    </w:tbl>
+    <w:p/>
+    <w:p>
+      <w:pPr>
+        <w:pStyle w:val="Heading3"/>
+      </w:pPr>
+      <w:r>
+        <w:rPr>
+          <w:color w:val="37868C"/>
+        </w:rPr>
+        <w:t>Прошлые признаки (encoder_cont) — 64</w:t>
+      </w:r>
+    </w:p>
+    <w:tbl>
+      <w:tblPr>
+        <w:tblStyle w:val="TableGrid"/>
+        <w:tblW w:type="auto" w:w="0"/>
+        <w:jc w:val="left"/>
+        <w:tblLook w:firstColumn="1" w:firstRow="1" w:lastColumn="0" w:lastRow="0" w:noHBand="0" w:noVBand="1" w:val="04A0"/>
+      </w:tblPr>
+      <w:tblGrid>
+        <w:gridCol w:w="2422"/>
+        <w:gridCol w:w="2422"/>
+        <w:gridCol w:w="2422"/>
+        <w:gridCol w:w="2422"/>
+      </w:tblGrid>
+      <w:tr>
+        <w:tc>
+          <w:tcPr>
+            <w:tcW w:type="dxa" w:w="2551"/>
+            <w:shd w:fill="1F3964" w:val="clear"/>
+          </w:tcPr>
+          <w:p>
+            <w:r>
+              <w:rPr>
+                <w:b/>
+                <w:color w:val="FFFFFF"/>
+                <w:sz w:val="18"/>
+              </w:rPr>
+              <w:t>Компонент</w:t>
+            </w:r>
+          </w:p>
+        </w:tc>
+        <w:tc>
+          <w:tcPr>
+            <w:tcW w:type="dxa" w:w="1134"/>
+            <w:shd w:fill="1F3964" w:val="clear"/>
+          </w:tcPr>
+          <w:p>
+            <w:r>
+              <w:rPr>
+                <w:b/>
+                <w:color w:val="FFFFFF"/>
+                <w:sz w:val="18"/>
+              </w:rPr>
+              <w:t>Кол-во</w:t>
+            </w:r>
+          </w:p>
+        </w:tc>
+        <w:tc>
+          <w:tcPr>
+            <w:tcW w:type="dxa" w:w="2551"/>
+            <w:shd w:fill="1F3964" w:val="clear"/>
+          </w:tcPr>
+          <w:p>
+            <w:r>
+              <w:rPr>
+                <w:b/>
+                <w:color w:val="FFFFFF"/>
+                <w:sz w:val="18"/>
+              </w:rPr>
+              <w:t>Параметр датасета</w:t>
+            </w:r>
+          </w:p>
+        </w:tc>
+        <w:tc>
+          <w:tcPr>
+            <w:tcW w:type="dxa" w:w="4252"/>
+            <w:shd w:fill="1F3964" w:val="clear"/>
+          </w:tcPr>
+          <w:p>
+            <w:r>
+              <w:rPr>
+                <w:b/>
+                <w:color w:val="FFFFFF"/>
+                <w:sz w:val="18"/>
+              </w:rPr>
+              <w:t>Описание</w:t>
+            </w:r>
+          </w:p>
+        </w:tc>
+      </w:tr>
+      <w:tr>
+        <w:tc>
+          <w:tcPr>
+            <w:tcW w:type="dxa" w:w="2551"/>
+            <w:shd w:fill="F2F2F2" w:val="clear"/>
+          </w:tcPr>
+          <w:p>
+            <w:r>
+              <w:rPr>
+                <w:sz w:val="18"/>
+              </w:rPr>
+              <w:t>known_categoricals</w:t>
+            </w:r>
+          </w:p>
+        </w:tc>
+        <w:tc>
+          <w:tcPr>
+            <w:tcW w:type="dxa" w:w="1134"/>
+            <w:shd w:fill="F2F2F2" w:val="clear"/>
+          </w:tcPr>
+          <w:p>
+            <w:r>
+              <w:rPr>
+                <w:sz w:val="18"/>
+              </w:rPr>
+              <w:t>4</w:t>
+            </w:r>
+          </w:p>
+        </w:tc>
+        <w:tc>
+          <w:tcPr>
+            <w:tcW w:type="dxa" w:w="2551"/>
+            <w:shd w:fill="F2F2F2" w:val="clear"/>
+          </w:tcPr>
+          <w:p>
+            <w:r>
+              <w:rPr>
+                <w:sz w:val="18"/>
+              </w:rPr>
+              <w:t>—</w:t>
+            </w:r>
+          </w:p>
+        </w:tc>
+        <w:tc>
+          <w:tcPr>
+            <w:tcW w:type="dxa" w:w="4252"/>
+            <w:shd w:fill="F2F2F2" w:val="clear"/>
+          </w:tcPr>
+          <w:p>
+            <w:r>
+              <w:rPr>
+                <w:sz w:val="18"/>
+              </w:rPr>
+              <w:t>season_enc, day_name_enc, ad_channel_enc, holiday_name_enc</w:t>
+            </w:r>
+          </w:p>
+        </w:tc>
+      </w:tr>
+      <w:tr>
+        <w:tc>
+          <w:tcPr>
+            <w:tcW w:type="dxa" w:w="2551"/>
+            <w:shd w:fill="FFFFFF" w:val="clear"/>
+          </w:tcPr>
+          <w:p>
+            <w:r>
+              <w:rPr>
+                <w:sz w:val="18"/>
+              </w:rPr>
+              <w:t>known_reals</w:t>
+            </w:r>
+          </w:p>
+        </w:tc>
+        <w:tc>
+          <w:tcPr>
+            <w:tcW w:type="dxa" w:w="1134"/>
+            <w:shd w:fill="FFFFFF" w:val="clear"/>
+          </w:tcPr>
+          <w:p>
+            <w:r>
+              <w:rPr>
+                <w:sz w:val="18"/>
+              </w:rPr>
+              <w:t>28</w:t>
+            </w:r>
+          </w:p>
+        </w:tc>
+        <w:tc>
+          <w:tcPr>
+            <w:tcW w:type="dxa" w:w="2551"/>
+            <w:shd w:fill="FFFFFF" w:val="clear"/>
+          </w:tcPr>
+          <w:p>
+            <w:r>
+              <w:rPr>
+                <w:sz w:val="18"/>
+              </w:rPr>
+              <w:t>—</w:t>
+            </w:r>
+          </w:p>
+        </w:tc>
+        <w:tc>
+          <w:tcPr>
+            <w:tcW w:type="dxa" w:w="4252"/>
+            <w:shd w:fill="FFFFFF" w:val="clear"/>
+          </w:tcPr>
+          <w:p>
+            <w:r>
+              <w:rPr>
+                <w:sz w:val="18"/>
+              </w:rPr>
+              <w:t>Время (raw+sin/cos ×4), бинарные флаги (4), акции (4), цены топлива (7)</w:t>
+            </w:r>
+          </w:p>
+        </w:tc>
+      </w:tr>
+      <w:tr>
+        <w:tc>
+          <w:tcPr>
+            <w:tcW w:type="dxa" w:w="2551"/>
+            <w:shd w:fill="F2F2F2" w:val="clear"/>
+          </w:tcPr>
+          <w:p>
+            <w:r>
+              <w:rPr>
+                <w:sz w:val="18"/>
+              </w:rPr>
+              <w:t>relative_time_idx</w:t>
+            </w:r>
+          </w:p>
+        </w:tc>
+        <w:tc>
+          <w:tcPr>
+            <w:tcW w:type="dxa" w:w="1134"/>
+            <w:shd w:fill="F2F2F2" w:val="clear"/>
+          </w:tcPr>
+          <w:p>
+            <w:r>
+              <w:rPr>
+                <w:sz w:val="18"/>
+              </w:rPr>
+              <w:t>1</w:t>
+            </w:r>
+          </w:p>
+        </w:tc>
+        <w:tc>
+          <w:tcPr>
+            <w:tcW w:type="dxa" w:w="2551"/>
+            <w:shd w:fill="F2F2F2" w:val="clear"/>
+          </w:tcPr>
+          <w:p>
+            <w:r>
+              <w:rPr>
+                <w:sz w:val="18"/>
+              </w:rPr>
+              <w:t>add_relative_time_idx=True</w:t>
+            </w:r>
+          </w:p>
+        </w:tc>
+        <w:tc>
+          <w:tcPr>
+            <w:tcW w:type="dxa" w:w="4252"/>
+            <w:shd w:fill="F2F2F2" w:val="clear"/>
+          </w:tcPr>
+          <w:p>
+            <w:r>
+              <w:rPr>
+                <w:sz w:val="18"/>
+              </w:rPr>
+              <w:t>Позиция шага внутри окна (0 = начало, 1 = конец)</w:t>
+            </w:r>
+          </w:p>
+        </w:tc>
+      </w:tr>
+      <w:tr>
+        <w:tc>
+          <w:tcPr>
+            <w:tcW w:type="dxa" w:w="2551"/>
+            <w:shd w:fill="FFFFFF" w:val="clear"/>
+          </w:tcPr>
+          <w:p>
+            <w:r>
+              <w:rPr>
+                <w:sz w:val="18"/>
+              </w:rPr>
+              <w:t>unknown_reals</w:t>
+            </w:r>
+          </w:p>
+        </w:tc>
+        <w:tc>
+          <w:tcPr>
+            <w:tcW w:type="dxa" w:w="1134"/>
+            <w:shd w:fill="FFFFFF" w:val="clear"/>
+          </w:tcPr>
+          <w:p>
+            <w:r>
+              <w:rPr>
+                <w:sz w:val="18"/>
+              </w:rPr>
+              <w:t>19</w:t>
+            </w:r>
+          </w:p>
+        </w:tc>
+        <w:tc>
+          <w:tcPr>
+            <w:tcW w:type="dxa" w:w="2551"/>
+            <w:shd w:fill="FFFFFF" w:val="clear"/>
+          </w:tcPr>
+          <w:p>
+            <w:r>
+              <w:rPr>
+                <w:sz w:val="18"/>
+              </w:rPr>
+              <w:t>—</w:t>
+            </w:r>
+          </w:p>
+        </w:tc>
+        <w:tc>
+          <w:tcPr>
+            <w:tcW w:type="dxa" w:w="4252"/>
+            <w:shd w:fill="FFFFFF" w:val="clear"/>
+          </w:tcPr>
+          <w:p>
+            <w:r>
+              <w:rPr>
+                <w:sz w:val="18"/>
+              </w:rPr>
+              <w:t>Погода (8), трафик (7), выручка магазина (1), цены конкурентов (3)</w:t>
+            </w:r>
+          </w:p>
+        </w:tc>
+      </w:tr>
+      <w:tr>
+        <w:tc>
+          <w:tcPr>
+            <w:tcW w:type="dxa" w:w="2551"/>
+            <w:shd w:fill="F2F2F2" w:val="clear"/>
+          </w:tcPr>
+          <w:p>
+            <w:r>
+              <w:rPr>
+                <w:sz w:val="18"/>
+              </w:rPr>
+              <w:t>targets (observed past)</w:t>
+            </w:r>
+          </w:p>
+        </w:tc>
+        <w:tc>
+          <w:tcPr>
+            <w:tcW w:type="dxa" w:w="1134"/>
+            <w:shd w:fill="F2F2F2" w:val="clear"/>
+          </w:tcPr>
+          <w:p>
+            <w:r>
+              <w:rPr>
+                <w:sz w:val="18"/>
+              </w:rPr>
+              <w:t>12</w:t>
+            </w:r>
+          </w:p>
+        </w:tc>
+        <w:tc>
+          <w:tcPr>
+            <w:tcW w:type="dxa" w:w="2551"/>
+            <w:shd w:fill="F2F2F2" w:val="clear"/>
+          </w:tcPr>
+          <w:p>
+            <w:r>
+              <w:rPr>
+                <w:sz w:val="18"/>
+              </w:rPr>
+              <w:t>—</w:t>
+            </w:r>
+          </w:p>
+        </w:tc>
+        <w:tc>
+          <w:tcPr>
+            <w:tcW w:type="dxa" w:w="4252"/>
+            <w:shd w:fill="F2F2F2" w:val="clear"/>
+          </w:tcPr>
+          <w:p>
+            <w:r>
+              <w:rPr>
+                <w:sz w:val="18"/>
+              </w:rPr>
+              <w:t>12 целевых переменных — в энкодере видны как прошлые значения</w:t>
+            </w:r>
+          </w:p>
+        </w:tc>
+      </w:tr>
+      <w:tr>
+        <w:tc>
+          <w:tcPr>
+            <w:tcW w:type="dxa" w:w="2551"/>
+            <w:shd w:fill="FFFFFF" w:val="clear"/>
+          </w:tcPr>
+          <w:p>
+            <w:r>
+              <w:rPr>
+                <w:sz w:val="18"/>
+              </w:rPr>
+              <w:t>ИТОГО</w:t>
+            </w:r>
+          </w:p>
+        </w:tc>
+        <w:tc>
+          <w:tcPr>
+            <w:tcW w:type="dxa" w:w="1134"/>
+            <w:shd w:fill="FFFFFF" w:val="clear"/>
+          </w:tcPr>
+          <w:p>
+            <w:r>
+              <w:rPr>
+                <w:sz w:val="18"/>
+              </w:rPr>
+              <w:t>64</w:t>
+            </w:r>
+          </w:p>
+        </w:tc>
+        <w:tc>
+          <w:tcPr>
+            <w:tcW w:type="dxa" w:w="2551"/>
+            <w:shd w:fill="FFFFFF" w:val="clear"/>
+          </w:tcPr>
+          <w:p>
+            <w:r>
+              <w:rPr>
+                <w:sz w:val="18"/>
+              </w:rPr>
+              <w:t>—</w:t>
+            </w:r>
+          </w:p>
+        </w:tc>
+        <w:tc>
+          <w:tcPr>
+            <w:tcW w:type="dxa" w:w="4252"/>
+            <w:shd w:fill="FFFFFF" w:val="clear"/>
+          </w:tcPr>
+          <w:p>
+            <w:r>
+              <w:rPr>
+                <w:sz w:val="18"/>
+              </w:rPr>
+              <w:t>= 33 (известные) + 19 (наблюдаемые) + 12 (целевые прошлые)</w:t>
+            </w:r>
+          </w:p>
+        </w:tc>
+      </w:tr>
+    </w:tbl>
+    <w:p/>
+    <w:p>
+      <w:pPr>
+        <w:pStyle w:val="Heading3"/>
+      </w:pPr>
+      <w:r>
+        <w:rPr>
+          <w:color w:val="37868C"/>
+        </w:rPr>
+        <w:t>Будущие признаки (decoder_cont) — 33</w:t>
+      </w:r>
+    </w:p>
+    <w:tbl>
+      <w:tblPr>
+        <w:tblStyle w:val="TableGrid"/>
+        <w:tblW w:type="auto" w:w="0"/>
+        <w:jc w:val="left"/>
+        <w:tblLook w:firstColumn="1" w:firstRow="1" w:lastColumn="0" w:lastRow="0" w:noHBand="0" w:noVBand="1" w:val="04A0"/>
+      </w:tblPr>
+      <w:tblGrid>
+        <w:gridCol w:w="2422"/>
+        <w:gridCol w:w="2422"/>
+        <w:gridCol w:w="2422"/>
+        <w:gridCol w:w="2422"/>
+      </w:tblGrid>
+      <w:tr>
+        <w:tc>
+          <w:tcPr>
+            <w:tcW w:type="dxa" w:w="2551"/>
+            <w:shd w:fill="1F3964" w:val="clear"/>
+          </w:tcPr>
+          <w:p>
+            <w:r>
+              <w:rPr>
+                <w:b/>
+                <w:color w:val="FFFFFF"/>
+                <w:sz w:val="18"/>
+              </w:rPr>
+              <w:t>Компонент</w:t>
+            </w:r>
+          </w:p>
+        </w:tc>
+        <w:tc>
+          <w:tcPr>
+            <w:tcW w:type="dxa" w:w="1134"/>
+            <w:shd w:fill="1F3964" w:val="clear"/>
+          </w:tcPr>
+          <w:p>
+            <w:r>
+              <w:rPr>
+                <w:b/>
+                <w:color w:val="FFFFFF"/>
+                <w:sz w:val="18"/>
+              </w:rPr>
+              <w:t>Кол-во</w:t>
+            </w:r>
+          </w:p>
+        </w:tc>
+        <w:tc>
+          <w:tcPr>
+            <w:tcW w:type="dxa" w:w="2551"/>
+            <w:shd w:fill="1F3964" w:val="clear"/>
+          </w:tcPr>
+          <w:p>
+            <w:r>
+              <w:rPr>
+                <w:b/>
+                <w:color w:val="FFFFFF"/>
+                <w:sz w:val="18"/>
+              </w:rPr>
+              <w:t>Параметр датасета</w:t>
+            </w:r>
+          </w:p>
+        </w:tc>
+        <w:tc>
+          <w:tcPr>
+            <w:tcW w:type="dxa" w:w="4252"/>
+            <w:shd w:fill="1F3964" w:val="clear"/>
+          </w:tcPr>
+          <w:p>
+            <w:r>
+              <w:rPr>
+                <w:b/>
+                <w:color w:val="FFFFFF"/>
+                <w:sz w:val="18"/>
+              </w:rPr>
+              <w:t>Описание</w:t>
+            </w:r>
+          </w:p>
+        </w:tc>
+      </w:tr>
+      <w:tr>
+        <w:tc>
+          <w:tcPr>
+            <w:tcW w:type="dxa" w:w="2551"/>
+            <w:shd w:fill="F2F2F2" w:val="clear"/>
+          </w:tcPr>
+          <w:p>
+            <w:r>
+              <w:rPr>
+                <w:sz w:val="18"/>
+              </w:rPr>
+              <w:t>known_categoricals</w:t>
+            </w:r>
+          </w:p>
+        </w:tc>
+        <w:tc>
+          <w:tcPr>
+            <w:tcW w:type="dxa" w:w="1134"/>
+            <w:shd w:fill="F2F2F2" w:val="clear"/>
+          </w:tcPr>
+          <w:p>
+            <w:r>
+              <w:rPr>
+                <w:sz w:val="18"/>
+              </w:rPr>
+              <w:t>4</w:t>
+            </w:r>
+          </w:p>
+        </w:tc>
+        <w:tc>
+          <w:tcPr>
+            <w:tcW w:type="dxa" w:w="2551"/>
+            <w:shd w:fill="F2F2F2" w:val="clear"/>
+          </w:tcPr>
+          <w:p>
+            <w:r>
+              <w:rPr>
+                <w:sz w:val="18"/>
+              </w:rPr>
+              <w:t>—</w:t>
+            </w:r>
+          </w:p>
+        </w:tc>
+        <w:tc>
+          <w:tcPr>
+            <w:tcW w:type="dxa" w:w="4252"/>
+            <w:shd w:fill="F2F2F2" w:val="clear"/>
+          </w:tcPr>
+          <w:p>
+            <w:r>
+              <w:rPr>
+                <w:sz w:val="18"/>
+              </w:rPr>
+              <w:t>season_enc, day_name_enc, ad_channel_enc, holiday_name_enc</w:t>
+            </w:r>
+          </w:p>
+        </w:tc>
+      </w:tr>
+      <w:tr>
+        <w:tc>
+          <w:tcPr>
+            <w:tcW w:type="dxa" w:w="2551"/>
+            <w:shd w:fill="FFFFFF" w:val="clear"/>
+          </w:tcPr>
+          <w:p>
+            <w:r>
+              <w:rPr>
+                <w:sz w:val="18"/>
+              </w:rPr>
+              <w:t>known_reals</w:t>
+            </w:r>
+          </w:p>
+        </w:tc>
+        <w:tc>
+          <w:tcPr>
+            <w:tcW w:type="dxa" w:w="1134"/>
+            <w:shd w:fill="FFFFFF" w:val="clear"/>
+          </w:tcPr>
+          <w:p>
+            <w:r>
+              <w:rPr>
+                <w:sz w:val="18"/>
+              </w:rPr>
+              <w:t>28</w:t>
+            </w:r>
+          </w:p>
+        </w:tc>
+        <w:tc>
+          <w:tcPr>
+            <w:tcW w:type="dxa" w:w="2551"/>
+            <w:shd w:fill="FFFFFF" w:val="clear"/>
+          </w:tcPr>
+          <w:p>
+            <w:r>
+              <w:rPr>
+                <w:sz w:val="18"/>
+              </w:rPr>
+              <w:t>—</w:t>
+            </w:r>
+          </w:p>
+        </w:tc>
+        <w:tc>
+          <w:tcPr>
+            <w:tcW w:type="dxa" w:w="4252"/>
+            <w:shd w:fill="FFFFFF" w:val="clear"/>
+          </w:tcPr>
+          <w:p>
+            <w:r>
+              <w:rPr>
+                <w:sz w:val="18"/>
+              </w:rPr>
+              <w:t>Время (raw+sin/cos ×4), бинарные флаги (4), акции (4), цены топлива (7)</w:t>
+            </w:r>
+          </w:p>
+        </w:tc>
+      </w:tr>
+      <w:tr>
+        <w:tc>
+          <w:tcPr>
+            <w:tcW w:type="dxa" w:w="2551"/>
+            <w:shd w:fill="F2F2F2" w:val="clear"/>
+          </w:tcPr>
+          <w:p>
+            <w:r>
+              <w:rPr>
+                <w:sz w:val="18"/>
+              </w:rPr>
+              <w:t>relative_time_idx</w:t>
+            </w:r>
+          </w:p>
+        </w:tc>
+        <w:tc>
+          <w:tcPr>
+            <w:tcW w:type="dxa" w:w="1134"/>
+            <w:shd w:fill="F2F2F2" w:val="clear"/>
+          </w:tcPr>
+          <w:p>
+            <w:r>
+              <w:rPr>
+                <w:sz w:val="18"/>
+              </w:rPr>
+              <w:t>1</w:t>
+            </w:r>
+          </w:p>
+        </w:tc>
+        <w:tc>
+          <w:tcPr>
+            <w:tcW w:type="dxa" w:w="2551"/>
+            <w:shd w:fill="F2F2F2" w:val="clear"/>
+          </w:tcPr>
+          <w:p>
+            <w:r>
+              <w:rPr>
+                <w:sz w:val="18"/>
+              </w:rPr>
+              <w:t>add_relative_time_idx=True</w:t>
+            </w:r>
+          </w:p>
+        </w:tc>
+        <w:tc>
+          <w:tcPr>
+            <w:tcW w:type="dxa" w:w="4252"/>
+            <w:shd w:fill="F2F2F2" w:val="clear"/>
+          </w:tcPr>
+          <w:p>
+            <w:r>
+              <w:rPr>
+                <w:sz w:val="18"/>
+              </w:rPr>
+              <w:t>Позиция шага внутри горизонта прогноза</w:t>
+            </w:r>
+          </w:p>
+        </w:tc>
+      </w:tr>
+      <w:tr>
+        <w:tc>
+          <w:tcPr>
+            <w:tcW w:type="dxa" w:w="2551"/>
+            <w:shd w:fill="FFFFFF" w:val="clear"/>
+          </w:tcPr>
+          <w:p>
+            <w:r>
+              <w:rPr>
+                <w:sz w:val="18"/>
+              </w:rPr>
+              <w:t>ИТОГО</w:t>
+            </w:r>
+          </w:p>
+        </w:tc>
+        <w:tc>
+          <w:tcPr>
+            <w:tcW w:type="dxa" w:w="1134"/>
+            <w:shd w:fill="FFFFFF" w:val="clear"/>
+          </w:tcPr>
+          <w:p>
+            <w:r>
+              <w:rPr>
+                <w:sz w:val="18"/>
+              </w:rPr>
+              <w:t>33</w:t>
+            </w:r>
+          </w:p>
+        </w:tc>
+        <w:tc>
+          <w:tcPr>
+            <w:tcW w:type="dxa" w:w="2551"/>
+            <w:shd w:fill="FFFFFF" w:val="clear"/>
+          </w:tcPr>
+          <w:p>
+            <w:r>
+              <w:rPr>
+                <w:sz w:val="18"/>
+              </w:rPr>
+              <w:t>—</w:t>
+            </w:r>
+          </w:p>
+        </w:tc>
+        <w:tc>
+          <w:tcPr>
+            <w:tcW w:type="dxa" w:w="4252"/>
+            <w:shd w:fill="FFFFFF" w:val="clear"/>
+          </w:tcPr>
+          <w:p>
+            <w:r>
+              <w:rPr>
+                <w:sz w:val="18"/>
+              </w:rPr>
+              <w:t>Декодер видит только то, что можно знать заранее</w:t>
+            </w:r>
+          </w:p>
+        </w:tc>
+      </w:tr>
+    </w:tbl>
+    <w:p>
+      <w:r>
+        <w:rPr>
+          <w:b w:val="0"/>
+          <w:i w:val="0"/>
+          <w:sz w:val="20"/>
+        </w:rPr>
+        <w:t>Ключевое отличие: декодер (33) — это подмножество энкодера (64). В будущем нельзя наблюдать погоду, трафик и фактические продажи, поэтому unknown_reals и targets в decoder_cont отсутствуют. Именно это делает TFT мощнее классических seq2seq: модель явно разделяет, что ей известно заранее, а что — только по истории.</w:t>
+      </w:r>
+    </w:p>
     <w:sectPr>
       <w:pgSz w:w="12240" w:h="15840"/>
       <w:pgMar w:top="1134" w:right="1134" w:bottom="1134" w:left="1417" w:header="720" w:footer="720" w:gutter="0"/>

--- a/reports/tft_report.docx
+++ b/reports/tft_report.docx
@@ -12,7 +12,7 @@
           <w:color w:val="1F3964"/>
           <w:sz w:val="36"/>
         </w:rPr>
-        <w:t>Анализ данных и предобработка для TFT-модели</w:t>
+        <w:t>TFT-модель прогнозирования продаж АЗС</w:t>
       </w:r>
     </w:p>
     <w:p>
@@ -25,7 +25,7 @@
           <w:color w:val="606060"/>
           <w:sz w:val="26"/>
         </w:rPr>
-        <w:t>Прогнозирование продаж топлива сети АЗС Татнефть</w:t>
+        <w:t>Описание данных, переменных, предобработки и архитектуры модели</w:t>
       </w:r>
     </w:p>
     <w:p>
@@ -33,7 +33,7 @@
         <w:jc w:val="center"/>
       </w:pPr>
       <w:r>
-        <w:t>Temporal Fusion Transformer (Lim et al., 2020)  |  Период: 2023 год  |  Станций: 5</w:t>
+        <w:t>Temporal Fusion Transformer (Lim et al., 2020)  |  Период: 2025 год  |  Станций: 5  |  Гранулярность: ежедневные данные</w:t>
       </w:r>
     </w:p>
     <w:p>
@@ -152,7 +152,7 @@
               <w:rPr>
                 <w:sz w:val="18"/>
               </w:rPr>
-              <w:t>5stations_metadata.csv</w:t>
+              <w:t>gas_stations_static.csv</w:t>
             </w:r>
           </w:p>
         </w:tc>
@@ -180,7 +180,7 @@
               <w:rPr>
                 <w:sz w:val="18"/>
               </w:rPr>
-              <w:t>32</w:t>
+              <w:t>29</w:t>
             </w:r>
           </w:p>
         </w:tc>
@@ -194,7 +194,7 @@
               <w:rPr>
                 <w:sz w:val="18"/>
               </w:rPr>
-              <w:t>Паспорт АЗС: тип дороги, услуги, количество колонок, базовые цены</w:t>
+              <w:t>Паспорт АЗС: тип дороги, услуги, количество колонок, характеристики расположения</w:t>
             </w:r>
           </w:p>
         </w:tc>
@@ -210,7 +210,7 @@
               <w:rPr>
                 <w:sz w:val="18"/>
               </w:rPr>
-              <w:t>5stations_data.csv</w:t>
+              <w:t>gas_stations_temporal_daily_2025.csv</w:t>
             </w:r>
           </w:p>
         </w:tc>
@@ -224,7 +224,7 @@
               <w:rPr>
                 <w:sz w:val="18"/>
               </w:rPr>
-              <w:t>43 800</w:t>
+              <w:t>1825</w:t>
             </w:r>
           </w:p>
         </w:tc>
@@ -238,7 +238,7 @@
               <w:rPr>
                 <w:sz w:val="18"/>
               </w:rPr>
-              <w:t>72</w:t>
+              <w:t>88</w:t>
             </w:r>
           </w:p>
         </w:tc>
@@ -252,7 +252,7 @@
               <w:rPr>
                 <w:sz w:val="18"/>
               </w:rPr>
-              <w:t>Почасовые данные 2023 г.: погода, трафик, продажи, цены, акции, реклама</w:t>
+              <w:t>Ежедневные данные 2025 г.: погода, трафик, продажи, цены, акции, метрики клиентов</w:t>
             </w:r>
           </w:p>
         </w:tc>
@@ -282,7 +282,7 @@
               <w:rPr>
                 <w:sz w:val="18"/>
               </w:rPr>
-              <w:t>43800</w:t>
+              <w:t>1825</w:t>
             </w:r>
           </w:p>
         </w:tc>
@@ -296,7 +296,7 @@
               <w:rPr>
                 <w:sz w:val="18"/>
               </w:rPr>
-              <w:t>89</w:t>
+              <w:t>115</w:t>
             </w:r>
           </w:p>
         </w:tc>
@@ -310,7 +310,7 @@
               <w:rPr>
                 <w:sz w:val="18"/>
               </w:rPr>
-              <w:t>Объединённый датасет: все временны́е данные + статические характеристики АЗС</w:t>
+              <w:t>Объединённый датасет: все временные данные + статические характеристики АЗС</w:t>
             </w:r>
           </w:p>
         </w:tc>
@@ -340,7 +340,7 @@
               <w:rPr>
                 <w:sz w:val="18"/>
               </w:rPr>
-              <w:t>43800</w:t>
+              <w:t>1825</w:t>
             </w:r>
           </w:p>
         </w:tc>
@@ -354,7 +354,7 @@
               <w:rPr>
                 <w:sz w:val="18"/>
               </w:rPr>
-              <w:t>111</w:t>
+              <w:t>133</w:t>
             </w:r>
           </w:p>
         </w:tc>
@@ -382,7 +382,7 @@
           <w:i w:val="0"/>
           <w:sz w:val="20"/>
         </w:rPr>
-        <w:t>LEFT JOIN добавляет к каждой из 43 800 строк временного ряда 17 статических признаков из паспорта АЗС. Все строки временного ряда сохраняются (пропущенных периодов нет).</w:t>
+        <w:t>LEFT JOIN добавляет к каждой из 1825 строк временного ряда статические признаки из паспорта АЗС. Временной ряд: 2025-01-01 — 2025-12-31 (365 дней x 5 станций). Пропущенных дат нет.</w:t>
       </w:r>
     </w:p>
     <w:p>
@@ -403,7 +403,7 @@
           <w:i w:val="0"/>
           <w:sz w:val="20"/>
         </w:rPr>
-        <w:t>Из 89 колонок объединённого датасета 7 исключены как избыточные (см. таблицу ниже). Остаётся 89 − 7 = 82 колонок. Препроцессинг добавляет: 1 is_shop_open + 7 _enc + 8 sin/cos + 1 time_idx + 12 _orig = 29 новых колонок. Итого в prepared_data.csv: 111 колонок, из которых 89 = 89 — прямые входы TimeSeriesDataSet (80 из merged + 1 is_shop_open + 8 sin/cos).</w:t>
+        <w:t>Из 115 колонок объединённого датасета 8 исключены как избыточные. Остаётся 115 - 8 = 107 колонок. Препроцессинг добавляет 26 новых колонок (7 _enc + 6 sin/cos + 1 time_idx + 12 _orig). Итого в prepared_data.csv: 133 колонок.</w:t>
       </w:r>
     </w:p>
     <w:tbl>
@@ -420,7 +420,7 @@
       <w:tr>
         <w:tc>
           <w:tcPr>
-            <w:tcW w:type="dxa" w:w="2551"/>
+            <w:tcW w:type="dxa" w:w="3118"/>
             <w:shd w:fill="1F3964" w:val="clear"/>
           </w:tcPr>
           <w:p>
@@ -436,7 +436,7 @@
         </w:tc>
         <w:tc>
           <w:tcPr>
-            <w:tcW w:type="dxa" w:w="7937"/>
+            <w:tcW w:type="dxa" w:w="7370"/>
             <w:shd w:fill="1F3964" w:val="clear"/>
           </w:tcPr>
           <w:p>
@@ -454,7 +454,7 @@
       <w:tr>
         <w:tc>
           <w:tcPr>
-            <w:tcW w:type="dxa" w:w="2551"/>
+            <w:tcW w:type="dxa" w:w="3118"/>
             <w:shd w:fill="F2F2F2" w:val="clear"/>
           </w:tcPr>
           <w:p>
@@ -468,7 +468,7 @@
         </w:tc>
         <w:tc>
           <w:tcPr>
-            <w:tcW w:type="dxa" w:w="7937"/>
+            <w:tcW w:type="dxa" w:w="7370"/>
             <w:shd w:fill="F2F2F2" w:val="clear"/>
           </w:tcPr>
           <w:p>
@@ -476,7 +476,7 @@
               <w:rPr>
                 <w:sz w:val="18"/>
               </w:rPr>
-              <w:t>Служебная строка; идентификатор станции — station_id (целое число)</w:t>
+              <w:t>Служебная строка; идентификатор станции — station_id</w:t>
             </w:r>
           </w:p>
         </w:tc>
@@ -484,7 +484,7 @@
       <w:tr>
         <w:tc>
           <w:tcPr>
-            <w:tcW w:type="dxa" w:w="2551"/>
+            <w:tcW w:type="dxa" w:w="3118"/>
             <w:shd w:fill="FFFFFF" w:val="clear"/>
           </w:tcPr>
           <w:p>
@@ -498,7 +498,7 @@
         </w:tc>
         <w:tc>
           <w:tcPr>
-            <w:tcW w:type="dxa" w:w="7937"/>
+            <w:tcW w:type="dxa" w:w="7370"/>
             <w:shd w:fill="FFFFFF" w:val="clear"/>
           </w:tcPr>
           <w:p>
@@ -506,7 +506,7 @@
               <w:rPr>
                 <w:sz w:val="18"/>
               </w:rPr>
-              <w:t>= sum(num_pumps_AI92, …, num_pumps_DT_WINTER) — дублирует детальные колонки</w:t>
+              <w:t>= sum(num_pumps_AI92, num_pumps_AI95, …) — дублирует детальные колонки</w:t>
             </w:r>
           </w:p>
         </w:tc>
@@ -514,7 +514,7 @@
       <w:tr>
         <w:tc>
           <w:tcPr>
-            <w:tcW w:type="dxa" w:w="2551"/>
+            <w:tcW w:type="dxa" w:w="3118"/>
             <w:shd w:fill="F2F2F2" w:val="clear"/>
           </w:tcPr>
           <w:p>
@@ -528,7 +528,7 @@
         </w:tc>
         <w:tc>
           <w:tcPr>
-            <w:tcW w:type="dxa" w:w="7937"/>
+            <w:tcW w:type="dxa" w:w="7370"/>
             <w:shd w:fill="F2F2F2" w:val="clear"/>
           </w:tcPr>
           <w:p>
@@ -536,7 +536,7 @@
               <w:rPr>
                 <w:sz w:val="18"/>
               </w:rPr>
-              <w:t>= sum(sales_AI92, …, sales_DT_WINTER) — дублирует целевые переменные</w:t>
+              <w:t>= sum(sales_AI92, sales_AI95, …) — дублирует целевые переменные</w:t>
             </w:r>
           </w:p>
         </w:tc>
@@ -544,7 +544,7 @@
       <w:tr>
         <w:tc>
           <w:tcPr>
-            <w:tcW w:type="dxa" w:w="2551"/>
+            <w:tcW w:type="dxa" w:w="3118"/>
             <w:shd w:fill="FFFFFF" w:val="clear"/>
           </w:tcPr>
           <w:p>
@@ -552,13 +552,13 @@
               <w:rPr>
                 <w:sz w:val="18"/>
               </w:rPr>
-              <w:t>shop_total_revenue</w:t>
-            </w:r>
-          </w:p>
-        </w:tc>
-        <w:tc>
-          <w:tcPr>
-            <w:tcW w:type="dxa" w:w="7937"/>
+              <w:t>quarter</w:t>
+            </w:r>
+          </w:p>
+        </w:tc>
+        <w:tc>
+          <w:tcPr>
+            <w:tcW w:type="dxa" w:w="7370"/>
             <w:shd w:fill="FFFFFF" w:val="clear"/>
           </w:tcPr>
           <w:p>
@@ -566,7 +566,7 @@
               <w:rPr>
                 <w:sz w:val="18"/>
               </w:rPr>
-              <w:t>= sum(shop_напитки, …, shop_табак) — дублирует целевые переменные магазина</w:t>
+              <w:t>Однозначно выводится из month; избыточен для модели</w:t>
             </w:r>
           </w:p>
         </w:tc>
@@ -574,7 +574,7 @@
       <w:tr>
         <w:tc>
           <w:tcPr>
-            <w:tcW w:type="dxa" w:w="2551"/>
+            <w:tcW w:type="dxa" w:w="3118"/>
             <w:shd w:fill="F2F2F2" w:val="clear"/>
           </w:tcPr>
           <w:p>
@@ -582,13 +582,13 @@
               <w:rPr>
                 <w:sz w:val="18"/>
               </w:rPr>
-              <w:t>total_traffic</w:t>
-            </w:r>
-          </w:p>
-        </w:tc>
-        <w:tc>
-          <w:tcPr>
-            <w:tcW w:type="dxa" w:w="7937"/>
+              <w:t>traffic_uroven_jbslugi_1_poputn</w:t>
+            </w:r>
+          </w:p>
+        </w:tc>
+        <w:tc>
+          <w:tcPr>
+            <w:tcW w:type="dxa" w:w="7370"/>
             <w:shd w:fill="F2F2F2" w:val="clear"/>
           </w:tcPr>
           <w:p>
@@ -596,7 +596,7 @@
               <w:rPr>
                 <w:sz w:val="18"/>
               </w:rPr>
-              <w:t>Содержит скрытую категорию ТС: total &gt; sum(traffic_*). Несогласован с детальными</w:t>
+              <w:t>Уровень обслуживания дороги A–F (строка): дублирует числовые счётчики трафика</w:t>
             </w:r>
           </w:p>
         </w:tc>
@@ -604,7 +604,7 @@
       <w:tr>
         <w:tc>
           <w:tcPr>
-            <w:tcW w:type="dxa" w:w="2551"/>
+            <w:tcW w:type="dxa" w:w="3118"/>
             <w:shd w:fill="FFFFFF" w:val="clear"/>
           </w:tcPr>
           <w:p>
@@ -612,13 +612,13 @@
               <w:rPr>
                 <w:sz w:val="18"/>
               </w:rPr>
-              <w:t>quarter</w:t>
-            </w:r>
-          </w:p>
-        </w:tc>
-        <w:tc>
-          <w:tcPr>
-            <w:tcW w:type="dxa" w:w="7937"/>
+              <w:t>traffic_uroven_jbslugi_2_poputn</w:t>
+            </w:r>
+          </w:p>
+        </w:tc>
+        <w:tc>
+          <w:tcPr>
+            <w:tcW w:type="dxa" w:w="7370"/>
             <w:shd w:fill="FFFFFF" w:val="clear"/>
           </w:tcPr>
           <w:p>
@@ -626,7 +626,7 @@
               <w:rPr>
                 <w:sz w:val="18"/>
               </w:rPr>
-              <w:t>Однозначно выводится из month; избыточен для модели</w:t>
+              <w:t>То же, полоса 2, попутное направление</w:t>
             </w:r>
           </w:p>
         </w:tc>
@@ -634,7 +634,7 @@
       <w:tr>
         <w:tc>
           <w:tcPr>
-            <w:tcW w:type="dxa" w:w="2551"/>
+            <w:tcW w:type="dxa" w:w="3118"/>
             <w:shd w:fill="F2F2F2" w:val="clear"/>
           </w:tcPr>
           <w:p>
@@ -642,13 +642,13 @@
               <w:rPr>
                 <w:sz w:val="18"/>
               </w:rPr>
-              <w:t>day_name</w:t>
-            </w:r>
-          </w:p>
-        </w:tc>
-        <w:tc>
-          <w:tcPr>
-            <w:tcW w:type="dxa" w:w="7937"/>
+              <w:t>traffic_uroven_jbslugi_1_wstrechn</w:t>
+            </w:r>
+          </w:p>
+        </w:tc>
+        <w:tc>
+          <w:tcPr>
+            <w:tcW w:type="dxa" w:w="7370"/>
             <w:shd w:fill="F2F2F2" w:val="clear"/>
           </w:tcPr>
           <w:p>
@@ -656,7 +656,37 @@
               <w:rPr>
                 <w:sz w:val="18"/>
               </w:rPr>
-              <w:t>Строковая форма day_of_week; day_of_week уже в модели c sin/cos кодированием</w:t>
+              <w:t>Уровень обслуживания дороги A–F, полоса 1, встречное направление</w:t>
+            </w:r>
+          </w:p>
+        </w:tc>
+      </w:tr>
+      <w:tr>
+        <w:tc>
+          <w:tcPr>
+            <w:tcW w:type="dxa" w:w="3118"/>
+            <w:shd w:fill="FFFFFF" w:val="clear"/>
+          </w:tcPr>
+          <w:p>
+            <w:r>
+              <w:rPr>
+                <w:sz w:val="18"/>
+              </w:rPr>
+              <w:t>traffic_uroven_jbslugi_2_wstrechn</w:t>
+            </w:r>
+          </w:p>
+        </w:tc>
+        <w:tc>
+          <w:tcPr>
+            <w:tcW w:type="dxa" w:w="7370"/>
+            <w:shd w:fill="FFFFFF" w:val="clear"/>
+          </w:tcPr>
+          <w:p>
+            <w:r>
+              <w:rPr>
+                <w:sz w:val="18"/>
+              </w:rPr>
+              <w:t>То же, полоса 2, встречное направление</w:t>
             </w:r>
           </w:p>
         </w:tc>
@@ -680,7 +710,7 @@
           <w:i w:val="0"/>
           <w:sz w:val="20"/>
         </w:rPr>
-        <w:t>Temporal Fusion Transformer (Lim et al., 2020) принимает три типа входов. Разделение определяет, какую информацию модель может использовать при прогнозировании: статические — зашиты в веса; известные будущие — подаются в декодер; наблюдаемые прошлые — только в энкодер.</w:t>
+        <w:t>Temporal Fusion Transformer (Lim et al., 2020) принимает три типа входов. Разделение определяет, какую информацию модель использует при прогнозировании: статические — зашиты в контекстный вектор; известные будущие — подаются в декодер; наблюдаемые прошлые — только в энкодер.</w:t>
       </w:r>
     </w:p>
     <w:tbl>
@@ -784,7 +814,7 @@
               <w:rPr>
                 <w:sz w:val="18"/>
               </w:rPr>
-              <w:t>3</w:t>
+              <w:t>5</w:t>
             </w:r>
           </w:p>
         </w:tc>
@@ -814,7 +844,7 @@
               <w:rPr>
                 <w:sz w:val="18"/>
               </w:rPr>
-              <w:t>Числовые свойства АЗС из паспорта (metadata), не нормализуются</w:t>
+              <w:t>Числовые свойства АЗС из паспорта (metadata). Не нормализуются.</w:t>
             </w:r>
           </w:p>
         </w:tc>
@@ -828,7 +858,7 @@
               <w:rPr>
                 <w:sz w:val="18"/>
               </w:rPr>
-              <w:t>26</w:t>
+              <w:t>21</w:t>
             </w:r>
           </w:p>
         </w:tc>
@@ -872,7 +902,7 @@
               <w:rPr>
                 <w:sz w:val="18"/>
               </w:rPr>
-              <w:t>4</w:t>
+              <w:t>2</w:t>
             </w:r>
           </w:p>
         </w:tc>
@@ -902,7 +932,7 @@
               <w:rPr>
                 <w:sz w:val="18"/>
               </w:rPr>
-              <w:t>Числовые признаки, известные на весь горизонт прогноза. Сюда входят: время, погода, трафик, цены конкурентов, акции. Только эти переменные можно менять в сценарном what-if анализе.</w:t>
+              <w:t>Числовые признаки, известные на весь горизонт прогноза (время, погода, трафик, цены). Только эти переменные можно менять в сценарном what-if анализе.</w:t>
             </w:r>
           </w:p>
         </w:tc>
@@ -916,7 +946,7 @@
               <w:rPr>
                 <w:sz w:val="18"/>
               </w:rPr>
-              <w:t>44</w:t>
+              <w:t>53</w:t>
             </w:r>
           </w:p>
         </w:tc>
@@ -946,7 +976,7 @@
               <w:rPr>
                 <w:sz w:val="18"/>
               </w:rPr>
-              <w:t>Наблюдаемые прошлые (энкодер видит их только за прошлое). Намеренно пусто: все ковариаты перенесены в KNOWN для поддержки what-if.</w:t>
+              <w:t>Наблюдаемые прошлые: известны за прошлые периоды, недоступны для горизонта прогноза. Клиентские метрики и производные трафика.</w:t>
             </w:r>
           </w:p>
         </w:tc>
@@ -960,7 +990,7 @@
               <w:rPr>
                 <w:sz w:val="18"/>
               </w:rPr>
-              <w:t>0</w:t>
+              <w:t>18</w:t>
             </w:r>
           </w:p>
         </w:tc>
@@ -990,7 +1020,7 @@
               <w:rPr>
                 <w:sz w:val="18"/>
               </w:rPr>
-              <w:t>12 целевых переменных. TFT использует их как авторегрессивные входы энкодера (лаговые значения) автоматически через target=TARGET_COLS.</w:t>
+              <w:t>12 целевых переменных (5 видов топлива + 7 категорий магазина). TFT использует их как авторегрессивные входы энкодера автоматически.</w:t>
             </w:r>
           </w:p>
         </w:tc>
@@ -1028,7 +1058,7 @@
           <w:i w:val="0"/>
           <w:sz w:val="20"/>
         </w:rPr>
-        <w:t>Паспортные данные АЗС из 5stations_metadata.csv. Не изменяются во времени и не нормализуются (Z-score не применяется). TFT строит для них глобальный статический энкодер (контекстный вектор).</w:t>
+        <w:t>Паспортные данные АЗС из gas_stations_static.csv. Не изменяются во времени. TFT строит для них глобальный статический энкодер (контекстный вектор). Категориальные не нормализуются (эмбеддинги); числовые — Z-score не применяется.</w:t>
       </w:r>
     </w:p>
     <w:tbl>
@@ -1057,7 +1087,23 @@
                 <w:color w:val="FFFFFF"/>
                 <w:sz w:val="18"/>
               </w:rPr>
-              <w:t>Переменная</w:t>
+              <w:t>Переменная (оригинал)</w:t>
+            </w:r>
+          </w:p>
+        </w:tc>
+        <w:tc>
+          <w:tcPr>
+            <w:tcW w:type="dxa" w:w="1984"/>
+            <w:shd w:fill="1F3964" w:val="clear"/>
+          </w:tcPr>
+          <w:p>
+            <w:r>
+              <w:rPr>
+                <w:b/>
+                <w:color w:val="FFFFFF"/>
+                <w:sz w:val="18"/>
+              </w:rPr>
+              <w:t>Тип TFT</w:t>
             </w:r>
           </w:p>
         </w:tc>
@@ -1073,13 +1119,13 @@
                 <w:color w:val="FFFFFF"/>
                 <w:sz w:val="18"/>
               </w:rPr>
-              <w:t>Тип TFT-входа</w:t>
-            </w:r>
-          </w:p>
-        </w:tc>
-        <w:tc>
-          <w:tcPr>
-            <w:tcW w:type="dxa" w:w="2551"/>
+              <w:t>Предобработка</w:t>
+            </w:r>
+          </w:p>
+        </w:tc>
+        <w:tc>
+          <w:tcPr>
+            <w:tcW w:type="dxa" w:w="3402"/>
             <w:shd w:fill="1F3964" w:val="clear"/>
           </w:tcPr>
           <w:p>
@@ -1089,22 +1135,6 @@
                 <w:color w:val="FFFFFF"/>
                 <w:sz w:val="18"/>
               </w:rPr>
-              <w:t>Предобработка</w:t>
-            </w:r>
-          </w:p>
-        </w:tc>
-        <w:tc>
-          <w:tcPr>
-            <w:tcW w:type="dxa" w:w="2835"/>
-            <w:shd w:fill="1F3964" w:val="clear"/>
-          </w:tcPr>
-          <w:p>
-            <w:r>
-              <w:rPr>
-                <w:b/>
-                <w:color w:val="FFFFFF"/>
-                <w:sz w:val="18"/>
-              </w:rPr>
               <w:t>Описание</w:t>
             </w:r>
           </w:p>
@@ -1127,6 +1157,20 @@
         </w:tc>
         <w:tc>
           <w:tcPr>
+            <w:tcW w:type="dxa" w:w="1984"/>
+            <w:shd w:fill="F2F2F2" w:val="clear"/>
+          </w:tcPr>
+          <w:p>
+            <w:r>
+              <w:rPr>
+                <w:sz w:val="18"/>
+              </w:rPr>
+              <w:t>static_categoricals</w:t>
+            </w:r>
+          </w:p>
+        </w:tc>
+        <w:tc>
+          <w:tcPr>
             <w:tcW w:type="dxa" w:w="2268"/>
             <w:shd w:fill="F2F2F2" w:val="clear"/>
           </w:tcPr>
@@ -1135,24 +1179,84 @@
               <w:rPr>
                 <w:sz w:val="18"/>
               </w:rPr>
+              <w:t>LabelEncoder -&gt; road_type_enc</w:t>
+            </w:r>
+          </w:p>
+        </w:tc>
+        <w:tc>
+          <w:tcPr>
+            <w:tcW w:type="dxa" w:w="3402"/>
+            <w:shd w:fill="F2F2F2" w:val="clear"/>
+          </w:tcPr>
+          <w:p>
+            <w:r>
+              <w:rPr>
+                <w:sz w:val="18"/>
+              </w:rPr>
+              <w:t>Тип дороги (федеральная / региональная / местная)</w:t>
+            </w:r>
+          </w:p>
+        </w:tc>
+      </w:tr>
+      <w:tr>
+        <w:tc>
+          <w:tcPr>
+            <w:tcW w:type="dxa" w:w="2835"/>
+            <w:shd w:fill="FFFFFF" w:val="clear"/>
+          </w:tcPr>
+          <w:p>
+            <w:r>
+              <w:rPr>
+                <w:sz w:val="18"/>
+              </w:rPr>
+              <w:t>road_level</w:t>
+            </w:r>
+          </w:p>
+        </w:tc>
+        <w:tc>
+          <w:tcPr>
+            <w:tcW w:type="dxa" w:w="1984"/>
+            <w:shd w:fill="FFFFFF" w:val="clear"/>
+          </w:tcPr>
+          <w:p>
+            <w:r>
+              <w:rPr>
+                <w:sz w:val="18"/>
+              </w:rPr>
               <w:t>static_categoricals</w:t>
             </w:r>
           </w:p>
         </w:tc>
         <w:tc>
           <w:tcPr>
-            <w:tcW w:type="dxa" w:w="2551"/>
-            <w:shd w:fill="F2F2F2" w:val="clear"/>
-          </w:tcPr>
-          <w:p>
-            <w:r>
-              <w:rPr>
-                <w:sz w:val="18"/>
-              </w:rPr>
-              <w:t>LabelEncoder → road_type_enc</w:t>
-            </w:r>
-          </w:p>
-        </w:tc>
+            <w:tcW w:type="dxa" w:w="2268"/>
+            <w:shd w:fill="FFFFFF" w:val="clear"/>
+          </w:tcPr>
+          <w:p>
+            <w:r>
+              <w:rPr>
+                <w:sz w:val="18"/>
+              </w:rPr>
+              <w:t>LabelEncoder -&gt; road_level_enc</w:t>
+            </w:r>
+          </w:p>
+        </w:tc>
+        <w:tc>
+          <w:tcPr>
+            <w:tcW w:type="dxa" w:w="3402"/>
+            <w:shd w:fill="FFFFFF" w:val="clear"/>
+          </w:tcPr>
+          <w:p>
+            <w:r>
+              <w:rPr>
+                <w:sz w:val="18"/>
+              </w:rPr>
+              <w:t>Уровень дороги (числовой код: 1, 5, …). Порядковая категория, не число.</w:t>
+            </w:r>
+          </w:p>
+        </w:tc>
+      </w:tr>
+      <w:tr>
         <w:tc>
           <w:tcPr>
             <w:tcW w:type="dxa" w:w="2835"/>
@@ -1163,7 +1267,49 @@
               <w:rPr>
                 <w:sz w:val="18"/>
               </w:rPr>
-              <w:t>Тип дороги (федеральная / региональная)</w:t>
+              <w:t>direction</w:t>
+            </w:r>
+          </w:p>
+        </w:tc>
+        <w:tc>
+          <w:tcPr>
+            <w:tcW w:type="dxa" w:w="1984"/>
+            <w:shd w:fill="F2F2F2" w:val="clear"/>
+          </w:tcPr>
+          <w:p>
+            <w:r>
+              <w:rPr>
+                <w:sz w:val="18"/>
+              </w:rPr>
+              <w:t>static_categoricals</w:t>
+            </w:r>
+          </w:p>
+        </w:tc>
+        <w:tc>
+          <w:tcPr>
+            <w:tcW w:type="dxa" w:w="2268"/>
+            <w:shd w:fill="F2F2F2" w:val="clear"/>
+          </w:tcPr>
+          <w:p>
+            <w:r>
+              <w:rPr>
+                <w:sz w:val="18"/>
+              </w:rPr>
+              <w:t>LabelEncoder -&gt; direction_enc</w:t>
+            </w:r>
+          </w:p>
+        </w:tc>
+        <w:tc>
+          <w:tcPr>
+            <w:tcW w:type="dxa" w:w="3402"/>
+            <w:shd w:fill="F2F2F2" w:val="clear"/>
+          </w:tcPr>
+          <w:p>
+            <w:r>
+              <w:rPr>
+                <w:sz w:val="18"/>
+              </w:rPr>
+              <w:t>Направление (транзит-трассовая / городская и др.)</w:t>
             </w:r>
           </w:p>
         </w:tc>
@@ -1179,7 +1325,21 @@
               <w:rPr>
                 <w:sz w:val="18"/>
               </w:rPr>
-              <w:t>direction</w:t>
+              <w:t>settlement_size</w:t>
+            </w:r>
+          </w:p>
+        </w:tc>
+        <w:tc>
+          <w:tcPr>
+            <w:tcW w:type="dxa" w:w="1984"/>
+            <w:shd w:fill="FFFFFF" w:val="clear"/>
+          </w:tcPr>
+          <w:p>
+            <w:r>
+              <w:rPr>
+                <w:sz w:val="18"/>
+              </w:rPr>
+              <w:t>static_categoricals</w:t>
             </w:r>
           </w:p>
         </w:tc>
@@ -1193,24 +1353,84 @@
               <w:rPr>
                 <w:sz w:val="18"/>
               </w:rPr>
+              <w:t>LabelEncoder -&gt; settlement_size_enc</w:t>
+            </w:r>
+          </w:p>
+        </w:tc>
+        <w:tc>
+          <w:tcPr>
+            <w:tcW w:type="dxa" w:w="3402"/>
+            <w:shd w:fill="FFFFFF" w:val="clear"/>
+          </w:tcPr>
+          <w:p>
+            <w:r>
+              <w:rPr>
+                <w:sz w:val="18"/>
+              </w:rPr>
+              <w:t>Размер ближайшего населённого пункта (код 1–6). Порядковая категория.</w:t>
+            </w:r>
+          </w:p>
+        </w:tc>
+      </w:tr>
+      <w:tr>
+        <w:tc>
+          <w:tcPr>
+            <w:tcW w:type="dxa" w:w="2835"/>
+            <w:shd w:fill="F2F2F2" w:val="clear"/>
+          </w:tcPr>
+          <w:p>
+            <w:r>
+              <w:rPr>
+                <w:sz w:val="18"/>
+              </w:rPr>
+              <w:t>distance_to_city_km</w:t>
+            </w:r>
+          </w:p>
+        </w:tc>
+        <w:tc>
+          <w:tcPr>
+            <w:tcW w:type="dxa" w:w="1984"/>
+            <w:shd w:fill="F2F2F2" w:val="clear"/>
+          </w:tcPr>
+          <w:p>
+            <w:r>
+              <w:rPr>
+                <w:sz w:val="18"/>
+              </w:rPr>
               <w:t>static_categoricals</w:t>
             </w:r>
           </w:p>
         </w:tc>
         <w:tc>
           <w:tcPr>
-            <w:tcW w:type="dxa" w:w="2551"/>
-            <w:shd w:fill="FFFFFF" w:val="clear"/>
-          </w:tcPr>
-          <w:p>
-            <w:r>
-              <w:rPr>
-                <w:sz w:val="18"/>
-              </w:rPr>
-              <w:t>LabelEncoder → direction_enc</w:t>
-            </w:r>
-          </w:p>
-        </w:tc>
+            <w:tcW w:type="dxa" w:w="2268"/>
+            <w:shd w:fill="F2F2F2" w:val="clear"/>
+          </w:tcPr>
+          <w:p>
+            <w:r>
+              <w:rPr>
+                <w:sz w:val="18"/>
+              </w:rPr>
+              <w:t>LabelEncoder -&gt; distance_to_city_km_enc</w:t>
+            </w:r>
+          </w:p>
+        </w:tc>
+        <w:tc>
+          <w:tcPr>
+            <w:tcW w:type="dxa" w:w="3402"/>
+            <w:shd w:fill="F2F2F2" w:val="clear"/>
+          </w:tcPr>
+          <w:p>
+            <w:r>
+              <w:rPr>
+                <w:sz w:val="18"/>
+              </w:rPr>
+              <w:t>Расстояние до ближайшего города (код 0–6). Порядковая категория.</w:t>
+            </w:r>
+          </w:p>
+        </w:tc>
+      </w:tr>
+      <w:tr>
         <w:tc>
           <w:tcPr>
             <w:tcW w:type="dxa" w:w="2835"/>
@@ -1221,7 +1441,49 @@
               <w:rPr>
                 <w:sz w:val="18"/>
               </w:rPr>
-              <w:t>Направление трафика (транзит / въезд / выезд)</w:t>
+              <w:t>shop_area_m2</w:t>
+            </w:r>
+          </w:p>
+        </w:tc>
+        <w:tc>
+          <w:tcPr>
+            <w:tcW w:type="dxa" w:w="1984"/>
+            <w:shd w:fill="FFFFFF" w:val="clear"/>
+          </w:tcPr>
+          <w:p>
+            <w:r>
+              <w:rPr>
+                <w:sz w:val="18"/>
+              </w:rPr>
+              <w:t>static_reals</w:t>
+            </w:r>
+          </w:p>
+        </w:tc>
+        <w:tc>
+          <w:tcPr>
+            <w:tcW w:type="dxa" w:w="2268"/>
+            <w:shd w:fill="FFFFFF" w:val="clear"/>
+          </w:tcPr>
+          <w:p>
+            <w:r>
+              <w:rPr>
+                <w:sz w:val="18"/>
+              </w:rPr>
+              <w:t>—</w:t>
+            </w:r>
+          </w:p>
+        </w:tc>
+        <w:tc>
+          <w:tcPr>
+            <w:tcW w:type="dxa" w:w="3402"/>
+            <w:shd w:fill="FFFFFF" w:val="clear"/>
+          </w:tcPr>
+          <w:p>
+            <w:r>
+              <w:rPr>
+                <w:sz w:val="18"/>
+              </w:rPr>
+              <w:t>Площадь магазина, м²</w:t>
             </w:r>
           </w:p>
         </w:tc>
@@ -1237,7 +1499,21 @@
               <w:rPr>
                 <w:sz w:val="18"/>
               </w:rPr>
-              <w:t>settlement_size</w:t>
+              <w:t>num_pumps_AI92/95/AI100_bio/DT/DT_bio/... (10 к.)</w:t>
+            </w:r>
+          </w:p>
+        </w:tc>
+        <w:tc>
+          <w:tcPr>
+            <w:tcW w:type="dxa" w:w="1984"/>
+            <w:shd w:fill="F2F2F2" w:val="clear"/>
+          </w:tcPr>
+          <w:p>
+            <w:r>
+              <w:rPr>
+                <w:sz w:val="18"/>
+              </w:rPr>
+              <w:t>static_reals</w:t>
             </w:r>
           </w:p>
         </w:tc>
@@ -1251,13 +1527,13 @@
               <w:rPr>
                 <w:sz w:val="18"/>
               </w:rPr>
-              <w:t>static_categoricals</w:t>
-            </w:r>
-          </w:p>
-        </w:tc>
-        <w:tc>
-          <w:tcPr>
-            <w:tcW w:type="dxa" w:w="2551"/>
+              <w:t>— (целые числа)</w:t>
+            </w:r>
+          </w:p>
+        </w:tc>
+        <w:tc>
+          <w:tcPr>
+            <w:tcW w:type="dxa" w:w="3402"/>
             <w:shd w:fill="F2F2F2" w:val="clear"/>
           </w:tcPr>
           <w:p>
@@ -1265,10 +1541,70 @@
               <w:rPr>
                 <w:sz w:val="18"/>
               </w:rPr>
-              <w:t>LabelEncoder → settlement_size_enc</w:t>
-            </w:r>
-          </w:p>
-        </w:tc>
+              <w:t>Количество колонок по каждому виду топлива (AI92, AI92_bio, AI95, AI95_bio, AI100_bio, DT, DT_bio, SUG, KPG, SPG)</w:t>
+            </w:r>
+          </w:p>
+        </w:tc>
+      </w:tr>
+      <w:tr>
+        <w:tc>
+          <w:tcPr>
+            <w:tcW w:type="dxa" w:w="2835"/>
+            <w:shd w:fill="FFFFFF" w:val="clear"/>
+          </w:tcPr>
+          <w:p>
+            <w:r>
+              <w:rPr>
+                <w:sz w:val="18"/>
+              </w:rPr>
+              <w:t>has_car_wash / has_tire_service / has_cafe / has_hotel / has_shop (5 к.)</w:t>
+            </w:r>
+          </w:p>
+        </w:tc>
+        <w:tc>
+          <w:tcPr>
+            <w:tcW w:type="dxa" w:w="1984"/>
+            <w:shd w:fill="FFFFFF" w:val="clear"/>
+          </w:tcPr>
+          <w:p>
+            <w:r>
+              <w:rPr>
+                <w:sz w:val="18"/>
+              </w:rPr>
+              <w:t>static_reals</w:t>
+            </w:r>
+          </w:p>
+        </w:tc>
+        <w:tc>
+          <w:tcPr>
+            <w:tcW w:type="dxa" w:w="2268"/>
+            <w:shd w:fill="FFFFFF" w:val="clear"/>
+          </w:tcPr>
+          <w:p>
+            <w:r>
+              <w:rPr>
+                <w:sz w:val="18"/>
+              </w:rPr>
+              <w:t>— (бинарные)</w:t>
+            </w:r>
+          </w:p>
+        </w:tc>
+        <w:tc>
+          <w:tcPr>
+            <w:tcW w:type="dxa" w:w="3402"/>
+            <w:shd w:fill="FFFFFF" w:val="clear"/>
+          </w:tcPr>
+          <w:p>
+            <w:r>
+              <w:rPr>
+                <w:sz w:val="18"/>
+              </w:rPr>
+              <w:t>Наличие основных сервисов (0/1)</w:t>
+            </w:r>
+          </w:p>
+        </w:tc>
+      </w:tr>
+      <w:tr>
         <w:tc>
           <w:tcPr>
             <w:tcW w:type="dxa" w:w="2835"/>
@@ -1279,7 +1615,49 @@
               <w:rPr>
                 <w:sz w:val="18"/>
               </w:rPr>
-              <w:t>Размер ближайшего населённого пункта</w:t>
+              <w:t>has_shop_молельная_комната / has_shop_прачечная / has_shop_электрозарядная_станция / has_shop_подкачка_шин (4 к.)</w:t>
+            </w:r>
+          </w:p>
+        </w:tc>
+        <w:tc>
+          <w:tcPr>
+            <w:tcW w:type="dxa" w:w="1984"/>
+            <w:shd w:fill="F2F2F2" w:val="clear"/>
+          </w:tcPr>
+          <w:p>
+            <w:r>
+              <w:rPr>
+                <w:sz w:val="18"/>
+              </w:rPr>
+              <w:t>static_reals</w:t>
+            </w:r>
+          </w:p>
+        </w:tc>
+        <w:tc>
+          <w:tcPr>
+            <w:tcW w:type="dxa" w:w="2268"/>
+            <w:shd w:fill="F2F2F2" w:val="clear"/>
+          </w:tcPr>
+          <w:p>
+            <w:r>
+              <w:rPr>
+                <w:sz w:val="18"/>
+              </w:rPr>
+              <w:t>— (бинарные)</w:t>
+            </w:r>
+          </w:p>
+        </w:tc>
+        <w:tc>
+          <w:tcPr>
+            <w:tcW w:type="dxa" w:w="3402"/>
+            <w:shd w:fill="F2F2F2" w:val="clear"/>
+          </w:tcPr>
+          <w:p>
+            <w:r>
+              <w:rPr>
+                <w:sz w:val="18"/>
+              </w:rPr>
+              <w:t>Наличие дополнительных услуг магазина (0/1)</w:t>
             </w:r>
           </w:p>
         </w:tc>
@@ -1295,7 +1673,21 @@
               <w:rPr>
                 <w:sz w:val="18"/>
               </w:rPr>
-              <w:t>distance_to_city_km</w:t>
+              <w:t>competitors_wink</w:t>
+            </w:r>
+          </w:p>
+        </w:tc>
+        <w:tc>
+          <w:tcPr>
+            <w:tcW w:type="dxa" w:w="1984"/>
+            <w:shd w:fill="FFFFFF" w:val="clear"/>
+          </w:tcPr>
+          <w:p>
+            <w:r>
+              <w:rPr>
+                <w:sz w:val="18"/>
+              </w:rPr>
+              <w:t>static_reals</w:t>
             </w:r>
           </w:p>
         </w:tc>
@@ -1309,13 +1701,13 @@
               <w:rPr>
                 <w:sz w:val="18"/>
               </w:rPr>
-              <w:t>static_reals</w:t>
-            </w:r>
-          </w:p>
-        </w:tc>
-        <w:tc>
-          <w:tcPr>
-            <w:tcW w:type="dxa" w:w="2551"/>
+              <w:t>—</w:t>
+            </w:r>
+          </w:p>
+        </w:tc>
+        <w:tc>
+          <w:tcPr>
+            <w:tcW w:type="dxa" w:w="3402"/>
             <w:shd w:fill="FFFFFF" w:val="clear"/>
           </w:tcPr>
           <w:p>
@@ -1323,543 +1715,7 @@
               <w:rPr>
                 <w:sz w:val="18"/>
               </w:rPr>
-              <w:t>—</w:t>
-            </w:r>
-          </w:p>
-        </w:tc>
-        <w:tc>
-          <w:tcPr>
-            <w:tcW w:type="dxa" w:w="2835"/>
-            <w:shd w:fill="FFFFFF" w:val="clear"/>
-          </w:tcPr>
-          <w:p>
-            <w:r>
-              <w:rPr>
-                <w:sz w:val="18"/>
-              </w:rPr>
-              <w:t>Расстояние до ближайшего города, км</w:t>
-            </w:r>
-          </w:p>
-        </w:tc>
-      </w:tr>
-      <w:tr>
-        <w:tc>
-          <w:tcPr>
-            <w:tcW w:type="dxa" w:w="2835"/>
-            <w:shd w:fill="F2F2F2" w:val="clear"/>
-          </w:tcPr>
-          <w:p>
-            <w:r>
-              <w:rPr>
-                <w:sz w:val="18"/>
-              </w:rPr>
-              <w:t>shop_area_m2</w:t>
-            </w:r>
-          </w:p>
-        </w:tc>
-        <w:tc>
-          <w:tcPr>
-            <w:tcW w:type="dxa" w:w="2268"/>
-            <w:shd w:fill="F2F2F2" w:val="clear"/>
-          </w:tcPr>
-          <w:p>
-            <w:r>
-              <w:rPr>
-                <w:sz w:val="18"/>
-              </w:rPr>
-              <w:t>static_reals</w:t>
-            </w:r>
-          </w:p>
-        </w:tc>
-        <w:tc>
-          <w:tcPr>
-            <w:tcW w:type="dxa" w:w="2551"/>
-            <w:shd w:fill="F2F2F2" w:val="clear"/>
-          </w:tcPr>
-          <w:p>
-            <w:r>
-              <w:rPr>
-                <w:sz w:val="18"/>
-              </w:rPr>
-              <w:t>—</w:t>
-            </w:r>
-          </w:p>
-        </w:tc>
-        <w:tc>
-          <w:tcPr>
-            <w:tcW w:type="dxa" w:w="2835"/>
-            <w:shd w:fill="F2F2F2" w:val="clear"/>
-          </w:tcPr>
-          <w:p>
-            <w:r>
-              <w:rPr>
-                <w:sz w:val="18"/>
-              </w:rPr>
-              <w:t>Площадь магазина, м²</w:t>
-            </w:r>
-          </w:p>
-        </w:tc>
-      </w:tr>
-      <w:tr>
-        <w:tc>
-          <w:tcPr>
-            <w:tcW w:type="dxa" w:w="2835"/>
-            <w:shd w:fill="FFFFFF" w:val="clear"/>
-          </w:tcPr>
-          <w:p>
-            <w:r>
-              <w:rPr>
-                <w:sz w:val="18"/>
-              </w:rPr>
-              <w:t>num_pumps_AI92/95/98/DT_* (7 к.)</w:t>
-            </w:r>
-          </w:p>
-        </w:tc>
-        <w:tc>
-          <w:tcPr>
-            <w:tcW w:type="dxa" w:w="2268"/>
-            <w:shd w:fill="FFFFFF" w:val="clear"/>
-          </w:tcPr>
-          <w:p>
-            <w:r>
-              <w:rPr>
-                <w:sz w:val="18"/>
-              </w:rPr>
-              <w:t>static_reals</w:t>
-            </w:r>
-          </w:p>
-        </w:tc>
-        <w:tc>
-          <w:tcPr>
-            <w:tcW w:type="dxa" w:w="2551"/>
-            <w:shd w:fill="FFFFFF" w:val="clear"/>
-          </w:tcPr>
-          <w:p>
-            <w:r>
-              <w:rPr>
-                <w:sz w:val="18"/>
-              </w:rPr>
-              <w:t>—</w:t>
-            </w:r>
-          </w:p>
-        </w:tc>
-        <w:tc>
-          <w:tcPr>
-            <w:tcW w:type="dxa" w:w="2835"/>
-            <w:shd w:fill="FFFFFF" w:val="clear"/>
-          </w:tcPr>
-          <w:p>
-            <w:r>
-              <w:rPr>
-                <w:sz w:val="18"/>
-              </w:rPr>
-              <w:t>Количество колонок по каждому виду топлива</w:t>
-            </w:r>
-          </w:p>
-        </w:tc>
-      </w:tr>
-      <w:tr>
-        <w:tc>
-          <w:tcPr>
-            <w:tcW w:type="dxa" w:w="2835"/>
-            <w:shd w:fill="F2F2F2" w:val="clear"/>
-          </w:tcPr>
-          <w:p>
-            <w:r>
-              <w:rPr>
-                <w:sz w:val="18"/>
-              </w:rPr>
-              <w:t>has_car_wash / cafe / shop / tire / hotel (5 к.)</w:t>
-            </w:r>
-          </w:p>
-        </w:tc>
-        <w:tc>
-          <w:tcPr>
-            <w:tcW w:type="dxa" w:w="2268"/>
-            <w:shd w:fill="F2F2F2" w:val="clear"/>
-          </w:tcPr>
-          <w:p>
-            <w:r>
-              <w:rPr>
-                <w:sz w:val="18"/>
-              </w:rPr>
-              <w:t>static_reals</w:t>
-            </w:r>
-          </w:p>
-        </w:tc>
-        <w:tc>
-          <w:tcPr>
-            <w:tcW w:type="dxa" w:w="2551"/>
-            <w:shd w:fill="F2F2F2" w:val="clear"/>
-          </w:tcPr>
-          <w:p>
-            <w:r>
-              <w:rPr>
-                <w:sz w:val="18"/>
-              </w:rPr>
-              <w:t>— (бинарные)</w:t>
-            </w:r>
-          </w:p>
-        </w:tc>
-        <w:tc>
-          <w:tcPr>
-            <w:tcW w:type="dxa" w:w="2835"/>
-            <w:shd w:fill="F2F2F2" w:val="clear"/>
-          </w:tcPr>
-          <w:p>
-            <w:r>
-              <w:rPr>
-                <w:sz w:val="18"/>
-              </w:rPr>
-              <w:t>Наличие сервисов (0/1)</w:t>
-            </w:r>
-          </w:p>
-        </w:tc>
-      </w:tr>
-      <w:tr>
-        <w:tc>
-          <w:tcPr>
-            <w:tcW w:type="dxa" w:w="2835"/>
-            <w:shd w:fill="FFFFFF" w:val="clear"/>
-          </w:tcPr>
-          <w:p>
-            <w:r>
-              <w:rPr>
-                <w:sz w:val="18"/>
-              </w:rPr>
-              <w:t>competitors_within_5km</w:t>
-            </w:r>
-          </w:p>
-        </w:tc>
-        <w:tc>
-          <w:tcPr>
-            <w:tcW w:type="dxa" w:w="2268"/>
-            <w:shd w:fill="FFFFFF" w:val="clear"/>
-          </w:tcPr>
-          <w:p>
-            <w:r>
-              <w:rPr>
-                <w:sz w:val="18"/>
-              </w:rPr>
-              <w:t>static_reals</w:t>
-            </w:r>
-          </w:p>
-        </w:tc>
-        <w:tc>
-          <w:tcPr>
-            <w:tcW w:type="dxa" w:w="2551"/>
-            <w:shd w:fill="FFFFFF" w:val="clear"/>
-          </w:tcPr>
-          <w:p>
-            <w:r>
-              <w:rPr>
-                <w:sz w:val="18"/>
-              </w:rPr>
-              <w:t>—</w:t>
-            </w:r>
-          </w:p>
-        </w:tc>
-        <w:tc>
-          <w:tcPr>
-            <w:tcW w:type="dxa" w:w="2835"/>
-            <w:shd w:fill="FFFFFF" w:val="clear"/>
-          </w:tcPr>
-          <w:p>
-            <w:r>
-              <w:rPr>
-                <w:sz w:val="18"/>
-              </w:rPr>
-              <w:t>Число конкурирующих АЗС в радиусе 5 км</w:t>
-            </w:r>
-          </w:p>
-        </w:tc>
-      </w:tr>
-      <w:tr>
-        <w:tc>
-          <w:tcPr>
-            <w:tcW w:type="dxa" w:w="2835"/>
-            <w:shd w:fill="F2F2F2" w:val="clear"/>
-          </w:tcPr>
-          <w:p>
-            <w:r>
-              <w:rPr>
-                <w:sz w:val="18"/>
-              </w:rPr>
-              <w:t>customer_loyalty_score</w:t>
-            </w:r>
-          </w:p>
-        </w:tc>
-        <w:tc>
-          <w:tcPr>
-            <w:tcW w:type="dxa" w:w="2268"/>
-            <w:shd w:fill="F2F2F2" w:val="clear"/>
-          </w:tcPr>
-          <w:p>
-            <w:r>
-              <w:rPr>
-                <w:sz w:val="18"/>
-              </w:rPr>
-              <w:t>static_reals</w:t>
-            </w:r>
-          </w:p>
-        </w:tc>
-        <w:tc>
-          <w:tcPr>
-            <w:tcW w:type="dxa" w:w="2551"/>
-            <w:shd w:fill="F2F2F2" w:val="clear"/>
-          </w:tcPr>
-          <w:p>
-            <w:r>
-              <w:rPr>
-                <w:sz w:val="18"/>
-              </w:rPr>
-              <w:t>—</w:t>
-            </w:r>
-          </w:p>
-        </w:tc>
-        <w:tc>
-          <w:tcPr>
-            <w:tcW w:type="dxa" w:w="2835"/>
-            <w:shd w:fill="F2F2F2" w:val="clear"/>
-          </w:tcPr>
-          <w:p>
-            <w:r>
-              <w:rPr>
-                <w:sz w:val="18"/>
-              </w:rPr>
-              <w:t>Оценка лояльности клиентов</w:t>
-            </w:r>
-          </w:p>
-        </w:tc>
-      </w:tr>
-      <w:tr>
-        <w:tc>
-          <w:tcPr>
-            <w:tcW w:type="dxa" w:w="2835"/>
-            <w:shd w:fill="FFFFFF" w:val="clear"/>
-          </w:tcPr>
-          <w:p>
-            <w:r>
-              <w:rPr>
-                <w:sz w:val="18"/>
-              </w:rPr>
-              <w:t>staff_quality_score</w:t>
-            </w:r>
-          </w:p>
-        </w:tc>
-        <w:tc>
-          <w:tcPr>
-            <w:tcW w:type="dxa" w:w="2268"/>
-            <w:shd w:fill="FFFFFF" w:val="clear"/>
-          </w:tcPr>
-          <w:p>
-            <w:r>
-              <w:rPr>
-                <w:sz w:val="18"/>
-              </w:rPr>
-              <w:t>static_reals</w:t>
-            </w:r>
-          </w:p>
-        </w:tc>
-        <w:tc>
-          <w:tcPr>
-            <w:tcW w:type="dxa" w:w="2551"/>
-            <w:shd w:fill="FFFFFF" w:val="clear"/>
-          </w:tcPr>
-          <w:p>
-            <w:r>
-              <w:rPr>
-                <w:sz w:val="18"/>
-              </w:rPr>
-              <w:t>—</w:t>
-            </w:r>
-          </w:p>
-        </w:tc>
-        <w:tc>
-          <w:tcPr>
-            <w:tcW w:type="dxa" w:w="2835"/>
-            <w:shd w:fill="FFFFFF" w:val="clear"/>
-          </w:tcPr>
-          <w:p>
-            <w:r>
-              <w:rPr>
-                <w:sz w:val="18"/>
-              </w:rPr>
-              <w:t>Оценка качества работы персонала</w:t>
-            </w:r>
-          </w:p>
-        </w:tc>
-      </w:tr>
-      <w:tr>
-        <w:tc>
-          <w:tcPr>
-            <w:tcW w:type="dxa" w:w="2835"/>
-            <w:shd w:fill="F2F2F2" w:val="clear"/>
-          </w:tcPr>
-          <w:p>
-            <w:r>
-              <w:rPr>
-                <w:sz w:val="18"/>
-              </w:rPr>
-              <w:t>corporate_customer_ratio</w:t>
-            </w:r>
-          </w:p>
-        </w:tc>
-        <w:tc>
-          <w:tcPr>
-            <w:tcW w:type="dxa" w:w="2268"/>
-            <w:shd w:fill="F2F2F2" w:val="clear"/>
-          </w:tcPr>
-          <w:p>
-            <w:r>
-              <w:rPr>
-                <w:sz w:val="18"/>
-              </w:rPr>
-              <w:t>static_reals</w:t>
-            </w:r>
-          </w:p>
-        </w:tc>
-        <w:tc>
-          <w:tcPr>
-            <w:tcW w:type="dxa" w:w="2551"/>
-            <w:shd w:fill="F2F2F2" w:val="clear"/>
-          </w:tcPr>
-          <w:p>
-            <w:r>
-              <w:rPr>
-                <w:sz w:val="18"/>
-              </w:rPr>
-              <w:t>—</w:t>
-            </w:r>
-          </w:p>
-        </w:tc>
-        <w:tc>
-          <w:tcPr>
-            <w:tcW w:type="dxa" w:w="2835"/>
-            <w:shd w:fill="F2F2F2" w:val="clear"/>
-          </w:tcPr>
-          <w:p>
-            <w:r>
-              <w:rPr>
-                <w:sz w:val="18"/>
-              </w:rPr>
-              <w:t>Доля корпоративных клиентов</w:t>
-            </w:r>
-          </w:p>
-        </w:tc>
-      </w:tr>
-      <w:tr>
-        <w:tc>
-          <w:tcPr>
-            <w:tcW w:type="dxa" w:w="2835"/>
-            <w:shd w:fill="FFFFFF" w:val="clear"/>
-          </w:tcPr>
-          <w:p>
-            <w:r>
-              <w:rPr>
-                <w:sz w:val="18"/>
-              </w:rPr>
-              <w:t>staff_engagement_score</w:t>
-            </w:r>
-          </w:p>
-        </w:tc>
-        <w:tc>
-          <w:tcPr>
-            <w:tcW w:type="dxa" w:w="2268"/>
-            <w:shd w:fill="FFFFFF" w:val="clear"/>
-          </w:tcPr>
-          <w:p>
-            <w:r>
-              <w:rPr>
-                <w:sz w:val="18"/>
-              </w:rPr>
-              <w:t>static_reals</w:t>
-            </w:r>
-          </w:p>
-        </w:tc>
-        <w:tc>
-          <w:tcPr>
-            <w:tcW w:type="dxa" w:w="2551"/>
-            <w:shd w:fill="FFFFFF" w:val="clear"/>
-          </w:tcPr>
-          <w:p>
-            <w:r>
-              <w:rPr>
-                <w:sz w:val="18"/>
-              </w:rPr>
-              <w:t>—</w:t>
-            </w:r>
-          </w:p>
-        </w:tc>
-        <w:tc>
-          <w:tcPr>
-            <w:tcW w:type="dxa" w:w="2835"/>
-            <w:shd w:fill="FFFFFF" w:val="clear"/>
-          </w:tcPr>
-          <w:p>
-            <w:r>
-              <w:rPr>
-                <w:sz w:val="18"/>
-              </w:rPr>
-              <w:t>Оценка вовлечённости персонала</w:t>
-            </w:r>
-          </w:p>
-        </w:tc>
-      </w:tr>
-      <w:tr>
-        <w:tc>
-          <w:tcPr>
-            <w:tcW w:type="dxa" w:w="2835"/>
-            <w:shd w:fill="F2F2F2" w:val="clear"/>
-          </w:tcPr>
-          <w:p>
-            <w:r>
-              <w:rPr>
-                <w:sz w:val="18"/>
-              </w:rPr>
-              <w:t>base_price_AI92/95/98/DT_* (7 к.)</w:t>
-            </w:r>
-          </w:p>
-        </w:tc>
-        <w:tc>
-          <w:tcPr>
-            <w:tcW w:type="dxa" w:w="2268"/>
-            <w:shd w:fill="F2F2F2" w:val="clear"/>
-          </w:tcPr>
-          <w:p>
-            <w:r>
-              <w:rPr>
-                <w:sz w:val="18"/>
-              </w:rPr>
-              <w:t>static_reals</w:t>
-            </w:r>
-          </w:p>
-        </w:tc>
-        <w:tc>
-          <w:tcPr>
-            <w:tcW w:type="dxa" w:w="2551"/>
-            <w:shd w:fill="F2F2F2" w:val="clear"/>
-          </w:tcPr>
-          <w:p>
-            <w:r>
-              <w:rPr>
-                <w:sz w:val="18"/>
-              </w:rPr>
-              <w:t>—</w:t>
-            </w:r>
-          </w:p>
-        </w:tc>
-        <w:tc>
-          <w:tcPr>
-            <w:tcW w:type="dxa" w:w="2835"/>
-            <w:shd w:fill="F2F2F2" w:val="clear"/>
-          </w:tcPr>
-          <w:p>
-            <w:r>
-              <w:rPr>
-                <w:sz w:val="18"/>
-              </w:rPr>
-              <w:t>Базовая цена АЗС по каждому виду топлива, руб/л. Семантически отличается от текущей цены price_*: это эталонная паспортная цена, не оперативная.</w:t>
+              <w:t>Число конкурирующих АЗС поблизости (данные Wink)</w:t>
             </w:r>
           </w:p>
         </w:tc>
@@ -1883,7 +1739,7 @@
           <w:i w:val="0"/>
           <w:sz w:val="20"/>
         </w:rPr>
-        <w:t>Эти признаки задаются заранее (расписание, метеопрогноз, плановые акции) или устанавливаются пользователем в what-if сценарии. TFT подаёт их и в энкодер (ретроспектива), и в декодер (горизонт прогноза). Именно поэтому к ним применима сценарная аналитика: "что если завтра снег?" или "что если включить акцию?"</w:t>
+        <w:t>Признаки, задаваемые заранее (расписание, метеопрогноз, плановые акции) или устанавливаемые пользователем в what-if сценарии. TFT подаёт их и в энкодер (ретроспектива), и в декодер (горизонт прогноза). Именно поэтому к ним применима сценарная аналитика.</w:t>
       </w:r>
     </w:p>
     <w:tbl>
@@ -1918,7 +1774,7 @@
         </w:tc>
         <w:tc>
           <w:tcPr>
-            <w:tcW w:type="dxa" w:w="1984"/>
+            <w:tcW w:type="dxa" w:w="1701"/>
             <w:shd w:fill="1F3964" w:val="clear"/>
           </w:tcPr>
           <w:p>
@@ -1928,7 +1784,7 @@
                 <w:color w:val="FFFFFF"/>
                 <w:sz w:val="18"/>
               </w:rPr>
-              <w:t>Тип TFT-входа</w:t>
+              <w:t>Тип TFT</w:t>
             </w:r>
           </w:p>
         </w:tc>
@@ -1950,7 +1806,7 @@
         </w:tc>
         <w:tc>
           <w:tcPr>
-            <w:tcW w:type="dxa" w:w="3402"/>
+            <w:tcW w:type="dxa" w:w="3685"/>
             <w:shd w:fill="1F3964" w:val="clear"/>
           </w:tcPr>
           <w:p>
@@ -1960,7 +1816,7 @@
                 <w:color w:val="FFFFFF"/>
                 <w:sz w:val="18"/>
               </w:rPr>
-              <w:t>Обоснование включения</w:t>
+              <w:t>Обоснование / what-if</w:t>
             </w:r>
           </w:p>
         </w:tc>
@@ -1982,7 +1838,7 @@
         </w:tc>
         <w:tc>
           <w:tcPr>
-            <w:tcW w:type="dxa" w:w="1984"/>
+            <w:tcW w:type="dxa" w:w="1701"/>
             <w:shd w:fill="F2F2F2" w:val="clear"/>
           </w:tcPr>
           <w:p>
@@ -2004,13 +1860,13 @@
               <w:rPr>
                 <w:sz w:val="18"/>
               </w:rPr>
-              <w:t>LabelEncoder → season_enc</w:t>
-            </w:r>
-          </w:p>
-        </w:tc>
-        <w:tc>
-          <w:tcPr>
-            <w:tcW w:type="dxa" w:w="3402"/>
+              <w:t>LabelEncoder -&gt; season_enc</w:t>
+            </w:r>
+          </w:p>
+        </w:tc>
+        <w:tc>
+          <w:tcPr>
+            <w:tcW w:type="dxa" w:w="3685"/>
             <w:shd w:fill="F2F2F2" w:val="clear"/>
           </w:tcPr>
           <w:p>
@@ -2018,7 +1874,7 @@
               <w:rPr>
                 <w:sz w:val="18"/>
               </w:rPr>
-              <w:t>Сезон известен заранее; what-if: изменение сезона</w:t>
+              <w:t>Сезон известен заранее; what-if: другой сезон</w:t>
             </w:r>
           </w:p>
         </w:tc>
@@ -2034,13 +1890,13 @@
               <w:rPr>
                 <w:sz w:val="18"/>
               </w:rPr>
-              <w:t>weather_condition</w:t>
-            </w:r>
-          </w:p>
-        </w:tc>
-        <w:tc>
-          <w:tcPr>
-            <w:tcW w:type="dxa" w:w="1984"/>
+              <w:t>holiday_name</w:t>
+            </w:r>
+          </w:p>
+        </w:tc>
+        <w:tc>
+          <w:tcPr>
+            <w:tcW w:type="dxa" w:w="1701"/>
             <w:shd w:fill="FFFFFF" w:val="clear"/>
           </w:tcPr>
           <w:p>
@@ -2062,13 +1918,13 @@
               <w:rPr>
                 <w:sz w:val="18"/>
               </w:rPr>
-              <w:t>LabelEncoder → weather_condition_enc</w:t>
-            </w:r>
-          </w:p>
-        </w:tc>
-        <w:tc>
-          <w:tcPr>
-            <w:tcW w:type="dxa" w:w="3402"/>
+              <w:t>NaN-&gt;'нет_праздника'; LabelEncoder</w:t>
+            </w:r>
+          </w:p>
+        </w:tc>
+        <w:tc>
+          <w:tcPr>
+            <w:tcW w:type="dxa" w:w="3685"/>
             <w:shd w:fill="FFFFFF" w:val="clear"/>
           </w:tcPr>
           <w:p>
@@ -2076,7 +1932,7 @@
               <w:rPr>
                 <w:sz w:val="18"/>
               </w:rPr>
-              <w:t>Тип погоды (ясно/снег/дождь…): задаётся по прогнозу; what-if: "что если метель?"</w:t>
+              <w:t>Государственные праздники известны заранее</w:t>
             </w:r>
           </w:p>
         </w:tc>
@@ -2092,13 +1948,13 @@
               <w:rPr>
                 <w:sz w:val="18"/>
               </w:rPr>
-              <w:t>ad_channel</w:t>
-            </w:r>
-          </w:p>
-        </w:tc>
-        <w:tc>
-          <w:tcPr>
-            <w:tcW w:type="dxa" w:w="1984"/>
+              <w:t>day_of_week, day_of_week_sin, day_of_week_cos (3)</w:t>
+            </w:r>
+          </w:p>
+        </w:tc>
+        <w:tc>
+          <w:tcPr>
+            <w:tcW w:type="dxa" w:w="1701"/>
             <w:shd w:fill="F2F2F2" w:val="clear"/>
           </w:tcPr>
           <w:p>
@@ -2106,7 +1962,7 @@
               <w:rPr>
                 <w:sz w:val="18"/>
               </w:rPr>
-              <w:t>known_categoricals</w:t>
+              <w:t>known_reals</w:t>
             </w:r>
           </w:p>
         </w:tc>
@@ -2120,13 +1976,13 @@
               <w:rPr>
                 <w:sz w:val="18"/>
               </w:rPr>
-              <w:t>NaN→'нет_рекламы'; LabelEncoder</w:t>
-            </w:r>
-          </w:p>
-        </w:tc>
-        <w:tc>
-          <w:tcPr>
-            <w:tcW w:type="dxa" w:w="3402"/>
+              <w:t>sin/cos(2*pi*d/7)</w:t>
+            </w:r>
+          </w:p>
+        </w:tc>
+        <w:tc>
+          <w:tcPr>
+            <w:tcW w:type="dxa" w:w="3685"/>
             <w:shd w:fill="F2F2F2" w:val="clear"/>
           </w:tcPr>
           <w:p>
@@ -2134,7 +1990,7 @@
               <w:rPr>
                 <w:sz w:val="18"/>
               </w:rPr>
-              <w:t>Канал рекламы планируется заранее; what-if: выбор канала</w:t>
+              <w:t>День недели; циклическое кодирование устраняет разрыв Вс-&gt;Пн</w:t>
             </w:r>
           </w:p>
         </w:tc>
@@ -2150,13 +2006,13 @@
               <w:rPr>
                 <w:sz w:val="18"/>
               </w:rPr>
-              <w:t>holiday_name</w:t>
-            </w:r>
-          </w:p>
-        </w:tc>
-        <w:tc>
-          <w:tcPr>
-            <w:tcW w:type="dxa" w:w="1984"/>
+              <w:t>week_of_year, week_of_year_sin, week_of_year_cos (3)</w:t>
+            </w:r>
+          </w:p>
+        </w:tc>
+        <w:tc>
+          <w:tcPr>
+            <w:tcW w:type="dxa" w:w="1701"/>
             <w:shd w:fill="FFFFFF" w:val="clear"/>
           </w:tcPr>
           <w:p>
@@ -2164,7 +2020,7 @@
               <w:rPr>
                 <w:sz w:val="18"/>
               </w:rPr>
-              <w:t>known_categoricals</w:t>
+              <w:t>known_reals</w:t>
             </w:r>
           </w:p>
         </w:tc>
@@ -2178,13 +2034,13 @@
               <w:rPr>
                 <w:sz w:val="18"/>
               </w:rPr>
-              <w:t>NaN→'нет_праздника'; LabelEncoder</w:t>
-            </w:r>
-          </w:p>
-        </w:tc>
-        <w:tc>
-          <w:tcPr>
-            <w:tcW w:type="dxa" w:w="3402"/>
+              <w:t>sin/cos(2*pi*w/52)</w:t>
+            </w:r>
+          </w:p>
+        </w:tc>
+        <w:tc>
+          <w:tcPr>
+            <w:tcW w:type="dxa" w:w="3685"/>
             <w:shd w:fill="FFFFFF" w:val="clear"/>
           </w:tcPr>
           <w:p>
@@ -2192,7 +2048,7 @@
               <w:rPr>
                 <w:sz w:val="18"/>
               </w:rPr>
-              <w:t>Государственные праздники известны заранее</w:t>
+              <w:t>Номер недели (сезонность)</w:t>
             </w:r>
           </w:p>
         </w:tc>
@@ -2208,13 +2064,13 @@
               <w:rPr>
                 <w:sz w:val="18"/>
               </w:rPr>
-              <w:t>hour, hour_sin, hour_cos</w:t>
-            </w:r>
-          </w:p>
-        </w:tc>
-        <w:tc>
-          <w:tcPr>
-            <w:tcW w:type="dxa" w:w="1984"/>
+              <w:t>month, month_sin, month_cos (3)</w:t>
+            </w:r>
+          </w:p>
+        </w:tc>
+        <w:tc>
+          <w:tcPr>
+            <w:tcW w:type="dxa" w:w="1701"/>
             <w:shd w:fill="F2F2F2" w:val="clear"/>
           </w:tcPr>
           <w:p>
@@ -2236,13 +2092,13 @@
               <w:rPr>
                 <w:sz w:val="18"/>
               </w:rPr>
-              <w:t>sin/cos(2π·h/24)</w:t>
-            </w:r>
-          </w:p>
-        </w:tc>
-        <w:tc>
-          <w:tcPr>
-            <w:tcW w:type="dxa" w:w="3402"/>
+              <w:t>sin/cos(2*pi*m/12)</w:t>
+            </w:r>
+          </w:p>
+        </w:tc>
+        <w:tc>
+          <w:tcPr>
+            <w:tcW w:type="dxa" w:w="3685"/>
             <w:shd w:fill="F2F2F2" w:val="clear"/>
           </w:tcPr>
           <w:p>
@@ -2250,7 +2106,7 @@
               <w:rPr>
                 <w:sz w:val="18"/>
               </w:rPr>
-              <w:t>Час суток; циклическое кодирование устраняет разрыв 23→0</w:t>
+              <w:t>Месяц (месячная сезонность)</w:t>
             </w:r>
           </w:p>
         </w:tc>
@@ -2266,13 +2122,13 @@
               <w:rPr>
                 <w:sz w:val="18"/>
               </w:rPr>
-              <w:t>day_of_week, dow_sin, dow_cos</w:t>
-            </w:r>
-          </w:p>
-        </w:tc>
-        <w:tc>
-          <w:tcPr>
-            <w:tcW w:type="dxa" w:w="1984"/>
+              <w:t>is_weekend</w:t>
+            </w:r>
+          </w:p>
+        </w:tc>
+        <w:tc>
+          <w:tcPr>
+            <w:tcW w:type="dxa" w:w="1701"/>
             <w:shd w:fill="FFFFFF" w:val="clear"/>
           </w:tcPr>
           <w:p>
@@ -2294,13 +2150,13 @@
               <w:rPr>
                 <w:sz w:val="18"/>
               </w:rPr>
-              <w:t>sin/cos(2π·d/7)</w:t>
-            </w:r>
-          </w:p>
-        </w:tc>
-        <w:tc>
-          <w:tcPr>
-            <w:tcW w:type="dxa" w:w="3402"/>
+              <w:t>— (бинарная)</w:t>
+            </w:r>
+          </w:p>
+        </w:tc>
+        <w:tc>
+          <w:tcPr>
+            <w:tcW w:type="dxa" w:w="3685"/>
             <w:shd w:fill="FFFFFF" w:val="clear"/>
           </w:tcPr>
           <w:p>
@@ -2308,7 +2164,7 @@
               <w:rPr>
                 <w:sz w:val="18"/>
               </w:rPr>
-              <w:t>День недели</w:t>
+              <w:t>Выходной день</w:t>
             </w:r>
           </w:p>
         </w:tc>
@@ -2324,13 +2180,13 @@
               <w:rPr>
                 <w:sz w:val="18"/>
               </w:rPr>
-              <w:t>week_of_year, woy_sin, woy_cos</w:t>
-            </w:r>
-          </w:p>
-        </w:tc>
-        <w:tc>
-          <w:tcPr>
-            <w:tcW w:type="dxa" w:w="1984"/>
+              <w:t>is_holiday</w:t>
+            </w:r>
+          </w:p>
+        </w:tc>
+        <w:tc>
+          <w:tcPr>
+            <w:tcW w:type="dxa" w:w="1701"/>
             <w:shd w:fill="F2F2F2" w:val="clear"/>
           </w:tcPr>
           <w:p>
@@ -2352,13 +2208,13 @@
               <w:rPr>
                 <w:sz w:val="18"/>
               </w:rPr>
-              <w:t>sin/cos(2π·w/52)</w:t>
-            </w:r>
-          </w:p>
-        </w:tc>
-        <w:tc>
-          <w:tcPr>
-            <w:tcW w:type="dxa" w:w="3402"/>
+              <w:t>— (бинарная)</w:t>
+            </w:r>
+          </w:p>
+        </w:tc>
+        <w:tc>
+          <w:tcPr>
+            <w:tcW w:type="dxa" w:w="3685"/>
             <w:shd w:fill="F2F2F2" w:val="clear"/>
           </w:tcPr>
           <w:p>
@@ -2366,7 +2222,7 @@
               <w:rPr>
                 <w:sz w:val="18"/>
               </w:rPr>
-              <w:t>Номер недели (сезонность)</w:t>
+              <w:t>Праздничный день</w:t>
             </w:r>
           </w:p>
         </w:tc>
@@ -2382,13 +2238,13 @@
               <w:rPr>
                 <w:sz w:val="18"/>
               </w:rPr>
-              <w:t>month, month_sin, month_cos</w:t>
-            </w:r>
-          </w:p>
-        </w:tc>
-        <w:tc>
-          <w:tcPr>
-            <w:tcW w:type="dxa" w:w="1984"/>
+              <w:t>weather_condition</w:t>
+            </w:r>
+          </w:p>
+        </w:tc>
+        <w:tc>
+          <w:tcPr>
+            <w:tcW w:type="dxa" w:w="1701"/>
             <w:shd w:fill="FFFFFF" w:val="clear"/>
           </w:tcPr>
           <w:p>
@@ -2410,13 +2266,13 @@
               <w:rPr>
                 <w:sz w:val="18"/>
               </w:rPr>
-              <w:t>sin/cos(2π·m/12)</w:t>
-            </w:r>
-          </w:p>
-        </w:tc>
-        <w:tc>
-          <w:tcPr>
-            <w:tcW w:type="dxa" w:w="3402"/>
+              <w:t>— (бинарный 0/1)</w:t>
+            </w:r>
+          </w:p>
+        </w:tc>
+        <w:tc>
+          <w:tcPr>
+            <w:tcW w:type="dxa" w:w="3685"/>
             <w:shd w:fill="FFFFFF" w:val="clear"/>
           </w:tcPr>
           <w:p>
@@ -2424,7 +2280,7 @@
               <w:rPr>
                 <w:sz w:val="18"/>
               </w:rPr>
-              <w:t>Месяц (месячная сезонность)</w:t>
+              <w:t>Тип погоды: 0 = ясно/облачно, 1 = осадки/плохая видимость; задаётся по метеопрогнозу; what-if: 'что если осадки?'</w:t>
             </w:r>
           </w:p>
         </w:tc>
@@ -2440,13 +2296,13 @@
               <w:rPr>
                 <w:sz w:val="18"/>
               </w:rPr>
-              <w:t>is_weekend</w:t>
-            </w:r>
-          </w:p>
-        </w:tc>
-        <w:tc>
-          <w:tcPr>
-            <w:tcW w:type="dxa" w:w="1984"/>
+              <w:t>temperature</w:t>
+            </w:r>
+          </w:p>
+        </w:tc>
+        <w:tc>
+          <w:tcPr>
+            <w:tcW w:type="dxa" w:w="1701"/>
             <w:shd w:fill="F2F2F2" w:val="clear"/>
           </w:tcPr>
           <w:p>
@@ -2468,13 +2324,13 @@
               <w:rPr>
                 <w:sz w:val="18"/>
               </w:rPr>
-              <w:t>— (бинарная)</w:t>
-            </w:r>
-          </w:p>
-        </w:tc>
-        <w:tc>
-          <w:tcPr>
-            <w:tcW w:type="dxa" w:w="3402"/>
+              <w:t>Z-score (только train)</w:t>
+            </w:r>
+          </w:p>
+        </w:tc>
+        <w:tc>
+          <w:tcPr>
+            <w:tcW w:type="dxa" w:w="3685"/>
             <w:shd w:fill="F2F2F2" w:val="clear"/>
           </w:tcPr>
           <w:p>
@@ -2482,7 +2338,7 @@
               <w:rPr>
                 <w:sz w:val="18"/>
               </w:rPr>
-              <w:t>Выходной день</w:t>
+              <w:t>Температура воздуха, °C; what-if: ожидаемая температура</w:t>
             </w:r>
           </w:p>
         </w:tc>
@@ -2498,13 +2354,13 @@
               <w:rPr>
                 <w:sz w:val="18"/>
               </w:rPr>
-              <w:t>is_holiday</w:t>
-            </w:r>
-          </w:p>
-        </w:tc>
-        <w:tc>
-          <w:tcPr>
-            <w:tcW w:type="dxa" w:w="1984"/>
+              <w:t>precipitation_mm</w:t>
+            </w:r>
+          </w:p>
+        </w:tc>
+        <w:tc>
+          <w:tcPr>
+            <w:tcW w:type="dxa" w:w="1701"/>
             <w:shd w:fill="FFFFFF" w:val="clear"/>
           </w:tcPr>
           <w:p>
@@ -2526,13 +2382,13 @@
               <w:rPr>
                 <w:sz w:val="18"/>
               </w:rPr>
-              <w:t>— (бинарная)</w:t>
-            </w:r>
-          </w:p>
-        </w:tc>
-        <w:tc>
-          <w:tcPr>
-            <w:tcW w:type="dxa" w:w="3402"/>
+              <w:t>Z-score (только train)</w:t>
+            </w:r>
+          </w:p>
+        </w:tc>
+        <w:tc>
+          <w:tcPr>
+            <w:tcW w:type="dxa" w:w="3685"/>
             <w:shd w:fill="FFFFFF" w:val="clear"/>
           </w:tcPr>
           <w:p>
@@ -2540,7 +2396,7 @@
               <w:rPr>
                 <w:sz w:val="18"/>
               </w:rPr>
-              <w:t>Праздничный день</w:t>
+              <w:t>Осадки, мм; what-if: интенсивность осадков</w:t>
             </w:r>
           </w:p>
         </w:tc>
@@ -2556,13 +2412,13 @@
               <w:rPr>
                 <w:sz w:val="18"/>
               </w:rPr>
-              <w:t>is_rush_hour</w:t>
-            </w:r>
-          </w:p>
-        </w:tc>
-        <w:tc>
-          <w:tcPr>
-            <w:tcW w:type="dxa" w:w="1984"/>
+              <w:t>promotion_fuel_active</w:t>
+            </w:r>
+          </w:p>
+        </w:tc>
+        <w:tc>
+          <w:tcPr>
+            <w:tcW w:type="dxa" w:w="1701"/>
             <w:shd w:fill="F2F2F2" w:val="clear"/>
           </w:tcPr>
           <w:p>
@@ -2590,7 +2446,7 @@
         </w:tc>
         <w:tc>
           <w:tcPr>
-            <w:tcW w:type="dxa" w:w="3402"/>
+            <w:tcW w:type="dxa" w:w="3685"/>
             <w:shd w:fill="F2F2F2" w:val="clear"/>
           </w:tcPr>
           <w:p>
@@ -2598,7 +2454,7 @@
               <w:rPr>
                 <w:sz w:val="18"/>
               </w:rPr>
-              <w:t>Час пик</w:t>
+              <w:t>Акция на топливо активна; what-if: включить/выключить</w:t>
             </w:r>
           </w:p>
         </w:tc>
@@ -2614,13 +2470,13 @@
               <w:rPr>
                 <w:sz w:val="18"/>
               </w:rPr>
-              <w:t>is_night</w:t>
-            </w:r>
-          </w:p>
-        </w:tc>
-        <w:tc>
-          <w:tcPr>
-            <w:tcW w:type="dxa" w:w="1984"/>
+              <w:t>promotion_shop_active</w:t>
+            </w:r>
+          </w:p>
+        </w:tc>
+        <w:tc>
+          <w:tcPr>
+            <w:tcW w:type="dxa" w:w="1701"/>
             <w:shd w:fill="FFFFFF" w:val="clear"/>
           </w:tcPr>
           <w:p>
@@ -2648,7 +2504,7 @@
         </w:tc>
         <w:tc>
           <w:tcPr>
-            <w:tcW w:type="dxa" w:w="3402"/>
+            <w:tcW w:type="dxa" w:w="3685"/>
             <w:shd w:fill="FFFFFF" w:val="clear"/>
           </w:tcPr>
           <w:p>
@@ -2656,7 +2512,7 @@
               <w:rPr>
                 <w:sz w:val="18"/>
               </w:rPr>
-              <w:t>Ночное время</w:t>
+              <w:t>Акция в магазине; what-if: эффект промо-кампании</w:t>
             </w:r>
           </w:p>
         </w:tc>
@@ -2672,13 +2528,13 @@
               <w:rPr>
                 <w:sz w:val="18"/>
               </w:rPr>
-              <w:t>is_shop_open</w:t>
-            </w:r>
-          </w:p>
-        </w:tc>
-        <w:tc>
-          <w:tcPr>
-            <w:tcW w:type="dxa" w:w="1984"/>
+              <w:t>promotion_cafe_active</w:t>
+            </w:r>
+          </w:p>
+        </w:tc>
+        <w:tc>
+          <w:tcPr>
+            <w:tcW w:type="dxa" w:w="1701"/>
             <w:shd w:fill="F2F2F2" w:val="clear"/>
           </w:tcPr>
           <w:p>
@@ -2706,7 +2562,7 @@
         </w:tc>
         <w:tc>
           <w:tcPr>
-            <w:tcW w:type="dxa" w:w="3402"/>
+            <w:tcW w:type="dxa" w:w="3685"/>
             <w:shd w:fill="F2F2F2" w:val="clear"/>
           </w:tcPr>
           <w:p>
@@ -2714,7 +2570,7 @@
               <w:rPr>
                 <w:sz w:val="18"/>
               </w:rPr>
-              <w:t>Магазин открыт (1: 05:00–21:00, 0: 22:00–04:00). Производный признак. Стабилизирует нулевые продажи shop_*: модель явно знает «закрыто».</w:t>
+              <w:t>Акция в кафе; what-if</w:t>
             </w:r>
           </w:p>
         </w:tc>
@@ -2730,13 +2586,13 @@
               <w:rPr>
                 <w:sz w:val="18"/>
               </w:rPr>
-              <w:t>promotion_fuel_active</w:t>
-            </w:r>
-          </w:p>
-        </w:tc>
-        <w:tc>
-          <w:tcPr>
-            <w:tcW w:type="dxa" w:w="1984"/>
+              <w:t>price_AI92 / AI95 / DT / DT_bio / AI100_bio (5 к.)</w:t>
+            </w:r>
+          </w:p>
+        </w:tc>
+        <w:tc>
+          <w:tcPr>
+            <w:tcW w:type="dxa" w:w="1701"/>
             <w:shd w:fill="FFFFFF" w:val="clear"/>
           </w:tcPr>
           <w:p>
@@ -2758,13 +2614,13 @@
               <w:rPr>
                 <w:sz w:val="18"/>
               </w:rPr>
-              <w:t>— (бинарная)</w:t>
-            </w:r>
-          </w:p>
-        </w:tc>
-        <w:tc>
-          <w:tcPr>
-            <w:tcW w:type="dxa" w:w="3402"/>
+              <w:t>Z-score (только train)</w:t>
+            </w:r>
+          </w:p>
+        </w:tc>
+        <w:tc>
+          <w:tcPr>
+            <w:tcW w:type="dxa" w:w="3685"/>
             <w:shd w:fill="FFFFFF" w:val="clear"/>
           </w:tcPr>
           <w:p>
@@ -2772,7 +2628,7 @@
               <w:rPr>
                 <w:sz w:val="18"/>
               </w:rPr>
-              <w:t>Акция на топливо активна; what-if: включить/выключить</w:t>
+              <w:t>Текущие цены топлива, руб/л; ежедневно меняются в 2025 г.; what-if: сценарий ценообразования</w:t>
             </w:r>
           </w:p>
         </w:tc>
@@ -2788,13 +2644,13 @@
               <w:rPr>
                 <w:sz w:val="18"/>
               </w:rPr>
-              <w:t>promotion_shop_active</w:t>
-            </w:r>
-          </w:p>
-        </w:tc>
-        <w:tc>
-          <w:tcPr>
-            <w:tcW w:type="dxa" w:w="1984"/>
+              <w:t>traffic_Passengers_cars / Truck_short / Truck / Truck_long / Transporter / Undefined, полоса 1+2, попутн. (12 к.)</w:t>
+            </w:r>
+          </w:p>
+        </w:tc>
+        <w:tc>
+          <w:tcPr>
+            <w:tcW w:type="dxa" w:w="1701"/>
             <w:shd w:fill="F2F2F2" w:val="clear"/>
           </w:tcPr>
           <w:p>
@@ -2816,13 +2672,13 @@
               <w:rPr>
                 <w:sz w:val="18"/>
               </w:rPr>
-              <w:t>— (бинарная)</w:t>
-            </w:r>
-          </w:p>
-        </w:tc>
-        <w:tc>
-          <w:tcPr>
-            <w:tcW w:type="dxa" w:w="3402"/>
+              <w:t>Z-score (только train)</w:t>
+            </w:r>
+          </w:p>
+        </w:tc>
+        <w:tc>
+          <w:tcPr>
+            <w:tcW w:type="dxa" w:w="3685"/>
             <w:shd w:fill="F2F2F2" w:val="clear"/>
           </w:tcPr>
           <w:p>
@@ -2830,7 +2686,7 @@
               <w:rPr>
                 <w:sz w:val="18"/>
               </w:rPr>
-              <w:t>Акция в магазине; what-if</w:t>
+              <w:t>Счётчики ТС по типам, попутное направление; прогнозируются службами дорожного движения; what-if: высокий/низкий трафик</w:t>
             </w:r>
           </w:p>
         </w:tc>
@@ -2846,13 +2702,13 @@
               <w:rPr>
                 <w:sz w:val="18"/>
               </w:rPr>
-              <w:t>promotion_cafe_active</w:t>
-            </w:r>
-          </w:p>
-        </w:tc>
-        <w:tc>
-          <w:tcPr>
-            <w:tcW w:type="dxa" w:w="1984"/>
+              <w:t>traffic_* встречное направление, полоса 1+2 (12 к.)</w:t>
+            </w:r>
+          </w:p>
+        </w:tc>
+        <w:tc>
+          <w:tcPr>
+            <w:tcW w:type="dxa" w:w="1701"/>
             <w:shd w:fill="FFFFFF" w:val="clear"/>
           </w:tcPr>
           <w:p>
@@ -2874,13 +2730,13 @@
               <w:rPr>
                 <w:sz w:val="18"/>
               </w:rPr>
-              <w:t>— (бинарная)</w:t>
-            </w:r>
-          </w:p>
-        </w:tc>
-        <w:tc>
-          <w:tcPr>
-            <w:tcW w:type="dxa" w:w="3402"/>
+              <w:t>Z-score (только train)</w:t>
+            </w:r>
+          </w:p>
+        </w:tc>
+        <w:tc>
+          <w:tcPr>
+            <w:tcW w:type="dxa" w:w="3685"/>
             <w:shd w:fill="FFFFFF" w:val="clear"/>
           </w:tcPr>
           <w:p>
@@ -2888,7 +2744,7 @@
               <w:rPr>
                 <w:sz w:val="18"/>
               </w:rPr>
-              <w:t>Акция в кафе; what-if</w:t>
+              <w:t>Счётчики ТС, встречное направление</w:t>
             </w:r>
           </w:p>
         </w:tc>
@@ -2904,13 +2760,13 @@
               <w:rPr>
                 <w:sz w:val="18"/>
               </w:rPr>
-              <w:t>ad_active</w:t>
-            </w:r>
-          </w:p>
-        </w:tc>
-        <w:tc>
-          <w:tcPr>
-            <w:tcW w:type="dxa" w:w="1984"/>
+              <w:t>competitor_price_AI92 / AI95 / DT (3 к.)</w:t>
+            </w:r>
+          </w:p>
+        </w:tc>
+        <w:tc>
+          <w:tcPr>
+            <w:tcW w:type="dxa" w:w="1701"/>
             <w:shd w:fill="F2F2F2" w:val="clear"/>
           </w:tcPr>
           <w:p>
@@ -2932,13 +2788,13 @@
               <w:rPr>
                 <w:sz w:val="18"/>
               </w:rPr>
-              <w:t>— (бинарная)</w:t>
-            </w:r>
-          </w:p>
-        </w:tc>
-        <w:tc>
-          <w:tcPr>
-            <w:tcW w:type="dxa" w:w="3402"/>
+              <w:t>Z-score (только train)</w:t>
+            </w:r>
+          </w:p>
+        </w:tc>
+        <w:tc>
+          <w:tcPr>
+            <w:tcW w:type="dxa" w:w="3685"/>
             <w:shd w:fill="F2F2F2" w:val="clear"/>
           </w:tcPr>
           <w:p>
@@ -2946,7 +2802,7 @@
               <w:rPr>
                 <w:sz w:val="18"/>
               </w:rPr>
-              <w:t>Реклама активна; what-if</w:t>
+              <w:t>Цены небрендовых конкурентов; what-if: снижение/повышение</w:t>
             </w:r>
           </w:p>
         </w:tc>
@@ -2962,13 +2818,13 @@
               <w:rPr>
                 <w:sz w:val="18"/>
               </w:rPr>
-              <w:t>price_AI92/95/98/DT_* (7 к.)</w:t>
-            </w:r>
-          </w:p>
-        </w:tc>
-        <w:tc>
-          <w:tcPr>
-            <w:tcW w:type="dxa" w:w="1984"/>
+              <w:t>competitor_price_AI92_brend / AI95_brend / DT_brend / AI100 (4 к.)</w:t>
+            </w:r>
+          </w:p>
+        </w:tc>
+        <w:tc>
+          <w:tcPr>
+            <w:tcW w:type="dxa" w:w="1701"/>
             <w:shd w:fill="FFFFFF" w:val="clear"/>
           </w:tcPr>
           <w:p>
@@ -2990,13 +2846,13 @@
               <w:rPr>
                 <w:sz w:val="18"/>
               </w:rPr>
-              <w:t>Без Z-score (std=0 per-station)</w:t>
-            </w:r>
-          </w:p>
-        </w:tc>
-        <w:tc>
-          <w:tcPr>
-            <w:tcW w:type="dxa" w:w="3402"/>
+              <w:t>Z-score (только train)</w:t>
+            </w:r>
+          </w:p>
+        </w:tc>
+        <w:tc>
+          <w:tcPr>
+            <w:tcW w:type="dxa" w:w="3685"/>
             <w:shd w:fill="FFFFFF" w:val="clear"/>
           </w:tcPr>
           <w:p>
@@ -3004,529 +2860,7 @@
               <w:rPr>
                 <w:sz w:val="18"/>
               </w:rPr>
-              <w:t>Текущие цены топлива. В 2023 г. постоянны внутри станции (std=0) → Z-score не применяется. Декодер может получать гипотетические цены в what-if.</w:t>
-            </w:r>
-          </w:p>
-        </w:tc>
-      </w:tr>
-      <w:tr>
-        <w:tc>
-          <w:tcPr>
-            <w:tcW w:type="dxa" w:w="2835"/>
-            <w:shd w:fill="F2F2F2" w:val="clear"/>
-          </w:tcPr>
-          <w:p>
-            <w:r>
-              <w:rPr>
-                <w:sz w:val="18"/>
-              </w:rPr>
-              <w:t>temperature</w:t>
-            </w:r>
-          </w:p>
-        </w:tc>
-        <w:tc>
-          <w:tcPr>
-            <w:tcW w:type="dxa" w:w="1984"/>
-            <w:shd w:fill="F2F2F2" w:val="clear"/>
-          </w:tcPr>
-          <w:p>
-            <w:r>
-              <w:rPr>
-                <w:sz w:val="18"/>
-              </w:rPr>
-              <w:t>known_reals</w:t>
-            </w:r>
-          </w:p>
-        </w:tc>
-        <w:tc>
-          <w:tcPr>
-            <w:tcW w:type="dxa" w:w="2268"/>
-            <w:shd w:fill="F2F2F2" w:val="clear"/>
-          </w:tcPr>
-          <w:p>
-            <w:r>
-              <w:rPr>
-                <w:sz w:val="18"/>
-              </w:rPr>
-              <w:t>Z-score (train only)</w:t>
-            </w:r>
-          </w:p>
-        </w:tc>
-        <w:tc>
-          <w:tcPr>
-            <w:tcW w:type="dxa" w:w="3402"/>
-            <w:shd w:fill="F2F2F2" w:val="clear"/>
-          </w:tcPr>
-          <w:p>
-            <w:r>
-              <w:rPr>
-                <w:sz w:val="18"/>
-              </w:rPr>
-              <w:t>Температура воздуха, °C; задаётся по метеопрогнозу</w:t>
-            </w:r>
-          </w:p>
-        </w:tc>
-      </w:tr>
-      <w:tr>
-        <w:tc>
-          <w:tcPr>
-            <w:tcW w:type="dxa" w:w="2835"/>
-            <w:shd w:fill="FFFFFF" w:val="clear"/>
-          </w:tcPr>
-          <w:p>
-            <w:r>
-              <w:rPr>
-                <w:sz w:val="18"/>
-              </w:rPr>
-              <w:t>precipitation_mm</w:t>
-            </w:r>
-          </w:p>
-        </w:tc>
-        <w:tc>
-          <w:tcPr>
-            <w:tcW w:type="dxa" w:w="1984"/>
-            <w:shd w:fill="FFFFFF" w:val="clear"/>
-          </w:tcPr>
-          <w:p>
-            <w:r>
-              <w:rPr>
-                <w:sz w:val="18"/>
-              </w:rPr>
-              <w:t>known_reals</w:t>
-            </w:r>
-          </w:p>
-        </w:tc>
-        <w:tc>
-          <w:tcPr>
-            <w:tcW w:type="dxa" w:w="2268"/>
-            <w:shd w:fill="FFFFFF" w:val="clear"/>
-          </w:tcPr>
-          <w:p>
-            <w:r>
-              <w:rPr>
-                <w:sz w:val="18"/>
-              </w:rPr>
-              <w:t>Z-score (train only)</w:t>
-            </w:r>
-          </w:p>
-        </w:tc>
-        <w:tc>
-          <w:tcPr>
-            <w:tcW w:type="dxa" w:w="3402"/>
-            <w:shd w:fill="FFFFFF" w:val="clear"/>
-          </w:tcPr>
-          <w:p>
-            <w:r>
-              <w:rPr>
-                <w:sz w:val="18"/>
-              </w:rPr>
-              <w:t>Осадки, мм</w:t>
-            </w:r>
-          </w:p>
-        </w:tc>
-      </w:tr>
-      <w:tr>
-        <w:tc>
-          <w:tcPr>
-            <w:tcW w:type="dxa" w:w="2835"/>
-            <w:shd w:fill="F2F2F2" w:val="clear"/>
-          </w:tcPr>
-          <w:p>
-            <w:r>
-              <w:rPr>
-                <w:sz w:val="18"/>
-              </w:rPr>
-              <w:t>visibility_km</w:t>
-            </w:r>
-          </w:p>
-        </w:tc>
-        <w:tc>
-          <w:tcPr>
-            <w:tcW w:type="dxa" w:w="1984"/>
-            <w:shd w:fill="F2F2F2" w:val="clear"/>
-          </w:tcPr>
-          <w:p>
-            <w:r>
-              <w:rPr>
-                <w:sz w:val="18"/>
-              </w:rPr>
-              <w:t>known_reals</w:t>
-            </w:r>
-          </w:p>
-        </w:tc>
-        <w:tc>
-          <w:tcPr>
-            <w:tcW w:type="dxa" w:w="2268"/>
-            <w:shd w:fill="F2F2F2" w:val="clear"/>
-          </w:tcPr>
-          <w:p>
-            <w:r>
-              <w:rPr>
-                <w:sz w:val="18"/>
-              </w:rPr>
-              <w:t>Z-score (train only)</w:t>
-            </w:r>
-          </w:p>
-        </w:tc>
-        <w:tc>
-          <w:tcPr>
-            <w:tcW w:type="dxa" w:w="3402"/>
-            <w:shd w:fill="F2F2F2" w:val="clear"/>
-          </w:tcPr>
-          <w:p>
-            <w:r>
-              <w:rPr>
-                <w:sz w:val="18"/>
-              </w:rPr>
-              <w:t>Видимость, км</w:t>
-            </w:r>
-          </w:p>
-        </w:tc>
-      </w:tr>
-      <w:tr>
-        <w:tc>
-          <w:tcPr>
-            <w:tcW w:type="dxa" w:w="2835"/>
-            <w:shd w:fill="FFFFFF" w:val="clear"/>
-          </w:tcPr>
-          <w:p>
-            <w:r>
-              <w:rPr>
-                <w:sz w:val="18"/>
-              </w:rPr>
-              <w:t>wind_speed_ms</w:t>
-            </w:r>
-          </w:p>
-        </w:tc>
-        <w:tc>
-          <w:tcPr>
-            <w:tcW w:type="dxa" w:w="1984"/>
-            <w:shd w:fill="FFFFFF" w:val="clear"/>
-          </w:tcPr>
-          <w:p>
-            <w:r>
-              <w:rPr>
-                <w:sz w:val="18"/>
-              </w:rPr>
-              <w:t>known_reals</w:t>
-            </w:r>
-          </w:p>
-        </w:tc>
-        <w:tc>
-          <w:tcPr>
-            <w:tcW w:type="dxa" w:w="2268"/>
-            <w:shd w:fill="FFFFFF" w:val="clear"/>
-          </w:tcPr>
-          <w:p>
-            <w:r>
-              <w:rPr>
-                <w:sz w:val="18"/>
-              </w:rPr>
-              <w:t>Z-score (train only)</w:t>
-            </w:r>
-          </w:p>
-        </w:tc>
-        <w:tc>
-          <w:tcPr>
-            <w:tcW w:type="dxa" w:w="3402"/>
-            <w:shd w:fill="FFFFFF" w:val="clear"/>
-          </w:tcPr>
-          <w:p>
-            <w:r>
-              <w:rPr>
-                <w:sz w:val="18"/>
-              </w:rPr>
-              <w:t>Скорость ветра, м/с</w:t>
-            </w:r>
-          </w:p>
-        </w:tc>
-      </w:tr>
-      <w:tr>
-        <w:tc>
-          <w:tcPr>
-            <w:tcW w:type="dxa" w:w="2835"/>
-            <w:shd w:fill="F2F2F2" w:val="clear"/>
-          </w:tcPr>
-          <w:p>
-            <w:r>
-              <w:rPr>
-                <w:sz w:val="18"/>
-              </w:rPr>
-              <w:t>is_snow / is_rain / is_fog (3 к.)</w:t>
-            </w:r>
-          </w:p>
-        </w:tc>
-        <w:tc>
-          <w:tcPr>
-            <w:tcW w:type="dxa" w:w="1984"/>
-            <w:shd w:fill="F2F2F2" w:val="clear"/>
-          </w:tcPr>
-          <w:p>
-            <w:r>
-              <w:rPr>
-                <w:sz w:val="18"/>
-              </w:rPr>
-              <w:t>known_reals</w:t>
-            </w:r>
-          </w:p>
-        </w:tc>
-        <w:tc>
-          <w:tcPr>
-            <w:tcW w:type="dxa" w:w="2268"/>
-            <w:shd w:fill="F2F2F2" w:val="clear"/>
-          </w:tcPr>
-          <w:p>
-            <w:r>
-              <w:rPr>
-                <w:sz w:val="18"/>
-              </w:rPr>
-              <w:t>— (бинарные)</w:t>
-            </w:r>
-          </w:p>
-        </w:tc>
-        <w:tc>
-          <w:tcPr>
-            <w:tcW w:type="dxa" w:w="3402"/>
-            <w:shd w:fill="F2F2F2" w:val="clear"/>
-          </w:tcPr>
-          <w:p>
-            <w:r>
-              <w:rPr>
-                <w:sz w:val="18"/>
-              </w:rPr>
-              <w:t>Погодные флаги</w:t>
-            </w:r>
-          </w:p>
-        </w:tc>
-      </w:tr>
-      <w:tr>
-        <w:tc>
-          <w:tcPr>
-            <w:tcW w:type="dxa" w:w="2835"/>
-            <w:shd w:fill="FFFFFF" w:val="clear"/>
-          </w:tcPr>
-          <w:p>
-            <w:r>
-              <w:rPr>
-                <w:sz w:val="18"/>
-              </w:rPr>
-              <w:t>traffic_Passengers_cars</w:t>
-            </w:r>
-          </w:p>
-        </w:tc>
-        <w:tc>
-          <w:tcPr>
-            <w:tcW w:type="dxa" w:w="1984"/>
-            <w:shd w:fill="FFFFFF" w:val="clear"/>
-          </w:tcPr>
-          <w:p>
-            <w:r>
-              <w:rPr>
-                <w:sz w:val="18"/>
-              </w:rPr>
-              <w:t>known_reals</w:t>
-            </w:r>
-          </w:p>
-        </w:tc>
-        <w:tc>
-          <w:tcPr>
-            <w:tcW w:type="dxa" w:w="2268"/>
-            <w:shd w:fill="FFFFFF" w:val="clear"/>
-          </w:tcPr>
-          <w:p>
-            <w:r>
-              <w:rPr>
-                <w:sz w:val="18"/>
-              </w:rPr>
-              <w:t>Z-score (train only)</w:t>
-            </w:r>
-          </w:p>
-        </w:tc>
-        <w:tc>
-          <w:tcPr>
-            <w:tcW w:type="dxa" w:w="3402"/>
-            <w:shd w:fill="FFFFFF" w:val="clear"/>
-          </w:tcPr>
-          <w:p>
-            <w:r>
-              <w:rPr>
-                <w:sz w:val="18"/>
-              </w:rPr>
-              <w:t>Поток легковых автомобилей</w:t>
-            </w:r>
-          </w:p>
-        </w:tc>
-      </w:tr>
-      <w:tr>
-        <w:tc>
-          <w:tcPr>
-            <w:tcW w:type="dxa" w:w="2835"/>
-            <w:shd w:fill="F2F2F2" w:val="clear"/>
-          </w:tcPr>
-          <w:p>
-            <w:r>
-              <w:rPr>
-                <w:sz w:val="18"/>
-              </w:rPr>
-              <w:t>traffic_Truck_short/Truck/Truck_long (3 к.)</w:t>
-            </w:r>
-          </w:p>
-        </w:tc>
-        <w:tc>
-          <w:tcPr>
-            <w:tcW w:type="dxa" w:w="1984"/>
-            <w:shd w:fill="F2F2F2" w:val="clear"/>
-          </w:tcPr>
-          <w:p>
-            <w:r>
-              <w:rPr>
-                <w:sz w:val="18"/>
-              </w:rPr>
-              <w:t>known_reals</w:t>
-            </w:r>
-          </w:p>
-        </w:tc>
-        <w:tc>
-          <w:tcPr>
-            <w:tcW w:type="dxa" w:w="2268"/>
-            <w:shd w:fill="F2F2F2" w:val="clear"/>
-          </w:tcPr>
-          <w:p>
-            <w:r>
-              <w:rPr>
-                <w:sz w:val="18"/>
-              </w:rPr>
-              <w:t>Z-score (train only)</w:t>
-            </w:r>
-          </w:p>
-        </w:tc>
-        <w:tc>
-          <w:tcPr>
-            <w:tcW w:type="dxa" w:w="3402"/>
-            <w:shd w:fill="F2F2F2" w:val="clear"/>
-          </w:tcPr>
-          <w:p>
-            <w:r>
-              <w:rPr>
-                <w:sz w:val="18"/>
-              </w:rPr>
-              <w:t>Грузовые потоки по классам тоннажа</w:t>
-            </w:r>
-          </w:p>
-        </w:tc>
-      </w:tr>
-      <w:tr>
-        <w:tc>
-          <w:tcPr>
-            <w:tcW w:type="dxa" w:w="2835"/>
-            <w:shd w:fill="FFFFFF" w:val="clear"/>
-          </w:tcPr>
-          <w:p>
-            <w:r>
-              <w:rPr>
-                <w:sz w:val="18"/>
-              </w:rPr>
-              <w:t>traffic_Transporter / traffic_Undefined (2 к.)</w:t>
-            </w:r>
-          </w:p>
-        </w:tc>
-        <w:tc>
-          <w:tcPr>
-            <w:tcW w:type="dxa" w:w="1984"/>
-            <w:shd w:fill="FFFFFF" w:val="clear"/>
-          </w:tcPr>
-          <w:p>
-            <w:r>
-              <w:rPr>
-                <w:sz w:val="18"/>
-              </w:rPr>
-              <w:t>known_reals</w:t>
-            </w:r>
-          </w:p>
-        </w:tc>
-        <w:tc>
-          <w:tcPr>
-            <w:tcW w:type="dxa" w:w="2268"/>
-            <w:shd w:fill="FFFFFF" w:val="clear"/>
-          </w:tcPr>
-          <w:p>
-            <w:r>
-              <w:rPr>
-                <w:sz w:val="18"/>
-              </w:rPr>
-              <w:t>Z-score (train only)</w:t>
-            </w:r>
-          </w:p>
-        </w:tc>
-        <w:tc>
-          <w:tcPr>
-            <w:tcW w:type="dxa" w:w="3402"/>
-            <w:shd w:fill="FFFFFF" w:val="clear"/>
-          </w:tcPr>
-          <w:p>
-            <w:r>
-              <w:rPr>
-                <w:sz w:val="18"/>
-              </w:rPr>
-              <w:t>Микроавтобусы и неклассифицированные ТС</w:t>
-            </w:r>
-          </w:p>
-        </w:tc>
-      </w:tr>
-      <w:tr>
-        <w:tc>
-          <w:tcPr>
-            <w:tcW w:type="dxa" w:w="2835"/>
-            <w:shd w:fill="F2F2F2" w:val="clear"/>
-          </w:tcPr>
-          <w:p>
-            <w:r>
-              <w:rPr>
-                <w:sz w:val="18"/>
-              </w:rPr>
-              <w:t>competitor_price_AI92/95/DT (3 к.)</w:t>
-            </w:r>
-          </w:p>
-        </w:tc>
-        <w:tc>
-          <w:tcPr>
-            <w:tcW w:type="dxa" w:w="1984"/>
-            <w:shd w:fill="F2F2F2" w:val="clear"/>
-          </w:tcPr>
-          <w:p>
-            <w:r>
-              <w:rPr>
-                <w:sz w:val="18"/>
-              </w:rPr>
-              <w:t>known_reals</w:t>
-            </w:r>
-          </w:p>
-        </w:tc>
-        <w:tc>
-          <w:tcPr>
-            <w:tcW w:type="dxa" w:w="2268"/>
-            <w:shd w:fill="F2F2F2" w:val="clear"/>
-          </w:tcPr>
-          <w:p>
-            <w:r>
-              <w:rPr>
-                <w:sz w:val="18"/>
-              </w:rPr>
-              <w:t>Z-score (train only)</w:t>
-            </w:r>
-          </w:p>
-        </w:tc>
-        <w:tc>
-          <w:tcPr>
-            <w:tcW w:type="dxa" w:w="3402"/>
-            <w:shd w:fill="F2F2F2" w:val="clear"/>
-          </w:tcPr>
-          <w:p>
-            <w:r>
-              <w:rPr>
-                <w:sz w:val="18"/>
-              </w:rPr>
-              <w:t>Цены конкурентов; мониторинг. what-if: снижение/повышение конкурентной цены</w:t>
+              <w:t>Цены брендовых конкурентов + AI100 конкурентов; what-if</w:t>
             </w:r>
           </w:p>
         </w:tc>
@@ -3550,7 +2884,7 @@
           <w:i w:val="0"/>
           <w:sz w:val="20"/>
         </w:rPr>
-        <w:t>В данном проекте TIME_VARYING_UNKNOWN_REALS = [] (пустой список). Это архитектурное решение, отличающее данную реализацию от стандартного примера TFT.</w:t>
+        <w:t>В данном проекте TIME_VARYING_UNKNOWN_REALS содержит 18 переменных: клиентские метрики и производные показатели трафика.</w:t>
       </w:r>
     </w:p>
     <w:p>
@@ -3560,7 +2894,7 @@
           <w:i w:val="0"/>
           <w:sz w:val="20"/>
         </w:rPr>
-        <w:t>Стандартный подход: погода и трафик — UNKNOWN (энкодер видит только прошлое, декодер — нет). Ограничение: what-if анализ невозможен ("что если завтра снег?" нельзя задать, потому что снег не в KNOWN).</w:t>
+        <w:t>Эти переменные ИЗВЕСТНЫ за прошлые периоды (энкодер видит их), но НЕ МОГУТ быть заданы для горизонта прогноза (7 дн.): они не прогнозируются службами заранее и не задаются в what-if сценарии.</w:t>
       </w:r>
     </w:p>
     <w:p>
@@ -3570,19 +2904,235 @@
           <w:i w:val="0"/>
           <w:sz w:val="20"/>
         </w:rPr>
-        <w:t>Выбранный подход: все ковариаты перенесены в KNOWN. Это означает, что модель ожидает значения погоды и трафика на весь горизонт прогноза (24 ч). Источник: метеопрогноз + прогноз дорожного движения. Преимущество: полноценный сценарный what-if анализ по любой переменной.</w:t>
+        <w:t>Трафик-счётчики (количество ТС по типам, полоса 1 и 2) перенесены в KNOWN_REALS: прогнозируются дорожными службами. Производные метрики трафика (скорость, плотность, интенсивность) остаются в UNKNOWN: они вычисляются из счётчиков и требуют симуляции дорожного потока.</w:t>
       </w:r>
     </w:p>
-    <w:p>
-      <w:r>
-        <w:rPr>
-          <w:b w:val="0"/>
-          <w:i/>
-          <w:sz w:val="20"/>
-        </w:rPr>
-        <w:t>Целевые переменные (TARGET_COLS) добавляются TFT автоматически как авторегрессивные входы энкодера через параметр target=TARGET_COLS в TimeSeriesDataSet. Их указывать в UNKNOWN_REALS не нужно.</w:t>
-      </w:r>
-    </w:p>
+    <w:tbl>
+      <w:tblPr>
+        <w:tblStyle w:val="TableGrid"/>
+        <w:tblW w:type="auto" w:w="0"/>
+        <w:jc w:val="left"/>
+        <w:tblLook w:firstColumn="1" w:firstRow="1" w:lastColumn="0" w:lastRow="0" w:noHBand="0" w:noVBand="1" w:val="04A0"/>
+      </w:tblPr>
+      <w:tblGrid>
+        <w:gridCol w:w="4844"/>
+        <w:gridCol w:w="4844"/>
+      </w:tblGrid>
+      <w:tr>
+        <w:tc>
+          <w:tcPr>
+            <w:tcW w:type="dxa" w:w="3402"/>
+            <w:shd w:fill="1F3964" w:val="clear"/>
+          </w:tcPr>
+          <w:p>
+            <w:r>
+              <w:rPr>
+                <w:b/>
+                <w:color w:val="FFFFFF"/>
+                <w:sz w:val="18"/>
+              </w:rPr>
+              <w:t>Переменная / Группа</w:t>
+            </w:r>
+          </w:p>
+        </w:tc>
+        <w:tc>
+          <w:tcPr>
+            <w:tcW w:type="dxa" w:w="7087"/>
+            <w:shd w:fill="1F3964" w:val="clear"/>
+          </w:tcPr>
+          <w:p>
+            <w:r>
+              <w:rPr>
+                <w:b/>
+                <w:color w:val="FFFFFF"/>
+                <w:sz w:val="18"/>
+              </w:rPr>
+              <w:t>Описание</w:t>
+            </w:r>
+          </w:p>
+        </w:tc>
+      </w:tr>
+      <w:tr>
+        <w:tc>
+          <w:tcPr>
+            <w:tcW w:type="dxa" w:w="3402"/>
+            <w:shd w:fill="F2F2F2" w:val="clear"/>
+          </w:tcPr>
+          <w:p>
+            <w:r>
+              <w:rPr>
+                <w:sz w:val="18"/>
+              </w:rPr>
+              <w:t>corporate_customer_ratio</w:t>
+            </w:r>
+          </w:p>
+        </w:tc>
+        <w:tc>
+          <w:tcPr>
+            <w:tcW w:type="dxa" w:w="7087"/>
+            <w:shd w:fill="F2F2F2" w:val="clear"/>
+          </w:tcPr>
+          <w:p>
+            <w:r>
+              <w:rPr>
+                <w:sz w:val="18"/>
+              </w:rPr>
+              <w:t>Доля корпоративных клиентов в день. Наблюдается по факту, не прогнозируется.</w:t>
+            </w:r>
+          </w:p>
+        </w:tc>
+      </w:tr>
+      <w:tr>
+        <w:tc>
+          <w:tcPr>
+            <w:tcW w:type="dxa" w:w="3402"/>
+            <w:shd w:fill="FFFFFF" w:val="clear"/>
+          </w:tcPr>
+          <w:p>
+            <w:r>
+              <w:rPr>
+                <w:sz w:val="18"/>
+              </w:rPr>
+              <w:t>customer_loyalty_score</w:t>
+            </w:r>
+          </w:p>
+        </w:tc>
+        <w:tc>
+          <w:tcPr>
+            <w:tcW w:type="dxa" w:w="7087"/>
+            <w:shd w:fill="FFFFFF" w:val="clear"/>
+          </w:tcPr>
+          <w:p>
+            <w:r>
+              <w:rPr>
+                <w:sz w:val="18"/>
+              </w:rPr>
+              <w:t>Оценка лояльности клиентов. Меняется ежедневно, не прогнозируется заранее.</w:t>
+            </w:r>
+          </w:p>
+        </w:tc>
+      </w:tr>
+      <w:tr>
+        <w:tc>
+          <w:tcPr>
+            <w:tcW w:type="dxa" w:w="3402"/>
+            <w:shd w:fill="F2F2F2" w:val="clear"/>
+          </w:tcPr>
+          <w:p>
+            <w:r>
+              <w:rPr>
+                <w:sz w:val="18"/>
+              </w:rPr>
+              <w:t>traffic_scorost_1_poputn / 2_poputn / 1_wstrechn / 2_wstrechn (4 к.)</w:t>
+            </w:r>
+          </w:p>
+        </w:tc>
+        <w:tc>
+          <w:tcPr>
+            <w:tcW w:type="dxa" w:w="7087"/>
+            <w:shd w:fill="F2F2F2" w:val="clear"/>
+          </w:tcPr>
+          <w:p>
+            <w:r>
+              <w:rPr>
+                <w:sz w:val="18"/>
+              </w:rPr>
+              <w:t>Средняя скорость потока, км/ч. Производная от объёма ТС.</w:t>
+            </w:r>
+          </w:p>
+        </w:tc>
+      </w:tr>
+      <w:tr>
+        <w:tc>
+          <w:tcPr>
+            <w:tcW w:type="dxa" w:w="3402"/>
+            <w:shd w:fill="FFFFFF" w:val="clear"/>
+          </w:tcPr>
+          <w:p>
+            <w:r>
+              <w:rPr>
+                <w:sz w:val="18"/>
+              </w:rPr>
+              <w:t>traffic_plotnost_1/2 (poputn+wstrechn = 4 к.)</w:t>
+            </w:r>
+          </w:p>
+        </w:tc>
+        <w:tc>
+          <w:tcPr>
+            <w:tcW w:type="dxa" w:w="7087"/>
+            <w:shd w:fill="FFFFFF" w:val="clear"/>
+          </w:tcPr>
+          <w:p>
+            <w:r>
+              <w:rPr>
+                <w:sz w:val="18"/>
+              </w:rPr>
+              <w:t>Плотность потока, авт/км.</w:t>
+            </w:r>
+          </w:p>
+        </w:tc>
+      </w:tr>
+      <w:tr>
+        <w:tc>
+          <w:tcPr>
+            <w:tcW w:type="dxa" w:w="3402"/>
+            <w:shd w:fill="F2F2F2" w:val="clear"/>
+          </w:tcPr>
+          <w:p>
+            <w:r>
+              <w:rPr>
+                <w:sz w:val="18"/>
+              </w:rPr>
+              <w:t>traffic_intensiv_priv_1/2 (poputn+wstrechn = 4 к.)</w:t>
+            </w:r>
+          </w:p>
+        </w:tc>
+        <w:tc>
+          <w:tcPr>
+            <w:tcW w:type="dxa" w:w="7087"/>
+            <w:shd w:fill="F2F2F2" w:val="clear"/>
+          </w:tcPr>
+          <w:p>
+            <w:r>
+              <w:rPr>
+                <w:sz w:val="18"/>
+              </w:rPr>
+              <w:t>Интенсивность приведённого потока, авт/ч.</w:t>
+            </w:r>
+          </w:p>
+        </w:tc>
+      </w:tr>
+      <w:tr>
+        <w:tc>
+          <w:tcPr>
+            <w:tcW w:type="dxa" w:w="3402"/>
+            <w:shd w:fill="FFFFFF" w:val="clear"/>
+          </w:tcPr>
+          <w:p>
+            <w:r>
+              <w:rPr>
+                <w:sz w:val="18"/>
+              </w:rPr>
+              <w:t>traffic_intensiv_fiz_1/2 (poputn+wstrechn = 4 к.)</w:t>
+            </w:r>
+          </w:p>
+        </w:tc>
+        <w:tc>
+          <w:tcPr>
+            <w:tcW w:type="dxa" w:w="7087"/>
+            <w:shd w:fill="FFFFFF" w:val="clear"/>
+          </w:tcPr>
+          <w:p>
+            <w:r>
+              <w:rPr>
+                <w:sz w:val="18"/>
+              </w:rPr>
+              <w:t>Интенсивность физического потока, авт/ч.</w:t>
+            </w:r>
+          </w:p>
+        </w:tc>
+      </w:tr>
+    </w:tbl>
     <w:p>
       <w:pPr>
         <w:pStyle w:val="Heading2"/>
@@ -3620,7 +3170,7 @@
       <w:tr>
         <w:tc>
           <w:tcPr>
-            <w:tcW w:type="dxa" w:w="3118"/>
+            <w:tcW w:type="dxa" w:w="3402"/>
             <w:shd w:fill="1F3964" w:val="clear"/>
           </w:tcPr>
           <w:p>
@@ -3636,7 +3186,7 @@
         </w:tc>
         <w:tc>
           <w:tcPr>
-            <w:tcW w:type="dxa" w:w="2268"/>
+            <w:tcW w:type="dxa" w:w="2551"/>
             <w:shd w:fill="1F3964" w:val="clear"/>
           </w:tcPr>
           <w:p>
@@ -3652,7 +3202,7 @@
         </w:tc>
         <w:tc>
           <w:tcPr>
-            <w:tcW w:type="dxa" w:w="1984"/>
+            <w:tcW w:type="dxa" w:w="1701"/>
             <w:shd w:fill="1F3964" w:val="clear"/>
           </w:tcPr>
           <w:p>
@@ -3668,7 +3218,7 @@
         </w:tc>
         <w:tc>
           <w:tcPr>
-            <w:tcW w:type="dxa" w:w="1984"/>
+            <w:tcW w:type="dxa" w:w="1701"/>
             <w:shd w:fill="1F3964" w:val="clear"/>
           </w:tcPr>
           <w:p>
@@ -3686,7 +3236,7 @@
       <w:tr>
         <w:tc>
           <w:tcPr>
-            <w:tcW w:type="dxa" w:w="3118"/>
+            <w:tcW w:type="dxa" w:w="3402"/>
             <w:shd w:fill="F2F2F2" w:val="clear"/>
           </w:tcPr>
           <w:p>
@@ -3700,7 +3250,7 @@
         </w:tc>
         <w:tc>
           <w:tcPr>
-            <w:tcW w:type="dxa" w:w="2268"/>
+            <w:tcW w:type="dxa" w:w="2551"/>
             <w:shd w:fill="F2F2F2" w:val="clear"/>
           </w:tcPr>
           <w:p>
@@ -3708,13 +3258,13 @@
               <w:rPr>
                 <w:sz w:val="18"/>
               </w:rPr>
-              <w:t>0–264 л/ч</w:t>
-            </w:r>
-          </w:p>
-        </w:tc>
-        <w:tc>
-          <w:tcPr>
-            <w:tcW w:type="dxa" w:w="1984"/>
+              <w:t>1385-10389 л/день</w:t>
+            </w:r>
+          </w:p>
+        </w:tc>
+        <w:tc>
+          <w:tcPr>
+            <w:tcW w:type="dxa" w:w="1701"/>
             <w:shd w:fill="F2F2F2" w:val="clear"/>
           </w:tcPr>
           <w:p>
@@ -3722,13 +3272,13 @@
               <w:rPr>
                 <w:sz w:val="18"/>
               </w:rPr>
-              <w:t>2.14</w:t>
-            </w:r>
-          </w:p>
-        </w:tc>
-        <w:tc>
-          <w:tcPr>
-            <w:tcW w:type="dxa" w:w="1984"/>
+              <w:t>1.60</w:t>
+            </w:r>
+          </w:p>
+        </w:tc>
+        <w:tc>
+          <w:tcPr>
+            <w:tcW w:type="dxa" w:w="1701"/>
             <w:shd w:fill="F2F2F2" w:val="clear"/>
           </w:tcPr>
           <w:p>
@@ -3736,7 +3286,7 @@
               <w:rPr>
                 <w:sz w:val="18"/>
               </w:rPr>
-              <w:t>0.24</w:t>
+              <w:t>1.08</w:t>
             </w:r>
           </w:p>
         </w:tc>
@@ -3744,7 +3294,7 @@
       <w:tr>
         <w:tc>
           <w:tcPr>
-            <w:tcW w:type="dxa" w:w="3118"/>
+            <w:tcW w:type="dxa" w:w="3402"/>
             <w:shd w:fill="FFFFFF" w:val="clear"/>
           </w:tcPr>
           <w:p>
@@ -3758,7 +3308,7 @@
         </w:tc>
         <w:tc>
           <w:tcPr>
-            <w:tcW w:type="dxa" w:w="2268"/>
+            <w:tcW w:type="dxa" w:w="2551"/>
             <w:shd w:fill="FFFFFF" w:val="clear"/>
           </w:tcPr>
           <w:p>
@@ -3766,13 +3316,13 @@
               <w:rPr>
                 <w:sz w:val="18"/>
               </w:rPr>
-              <w:t>0–301 л/ч</w:t>
-            </w:r>
-          </w:p>
-        </w:tc>
-        <w:tc>
-          <w:tcPr>
-            <w:tcW w:type="dxa" w:w="1984"/>
+              <w:t>1132-9367 л/день</w:t>
+            </w:r>
+          </w:p>
+        </w:tc>
+        <w:tc>
+          <w:tcPr>
+            <w:tcW w:type="dxa" w:w="1701"/>
             <w:shd w:fill="FFFFFF" w:val="clear"/>
           </w:tcPr>
           <w:p>
@@ -3780,13 +3330,13 @@
               <w:rPr>
                 <w:sz w:val="18"/>
               </w:rPr>
-              <w:t>2.14</w:t>
-            </w:r>
-          </w:p>
-        </w:tc>
-        <w:tc>
-          <w:tcPr>
-            <w:tcW w:type="dxa" w:w="1984"/>
+              <w:t>1.57</w:t>
+            </w:r>
+          </w:p>
+        </w:tc>
+        <w:tc>
+          <w:tcPr>
+            <w:tcW w:type="dxa" w:w="1701"/>
             <w:shd w:fill="FFFFFF" w:val="clear"/>
           </w:tcPr>
           <w:p>
@@ -3794,7 +3344,7 @@
               <w:rPr>
                 <w:sz w:val="18"/>
               </w:rPr>
-              <w:t>0.21</w:t>
+              <w:t>1.07</w:t>
             </w:r>
           </w:p>
         </w:tc>
@@ -3802,7 +3352,7 @@
       <w:tr>
         <w:tc>
           <w:tcPr>
-            <w:tcW w:type="dxa" w:w="3118"/>
+            <w:tcW w:type="dxa" w:w="3402"/>
             <w:shd w:fill="F2F2F2" w:val="clear"/>
           </w:tcPr>
           <w:p>
@@ -3810,13 +3360,13 @@
               <w:rPr>
                 <w:sz w:val="18"/>
               </w:rPr>
-              <w:t>sales_AI98</w:t>
-            </w:r>
-          </w:p>
-        </w:tc>
-        <w:tc>
-          <w:tcPr>
-            <w:tcW w:type="dxa" w:w="2268"/>
+              <w:t>sales_DT</w:t>
+            </w:r>
+          </w:p>
+        </w:tc>
+        <w:tc>
+          <w:tcPr>
+            <w:tcW w:type="dxa" w:w="2551"/>
             <w:shd w:fill="F2F2F2" w:val="clear"/>
           </w:tcPr>
           <w:p>
@@ -3824,13 +3374,13 @@
               <w:rPr>
                 <w:sz w:val="18"/>
               </w:rPr>
-              <w:t>0–75 л/ч</w:t>
-            </w:r>
-          </w:p>
-        </w:tc>
-        <w:tc>
-          <w:tcPr>
-            <w:tcW w:type="dxa" w:w="1984"/>
+              <w:t>1016-13074 л/день</w:t>
+            </w:r>
+          </w:p>
+        </w:tc>
+        <w:tc>
+          <w:tcPr>
+            <w:tcW w:type="dxa" w:w="1701"/>
             <w:shd w:fill="F2F2F2" w:val="clear"/>
           </w:tcPr>
           <w:p>
@@ -3838,13 +3388,13 @@
               <w:rPr>
                 <w:sz w:val="18"/>
               </w:rPr>
-              <w:t>2.11</w:t>
-            </w:r>
-          </w:p>
-        </w:tc>
-        <w:tc>
-          <w:tcPr>
-            <w:tcW w:type="dxa" w:w="1984"/>
+              <w:t>1.44</w:t>
+            </w:r>
+          </w:p>
+        </w:tc>
+        <w:tc>
+          <w:tcPr>
+            <w:tcW w:type="dxa" w:w="1701"/>
             <w:shd w:fill="F2F2F2" w:val="clear"/>
           </w:tcPr>
           <w:p>
@@ -3852,7 +3402,7 @@
               <w:rPr>
                 <w:sz w:val="18"/>
               </w:rPr>
-              <w:t>0.30</w:t>
+              <w:t>0.82</w:t>
             </w:r>
           </w:p>
         </w:tc>
@@ -3860,7 +3410,7 @@
       <w:tr>
         <w:tc>
           <w:tcPr>
-            <w:tcW w:type="dxa" w:w="3118"/>
+            <w:tcW w:type="dxa" w:w="3402"/>
             <w:shd w:fill="FFFFFF" w:val="clear"/>
           </w:tcPr>
           <w:p>
@@ -3868,13 +3418,13 @@
               <w:rPr>
                 <w:sz w:val="18"/>
               </w:rPr>
-              <w:t>sales_DT_EURO</w:t>
-            </w:r>
-          </w:p>
-        </w:tc>
-        <w:tc>
-          <w:tcPr>
-            <w:tcW w:type="dxa" w:w="2268"/>
+              <w:t>sales_DT_bio</w:t>
+            </w:r>
+          </w:p>
+        </w:tc>
+        <w:tc>
+          <w:tcPr>
+            <w:tcW w:type="dxa" w:w="2551"/>
             <w:shd w:fill="FFFFFF" w:val="clear"/>
           </w:tcPr>
           <w:p>
@@ -3882,13 +3432,13 @@
               <w:rPr>
                 <w:sz w:val="18"/>
               </w:rPr>
-              <w:t>0–75 л/ч</w:t>
-            </w:r>
-          </w:p>
-        </w:tc>
-        <w:tc>
-          <w:tcPr>
-            <w:tcW w:type="dxa" w:w="1984"/>
+              <w:t>0-1881 л/день</w:t>
+            </w:r>
+          </w:p>
+        </w:tc>
+        <w:tc>
+          <w:tcPr>
+            <w:tcW w:type="dxa" w:w="1701"/>
             <w:shd w:fill="FFFFFF" w:val="clear"/>
           </w:tcPr>
           <w:p>
@@ -3896,13 +3446,13 @@
               <w:rPr>
                 <w:sz w:val="18"/>
               </w:rPr>
-              <w:t>2.18</w:t>
-            </w:r>
-          </w:p>
-        </w:tc>
-        <w:tc>
-          <w:tcPr>
-            <w:tcW w:type="dxa" w:w="1984"/>
+              <w:t>1.82</w:t>
+            </w:r>
+          </w:p>
+        </w:tc>
+        <w:tc>
+          <w:tcPr>
+            <w:tcW w:type="dxa" w:w="1701"/>
             <w:shd w:fill="FFFFFF" w:val="clear"/>
           </w:tcPr>
           <w:p>
@@ -3910,7 +3460,7 @@
               <w:rPr>
                 <w:sz w:val="18"/>
               </w:rPr>
-              <w:t>0.28</w:t>
+              <w:t>-0.16</w:t>
             </w:r>
           </w:p>
         </w:tc>
@@ -3918,7 +3468,7 @@
       <w:tr>
         <w:tc>
           <w:tcPr>
-            <w:tcW w:type="dxa" w:w="3118"/>
+            <w:tcW w:type="dxa" w:w="3402"/>
             <w:shd w:fill="F2F2F2" w:val="clear"/>
           </w:tcPr>
           <w:p>
@@ -3926,13 +3476,13 @@
               <w:rPr>
                 <w:sz w:val="18"/>
               </w:rPr>
-              <w:t>sales_DT_TANEKO</w:t>
-            </w:r>
-          </w:p>
-        </w:tc>
-        <w:tc>
-          <w:tcPr>
-            <w:tcW w:type="dxa" w:w="2268"/>
+              <w:t>sales_AI100_bio</w:t>
+            </w:r>
+          </w:p>
+        </w:tc>
+        <w:tc>
+          <w:tcPr>
+            <w:tcW w:type="dxa" w:w="2551"/>
             <w:shd w:fill="F2F2F2" w:val="clear"/>
           </w:tcPr>
           <w:p>
@@ -3940,13 +3490,13 @@
               <w:rPr>
                 <w:sz w:val="18"/>
               </w:rPr>
-              <w:t>0–23 л/ч</w:t>
-            </w:r>
-          </w:p>
-        </w:tc>
-        <w:tc>
-          <w:tcPr>
-            <w:tcW w:type="dxa" w:w="1984"/>
+              <w:t>0-3642 л/день</w:t>
+            </w:r>
+          </w:p>
+        </w:tc>
+        <w:tc>
+          <w:tcPr>
+            <w:tcW w:type="dxa" w:w="1701"/>
             <w:shd w:fill="F2F2F2" w:val="clear"/>
           </w:tcPr>
           <w:p>
@@ -3954,13 +3504,13 @@
               <w:rPr>
                 <w:sz w:val="18"/>
               </w:rPr>
-              <w:t>2.17</w:t>
-            </w:r>
-          </w:p>
-        </w:tc>
-        <w:tc>
-          <w:tcPr>
-            <w:tcW w:type="dxa" w:w="1984"/>
+              <w:t>2.36</w:t>
+            </w:r>
+          </w:p>
+        </w:tc>
+        <w:tc>
+          <w:tcPr>
+            <w:tcW w:type="dxa" w:w="1701"/>
             <w:shd w:fill="F2F2F2" w:val="clear"/>
           </w:tcPr>
           <w:p>
@@ -3968,7 +3518,7 @@
               <w:rPr>
                 <w:sz w:val="18"/>
               </w:rPr>
-              <w:t>0.66</w:t>
+              <w:t>1.59</w:t>
             </w:r>
           </w:p>
         </w:tc>
@@ -3976,7 +3526,7 @@
       <w:tr>
         <w:tc>
           <w:tcPr>
-            <w:tcW w:type="dxa" w:w="3118"/>
+            <w:tcW w:type="dxa" w:w="3402"/>
             <w:shd w:fill="FFFFFF" w:val="clear"/>
           </w:tcPr>
           <w:p>
@@ -3984,13 +3534,13 @@
               <w:rPr>
                 <w:sz w:val="18"/>
               </w:rPr>
-              <w:t>sales_DT_SUMMER</w:t>
-            </w:r>
-          </w:p>
-        </w:tc>
-        <w:tc>
-          <w:tcPr>
-            <w:tcW w:type="dxa" w:w="2268"/>
+              <w:t>shop_напитки_безалкогольные</w:t>
+            </w:r>
+          </w:p>
+        </w:tc>
+        <w:tc>
+          <w:tcPr>
+            <w:tcW w:type="dxa" w:w="2551"/>
             <w:shd w:fill="FFFFFF" w:val="clear"/>
           </w:tcPr>
           <w:p>
@@ -3998,13 +3548,13 @@
               <w:rPr>
                 <w:sz w:val="18"/>
               </w:rPr>
-              <w:t>0–38 л/ч</w:t>
-            </w:r>
-          </w:p>
-        </w:tc>
-        <w:tc>
-          <w:tcPr>
-            <w:tcW w:type="dxa" w:w="1984"/>
+              <w:t>620-15064 руб/день</w:t>
+            </w:r>
+          </w:p>
+        </w:tc>
+        <w:tc>
+          <w:tcPr>
+            <w:tcW w:type="dxa" w:w="1701"/>
             <w:shd w:fill="FFFFFF" w:val="clear"/>
           </w:tcPr>
           <w:p>
@@ -4012,13 +3562,13 @@
               <w:rPr>
                 <w:sz w:val="18"/>
               </w:rPr>
-              <w:t>4.21</w:t>
-            </w:r>
-          </w:p>
-        </w:tc>
-        <w:tc>
-          <w:tcPr>
-            <w:tcW w:type="dxa" w:w="1984"/>
+              <w:t>1.37</w:t>
+            </w:r>
+          </w:p>
+        </w:tc>
+        <w:tc>
+          <w:tcPr>
+            <w:tcW w:type="dxa" w:w="1701"/>
             <w:shd w:fill="FFFFFF" w:val="clear"/>
           </w:tcPr>
           <w:p>
@@ -4026,7 +3576,7 @@
               <w:rPr>
                 <w:sz w:val="18"/>
               </w:rPr>
-              <w:t>1.53</w:t>
+              <w:t>0.39</w:t>
             </w:r>
           </w:p>
         </w:tc>
@@ -4034,7 +3584,7 @@
       <w:tr>
         <w:tc>
           <w:tcPr>
-            <w:tcW w:type="dxa" w:w="3118"/>
+            <w:tcW w:type="dxa" w:w="3402"/>
             <w:shd w:fill="F2F2F2" w:val="clear"/>
           </w:tcPr>
           <w:p>
@@ -4042,13 +3592,13 @@
               <w:rPr>
                 <w:sz w:val="18"/>
               </w:rPr>
-              <w:t>sales_DT_WINTER</w:t>
-            </w:r>
-          </w:p>
-        </w:tc>
-        <w:tc>
-          <w:tcPr>
-            <w:tcW w:type="dxa" w:w="2268"/>
+              <w:t>shop_кондитерка_снеки</w:t>
+            </w:r>
+          </w:p>
+        </w:tc>
+        <w:tc>
+          <w:tcPr>
+            <w:tcW w:type="dxa" w:w="2551"/>
             <w:shd w:fill="F2F2F2" w:val="clear"/>
           </w:tcPr>
           <w:p>
@@ -4056,13 +3606,13 @@
               <w:rPr>
                 <w:sz w:val="18"/>
               </w:rPr>
-              <w:t>0–27 л/ч</w:t>
-            </w:r>
-          </w:p>
-        </w:tc>
-        <w:tc>
-          <w:tcPr>
-            <w:tcW w:type="dxa" w:w="1984"/>
+              <w:t>496-12052 руб/день</w:t>
+            </w:r>
+          </w:p>
+        </w:tc>
+        <w:tc>
+          <w:tcPr>
+            <w:tcW w:type="dxa" w:w="1701"/>
             <w:shd w:fill="F2F2F2" w:val="clear"/>
           </w:tcPr>
           <w:p>
@@ -4070,13 +3620,13 @@
               <w:rPr>
                 <w:sz w:val="18"/>
               </w:rPr>
-              <w:t>3.95</w:t>
-            </w:r>
-          </w:p>
-        </w:tc>
-        <w:tc>
-          <w:tcPr>
-            <w:tcW w:type="dxa" w:w="1984"/>
+              <w:t>1.37</w:t>
+            </w:r>
+          </w:p>
+        </w:tc>
+        <w:tc>
+          <w:tcPr>
+            <w:tcW w:type="dxa" w:w="1701"/>
             <w:shd w:fill="F2F2F2" w:val="clear"/>
           </w:tcPr>
           <w:p>
@@ -4084,7 +3634,7 @@
               <w:rPr>
                 <w:sz w:val="18"/>
               </w:rPr>
-              <w:t>1.41</w:t>
+              <w:t>0.39</w:t>
             </w:r>
           </w:p>
         </w:tc>
@@ -4092,7 +3642,7 @@
       <w:tr>
         <w:tc>
           <w:tcPr>
-            <w:tcW w:type="dxa" w:w="3118"/>
+            <w:tcW w:type="dxa" w:w="3402"/>
             <w:shd w:fill="FFFFFF" w:val="clear"/>
           </w:tcPr>
           <w:p>
@@ -4100,13 +3650,13 @@
               <w:rPr>
                 <w:sz w:val="18"/>
               </w:rPr>
-              <w:t>shop_напитки</w:t>
-            </w:r>
-          </w:p>
-        </w:tc>
-        <w:tc>
-          <w:tcPr>
-            <w:tcW w:type="dxa" w:w="2268"/>
+              <w:t>shop_мороженое</w:t>
+            </w:r>
+          </w:p>
+        </w:tc>
+        <w:tc>
+          <w:tcPr>
+            <w:tcW w:type="dxa" w:w="2551"/>
             <w:shd w:fill="FFFFFF" w:val="clear"/>
           </w:tcPr>
           <w:p>
@@ -4114,13 +3664,13 @@
               <w:rPr>
                 <w:sz w:val="18"/>
               </w:rPr>
-              <w:t>0–444 руб/ч</w:t>
-            </w:r>
-          </w:p>
-        </w:tc>
-        <w:tc>
-          <w:tcPr>
-            <w:tcW w:type="dxa" w:w="1984"/>
+              <w:t>62-4519 руб/день</w:t>
+            </w:r>
+          </w:p>
+        </w:tc>
+        <w:tc>
+          <w:tcPr>
+            <w:tcW w:type="dxa" w:w="1701"/>
             <w:shd w:fill="FFFFFF" w:val="clear"/>
           </w:tcPr>
           <w:p>
@@ -4128,13 +3678,13 @@
               <w:rPr>
                 <w:sz w:val="18"/>
               </w:rPr>
-              <w:t>2.52</w:t>
-            </w:r>
-          </w:p>
-        </w:tc>
-        <w:tc>
-          <w:tcPr>
-            <w:tcW w:type="dxa" w:w="1984"/>
+              <w:t>2.67</w:t>
+            </w:r>
+          </w:p>
+        </w:tc>
+        <w:tc>
+          <w:tcPr>
+            <w:tcW w:type="dxa" w:w="1701"/>
             <w:shd w:fill="FFFFFF" w:val="clear"/>
           </w:tcPr>
           <w:p>
@@ -4142,7 +3692,7 @@
               <w:rPr>
                 <w:sz w:val="18"/>
               </w:rPr>
-              <w:t>1.01</w:t>
+              <w:t>0.42</w:t>
             </w:r>
           </w:p>
         </w:tc>
@@ -4150,7 +3700,7 @@
       <w:tr>
         <w:tc>
           <w:tcPr>
-            <w:tcW w:type="dxa" w:w="3118"/>
+            <w:tcW w:type="dxa" w:w="3402"/>
             <w:shd w:fill="F2F2F2" w:val="clear"/>
           </w:tcPr>
           <w:p>
@@ -4158,13 +3708,13 @@
               <w:rPr>
                 <w:sz w:val="18"/>
               </w:rPr>
-              <w:t>shop_закуски</w:t>
-            </w:r>
-          </w:p>
-        </w:tc>
-        <w:tc>
-          <w:tcPr>
-            <w:tcW w:type="dxa" w:w="2268"/>
+              <w:t>shop_автотовары</w:t>
+            </w:r>
+          </w:p>
+        </w:tc>
+        <w:tc>
+          <w:tcPr>
+            <w:tcW w:type="dxa" w:w="2551"/>
             <w:shd w:fill="F2F2F2" w:val="clear"/>
           </w:tcPr>
           <w:p>
@@ -4172,13 +3722,13 @@
               <w:rPr>
                 <w:sz w:val="18"/>
               </w:rPr>
-              <w:t>0–897 руб/ч</w:t>
-            </w:r>
-          </w:p>
-        </w:tc>
-        <w:tc>
-          <w:tcPr>
-            <w:tcW w:type="dxa" w:w="1984"/>
+              <w:t>298-10846 руб/день</w:t>
+            </w:r>
+          </w:p>
+        </w:tc>
+        <w:tc>
+          <w:tcPr>
+            <w:tcW w:type="dxa" w:w="1701"/>
             <w:shd w:fill="F2F2F2" w:val="clear"/>
           </w:tcPr>
           <w:p>
@@ -4186,13 +3736,13 @@
               <w:rPr>
                 <w:sz w:val="18"/>
               </w:rPr>
-              <w:t>2.53</w:t>
-            </w:r>
-          </w:p>
-        </w:tc>
-        <w:tc>
-          <w:tcPr>
-            <w:tcW w:type="dxa" w:w="1984"/>
+              <w:t>1.50</w:t>
+            </w:r>
+          </w:p>
+        </w:tc>
+        <w:tc>
+          <w:tcPr>
+            <w:tcW w:type="dxa" w:w="1701"/>
             <w:shd w:fill="F2F2F2" w:val="clear"/>
           </w:tcPr>
           <w:p>
@@ -4200,7 +3750,7 @@
               <w:rPr>
                 <w:sz w:val="18"/>
               </w:rPr>
-              <w:t>0.98</w:t>
+              <w:t>0.42</w:t>
             </w:r>
           </w:p>
         </w:tc>
@@ -4208,7 +3758,7 @@
       <w:tr>
         <w:tc>
           <w:tcPr>
-            <w:tcW w:type="dxa" w:w="3118"/>
+            <w:tcW w:type="dxa" w:w="3402"/>
             <w:shd w:fill="FFFFFF" w:val="clear"/>
           </w:tcPr>
           <w:p>
@@ -4216,13 +3766,13 @@
               <w:rPr>
                 <w:sz w:val="18"/>
               </w:rPr>
-              <w:t>shop_автотовары</w:t>
-            </w:r>
-          </w:p>
-        </w:tc>
-        <w:tc>
-          <w:tcPr>
-            <w:tcW w:type="dxa" w:w="2268"/>
+              <w:t>shop_кафе_вся_еда</w:t>
+            </w:r>
+          </w:p>
+        </w:tc>
+        <w:tc>
+          <w:tcPr>
+            <w:tcW w:type="dxa" w:w="2551"/>
             <w:shd w:fill="FFFFFF" w:val="clear"/>
           </w:tcPr>
           <w:p>
@@ -4230,13 +3780,13 @@
               <w:rPr>
                 <w:sz w:val="18"/>
               </w:rPr>
-              <w:t>0–1315 руб/ч</w:t>
-            </w:r>
-          </w:p>
-        </w:tc>
-        <w:tc>
-          <w:tcPr>
-            <w:tcW w:type="dxa" w:w="1984"/>
+              <w:t>744-20728 руб/день</w:t>
+            </w:r>
+          </w:p>
+        </w:tc>
+        <w:tc>
+          <w:tcPr>
+            <w:tcW w:type="dxa" w:w="1701"/>
             <w:shd w:fill="FFFFFF" w:val="clear"/>
           </w:tcPr>
           <w:p>
@@ -4244,13 +3794,13 @@
               <w:rPr>
                 <w:sz w:val="18"/>
               </w:rPr>
-              <w:t>2.53</w:t>
-            </w:r>
-          </w:p>
-        </w:tc>
-        <w:tc>
-          <w:tcPr>
-            <w:tcW w:type="dxa" w:w="1984"/>
+              <w:t>1.39</w:t>
+            </w:r>
+          </w:p>
+        </w:tc>
+        <w:tc>
+          <w:tcPr>
+            <w:tcW w:type="dxa" w:w="1701"/>
             <w:shd w:fill="FFFFFF" w:val="clear"/>
           </w:tcPr>
           <w:p>
@@ -4258,7 +3808,7 @@
               <w:rPr>
                 <w:sz w:val="18"/>
               </w:rPr>
-              <w:t>0.97</w:t>
+              <w:t>0.39</w:t>
             </w:r>
           </w:p>
         </w:tc>
@@ -4266,7 +3816,7 @@
       <w:tr>
         <w:tc>
           <w:tcPr>
-            <w:tcW w:type="dxa" w:w="3118"/>
+            <w:tcW w:type="dxa" w:w="3402"/>
             <w:shd w:fill="F2F2F2" w:val="clear"/>
           </w:tcPr>
           <w:p>
@@ -4274,13 +3824,13 @@
               <w:rPr>
                 <w:sz w:val="18"/>
               </w:rPr>
-              <w:t>shop_кофе</w:t>
-            </w:r>
-          </w:p>
-        </w:tc>
-        <w:tc>
-          <w:tcPr>
-            <w:tcW w:type="dxa" w:w="2268"/>
+              <w:t>shop_кофе_все_горячие_напитки</w:t>
+            </w:r>
+          </w:p>
+        </w:tc>
+        <w:tc>
+          <w:tcPr>
+            <w:tcW w:type="dxa" w:w="2551"/>
             <w:shd w:fill="F2F2F2" w:val="clear"/>
           </w:tcPr>
           <w:p>
@@ -4288,13 +3838,13 @@
               <w:rPr>
                 <w:sz w:val="18"/>
               </w:rPr>
-              <w:t>0–799 руб/ч</w:t>
-            </w:r>
-          </w:p>
-        </w:tc>
-        <w:tc>
-          <w:tcPr>
-            <w:tcW w:type="dxa" w:w="1984"/>
+              <w:t>992-24103 руб/день</w:t>
+            </w:r>
+          </w:p>
+        </w:tc>
+        <w:tc>
+          <w:tcPr>
+            <w:tcW w:type="dxa" w:w="1701"/>
             <w:shd w:fill="F2F2F2" w:val="clear"/>
           </w:tcPr>
           <w:p>
@@ -4302,13 +3852,13 @@
               <w:rPr>
                 <w:sz w:val="18"/>
               </w:rPr>
-              <w:t>2.54</w:t>
-            </w:r>
-          </w:p>
-        </w:tc>
-        <w:tc>
-          <w:tcPr>
-            <w:tcW w:type="dxa" w:w="1984"/>
+              <w:t>1.37</w:t>
+            </w:r>
+          </w:p>
+        </w:tc>
+        <w:tc>
+          <w:tcPr>
+            <w:tcW w:type="dxa" w:w="1701"/>
             <w:shd w:fill="F2F2F2" w:val="clear"/>
           </w:tcPr>
           <w:p>
@@ -4316,7 +3866,7 @@
               <w:rPr>
                 <w:sz w:val="18"/>
               </w:rPr>
-              <w:t>0.99</w:t>
+              <w:t>0.39</w:t>
             </w:r>
           </w:p>
         </w:tc>
@@ -4324,7 +3874,7 @@
       <w:tr>
         <w:tc>
           <w:tcPr>
-            <w:tcW w:type="dxa" w:w="3118"/>
+            <w:tcW w:type="dxa" w:w="3402"/>
             <w:shd w:fill="FFFFFF" w:val="clear"/>
           </w:tcPr>
           <w:p>
@@ -4338,7 +3888,7 @@
         </w:tc>
         <w:tc>
           <w:tcPr>
-            <w:tcW w:type="dxa" w:w="2268"/>
+            <w:tcW w:type="dxa" w:w="2551"/>
             <w:shd w:fill="FFFFFF" w:val="clear"/>
           </w:tcPr>
           <w:p>
@@ -4346,13 +3896,13 @@
               <w:rPr>
                 <w:sz w:val="18"/>
               </w:rPr>
-              <w:t>0–261 руб/ч</w:t>
-            </w:r>
-          </w:p>
-        </w:tc>
-        <w:tc>
-          <w:tcPr>
-            <w:tcW w:type="dxa" w:w="1984"/>
+              <w:t>1240-30129 руб/день</w:t>
+            </w:r>
+          </w:p>
+        </w:tc>
+        <w:tc>
+          <w:tcPr>
+            <w:tcW w:type="dxa" w:w="1701"/>
             <w:shd w:fill="FFFFFF" w:val="clear"/>
           </w:tcPr>
           <w:p>
@@ -4360,13 +3910,13 @@
               <w:rPr>
                 <w:sz w:val="18"/>
               </w:rPr>
-              <w:t>2.52</w:t>
-            </w:r>
-          </w:p>
-        </w:tc>
-        <w:tc>
-          <w:tcPr>
-            <w:tcW w:type="dxa" w:w="1984"/>
+              <w:t>1.37</w:t>
+            </w:r>
+          </w:p>
+        </w:tc>
+        <w:tc>
+          <w:tcPr>
+            <w:tcW w:type="dxa" w:w="1701"/>
             <w:shd w:fill="FFFFFF" w:val="clear"/>
           </w:tcPr>
           <w:p>
@@ -4374,7 +3924,7 @@
               <w:rPr>
                 <w:sz w:val="18"/>
               </w:rPr>
-              <w:t>1.04</w:t>
+              <w:t>0.39</w:t>
             </w:r>
           </w:p>
         </w:tc>
@@ -4388,7 +3938,7 @@
           <w:i w:val="0"/>
           <w:sz w:val="20"/>
         </w:rPr>
-        <w:t>log1p(x) = log(1+x) снижает правостороннюю асимметрию продаж (skew 2–4 → 0.2–1.5). Работает при x=0 (ночные часы без продаж). TorchNormalizer(method='robust') внутри TFT дополнительно нормализует по медиане и IQR.</w:t>
+        <w:t>log1p(x) = log(1+x) снижает правостороннюю асимметрию продаж (skew 2-4 -&gt; 0.2-1.5). Работает при x=0 (дни с нулевыми продажами). TorchNormalizer(method='robust') внутри TFT дополнительно нормализует по медиане и IQR.</w:t>
       </w:r>
     </w:p>
     <w:p>
@@ -4429,7 +3979,7 @@
         <w:rPr>
           <w:sz w:val="20"/>
         </w:rPr>
-        <w:t>Два поля содержат пропуски:</w:t>
+        <w:t>Одно поле содержит пропуски:</w:t>
       </w:r>
     </w:p>
     <w:p>
@@ -4440,7 +3990,45 @@
         <w:rPr>
           <w:sz w:val="20"/>
         </w:rPr>
-        <w:t>- holiday_name (~97% строк — обычные дни без праздника)</w:t>
+        <w:t>- holiday_name: заполняется значением 'нет_праздника'</w:t>
+      </w:r>
+    </w:p>
+    <w:p>
+      <w:pPr/>
+      <w:r>
+        <w:rPr>
+          <w:sz w:val="20"/>
+        </w:rPr>
+        <w:t xml:space="preserve">    (~99% строк — обычные дни без праздника)</w:t>
+      </w:r>
+    </w:p>
+    <w:p>
+      <w:pPr/>
+      <w:r>
+        <w:rPr>
+          <w:sz w:val="20"/>
+        </w:rPr>
+        <w:t>Удаление строк с пропусками недопустимо: нарушило бы непрерывность временного ряда.</w:t>
+      </w:r>
+    </w:p>
+    <w:p>
+      <w:pPr>
+        <w:pStyle w:val="Heading3"/>
+      </w:pPr>
+      <w:r>
+        <w:rPr>
+          <w:color w:val="37868C"/>
+        </w:rPr>
+        <w:t>Шаг 2. Исключение избыточных колонок (8 штук)</w:t>
+      </w:r>
+    </w:p>
+    <w:p>
+      <w:pPr/>
+      <w:r>
+        <w:rPr>
+          <w:sz w:val="20"/>
+        </w:rPr>
+        <w:t>Из датафрейма удаляются 8 избыточных колонок (см. раздел 2):</w:t>
       </w:r>
     </w:p>
     <w:p>
@@ -4451,16 +4039,7 @@
         <w:rPr>
           <w:sz w:val="20"/>
         </w:rPr>
-        <w:t>- ad_channel (~70% строк — дни без рекламы)</w:t>
-      </w:r>
-    </w:p>
-    <w:p>
-      <w:pPr/>
-      <w:r>
-        <w:rPr>
-          <w:sz w:val="20"/>
-        </w:rPr>
-        <w:t>Заполняются семантическими значениями:</w:t>
+        <w:t>- station_name  — служебная строка</w:t>
       </w:r>
     </w:p>
     <w:p>
@@ -4471,7 +4050,7 @@
         <w:rPr>
           <w:sz w:val="20"/>
         </w:rPr>
-        <w:t>- holiday_name → 'нет_праздника'</w:t>
+        <w:t>- total_pumps   — = sum(num_pumps_*), дублирует детальные</w:t>
       </w:r>
     </w:p>
     <w:p>
@@ -4482,36 +4061,7 @@
         <w:rPr>
           <w:sz w:val="20"/>
         </w:rPr>
-        <w:t>- ad_channel → 'нет_рекламы'</w:t>
-      </w:r>
-    </w:p>
-    <w:p>
-      <w:pPr/>
-      <w:r>
-        <w:rPr>
-          <w:sz w:val="20"/>
-        </w:rPr>
-        <w:t>Удаление строк недопустимо: нарушило бы непрерывность временного ряда.</w:t>
-      </w:r>
-    </w:p>
-    <w:p>
-      <w:pPr>
-        <w:pStyle w:val="Heading3"/>
-      </w:pPr>
-      <w:r>
-        <w:rPr>
-          <w:color w:val="37868C"/>
-        </w:rPr>
-        <w:t>Шаг 2. Исключение избыточных колонок</w:t>
-      </w:r>
-    </w:p>
-    <w:p>
-      <w:pPr/>
-      <w:r>
-        <w:rPr>
-          <w:sz w:val="20"/>
-        </w:rPr>
-        <w:t>Из датафрейма удаляются 7 избыточных колонок (см. раздел 2):</w:t>
+        <w:t>- total_fuel_sales — = sum(sales_*), дублирует целевые</w:t>
       </w:r>
     </w:p>
     <w:p>
@@ -4522,7 +4072,7 @@
         <w:rPr>
           <w:sz w:val="20"/>
         </w:rPr>
-        <w:t>- station_name, total_pumps, total_fuel_sales,</w:t>
+        <w:t>- quarter       — выводится из month</w:t>
       </w:r>
     </w:p>
     <w:p>
@@ -4533,7 +4083,18 @@
         <w:rPr>
           <w:sz w:val="20"/>
         </w:rPr>
-        <w:t>- shop_total_revenue, total_traffic, quarter, day_name.</w:t>
+        <w:t>- traffic_uroven_jbslugi_1/2_poputn — уровень обслуживания A-F, строки</w:t>
+      </w:r>
+    </w:p>
+    <w:p>
+      <w:pPr>
+        <w:pStyle w:val="ListBullet"/>
+      </w:pPr>
+      <w:r>
+        <w:rPr>
+          <w:sz w:val="20"/>
+        </w:rPr>
+        <w:t>- traffic_uroven_jbslugi_1/2_wstrechn — то же, встречное направление</w:t>
       </w:r>
     </w:p>
     <w:p>
@@ -4542,7 +4103,7 @@
         <w:rPr>
           <w:sz w:val="20"/>
         </w:rPr>
-        <w:t>После исключения: 89 − 7 = 82 колонки.</w:t>
+        <w:t>После исключения: 115 - 8 = 107 колонок.</w:t>
       </w:r>
     </w:p>
     <w:p>
@@ -4551,7 +4112,7 @@
         <w:rPr>
           <w:sz w:val="20"/>
         </w:rPr>
-        <w:t>Winsorization (метод IQR) не применяется: статья TFT (Lim et al., 2020) не описывает этот метод предобработки; выбросы целевых переменных обрабатываются TorchNormalizer(method='robust') внутри модели.</w:t>
+        <w:t>Winsorization не применяется: не описана в статье TFT (Lim et al., 2020); выбросы целевых переменных обрабатываются TorchNormalizer(robust) внутри модели.</w:t>
       </w:r>
     </w:p>
     <w:p>
@@ -4571,29 +4132,7 @@
         <w:rPr>
           <w:sz w:val="20"/>
         </w:rPr>
-        <w:t>Категориальные строковые переменные кодируются в целые числа:</w:t>
-      </w:r>
-    </w:p>
-    <w:p>
-      <w:pPr>
-        <w:pStyle w:val="ListBullet"/>
-      </w:pPr>
-      <w:r>
-        <w:rPr>
-          <w:sz w:val="20"/>
-        </w:rPr>
-        <w:t>- road_type, direction, settlement_size, weather_condition,</w:t>
-      </w:r>
-    </w:p>
-    <w:p>
-      <w:pPr>
-        <w:pStyle w:val="ListBullet"/>
-      </w:pPr>
-      <w:r>
-        <w:rPr>
-          <w:sz w:val="20"/>
-        </w:rPr>
-        <w:t>- ad_channel, season, holiday_name</w:t>
+        <w:t>Закодировано 7 колонок:</w:t>
       </w:r>
     </w:p>
     <w:p>
@@ -4602,7 +4141,7 @@
         <w:rPr>
           <w:sz w:val="20"/>
         </w:rPr>
-        <w:t>Создаются новые колонки с суффиксом _enc.</w:t>
+        <w:t xml:space="preserve">  Строковые категории (4 шт.): road_type, direction, season, holiday_name</w:t>
       </w:r>
     </w:p>
     <w:p>
@@ -4611,7 +4150,70 @@
         <w:rPr>
           <w:sz w:val="20"/>
         </w:rPr>
-        <w:t>Важно: LabelEncoder обучается (fit) на ВСЕХ данных (43 800 строк), а не только на train. Это технически необходимо: праздники (holiday_name) встречаются только в ноябре и декабре, которых нет в train (ноябрь/декабрь — val/test). Fit только на train вызвал бы KeyError. Аналогично и NaNLabelEncoder в prepare_dataset.py. Для категориального кодирования (не для обучения модели) это допустимо.</w:t>
+        <w:t xml:space="preserve">  Числовые коды категорий (3 шт.): road_level, settlement_size, distance_to_city_km</w:t>
+      </w:r>
+    </w:p>
+    <w:p>
+      <w:pPr/>
+      <w:r>
+        <w:rPr>
+          <w:sz w:val="20"/>
+        </w:rPr>
+        <w:t xml:space="preserve">    -&gt; эти поля содержат коды (1=малый город, 6=мегаполис), не числа</w:t>
+      </w:r>
+    </w:p>
+    <w:p>
+      <w:pPr/>
+      <w:r>
+        <w:rPr>
+          <w:sz w:val="20"/>
+        </w:rPr>
+        <w:t xml:space="preserve">    -&gt; нормализация Z-score некорректна; нужен LabelEncoder + эмбеддинг</w:t>
+      </w:r>
+    </w:p>
+    <w:p>
+      <w:pPr/>
+      <w:r>
+        <w:rPr>
+          <w:sz w:val="20"/>
+        </w:rPr>
+        <w:t>Для каждой колонки создаётся новая с суффиксом _enc.</w:t>
+      </w:r>
+    </w:p>
+    <w:p>
+      <w:pPr/>
+      <w:r>
+        <w:rPr>
+          <w:sz w:val="20"/>
+        </w:rPr>
+        <w:t>Итого: 107 + 7 = 114 колонок.</w:t>
+      </w:r>
+    </w:p>
+    <w:p>
+      <w:pPr/>
+      <w:r>
+        <w:rPr>
+          <w:sz w:val="20"/>
+        </w:rPr>
+        <w:t>LabelEncoder обучается (fit) на ВСЕХ 1825 строках, чтобы словарь</w:t>
+      </w:r>
+    </w:p>
+    <w:p>
+      <w:pPr/>
+      <w:r>
+        <w:rPr>
+          <w:sz w:val="20"/>
+        </w:rPr>
+        <w:t>содержал все категории, включая праздники только в ноябре/декабре.</w:t>
+      </w:r>
+    </w:p>
+    <w:p>
+      <w:pPr/>
+      <w:r>
+        <w:rPr>
+          <w:sz w:val="20"/>
+        </w:rPr>
+        <w:t>Для категориального кодирования (не для обучения модели) это допустимо.</w:t>
       </w:r>
     </w:p>
     <w:p>
@@ -4631,7 +4233,7 @@
         <w:rPr>
           <w:sz w:val="20"/>
         </w:rPr>
-        <w:t>Временные признаки hour, day_of_week, month, week_of_year имеют циклическую природу:</w:t>
+        <w:t>Ежедневные данные имеют 3 цикличных признака (hour отсутствует):</w:t>
       </w:r>
     </w:p>
     <w:p>
@@ -4640,7 +4242,7 @@
         <w:rPr>
           <w:sz w:val="20"/>
         </w:rPr>
-        <w:t xml:space="preserve">  hour=23 и hour=0 — соседние часы, но числово далеки (разница 23).</w:t>
+        <w:t xml:space="preserve">  day_of_week (период 7):  day_of_week_sin, day_of_week_cos</w:t>
       </w:r>
     </w:p>
     <w:p>
@@ -4649,7 +4251,7 @@
         <w:rPr>
           <w:sz w:val="20"/>
         </w:rPr>
-        <w:t>Решение: проекция на единичную окружность:</w:t>
+        <w:t xml:space="preserve">  week_of_year (период 52): week_of_year_sin, week_of_year_cos</w:t>
       </w:r>
     </w:p>
     <w:p>
@@ -4658,7 +4260,7 @@
         <w:rPr>
           <w:sz w:val="20"/>
         </w:rPr>
-        <w:t xml:space="preserve">  hour_sin = sin(2π × hour / 24)</w:t>
+        <w:t xml:space="preserve">  month (период 12):        month_sin, month_cos</w:t>
       </w:r>
     </w:p>
     <w:p>
@@ -4667,7 +4269,7 @@
         <w:rPr>
           <w:sz w:val="20"/>
         </w:rPr>
-        <w:t xml:space="preserve">  hour_cos = cos(2π × hour / 24)</w:t>
+        <w:t>Проекция на единичную окружность: col_sin = sin(2*pi*col/period)</w:t>
       </w:r>
     </w:p>
     <w:p>
@@ -4676,7 +4278,7 @@
         <w:rPr>
           <w:sz w:val="20"/>
         </w:rPr>
-        <w:t>Расстояние ||(23_sin,23_cos) − (0_sin,0_cos)||₂ минимально.</w:t>
+        <w:t>Расстояние между Вс (day=6) и Пн (day=0) на окружности минимально.</w:t>
       </w:r>
     </w:p>
     <w:p>
@@ -4685,7 +4287,7 @@
         <w:rPr>
           <w:sz w:val="20"/>
         </w:rPr>
-        <w:t>Добавляются 8 новых колонок (4 признака × 2). Итого: 82 + 8 = 90.</w:t>
+        <w:t>Добавляются 6 новых колонок. Итого: 114 + 6 = 120.</w:t>
       </w:r>
     </w:p>
     <w:p>
@@ -4714,7 +4316,7 @@
         <w:rPr>
           <w:sz w:val="20"/>
         </w:rPr>
-        <w:t>Реализация: cumcount() после сортировки по (station_id, timestamp).</w:t>
+        <w:t>Реализация: cumcount() после сортировки по (station_id, date).</w:t>
       </w:r>
     </w:p>
     <w:p>
@@ -4723,7 +4325,16 @@
         <w:rPr>
           <w:sz w:val="20"/>
         </w:rPr>
-        <w:t xml:space="preserve">  time_idx = 0, 1, 2, …, 8759 для каждой из 5 станций (8760 часов = 365 дней).</w:t>
+        <w:t xml:space="preserve">  time_idx = 0, 1, 2, ..., 364 для каждой из 5 станций (365 дней 2025 года).</w:t>
+      </w:r>
+    </w:p>
+    <w:p>
+      <w:pPr/>
+      <w:r>
+        <w:rPr>
+          <w:sz w:val="20"/>
+        </w:rPr>
+        <w:t>Добавляется 1 колонка. Итого: 120 + 1 = 121.</w:t>
       </w:r>
     </w:p>
     <w:p>
@@ -4763,7 +4374,7 @@
         <w:rPr>
           <w:sz w:val="20"/>
         </w:rPr>
-        <w:t>- работает при x=0 (ночные нулевые продажи)</w:t>
+        <w:t>- работает при x=0 (нулевые продажи редких позиций)</w:t>
       </w:r>
     </w:p>
     <w:p>
@@ -4774,7 +4385,7 @@
         <w:rPr>
           <w:sz w:val="20"/>
         </w:rPr>
-        <w:t>- снижает skew с 2–4 до 0.2–1.5</w:t>
+        <w:t>- снижает skew с 2-4 до 0.2-1.5</w:t>
       </w:r>
     </w:p>
     <w:p>
@@ -4794,7 +4405,7 @@
         <w:rPr>
           <w:sz w:val="20"/>
         </w:rPr>
-        <w:t>shop_total_revenue ИСКЛЮЧЕНА из log1p и из модели (удалена на шаге 2).</w:t>
+        <w:t>Оригинальные значения сохраняются в _orig (для обратного преобразования в predict.py).</w:t>
       </w:r>
     </w:p>
     <w:p>
@@ -4803,7 +4414,7 @@
         <w:rPr>
           <w:sz w:val="20"/>
         </w:rPr>
-        <w:t>Оригинальные значения сохраняются в _orig для обратного преобразования в predict.py.</w:t>
+        <w:t>Добавляются 12 _orig колонок. Итого: 121 + 12 = 133.</w:t>
       </w:r>
     </w:p>
     <w:p>
@@ -4823,7 +4434,7 @@
         <w:rPr>
           <w:sz w:val="20"/>
         </w:rPr>
-        <w:t>Формула: (x − mean_train) / std_train</w:t>
+        <w:t>Формула: z = (x - mean_train) / std_train</w:t>
       </w:r>
     </w:p>
     <w:p>
@@ -4832,7 +4443,7 @@
         <w:rPr>
           <w:sz w:val="20"/>
         </w:rPr>
-        <w:t>Ключевое решение: mean и std вычисляются ТОЛЬКО по обучающей выборке (Jan–Oct 2023).</w:t>
+        <w:t>Статистика вычисляется ТОЛЬКО по обучающей выборке (Jan-Oct 2025).</w:t>
       </w:r>
     </w:p>
     <w:p>
@@ -4841,7 +4452,7 @@
         <w:rPr>
           <w:sz w:val="20"/>
         </w:rPr>
-        <w:t>Одни и те же статистики применяются к val и test — это стандартная ML-практика,</w:t>
+        <w:t>Одни и те же mean/std применяются к val и test — стандартная ML-практика,</w:t>
       </w:r>
     </w:p>
     <w:p>
@@ -4895,7 +4506,7 @@
         <w:rPr>
           <w:sz w:val="20"/>
         </w:rPr>
-        <w:t>- _enc колонки: целые числа для embedding</w:t>
+        <w:t>- _enc колонки: целые числа для эмбеддинга</w:t>
       </w:r>
     </w:p>
     <w:p>
@@ -4906,7 +4517,7 @@
         <w:rPr>
           <w:sz w:val="20"/>
         </w:rPr>
-        <w:t>- _orig колонки: оригинальные значения до log1p</w:t>
+        <w:t>- _orig колонки: оригиналы до log1p</w:t>
       </w:r>
     </w:p>
     <w:p>
@@ -4928,7 +4539,7 @@
         <w:rPr>
           <w:sz w:val="20"/>
         </w:rPr>
-        <w:t>- NO_ZSCORE_COLS (price_*): константны per-station в 2023 г., std=0</w:t>
+        <w:t>- NO_ZSCORE_COLS = []: в данных 2025 г. цены меняются ежедневно (std &gt; 0 везде)</w:t>
       </w:r>
     </w:p>
     <w:p>
@@ -4940,16 +4551,7 @@
         <w:rPr>
           <w:sz w:val="20"/>
         </w:rPr>
-        <w:t>Скейлеры (mean, std) сохраняются в tft/scalers.pkl для обратного</w:t>
-      </w:r>
-    </w:p>
-    <w:p>
-      <w:pPr/>
-      <w:r>
-        <w:rPr>
-          <w:sz w:val="20"/>
-        </w:rPr>
-        <w:t>преобразования прогнозов в predict.py.</w:t>
+        <w:t>Скейлеры (mean, std) сохраняются в tft/scalers.pkl для обратного преобразования прогнозов в predict.py.</w:t>
       </w:r>
     </w:p>
     <w:p>
@@ -4960,73 +4562,361 @@
         <w:rPr>
           <w:color w:val="37868C"/>
         </w:rPr>
-        <w:t>Шаг 8. Темпоральный сплит и сохранение</w:t>
+        <w:t>Темпоральный сплит данных</w:t>
       </w:r>
     </w:p>
     <w:p>
-      <w:pPr/>
       <w:r>
         <w:rPr>
+          <w:b w:val="0"/>
+          <w:i w:val="0"/>
           <w:sz w:val="20"/>
         </w:rPr>
-        <w:t>Данные разбиваются строго по времени:</w:t>
+        <w:t>Данные разбиваются строго по времени (случайная выборка недопустима — data leakage):</w:t>
+      </w:r>
+    </w:p>
+    <w:tbl>
+      <w:tblPr>
+        <w:tblStyle w:val="TableGrid"/>
+        <w:tblW w:type="auto" w:w="0"/>
+        <w:jc w:val="left"/>
+        <w:tblLook w:firstColumn="1" w:firstRow="1" w:lastColumn="0" w:lastRow="0" w:noHBand="0" w:noVBand="1" w:val="04A0"/>
+      </w:tblPr>
+      <w:tblGrid>
+        <w:gridCol w:w="1938"/>
+        <w:gridCol w:w="1938"/>
+        <w:gridCol w:w="1938"/>
+        <w:gridCol w:w="1938"/>
+        <w:gridCol w:w="1938"/>
+      </w:tblGrid>
+      <w:tr>
+        <w:tc>
+          <w:tcPr>
+            <w:tcW w:type="dxa" w:w="1134"/>
+            <w:shd w:fill="1F3964" w:val="clear"/>
+          </w:tcPr>
+          <w:p>
+            <w:r>
+              <w:rPr>
+                <w:b/>
+                <w:color w:val="FFFFFF"/>
+                <w:sz w:val="18"/>
+              </w:rPr>
+              <w:t>Сплит</w:t>
+            </w:r>
+          </w:p>
+        </w:tc>
+        <w:tc>
+          <w:tcPr>
+            <w:tcW w:type="dxa" w:w="2835"/>
+            <w:shd w:fill="1F3964" w:val="clear"/>
+          </w:tcPr>
+          <w:p>
+            <w:r>
+              <w:rPr>
+                <w:b/>
+                <w:color w:val="FFFFFF"/>
+                <w:sz w:val="18"/>
+              </w:rPr>
+              <w:t>Период df, переданного в from_dataset()</w:t>
+            </w:r>
+          </w:p>
+        </w:tc>
+        <w:tc>
+          <w:tcPr>
+            <w:tcW w:type="dxa" w:w="850"/>
+            <w:shd w:fill="1F3964" w:val="clear"/>
+          </w:tcPr>
+          <w:p>
+            <w:r>
+              <w:rPr>
+                <w:b/>
+                <w:color w:val="FFFFFF"/>
+                <w:sz w:val="18"/>
+              </w:rPr>
+              <w:t>Строк</w:t>
+            </w:r>
+          </w:p>
+        </w:tc>
+        <w:tc>
+          <w:tcPr>
+            <w:tcW w:type="dxa" w:w="850"/>
+            <w:shd w:fill="1F3964" w:val="clear"/>
+          </w:tcPr>
+          <w:p>
+            <w:r>
+              <w:rPr>
+                <w:b/>
+                <w:color w:val="FFFFFF"/>
+                <w:sz w:val="18"/>
+              </w:rPr>
+              <w:t>Доля train</w:t>
+            </w:r>
+          </w:p>
+        </w:tc>
+        <w:tc>
+          <w:tcPr>
+            <w:tcW w:type="dxa" w:w="4819"/>
+            <w:shd w:fill="1F3964" w:val="clear"/>
+          </w:tcPr>
+          <w:p>
+            <w:r>
+              <w:rPr>
+                <w:b/>
+                <w:color w:val="FFFFFF"/>
+                <w:sz w:val="18"/>
+              </w:rPr>
+              <w:t>Декодерные окна (целевой период)</w:t>
+            </w:r>
+          </w:p>
+        </w:tc>
+      </w:tr>
+      <w:tr>
+        <w:tc>
+          <w:tcPr>
+            <w:tcW w:type="dxa" w:w="1134"/>
+            <w:shd w:fill="F2F2F2" w:val="clear"/>
+          </w:tcPr>
+          <w:p>
+            <w:r>
+              <w:rPr>
+                <w:sz w:val="18"/>
+              </w:rPr>
+              <w:t>Train</w:t>
+            </w:r>
+          </w:p>
+        </w:tc>
+        <w:tc>
+          <w:tcPr>
+            <w:tcW w:type="dxa" w:w="2835"/>
+            <w:shd w:fill="F2F2F2" w:val="clear"/>
+          </w:tcPr>
+          <w:p>
+            <w:r>
+              <w:rPr>
+                <w:sz w:val="18"/>
+              </w:rPr>
+              <w:t>01.01.2025 - 31.10.2025</w:t>
+            </w:r>
+          </w:p>
+        </w:tc>
+        <w:tc>
+          <w:tcPr>
+            <w:tcW w:type="dxa" w:w="850"/>
+            <w:shd w:fill="F2F2F2" w:val="clear"/>
+          </w:tcPr>
+          <w:p>
+            <w:r>
+              <w:rPr>
+                <w:sz w:val="18"/>
+              </w:rPr>
+              <w:t>1520</w:t>
+            </w:r>
+          </w:p>
+        </w:tc>
+        <w:tc>
+          <w:tcPr>
+            <w:tcW w:type="dxa" w:w="850"/>
+            <w:shd w:fill="F2F2F2" w:val="clear"/>
+          </w:tcPr>
+          <w:p>
+            <w:r>
+              <w:rPr>
+                <w:sz w:val="18"/>
+              </w:rPr>
+              <w:t>~83%</w:t>
+            </w:r>
+          </w:p>
+        </w:tc>
+        <w:tc>
+          <w:tcPr>
+            <w:tcW w:type="dxa" w:w="4819"/>
+            <w:shd w:fill="F2F2F2" w:val="clear"/>
+          </w:tcPr>
+          <w:p>
+            <w:r>
+              <w:rPr>
+                <w:sz w:val="18"/>
+              </w:rPr>
+              <w:t>Январь–октябрь (все окна). Вычисляются mean/std для Z-score.</w:t>
+            </w:r>
+          </w:p>
+        </w:tc>
+      </w:tr>
+      <w:tr>
+        <w:tc>
+          <w:tcPr>
+            <w:tcW w:type="dxa" w:w="1134"/>
+            <w:shd w:fill="FFFFFF" w:val="clear"/>
+          </w:tcPr>
+          <w:p>
+            <w:r>
+              <w:rPr>
+                <w:sz w:val="18"/>
+              </w:rPr>
+              <w:t>Val</w:t>
+            </w:r>
+          </w:p>
+        </w:tc>
+        <w:tc>
+          <w:tcPr>
+            <w:tcW w:type="dxa" w:w="2835"/>
+            <w:shd w:fill="FFFFFF" w:val="clear"/>
+          </w:tcPr>
+          <w:p>
+            <w:r>
+              <w:rPr>
+                <w:sz w:val="18"/>
+              </w:rPr>
+              <w:t>01.01.2025 - 30.11.2025</w:t>
+            </w:r>
+          </w:p>
+        </w:tc>
+        <w:tc>
+          <w:tcPr>
+            <w:tcW w:type="dxa" w:w="850"/>
+            <w:shd w:fill="FFFFFF" w:val="clear"/>
+          </w:tcPr>
+          <w:p>
+            <w:r>
+              <w:rPr>
+                <w:sz w:val="18"/>
+              </w:rPr>
+              <w:t>1670</w:t>
+            </w:r>
+          </w:p>
+        </w:tc>
+        <w:tc>
+          <w:tcPr>
+            <w:tcW w:type="dxa" w:w="850"/>
+            <w:shd w:fill="FFFFFF" w:val="clear"/>
+          </w:tcPr>
+          <w:p>
+            <w:r>
+              <w:rPr>
+                <w:sz w:val="18"/>
+              </w:rPr>
+              <w:t>—</w:t>
+            </w:r>
+          </w:p>
+        </w:tc>
+        <w:tc>
+          <w:tcPr>
+            <w:tcW w:type="dxa" w:w="4819"/>
+            <w:shd w:fill="FFFFFF" w:val="clear"/>
+          </w:tcPr>
+          <w:p>
+            <w:r>
+              <w:rPr>
+                <w:sz w:val="18"/>
+              </w:rPr>
+              <w:t>Ноябрь. Окна с декодером в ноябре.</w:t>
+            </w:r>
+          </w:p>
+        </w:tc>
+      </w:tr>
+      <w:tr>
+        <w:tc>
+          <w:tcPr>
+            <w:tcW w:type="dxa" w:w="1134"/>
+            <w:shd w:fill="F2F2F2" w:val="clear"/>
+          </w:tcPr>
+          <w:p>
+            <w:r>
+              <w:rPr>
+                <w:sz w:val="18"/>
+              </w:rPr>
+              <w:t>Test</w:t>
+            </w:r>
+          </w:p>
+        </w:tc>
+        <w:tc>
+          <w:tcPr>
+            <w:tcW w:type="dxa" w:w="2835"/>
+            <w:shd w:fill="F2F2F2" w:val="clear"/>
+          </w:tcPr>
+          <w:p>
+            <w:r>
+              <w:rPr>
+                <w:sz w:val="18"/>
+              </w:rPr>
+              <w:t>01.01.2025 - 31.12.2025</w:t>
+            </w:r>
+          </w:p>
+        </w:tc>
+        <w:tc>
+          <w:tcPr>
+            <w:tcW w:type="dxa" w:w="850"/>
+            <w:shd w:fill="F2F2F2" w:val="clear"/>
+          </w:tcPr>
+          <w:p>
+            <w:r>
+              <w:rPr>
+                <w:sz w:val="18"/>
+              </w:rPr>
+              <w:t>1825</w:t>
+            </w:r>
+          </w:p>
+        </w:tc>
+        <w:tc>
+          <w:tcPr>
+            <w:tcW w:type="dxa" w:w="850"/>
+            <w:shd w:fill="F2F2F2" w:val="clear"/>
+          </w:tcPr>
+          <w:p>
+            <w:r>
+              <w:rPr>
+                <w:sz w:val="18"/>
+              </w:rPr>
+              <w:t>—</w:t>
+            </w:r>
+          </w:p>
+        </w:tc>
+        <w:tc>
+          <w:tcPr>
+            <w:tcW w:type="dxa" w:w="4819"/>
+            <w:shd w:fill="F2F2F2" w:val="clear"/>
+          </w:tcPr>
+          <w:p>
+            <w:r>
+              <w:rPr>
+                <w:sz w:val="18"/>
+              </w:rPr>
+              <w:t>Декабрь. Окна с декодером в декабре.</w:t>
+            </w:r>
+          </w:p>
+        </w:tc>
+      </w:tr>
+    </w:tbl>
+    <w:p/>
+    <w:p>
+      <w:r>
+        <w:rPr>
+          <w:b/>
+          <w:i w:val="0"/>
+          <w:sz w:val="20"/>
+        </w:rPr>
+        <w:t>Почему Val и Test включают весь год, а не только «свой» месяц?</w:t>
       </w:r>
     </w:p>
     <w:p>
-      <w:pPr/>
       <w:r>
         <w:rPr>
+          <w:b w:val="0"/>
+          <w:i/>
           <w:sz w:val="20"/>
         </w:rPr>
-        <w:t xml:space="preserve">  Train : January–October 2023    (~83% строк)</w:t>
+        <w:t>TimeSeriesDataSet.from_dataset() создаёт сэмплы для ВСЕХ допустимых окон (encoder + decoder) внутри переданного датафрейма. Энкодерное окно первого ноябрьского дня (1 ноября) требует 30 дней ретроспективы — октябрь 1–31. Если передать только ноябрь, первые окна получат неполный контекст (encoder_length &lt; 30), что ухудшает качество предсказаний. Аналогично для декабря: первые декабрьские окна требуют ноябрьского контекста. Поэтому Val df = январь–ноябрь, Test df = весь январь–декабрь.</w:t>
       </w:r>
     </w:p>
     <w:p>
-      <w:pPr/>
       <w:r>
         <w:rPr>
+          <w:b w:val="0"/>
+          <w:i/>
           <w:sz w:val="20"/>
         </w:rPr>
-        <w:t xml:space="preserve">  Val   : November 2023           (~8% строк)</w:t>
-      </w:r>
-    </w:p>
-    <w:p>
-      <w:pPr/>
-      <w:r>
-        <w:rPr>
-          <w:sz w:val="20"/>
-        </w:rPr>
-        <w:t xml:space="preserve">  Test  : December 2023           (~8% строк)</w:t>
-      </w:r>
-    </w:p>
-    <w:p>
-      <w:pPr/>
-    </w:p>
-    <w:p>
-      <w:pPr/>
-      <w:r>
-        <w:rPr>
-          <w:sz w:val="20"/>
-        </w:rPr>
-        <w:t>Случайная выборка недопустима: вызвала бы data leakage будущих значений в train.</w:t>
-      </w:r>
-    </w:p>
-    <w:p>
-      <w:pPr/>
-      <w:r>
-        <w:rPr>
-          <w:sz w:val="20"/>
-        </w:rPr>
-        <w:t>Результат: data/prepared_data.csv, data/train.csv, data/val.csv,</w:t>
-      </w:r>
-    </w:p>
-    <w:p>
-      <w:pPr/>
-      <w:r>
-        <w:rPr>
-          <w:sz w:val="20"/>
-        </w:rPr>
-        <w:t xml:space="preserve">           data/test.csv, tft/scalers.pkl</w:t>
+        <w:t>Важно: «лишние» окна (энкодер=январь, декодер=январь) тоже попадают в Val/Test df, но модель уже видела их при обучении — это нормально. «Честными» метриками остаются только ноябрьские (val) и декабрьские (test) декодерные окна. max_encoder_length=30 гарантирует, что модель не видит данные «из будущего».</w:t>
       </w:r>
     </w:p>
     <w:p>
@@ -5230,7 +5120,7 @@
               <w:rPr>
                 <w:sz w:val="18"/>
               </w:rPr>
-              <w:t>Число голов многоголового внимания</w:t>
+              <w:t>Число голов многоголового внимания (temporal self-attention)</w:t>
             </w:r>
           </w:p>
         </w:tc>
@@ -5288,7 +5178,7 @@
               <w:rPr>
                 <w:sz w:val="18"/>
               </w:rPr>
-              <w:t>Размер Variable Selection Network для числовых входов (= hidden_size // 2). Рекомендация статьи TFT: hidden_continuous ≤ hidden_size / 2. Создаёт лёгкое узкое место → регуляризация числовых признаков.</w:t>
+              <w:t>Размер Variable Selection Network для числовых входов (рекомендация TFT: hidden_continuous &lt;= hidden_size / 2)</w:t>
             </w:r>
           </w:p>
         </w:tc>
@@ -5498,7 +5388,7 @@
               <w:rPr>
                 <w:sz w:val="18"/>
               </w:rPr>
-              <w:t>168 ч (7 сут.)</w:t>
+              <w:t>30 дн.</w:t>
             </w:r>
           </w:p>
         </w:tc>
@@ -5512,7 +5402,7 @@
               <w:rPr>
                 <w:sz w:val="18"/>
               </w:rPr>
-              <w:t>Ретроспективное окно. Охватывает суточный и недельный циклы сезонности (7 дней).</w:t>
+              <w:t>Ретроспективное окно. Охватывает месячный и недельный циклы (1 месяц).</w:t>
             </w:r>
           </w:p>
         </w:tc>
@@ -5542,7 +5432,7 @@
               <w:rPr>
                 <w:sz w:val="18"/>
               </w:rPr>
-              <w:t>24 ч (1 сут.)</w:t>
+              <w:t>7 дн.</w:t>
             </w:r>
           </w:p>
         </w:tc>
@@ -5556,7 +5446,7 @@
               <w:rPr>
                 <w:sz w:val="18"/>
               </w:rPr>
-              <w:t>Горизонт прогноза: 1 сутки (24 часовых шага). Оптимален для оперативного планирования.</w:t>
+              <w:t>Горизонт прогноза: следующая неделя. Поддерживает рекурсивное прогнозирование на 1 день (первый шаг) и на 1 месяц (4-5 итераций по 7 дней).</w:t>
             </w:r>
           </w:p>
         </w:tc>
@@ -5732,7 +5622,7 @@
               <w:rPr>
                 <w:sz w:val="18"/>
               </w:rPr>
-              <w:t>Останавливается при отсутствии улучшения val_loss</w:t>
+              <w:t>Останавливается при отсутствии улучшения val_loss 12 эпох подряд</w:t>
             </w:r>
           </w:p>
         </w:tc>
@@ -5762,7 +5652,7 @@
               <w:rPr>
                 <w:sz w:val="18"/>
               </w:rPr>
-              <w:t>QuantileLoss([0.02,0.1,0.25,0.5,0.75,0.9,0.98])</w:t>
+              <w:t>QuantileLoss([0.02, 0.1, 0.25, 0.5, 0.75, 0.9, 0.98])</w:t>
             </w:r>
           </w:p>
         </w:tc>
@@ -5806,7 +5696,7 @@
               <w:rPr>
                 <w:sz w:val="18"/>
               </w:rPr>
-              <w:t>MultiNormalizer([TorchNormalizer(robust)] × 12)</w:t>
+              <w:t>MultiNormalizer([TorchNormalizer(robust)] x 12)</w:t>
             </w:r>
           </w:p>
         </w:tc>
@@ -5820,7 +5710,7 @@
               <w:rPr>
                 <w:sz w:val="18"/>
               </w:rPr>
-              <w:t>Нормализация целей по медиане+IQR (устойчива к выбросам). Применяется внутри TFT.</w:t>
+              <w:t>Нормализация целей по медиане+IQR (устойчива к выбросам). Применяется внутри TFT поверх log1p.</w:t>
             </w:r>
           </w:p>
         </w:tc>
@@ -5864,7 +5754,7 @@
               <w:rPr>
                 <w:sz w:val="18"/>
               </w:rPr>
-              <w:t>Относительная позиция шага в окне → known_real</w:t>
+              <w:t>Относительная позиция шага в окне -&gt; known_real</w:t>
             </w:r>
           </w:p>
         </w:tc>
@@ -5908,7 +5798,7 @@
               <w:rPr>
                 <w:sz w:val="18"/>
               </w:rPr>
-              <w:t>Масштаб каждой цели → static_real (location + scale)</w:t>
+              <w:t>Масштаб каждой цели (location + scale) -&gt; static_real</w:t>
             </w:r>
           </w:p>
         </w:tc>
@@ -5952,7 +5842,51 @@
               <w:rPr>
                 <w:sz w:val="18"/>
               </w:rPr>
-              <w:t>Фактическая длина энкодера → static_real</w:t>
+              <w:t>Фактическая длина энкодера -&gt; static_real</w:t>
+            </w:r>
+          </w:p>
+        </w:tc>
+      </w:tr>
+      <w:tr>
+        <w:tc>
+          <w:tcPr>
+            <w:tcW w:type="dxa" w:w="2551"/>
+            <w:shd w:fill="FFFFFF" w:val="clear"/>
+          </w:tcPr>
+          <w:p>
+            <w:r>
+              <w:rPr>
+                <w:sz w:val="18"/>
+              </w:rPr>
+              <w:t>min_encoder_length</w:t>
+            </w:r>
+          </w:p>
+        </w:tc>
+        <w:tc>
+          <w:tcPr>
+            <w:tcW w:type="dxa" w:w="2835"/>
+            <w:shd w:fill="FFFFFF" w:val="clear"/>
+          </w:tcPr>
+          <w:p>
+            <w:r>
+              <w:rPr>
+                <w:sz w:val="18"/>
+              </w:rPr>
+              <w:t>15 дн.</w:t>
+            </w:r>
+          </w:p>
+        </w:tc>
+        <w:tc>
+          <w:tcPr>
+            <w:tcW w:type="dxa" w:w="5102"/>
+            <w:shd w:fill="FFFFFF" w:val="clear"/>
+          </w:tcPr>
+          <w:p>
+            <w:r>
+              <w:rPr>
+                <w:sz w:val="18"/>
+              </w:rPr>
+              <w:t>Минимальное окно (половина от max_encoder_length)</w:t>
             </w:r>
           </w:p>
         </w:tc>
@@ -5987,7 +5921,7 @@
         <w:rPr>
           <w:color w:val="2E74B5"/>
         </w:rPr>
-        <w:t>6.1 Статические признаки — 54</w:t>
+        <w:t>6.1 Статические признаки</w:t>
       </w:r>
     </w:p>
     <w:tbl>
@@ -6094,7 +6028,7 @@
               <w:rPr>
                 <w:sz w:val="18"/>
               </w:rPr>
-              <w:t>3</w:t>
+              <w:t>5</w:t>
             </w:r>
           </w:p>
         </w:tc>
@@ -6122,7 +6056,7 @@
               <w:rPr>
                 <w:sz w:val="18"/>
               </w:rPr>
-              <w:t>road_type_enc, direction_enc, settlement_size_enc</w:t>
+              <w:t>road_type_enc, road_level_enc, direction_enc, settlement_size_enc, distance_to_city_km_enc</w:t>
             </w:r>
           </w:p>
         </w:tc>
@@ -6152,7 +6086,7 @@
               <w:rPr>
                 <w:sz w:val="18"/>
               </w:rPr>
-              <w:t>26</w:t>
+              <w:t>21</w:t>
             </w:r>
           </w:p>
         </w:tc>
@@ -6180,7 +6114,7 @@
               <w:rPr>
                 <w:sz w:val="18"/>
               </w:rPr>
-              <w:t>26 паспортных признаков АЗС (расстояния, колонки, площадь, сервисы, оценки, базовые цены)</w:t>
+              <w:t>shop_area_m2, num_pumps_* (10), has_* (9), competitors_wink</w:t>
             </w:r>
           </w:p>
         </w:tc>
@@ -6238,7 +6172,7 @@
               <w:rPr>
                 <w:sz w:val="18"/>
               </w:rPr>
-              <w:t>12 целей × 2: location (медиана) + scale (IQR) от TorchNormalizer(robust)</w:t>
+              <w:t>12 целей x 2: location (медиана) + scale (IQR) от TorchNormalizer(robust)</w:t>
             </w:r>
           </w:p>
         </w:tc>
@@ -6326,7 +6260,7 @@
               <w:rPr>
                 <w:sz w:val="18"/>
               </w:rPr>
-              <w:t>54</w:t>
+              <w:t>51</w:t>
             </w:r>
           </w:p>
         </w:tc>
@@ -6340,7 +6274,7 @@
               <w:rPr>
                 <w:sz w:val="18"/>
               </w:rPr>
-              <w:t>—</w:t>
+              <w:t>-</w:t>
             </w:r>
           </w:p>
         </w:tc>
@@ -6368,7 +6302,7 @@
         <w:rPr>
           <w:color w:val="2E74B5"/>
         </w:rPr>
-        <w:t>6.2 Признаки энкодера (прошлое) — 61</w:t>
+        <w:t>6.2 Признаки энкодера (прошлое)</w:t>
       </w:r>
     </w:p>
     <w:tbl>
@@ -6475,7 +6409,7 @@
               <w:rPr>
                 <w:sz w:val="18"/>
               </w:rPr>
-              <w:t>4</w:t>
+              <w:t>2</w:t>
             </w:r>
           </w:p>
         </w:tc>
@@ -6503,7 +6437,7 @@
               <w:rPr>
                 <w:sz w:val="18"/>
               </w:rPr>
-              <w:t>season_enc, weather_condition_enc, ad_channel_enc, holiday_name_enc</w:t>
+              <w:t>season_enc, holiday_name_enc</w:t>
             </w:r>
           </w:p>
         </w:tc>
@@ -6533,7 +6467,7 @@
               <w:rPr>
                 <w:sz w:val="18"/>
               </w:rPr>
-              <w:t>44</w:t>
+              <w:t>53</w:t>
             </w:r>
           </w:p>
         </w:tc>
@@ -6561,7 +6495,7 @@
               <w:rPr>
                 <w:sz w:val="18"/>
               </w:rPr>
-              <w:t>Время (12: raw+sin/cos×4), флаги (5: выходной/праздник/час-пик/ночь/магазин-открыт), акции+реклама (4), цены топлива (7), погода (7), трафик (6), цены конкурентов (3)</w:t>
+              <w:t>Время (9: raw+sin/cos x 3 признака), флаги (2), weather_condition (1), акции (3), цены топлива (5), погода (2), трафик поп. (12), трафик встр. (12), конкуренты (7)</w:t>
             </w:r>
           </w:p>
         </w:tc>
@@ -6619,7 +6553,7 @@
               <w:rPr>
                 <w:sz w:val="18"/>
               </w:rPr>
-              <w:t>Относительная позиция шага в энкодерном окне [0…1]</w:t>
+              <w:t>Относительная позиция шага в энкодерном окне [0..1]</w:t>
             </w:r>
           </w:p>
         </w:tc>
@@ -6649,7 +6583,7 @@
               <w:rPr>
                 <w:sz w:val="18"/>
               </w:rPr>
-              <w:t>0</w:t>
+              <w:t>18</w:t>
             </w:r>
           </w:p>
         </w:tc>
@@ -6663,7 +6597,7 @@
               <w:rPr>
                 <w:sz w:val="18"/>
               </w:rPr>
-              <w:t>time_varying_unknown_reals = []</w:t>
+              <w:t>time_varying_unknown_reals</w:t>
             </w:r>
           </w:p>
         </w:tc>
@@ -6677,7 +6611,7 @@
               <w:rPr>
                 <w:sz w:val="18"/>
               </w:rPr>
-              <w:t>Намеренно пусто. Все ковариаты перенесены в KNOWN для what-if.</w:t>
+              <w:t>Клиентские метрики (2) + производные трафика: скорость (4), плотность (4), интенс. привед. (4), интенс. физ. (4)</w:t>
             </w:r>
           </w:p>
         </w:tc>
@@ -6735,7 +6669,7 @@
               <w:rPr>
                 <w:sz w:val="18"/>
               </w:rPr>
-              <w:t>12 целевых переменных — в энкодере видны как лаговые входы</w:t>
+              <w:t>12 целевых переменных — в энкодере как лаговые входы</w:t>
             </w:r>
           </w:p>
         </w:tc>
@@ -6765,7 +6699,7 @@
               <w:rPr>
                 <w:sz w:val="18"/>
               </w:rPr>
-              <w:t>61</w:t>
+              <w:t>86</w:t>
             </w:r>
           </w:p>
         </w:tc>
@@ -6779,7 +6713,7 @@
               <w:rPr>
                 <w:sz w:val="18"/>
               </w:rPr>
-              <w:t>—</w:t>
+              <w:t>-</w:t>
             </w:r>
           </w:p>
         </w:tc>
@@ -6808,7 +6742,7 @@
         <w:rPr>
           <w:color w:val="2E74B5"/>
         </w:rPr>
-        <w:t>6.3 Признаки декодера (будущее) — 49</w:t>
+        <w:t>6.3 Признаки декодера (будущее)</w:t>
       </w:r>
     </w:p>
     <w:tbl>
@@ -6915,7 +6849,7 @@
               <w:rPr>
                 <w:sz w:val="18"/>
               </w:rPr>
-              <w:t>4</w:t>
+              <w:t>2</w:t>
             </w:r>
           </w:p>
         </w:tc>
@@ -6943,7 +6877,7 @@
               <w:rPr>
                 <w:sz w:val="18"/>
               </w:rPr>
-              <w:t>season_enc, weather_condition_enc, ad_channel_enc, holiday_name_enc</w:t>
+              <w:t>season_enc, holiday_name_enc</w:t>
             </w:r>
           </w:p>
         </w:tc>
@@ -6973,7 +6907,7 @@
               <w:rPr>
                 <w:sz w:val="18"/>
               </w:rPr>
-              <w:t>44</w:t>
+              <w:t>53</w:t>
             </w:r>
           </w:p>
         </w:tc>
@@ -7001,7 +6935,7 @@
               <w:rPr>
                 <w:sz w:val="18"/>
               </w:rPr>
-              <w:t>Те же 44 признаков, что и в энкодере — задаются на весь горизонт прогноза</w:t>
+              <w:t>Те же 53 признаков, что и в энкодере — задаются на весь горизонт прогноза</w:t>
             </w:r>
           </w:p>
         </w:tc>
@@ -7059,7 +6993,7 @@
               <w:rPr>
                 <w:sz w:val="18"/>
               </w:rPr>
-              <w:t>Относительная позиция шага в декодерном окне [0…1]</w:t>
+              <w:t>Относительная позиция шага в декодерном окне [0..1]</w:t>
             </w:r>
           </w:p>
         </w:tc>
@@ -7089,7 +7023,7 @@
               <w:rPr>
                 <w:sz w:val="18"/>
               </w:rPr>
-              <w:t>49</w:t>
+              <w:t>56</w:t>
             </w:r>
           </w:p>
         </w:tc>
@@ -7103,7 +7037,7 @@
               <w:rPr>
                 <w:sz w:val="18"/>
               </w:rPr>
-              <w:t>—</w:t>
+              <w:t>-</w:t>
             </w:r>
           </w:p>
         </w:tc>
@@ -7117,7 +7051,7 @@
               <w:rPr>
                 <w:sz w:val="18"/>
               </w:rPr>
-              <w:t>Декодер видит ТОЛЬКО то, что можно знать заранее — нет unknown_reals и нет целевых</w:t>
+              <w:t>Декодер видит ТОЛЬКО то, что известно заранее — нет unknown_reals и нет целевых</w:t>
             </w:r>
           </w:p>
         </w:tc>
@@ -7131,7 +7065,7 @@
           <w:i/>
           <w:sz w:val="20"/>
         </w:rPr>
-        <w:t>Ключевое отличие: декодер получает меньше признаков, чем энкодер. В будущем нельзя наблюдать фактические продажи — поэтому 12 целевых переменных присутствуют только в энкодере (как прошлые наблюдения), но не в декодере. При этом благодаря переносу погоды, трафика и цен конкурентов в KNOWN, декодер располагает полным контекстом для сценарного прогнозирования.</w:t>
+        <w:t>Ключевое отличие энкодера от декодера: декодер не видит unknown_reals (18 шт.) и не видит прошлых целевых значений (12 шт.) — их суммарно 30 признаков доступны только в ретроспективе. Благодаря переносу трафика-счётчиков и цен конкурентов в KNOWN, декодер располагает полным контекстом для сценарного прогнозирования на 7-дневный горизонт.</w:t>
       </w:r>
     </w:p>
     <w:p>
@@ -7232,7 +7166,7 @@
               <w:rPr>
                 <w:sz w:val="18"/>
               </w:rPr>
-              <w:t>3</w:t>
+              <w:t>5</w:t>
             </w:r>
           </w:p>
         </w:tc>
@@ -7246,7 +7180,7 @@
               <w:rPr>
                 <w:sz w:val="18"/>
               </w:rPr>
-              <w:t>road_type, direction, settlement_size</w:t>
+              <w:t>road_type, road_level, direction, settlement_size, distance_to_city_km</w:t>
             </w:r>
           </w:p>
         </w:tc>
@@ -7276,7 +7210,7 @@
               <w:rPr>
                 <w:sz w:val="18"/>
               </w:rPr>
-              <w:t>26</w:t>
+              <w:t>21</w:t>
             </w:r>
           </w:p>
         </w:tc>
@@ -7290,7 +7224,7 @@
               <w:rPr>
                 <w:sz w:val="18"/>
               </w:rPr>
-              <w:t>26 паспортных признаков АЗС (total_pumps исключён как дубль)</w:t>
+              <w:t>shop_area_m2, num_pumps_* (10), has_* (9), competitors_wink</w:t>
             </w:r>
           </w:p>
         </w:tc>
@@ -7320,7 +7254,7 @@
               <w:rPr>
                 <w:sz w:val="18"/>
               </w:rPr>
-              <w:t>4</w:t>
+              <w:t>2</w:t>
             </w:r>
           </w:p>
         </w:tc>
@@ -7334,7 +7268,7 @@
               <w:rPr>
                 <w:sz w:val="18"/>
               </w:rPr>
-              <w:t>season, weather_condition, ad_channel, holiday_name</w:t>
+              <w:t>season, holiday_name</w:t>
             </w:r>
           </w:p>
         </w:tc>
@@ -7364,7 +7298,7 @@
               <w:rPr>
                 <w:sz w:val="18"/>
               </w:rPr>
-              <w:t>44</w:t>
+              <w:t>53</w:t>
             </w:r>
           </w:p>
         </w:tc>
@@ -7378,7 +7312,7 @@
               <w:rPr>
                 <w:sz w:val="18"/>
               </w:rPr>
-              <w:t>Время (12), флаги (5: выходной/праздник/час-пик/ночь/магазин-открыт), акции (4), цены топлива (7), погода (7), трафик (6), конкуренты (3)</w:t>
+              <w:t>Время (9), флаги (2), weather_condition (1), акции (3), цены топлива (5), погода (2), трафик поп. (12), трафик встр. (12), конкуренты (7)</w:t>
             </w:r>
           </w:p>
         </w:tc>
@@ -7408,7 +7342,7 @@
               <w:rPr>
                 <w:sz w:val="18"/>
               </w:rPr>
-              <w:t>0</w:t>
+              <w:t>18</w:t>
             </w:r>
           </w:p>
         </w:tc>
@@ -7422,7 +7356,7 @@
               <w:rPr>
                 <w:sz w:val="18"/>
               </w:rPr>
-              <w:t>Пусто — все ковариаты перенесены в KNOWN для what-if анализа</w:t>
+              <w:t>Клиентские метрики (2) + производные трафика (16)</w:t>
             </w:r>
           </w:p>
         </w:tc>
@@ -7466,7 +7400,7 @@
               <w:rPr>
                 <w:sz w:val="18"/>
               </w:rPr>
-              <w:t>7 видов топлива + 5 категорий магазина</w:t>
+              <w:t>5 видов топлива (AI92/95/DT/DT_bio/AI100_bio) + 7 категорий магазина</w:t>
             </w:r>
           </w:p>
         </w:tc>
@@ -7496,7 +7430,7 @@
               <w:rPr>
                 <w:sz w:val="18"/>
               </w:rPr>
-              <w:t>89</w:t>
+              <w:t>111</w:t>
             </w:r>
           </w:p>
         </w:tc>
@@ -7532,7 +7466,7 @@
       <w:tr>
         <w:tc>
           <w:tcPr>
-            <w:tcW w:type="dxa" w:w="2268"/>
+            <w:tcW w:type="dxa" w:w="2551"/>
             <w:shd w:fill="2E74B5" w:val="clear"/>
           </w:tcPr>
           <w:p>
@@ -7548,7 +7482,7 @@
         </w:tc>
         <w:tc>
           <w:tcPr>
-            <w:tcW w:type="dxa" w:w="1417"/>
+            <w:tcW w:type="dxa" w:w="1701"/>
             <w:shd w:fill="2E74B5" w:val="clear"/>
           </w:tcPr>
           <w:p>
@@ -7558,13 +7492,13 @@
                 <w:color w:val="FFFFFF"/>
                 <w:sz w:val="18"/>
               </w:rPr>
-              <w:t>Размер</w:t>
-            </w:r>
-          </w:p>
-        </w:tc>
-        <w:tc>
-          <w:tcPr>
-            <w:tcW w:type="dxa" w:w="6803"/>
+              <w:t>Теоретический размер</w:t>
+            </w:r>
+          </w:p>
+        </w:tc>
+        <w:tc>
+          <w:tcPr>
+            <w:tcW w:type="dxa" w:w="6236"/>
             <w:shd w:fill="2E74B5" w:val="clear"/>
           </w:tcPr>
           <w:p>
@@ -7582,7 +7516,7 @@
       <w:tr>
         <w:tc>
           <w:tcPr>
-            <w:tcW w:type="dxa" w:w="2268"/>
+            <w:tcW w:type="dxa" w:w="2551"/>
             <w:shd w:fill="F2F2F2" w:val="clear"/>
           </w:tcPr>
           <w:p>
@@ -7596,7 +7530,7 @@
         </w:tc>
         <w:tc>
           <w:tcPr>
-            <w:tcW w:type="dxa" w:w="1417"/>
+            <w:tcW w:type="dxa" w:w="1701"/>
             <w:shd w:fill="F2F2F2" w:val="clear"/>
           </w:tcPr>
           <w:p>
@@ -7604,13 +7538,13 @@
               <w:rPr>
                 <w:sz w:val="18"/>
               </w:rPr>
-              <w:t>54</w:t>
-            </w:r>
-          </w:p>
-        </w:tc>
-        <w:tc>
-          <w:tcPr>
-            <w:tcW w:type="dxa" w:w="6803"/>
+              <w:t>51</w:t>
+            </w:r>
+          </w:p>
+        </w:tc>
+        <w:tc>
+          <w:tcPr>
+            <w:tcW w:type="dxa" w:w="6236"/>
             <w:shd w:fill="F2F2F2" w:val="clear"/>
           </w:tcPr>
           <w:p>
@@ -7618,7 +7552,7 @@
               <w:rPr>
                 <w:sz w:val="18"/>
               </w:rPr>
-              <w:t>static_cats(3) + static_reals(26) + target_scales(24) + enc_length(1)</w:t>
+              <w:t>static_cats(5) + static_reals(21) + target_scales(24) + enc_length(1)</w:t>
             </w:r>
           </w:p>
         </w:tc>
@@ -7626,7 +7560,7 @@
       <w:tr>
         <w:tc>
           <w:tcPr>
-            <w:tcW w:type="dxa" w:w="2268"/>
+            <w:tcW w:type="dxa" w:w="2551"/>
             <w:shd w:fill="FFFFFF" w:val="clear"/>
           </w:tcPr>
           <w:p>
@@ -7634,13 +7568,13 @@
               <w:rPr>
                 <w:sz w:val="18"/>
               </w:rPr>
-              <w:t>encoder (прошлое)</w:t>
-            </w:r>
-          </w:p>
-        </w:tc>
-        <w:tc>
-          <w:tcPr>
-            <w:tcW w:type="dxa" w:w="1417"/>
+              <w:t>encoder_cont (прошлое)</w:t>
+            </w:r>
+          </w:p>
+        </w:tc>
+        <w:tc>
+          <w:tcPr>
+            <w:tcW w:type="dxa" w:w="1701"/>
             <w:shd w:fill="FFFFFF" w:val="clear"/>
           </w:tcPr>
           <w:p>
@@ -7648,13 +7582,13 @@
               <w:rPr>
                 <w:sz w:val="18"/>
               </w:rPr>
-              <w:t>61</w:t>
-            </w:r>
-          </w:p>
-        </w:tc>
-        <w:tc>
-          <w:tcPr>
-            <w:tcW w:type="dxa" w:w="6803"/>
+              <w:t>86</w:t>
+            </w:r>
+          </w:p>
+        </w:tc>
+        <w:tc>
+          <w:tcPr>
+            <w:tcW w:type="dxa" w:w="6236"/>
             <w:shd w:fill="FFFFFF" w:val="clear"/>
           </w:tcPr>
           <w:p>
@@ -7662,7 +7596,7 @@
               <w:rPr>
                 <w:sz w:val="18"/>
               </w:rPr>
-              <w:t>known_cats(4) + known_reals(44) + rel_idx(1) + unknown(0) + targets_past(12)</w:t>
+              <w:t>known_cats(2) + known_reals(53) + rel_idx(1) + unknown(18) + targets_past(12)</w:t>
             </w:r>
           </w:p>
         </w:tc>
@@ -7670,7 +7604,7 @@
       <w:tr>
         <w:tc>
           <w:tcPr>
-            <w:tcW w:type="dxa" w:w="2268"/>
+            <w:tcW w:type="dxa" w:w="2551"/>
             <w:shd w:fill="F2F2F2" w:val="clear"/>
           </w:tcPr>
           <w:p>
@@ -7678,13 +7612,13 @@
               <w:rPr>
                 <w:sz w:val="18"/>
               </w:rPr>
-              <w:t>decoder (будущее)</w:t>
-            </w:r>
-          </w:p>
-        </w:tc>
-        <w:tc>
-          <w:tcPr>
-            <w:tcW w:type="dxa" w:w="1417"/>
+              <w:t>decoder_cont (будущее)</w:t>
+            </w:r>
+          </w:p>
+        </w:tc>
+        <w:tc>
+          <w:tcPr>
+            <w:tcW w:type="dxa" w:w="1701"/>
             <w:shd w:fill="F2F2F2" w:val="clear"/>
           </w:tcPr>
           <w:p>
@@ -7692,13 +7626,13 @@
               <w:rPr>
                 <w:sz w:val="18"/>
               </w:rPr>
-              <w:t>49</w:t>
-            </w:r>
-          </w:p>
-        </w:tc>
-        <w:tc>
-          <w:tcPr>
-            <w:tcW w:type="dxa" w:w="6803"/>
+              <w:t>56</w:t>
+            </w:r>
+          </w:p>
+        </w:tc>
+        <w:tc>
+          <w:tcPr>
+            <w:tcW w:type="dxa" w:w="6236"/>
             <w:shd w:fill="F2F2F2" w:val="clear"/>
           </w:tcPr>
           <w:p>
@@ -7706,12 +7640,67 @@
               <w:rPr>
                 <w:sz w:val="18"/>
               </w:rPr>
-              <w:t>known_cats(4) + known_reals(44) + rel_idx(1)</w:t>
+              <w:t>known_cats(2) + known_reals(53) + rel_idx(1)</w:t>
+            </w:r>
+          </w:p>
+        </w:tc>
+      </w:tr>
+      <w:tr>
+        <w:tc>
+          <w:tcPr>
+            <w:tcW w:type="dxa" w:w="2551"/>
+            <w:shd w:fill="FFFFFF" w:val="clear"/>
+          </w:tcPr>
+          <w:p>
+            <w:r>
+              <w:rPr>
+                <w:sz w:val="18"/>
+              </w:rPr>
+              <w:t>Реальная ширина тензора (encoder_cont = decoder_cont)</w:t>
+            </w:r>
+          </w:p>
+        </w:tc>
+        <w:tc>
+          <w:tcPr>
+            <w:tcW w:type="dxa" w:w="1701"/>
+            <w:shd w:fill="FFFFFF" w:val="clear"/>
+          </w:tcPr>
+          <w:p>
+            <w:r>
+              <w:rPr>
+                <w:sz w:val="18"/>
+              </w:rPr>
+              <w:t>118</w:t>
+            </w:r>
+          </w:p>
+        </w:tc>
+        <w:tc>
+          <w:tcPr>
+            <w:tcW w:type="dxa" w:w="6236"/>
+            <w:shd w:fill="FFFFFF" w:val="clear"/>
+          </w:tcPr>
+          <w:p>
+            <w:r>
+              <w:rPr>
+                <w:sz w:val="18"/>
+              </w:rPr>
+              <w:t>Фактическое значение из batch-проверки prepare_dataset.py. pytorch_forecasting добавляет дополнительные внутренние признаки (target_scales, enc_length broadcast per step, padding для выравнивания encoder/decoder).</w:t>
             </w:r>
           </w:p>
         </w:tc>
       </w:tr>
     </w:tbl>
+    <w:p/>
+    <w:p>
+      <w:r>
+        <w:rPr>
+          <w:b w:val="0"/>
+          <w:i/>
+          <w:sz w:val="20"/>
+        </w:rPr>
+        <w:t>Сценарный анализ (what-if): изменять для прогноза можно только переменные из TIME_VARYING_KNOWN_REALS и TIME_VARYING_KNOWN_CATS. Переменные из UNKNOWN_REALS (клиентские метрики, производные трафика) недоступны для декодера — модель не знает их будущих значений. Статические переменные (паспорт АЗС) зашиты в веса модели при обучении и не могут быть изменены без переобучения.</w:t>
+      </w:r>
+    </w:p>
     <w:sectPr>
       <w:pgSz w:w="12240" w:h="15840"/>
       <w:pgMar w:top="1134" w:right="1134" w:bottom="1134" w:left="1417" w:header="720" w:footer="720" w:gutter="0"/>

--- a/reports/tft_report.docx
+++ b/reports/tft_report.docx
@@ -12,7 +12,7 @@
           <w:color w:val="1F3964"/>
           <w:sz w:val="36"/>
         </w:rPr>
-        <w:t>TFT-модель прогнозирования продаж АЗС</w:t>
+        <w:t>Анализ данных и предобработка для TFT-модели</w:t>
       </w:r>
     </w:p>
     <w:p>
@@ -25,7 +25,7 @@
           <w:color w:val="606060"/>
           <w:sz w:val="26"/>
         </w:rPr>
-        <w:t>Описание данных, переменных, предобработки и архитектуры модели</w:t>
+        <w:t>Прогнозирование продаж топлива сети АЗС Татнефть</w:t>
       </w:r>
     </w:p>
     <w:p>
@@ -33,7 +33,7 @@
         <w:jc w:val="center"/>
       </w:pPr>
       <w:r>
-        <w:t>Temporal Fusion Transformer (Lim et al., 2020)  |  Период: 2025 год  |  Станций: 5  |  Гранулярность: ежедневные данные</w:t>
+        <w:t>Temporal Fusion Transformer (Lim et al., 2020)  |  Период: 2023 год  |  Станций: 5</w:t>
       </w:r>
     </w:p>
     <w:p>
@@ -152,7 +152,7 @@
               <w:rPr>
                 <w:sz w:val="18"/>
               </w:rPr>
-              <w:t>gas_stations_static.csv</w:t>
+              <w:t>5stations_metadata.csv</w:t>
             </w:r>
           </w:p>
         </w:tc>
@@ -180,7 +180,7 @@
               <w:rPr>
                 <w:sz w:val="18"/>
               </w:rPr>
-              <w:t>29</w:t>
+              <w:t>32</w:t>
             </w:r>
           </w:p>
         </w:tc>
@@ -194,7 +194,7 @@
               <w:rPr>
                 <w:sz w:val="18"/>
               </w:rPr>
-              <w:t>Паспорт АЗС: тип дороги, услуги, количество колонок, характеристики расположения</w:t>
+              <w:t>Паспорт АЗС: тип дороги, услуги, количество колонок, базовые цены</w:t>
             </w:r>
           </w:p>
         </w:tc>
@@ -210,7 +210,7 @@
               <w:rPr>
                 <w:sz w:val="18"/>
               </w:rPr>
-              <w:t>gas_stations_temporal_daily_2025.csv</w:t>
+              <w:t>5stations_data.csv</w:t>
             </w:r>
           </w:p>
         </w:tc>
@@ -224,7 +224,7 @@
               <w:rPr>
                 <w:sz w:val="18"/>
               </w:rPr>
-              <w:t>1825</w:t>
+              <w:t>43 800</w:t>
             </w:r>
           </w:p>
         </w:tc>
@@ -238,7 +238,7 @@
               <w:rPr>
                 <w:sz w:val="18"/>
               </w:rPr>
-              <w:t>88</w:t>
+              <w:t>72</w:t>
             </w:r>
           </w:p>
         </w:tc>
@@ -252,7 +252,7 @@
               <w:rPr>
                 <w:sz w:val="18"/>
               </w:rPr>
-              <w:t>Ежедневные данные 2025 г.: погода, трафик, продажи, цены, акции, метрики клиентов</w:t>
+              <w:t>Почасовые данные 2023 г.: погода, трафик, продажи, цены, акции, реклама</w:t>
             </w:r>
           </w:p>
         </w:tc>
@@ -282,7 +282,7 @@
               <w:rPr>
                 <w:sz w:val="18"/>
               </w:rPr>
-              <w:t>1825</w:t>
+              <w:t>43800</w:t>
             </w:r>
           </w:p>
         </w:tc>
@@ -296,7 +296,7 @@
               <w:rPr>
                 <w:sz w:val="18"/>
               </w:rPr>
-              <w:t>115</w:t>
+              <w:t>89</w:t>
             </w:r>
           </w:p>
         </w:tc>
@@ -310,7 +310,7 @@
               <w:rPr>
                 <w:sz w:val="18"/>
               </w:rPr>
-              <w:t>Объединённый датасет: все временные данные + статические характеристики АЗС</w:t>
+              <w:t>Объединённый датасет: все временны́е данные + статические характеристики АЗС</w:t>
             </w:r>
           </w:p>
         </w:tc>
@@ -340,7 +340,7 @@
               <w:rPr>
                 <w:sz w:val="18"/>
               </w:rPr>
-              <w:t>1825</w:t>
+              <w:t>43800</w:t>
             </w:r>
           </w:p>
         </w:tc>
@@ -354,7 +354,7 @@
               <w:rPr>
                 <w:sz w:val="18"/>
               </w:rPr>
-              <w:t>133</w:t>
+              <w:t>111</w:t>
             </w:r>
           </w:p>
         </w:tc>
@@ -382,7 +382,7 @@
           <w:i w:val="0"/>
           <w:sz w:val="20"/>
         </w:rPr>
-        <w:t>LEFT JOIN добавляет к каждой из 1825 строк временного ряда статические признаки из паспорта АЗС. Временной ряд: 2025-01-01 — 2025-12-31 (365 дней x 5 станций). Пропущенных дат нет.</w:t>
+        <w:t>LEFT JOIN добавляет к каждой из 43 800 строк временного ряда 17 статических признаков из паспорта АЗС. Все строки временного ряда сохраняются (пропущенных периодов нет).</w:t>
       </w:r>
     </w:p>
     <w:p>
@@ -403,7 +403,7 @@
           <w:i w:val="0"/>
           <w:sz w:val="20"/>
         </w:rPr>
-        <w:t>Из 115 колонок объединённого датасета 8 исключены как избыточные. Остаётся 115 - 8 = 107 колонок. Препроцессинг добавляет 26 новых колонок (7 _enc + 6 sin/cos + 1 time_idx + 12 _orig). Итого в prepared_data.csv: 133 колонок.</w:t>
+        <w:t>Из 89 колонок объединённого датасета 7 исключены как избыточные (см. таблицу ниже). Остаётся 89 − 7 = 82 колонок. Препроцессинг добавляет: 1 is_shop_open + 7 _enc + 8 sin/cos + 1 time_idx + 12 _orig = 29 новых колонок. Итого в prepared_data.csv: 111 колонок, из которых 89 = 89 — прямые входы TimeSeriesDataSet (80 из merged + 1 is_shop_open + 8 sin/cos).</w:t>
       </w:r>
     </w:p>
     <w:tbl>
@@ -420,7 +420,7 @@
       <w:tr>
         <w:tc>
           <w:tcPr>
-            <w:tcW w:type="dxa" w:w="3118"/>
+            <w:tcW w:type="dxa" w:w="2551"/>
             <w:shd w:fill="1F3964" w:val="clear"/>
           </w:tcPr>
           <w:p>
@@ -436,7 +436,7 @@
         </w:tc>
         <w:tc>
           <w:tcPr>
-            <w:tcW w:type="dxa" w:w="7370"/>
+            <w:tcW w:type="dxa" w:w="7937"/>
             <w:shd w:fill="1F3964" w:val="clear"/>
           </w:tcPr>
           <w:p>
@@ -454,7 +454,7 @@
       <w:tr>
         <w:tc>
           <w:tcPr>
-            <w:tcW w:type="dxa" w:w="3118"/>
+            <w:tcW w:type="dxa" w:w="2551"/>
             <w:shd w:fill="F2F2F2" w:val="clear"/>
           </w:tcPr>
           <w:p>
@@ -468,7 +468,7 @@
         </w:tc>
         <w:tc>
           <w:tcPr>
-            <w:tcW w:type="dxa" w:w="7370"/>
+            <w:tcW w:type="dxa" w:w="7937"/>
             <w:shd w:fill="F2F2F2" w:val="clear"/>
           </w:tcPr>
           <w:p>
@@ -476,7 +476,7 @@
               <w:rPr>
                 <w:sz w:val="18"/>
               </w:rPr>
-              <w:t>Служебная строка; идентификатор станции — station_id</w:t>
+              <w:t>Служебная строка; идентификатор станции — station_id (целое число)</w:t>
             </w:r>
           </w:p>
         </w:tc>
@@ -484,7 +484,7 @@
       <w:tr>
         <w:tc>
           <w:tcPr>
-            <w:tcW w:type="dxa" w:w="3118"/>
+            <w:tcW w:type="dxa" w:w="2551"/>
             <w:shd w:fill="FFFFFF" w:val="clear"/>
           </w:tcPr>
           <w:p>
@@ -498,7 +498,7 @@
         </w:tc>
         <w:tc>
           <w:tcPr>
-            <w:tcW w:type="dxa" w:w="7370"/>
+            <w:tcW w:type="dxa" w:w="7937"/>
             <w:shd w:fill="FFFFFF" w:val="clear"/>
           </w:tcPr>
           <w:p>
@@ -506,7 +506,7 @@
               <w:rPr>
                 <w:sz w:val="18"/>
               </w:rPr>
-              <w:t>= sum(num_pumps_AI92, num_pumps_AI95, …) — дублирует детальные колонки</w:t>
+              <w:t>= sum(num_pumps_AI92, …, num_pumps_DT_WINTER) — дублирует детальные колонки</w:t>
             </w:r>
           </w:p>
         </w:tc>
@@ -514,7 +514,7 @@
       <w:tr>
         <w:tc>
           <w:tcPr>
-            <w:tcW w:type="dxa" w:w="3118"/>
+            <w:tcW w:type="dxa" w:w="2551"/>
             <w:shd w:fill="F2F2F2" w:val="clear"/>
           </w:tcPr>
           <w:p>
@@ -528,7 +528,7 @@
         </w:tc>
         <w:tc>
           <w:tcPr>
-            <w:tcW w:type="dxa" w:w="7370"/>
+            <w:tcW w:type="dxa" w:w="7937"/>
             <w:shd w:fill="F2F2F2" w:val="clear"/>
           </w:tcPr>
           <w:p>
@@ -536,7 +536,7 @@
               <w:rPr>
                 <w:sz w:val="18"/>
               </w:rPr>
-              <w:t>= sum(sales_AI92, sales_AI95, …) — дублирует целевые переменные</w:t>
+              <w:t>= sum(sales_AI92, …, sales_DT_WINTER) — дублирует целевые переменные</w:t>
             </w:r>
           </w:p>
         </w:tc>
@@ -544,7 +544,7 @@
       <w:tr>
         <w:tc>
           <w:tcPr>
-            <w:tcW w:type="dxa" w:w="3118"/>
+            <w:tcW w:type="dxa" w:w="2551"/>
             <w:shd w:fill="FFFFFF" w:val="clear"/>
           </w:tcPr>
           <w:p>
@@ -552,13 +552,13 @@
               <w:rPr>
                 <w:sz w:val="18"/>
               </w:rPr>
-              <w:t>quarter</w:t>
-            </w:r>
-          </w:p>
-        </w:tc>
-        <w:tc>
-          <w:tcPr>
-            <w:tcW w:type="dxa" w:w="7370"/>
+              <w:t>shop_total_revenue</w:t>
+            </w:r>
+          </w:p>
+        </w:tc>
+        <w:tc>
+          <w:tcPr>
+            <w:tcW w:type="dxa" w:w="7937"/>
             <w:shd w:fill="FFFFFF" w:val="clear"/>
           </w:tcPr>
           <w:p>
@@ -566,7 +566,7 @@
               <w:rPr>
                 <w:sz w:val="18"/>
               </w:rPr>
-              <w:t>Однозначно выводится из month; избыточен для модели</w:t>
+              <w:t>= sum(shop_напитки, …, shop_табак) — дублирует целевые переменные магазина</w:t>
             </w:r>
           </w:p>
         </w:tc>
@@ -574,7 +574,7 @@
       <w:tr>
         <w:tc>
           <w:tcPr>
-            <w:tcW w:type="dxa" w:w="3118"/>
+            <w:tcW w:type="dxa" w:w="2551"/>
             <w:shd w:fill="F2F2F2" w:val="clear"/>
           </w:tcPr>
           <w:p>
@@ -582,13 +582,13 @@
               <w:rPr>
                 <w:sz w:val="18"/>
               </w:rPr>
-              <w:t>traffic_uroven_jbslugi_1_poputn</w:t>
-            </w:r>
-          </w:p>
-        </w:tc>
-        <w:tc>
-          <w:tcPr>
-            <w:tcW w:type="dxa" w:w="7370"/>
+              <w:t>total_traffic</w:t>
+            </w:r>
+          </w:p>
+        </w:tc>
+        <w:tc>
+          <w:tcPr>
+            <w:tcW w:type="dxa" w:w="7937"/>
             <w:shd w:fill="F2F2F2" w:val="clear"/>
           </w:tcPr>
           <w:p>
@@ -596,7 +596,7 @@
               <w:rPr>
                 <w:sz w:val="18"/>
               </w:rPr>
-              <w:t>Уровень обслуживания дороги A–F (строка): дублирует числовые счётчики трафика</w:t>
+              <w:t>Содержит скрытую категорию ТС: total &gt; sum(traffic_*). Несогласован с детальными</w:t>
             </w:r>
           </w:p>
         </w:tc>
@@ -604,7 +604,7 @@
       <w:tr>
         <w:tc>
           <w:tcPr>
-            <w:tcW w:type="dxa" w:w="3118"/>
+            <w:tcW w:type="dxa" w:w="2551"/>
             <w:shd w:fill="FFFFFF" w:val="clear"/>
           </w:tcPr>
           <w:p>
@@ -612,13 +612,13 @@
               <w:rPr>
                 <w:sz w:val="18"/>
               </w:rPr>
-              <w:t>traffic_uroven_jbslugi_2_poputn</w:t>
-            </w:r>
-          </w:p>
-        </w:tc>
-        <w:tc>
-          <w:tcPr>
-            <w:tcW w:type="dxa" w:w="7370"/>
+              <w:t>quarter</w:t>
+            </w:r>
+          </w:p>
+        </w:tc>
+        <w:tc>
+          <w:tcPr>
+            <w:tcW w:type="dxa" w:w="7937"/>
             <w:shd w:fill="FFFFFF" w:val="clear"/>
           </w:tcPr>
           <w:p>
@@ -626,7 +626,7 @@
               <w:rPr>
                 <w:sz w:val="18"/>
               </w:rPr>
-              <w:t>То же, полоса 2, попутное направление</w:t>
+              <w:t>Однозначно выводится из month; избыточен для модели</w:t>
             </w:r>
           </w:p>
         </w:tc>
@@ -634,7 +634,7 @@
       <w:tr>
         <w:tc>
           <w:tcPr>
-            <w:tcW w:type="dxa" w:w="3118"/>
+            <w:tcW w:type="dxa" w:w="2551"/>
             <w:shd w:fill="F2F2F2" w:val="clear"/>
           </w:tcPr>
           <w:p>
@@ -642,13 +642,13 @@
               <w:rPr>
                 <w:sz w:val="18"/>
               </w:rPr>
-              <w:t>traffic_uroven_jbslugi_1_wstrechn</w:t>
-            </w:r>
-          </w:p>
-        </w:tc>
-        <w:tc>
-          <w:tcPr>
-            <w:tcW w:type="dxa" w:w="7370"/>
+              <w:t>day_name</w:t>
+            </w:r>
+          </w:p>
+        </w:tc>
+        <w:tc>
+          <w:tcPr>
+            <w:tcW w:type="dxa" w:w="7937"/>
             <w:shd w:fill="F2F2F2" w:val="clear"/>
           </w:tcPr>
           <w:p>
@@ -656,37 +656,7 @@
               <w:rPr>
                 <w:sz w:val="18"/>
               </w:rPr>
-              <w:t>Уровень обслуживания дороги A–F, полоса 1, встречное направление</w:t>
-            </w:r>
-          </w:p>
-        </w:tc>
-      </w:tr>
-      <w:tr>
-        <w:tc>
-          <w:tcPr>
-            <w:tcW w:type="dxa" w:w="3118"/>
-            <w:shd w:fill="FFFFFF" w:val="clear"/>
-          </w:tcPr>
-          <w:p>
-            <w:r>
-              <w:rPr>
-                <w:sz w:val="18"/>
-              </w:rPr>
-              <w:t>traffic_uroven_jbslugi_2_wstrechn</w:t>
-            </w:r>
-          </w:p>
-        </w:tc>
-        <w:tc>
-          <w:tcPr>
-            <w:tcW w:type="dxa" w:w="7370"/>
-            <w:shd w:fill="FFFFFF" w:val="clear"/>
-          </w:tcPr>
-          <w:p>
-            <w:r>
-              <w:rPr>
-                <w:sz w:val="18"/>
-              </w:rPr>
-              <w:t>То же, полоса 2, встречное направление</w:t>
+              <w:t>Строковая форма day_of_week; day_of_week уже в модели c sin/cos кодированием</w:t>
             </w:r>
           </w:p>
         </w:tc>
@@ -710,7 +680,7 @@
           <w:i w:val="0"/>
           <w:sz w:val="20"/>
         </w:rPr>
-        <w:t>Temporal Fusion Transformer (Lim et al., 2020) принимает три типа входов. Разделение определяет, какую информацию модель использует при прогнозировании: статические — зашиты в контекстный вектор; известные будущие — подаются в декодер; наблюдаемые прошлые — только в энкодер.</w:t>
+        <w:t>Temporal Fusion Transformer (Lim et al., 2020) принимает три типа входов. Разделение определяет, какую информацию модель может использовать при прогнозировании: статические — зашиты в веса; известные будущие — подаются в декодер; наблюдаемые прошлые — только в энкодер.</w:t>
       </w:r>
     </w:p>
     <w:tbl>
@@ -814,7 +784,7 @@
               <w:rPr>
                 <w:sz w:val="18"/>
               </w:rPr>
-              <w:t>5</w:t>
+              <w:t>3</w:t>
             </w:r>
           </w:p>
         </w:tc>
@@ -844,7 +814,7 @@
               <w:rPr>
                 <w:sz w:val="18"/>
               </w:rPr>
-              <w:t>Числовые свойства АЗС из паспорта (metadata). Не нормализуются.</w:t>
+              <w:t>Числовые свойства АЗС из паспорта (metadata), не нормализуются</w:t>
             </w:r>
           </w:p>
         </w:tc>
@@ -858,7 +828,7 @@
               <w:rPr>
                 <w:sz w:val="18"/>
               </w:rPr>
-              <w:t>21</w:t>
+              <w:t>26</w:t>
             </w:r>
           </w:p>
         </w:tc>
@@ -902,7 +872,7 @@
               <w:rPr>
                 <w:sz w:val="18"/>
               </w:rPr>
-              <w:t>2</w:t>
+              <w:t>4</w:t>
             </w:r>
           </w:p>
         </w:tc>
@@ -932,7 +902,7 @@
               <w:rPr>
                 <w:sz w:val="18"/>
               </w:rPr>
-              <w:t>Числовые признаки, известные на весь горизонт прогноза (время, погода, трафик, цены). Только эти переменные можно менять в сценарном what-if анализе.</w:t>
+              <w:t>Числовые признаки, известные на весь горизонт прогноза. Сюда входят: время, погода, трафик, цены конкурентов, акции. Только эти переменные можно менять в сценарном what-if анализе.</w:t>
             </w:r>
           </w:p>
         </w:tc>
@@ -946,7 +916,7 @@
               <w:rPr>
                 <w:sz w:val="18"/>
               </w:rPr>
-              <w:t>53</w:t>
+              <w:t>44</w:t>
             </w:r>
           </w:p>
         </w:tc>
@@ -976,7 +946,7 @@
               <w:rPr>
                 <w:sz w:val="18"/>
               </w:rPr>
-              <w:t>Наблюдаемые прошлые: известны за прошлые периоды, недоступны для горизонта прогноза. Клиентские метрики и производные трафика.</w:t>
+              <w:t>Наблюдаемые прошлые (энкодер видит их только за прошлое). Намеренно пусто: все ковариаты перенесены в KNOWN для поддержки what-if.</w:t>
             </w:r>
           </w:p>
         </w:tc>
@@ -990,7 +960,7 @@
               <w:rPr>
                 <w:sz w:val="18"/>
               </w:rPr>
-              <w:t>18</w:t>
+              <w:t>0</w:t>
             </w:r>
           </w:p>
         </w:tc>
@@ -1020,7 +990,7 @@
               <w:rPr>
                 <w:sz w:val="18"/>
               </w:rPr>
-              <w:t>12 целевых переменных (5 видов топлива + 7 категорий магазина). TFT использует их как авторегрессивные входы энкодера автоматически.</w:t>
+              <w:t>12 целевых переменных. TFT использует их как авторегрессивные входы энкодера (лаговые значения) автоматически через target=TARGET_COLS.</w:t>
             </w:r>
           </w:p>
         </w:tc>
@@ -1058,7 +1028,7 @@
           <w:i w:val="0"/>
           <w:sz w:val="20"/>
         </w:rPr>
-        <w:t>Паспортные данные АЗС из gas_stations_static.csv. Не изменяются во времени. TFT строит для них глобальный статический энкодер (контекстный вектор). Категориальные не нормализуются (эмбеддинги); числовые — Z-score не применяется.</w:t>
+        <w:t>Паспортные данные АЗС из 5stations_metadata.csv. Не изменяются во времени и не нормализуются (Z-score не применяется). TFT строит для них глобальный статический энкодер (контекстный вектор).</w:t>
       </w:r>
     </w:p>
     <w:tbl>
@@ -1087,13 +1057,13 @@
                 <w:color w:val="FFFFFF"/>
                 <w:sz w:val="18"/>
               </w:rPr>
-              <w:t>Переменная (оригинал)</w:t>
-            </w:r>
-          </w:p>
-        </w:tc>
-        <w:tc>
-          <w:tcPr>
-            <w:tcW w:type="dxa" w:w="1984"/>
+              <w:t>Переменная</w:t>
+            </w:r>
+          </w:p>
+        </w:tc>
+        <w:tc>
+          <w:tcPr>
+            <w:tcW w:type="dxa" w:w="2268"/>
             <w:shd w:fill="1F3964" w:val="clear"/>
           </w:tcPr>
           <w:p>
@@ -1103,13 +1073,13 @@
                 <w:color w:val="FFFFFF"/>
                 <w:sz w:val="18"/>
               </w:rPr>
-              <w:t>Тип TFT</w:t>
-            </w:r>
-          </w:p>
-        </w:tc>
-        <w:tc>
-          <w:tcPr>
-            <w:tcW w:type="dxa" w:w="2268"/>
+              <w:t>Тип TFT-входа</w:t>
+            </w:r>
+          </w:p>
+        </w:tc>
+        <w:tc>
+          <w:tcPr>
+            <w:tcW w:type="dxa" w:w="2551"/>
             <w:shd w:fill="1F3964" w:val="clear"/>
           </w:tcPr>
           <w:p>
@@ -1125,7 +1095,7 @@
         </w:tc>
         <w:tc>
           <w:tcPr>
-            <w:tcW w:type="dxa" w:w="3402"/>
+            <w:tcW w:type="dxa" w:w="2835"/>
             <w:shd w:fill="1F3964" w:val="clear"/>
           </w:tcPr>
           <w:p>
@@ -1157,20 +1127,6 @@
         </w:tc>
         <w:tc>
           <w:tcPr>
-            <w:tcW w:type="dxa" w:w="1984"/>
-            <w:shd w:fill="F2F2F2" w:val="clear"/>
-          </w:tcPr>
-          <w:p>
-            <w:r>
-              <w:rPr>
-                <w:sz w:val="18"/>
-              </w:rPr>
-              <w:t>static_categoricals</w:t>
-            </w:r>
-          </w:p>
-        </w:tc>
-        <w:tc>
-          <w:tcPr>
             <w:tcW w:type="dxa" w:w="2268"/>
             <w:shd w:fill="F2F2F2" w:val="clear"/>
           </w:tcPr>
@@ -1179,13 +1135,13 @@
               <w:rPr>
                 <w:sz w:val="18"/>
               </w:rPr>
-              <w:t>LabelEncoder -&gt; road_type_enc</w:t>
-            </w:r>
-          </w:p>
-        </w:tc>
-        <w:tc>
-          <w:tcPr>
-            <w:tcW w:type="dxa" w:w="3402"/>
+              <w:t>static_categoricals</w:t>
+            </w:r>
+          </w:p>
+        </w:tc>
+        <w:tc>
+          <w:tcPr>
+            <w:tcW w:type="dxa" w:w="2551"/>
             <w:shd w:fill="F2F2F2" w:val="clear"/>
           </w:tcPr>
           <w:p>
@@ -1193,7 +1149,21 @@
               <w:rPr>
                 <w:sz w:val="18"/>
               </w:rPr>
-              <w:t>Тип дороги (федеральная / региональная / местная)</w:t>
+              <w:t>LabelEncoder → road_type_enc</w:t>
+            </w:r>
+          </w:p>
+        </w:tc>
+        <w:tc>
+          <w:tcPr>
+            <w:tcW w:type="dxa" w:w="2835"/>
+            <w:shd w:fill="F2F2F2" w:val="clear"/>
+          </w:tcPr>
+          <w:p>
+            <w:r>
+              <w:rPr>
+                <w:sz w:val="18"/>
+              </w:rPr>
+              <w:t>Тип дороги (федеральная / региональная)</w:t>
             </w:r>
           </w:p>
         </w:tc>
@@ -1209,21 +1179,7 @@
               <w:rPr>
                 <w:sz w:val="18"/>
               </w:rPr>
-              <w:t>road_level</w:t>
-            </w:r>
-          </w:p>
-        </w:tc>
-        <w:tc>
-          <w:tcPr>
-            <w:tcW w:type="dxa" w:w="1984"/>
-            <w:shd w:fill="FFFFFF" w:val="clear"/>
-          </w:tcPr>
-          <w:p>
-            <w:r>
-              <w:rPr>
-                <w:sz w:val="18"/>
-              </w:rPr>
-              <w:t>static_categoricals</w:t>
+              <w:t>direction</w:t>
             </w:r>
           </w:p>
         </w:tc>
@@ -1237,13 +1193,13 @@
               <w:rPr>
                 <w:sz w:val="18"/>
               </w:rPr>
-              <w:t>LabelEncoder -&gt; road_level_enc</w:t>
-            </w:r>
-          </w:p>
-        </w:tc>
-        <w:tc>
-          <w:tcPr>
-            <w:tcW w:type="dxa" w:w="3402"/>
+              <w:t>static_categoricals</w:t>
+            </w:r>
+          </w:p>
+        </w:tc>
+        <w:tc>
+          <w:tcPr>
+            <w:tcW w:type="dxa" w:w="2551"/>
             <w:shd w:fill="FFFFFF" w:val="clear"/>
           </w:tcPr>
           <w:p>
@@ -1251,7 +1207,21 @@
               <w:rPr>
                 <w:sz w:val="18"/>
               </w:rPr>
-              <w:t>Уровень дороги (числовой код: 1, 5, …). Порядковая категория, не число.</w:t>
+              <w:t>LabelEncoder → direction_enc</w:t>
+            </w:r>
+          </w:p>
+        </w:tc>
+        <w:tc>
+          <w:tcPr>
+            <w:tcW w:type="dxa" w:w="2835"/>
+            <w:shd w:fill="FFFFFF" w:val="clear"/>
+          </w:tcPr>
+          <w:p>
+            <w:r>
+              <w:rPr>
+                <w:sz w:val="18"/>
+              </w:rPr>
+              <w:t>Направление трафика (транзит / въезд / выезд)</w:t>
             </w:r>
           </w:p>
         </w:tc>
@@ -1267,21 +1237,7 @@
               <w:rPr>
                 <w:sz w:val="18"/>
               </w:rPr>
-              <w:t>direction</w:t>
-            </w:r>
-          </w:p>
-        </w:tc>
-        <w:tc>
-          <w:tcPr>
-            <w:tcW w:type="dxa" w:w="1984"/>
-            <w:shd w:fill="F2F2F2" w:val="clear"/>
-          </w:tcPr>
-          <w:p>
-            <w:r>
-              <w:rPr>
-                <w:sz w:val="18"/>
-              </w:rPr>
-              <w:t>static_categoricals</w:t>
+              <w:t>settlement_size</w:t>
             </w:r>
           </w:p>
         </w:tc>
@@ -1295,13 +1251,13 @@
               <w:rPr>
                 <w:sz w:val="18"/>
               </w:rPr>
-              <w:t>LabelEncoder -&gt; direction_enc</w:t>
-            </w:r>
-          </w:p>
-        </w:tc>
-        <w:tc>
-          <w:tcPr>
-            <w:tcW w:type="dxa" w:w="3402"/>
+              <w:t>static_categoricals</w:t>
+            </w:r>
+          </w:p>
+        </w:tc>
+        <w:tc>
+          <w:tcPr>
+            <w:tcW w:type="dxa" w:w="2551"/>
             <w:shd w:fill="F2F2F2" w:val="clear"/>
           </w:tcPr>
           <w:p>
@@ -1309,7 +1265,21 @@
               <w:rPr>
                 <w:sz w:val="18"/>
               </w:rPr>
-              <w:t>Направление (транзит-трассовая / городская и др.)</w:t>
+              <w:t>LabelEncoder → settlement_size_enc</w:t>
+            </w:r>
+          </w:p>
+        </w:tc>
+        <w:tc>
+          <w:tcPr>
+            <w:tcW w:type="dxa" w:w="2835"/>
+            <w:shd w:fill="F2F2F2" w:val="clear"/>
+          </w:tcPr>
+          <w:p>
+            <w:r>
+              <w:rPr>
+                <w:sz w:val="18"/>
+              </w:rPr>
+              <w:t>Размер ближайшего населённого пункта</w:t>
             </w:r>
           </w:p>
         </w:tc>
@@ -1325,21 +1295,7 @@
               <w:rPr>
                 <w:sz w:val="18"/>
               </w:rPr>
-              <w:t>settlement_size</w:t>
-            </w:r>
-          </w:p>
-        </w:tc>
-        <w:tc>
-          <w:tcPr>
-            <w:tcW w:type="dxa" w:w="1984"/>
-            <w:shd w:fill="FFFFFF" w:val="clear"/>
-          </w:tcPr>
-          <w:p>
-            <w:r>
-              <w:rPr>
-                <w:sz w:val="18"/>
-              </w:rPr>
-              <w:t>static_categoricals</w:t>
+              <w:t>distance_to_city_km</w:t>
             </w:r>
           </w:p>
         </w:tc>
@@ -1353,13 +1309,13 @@
               <w:rPr>
                 <w:sz w:val="18"/>
               </w:rPr>
-              <w:t>LabelEncoder -&gt; settlement_size_enc</w:t>
-            </w:r>
-          </w:p>
-        </w:tc>
-        <w:tc>
-          <w:tcPr>
-            <w:tcW w:type="dxa" w:w="3402"/>
+              <w:t>static_reals</w:t>
+            </w:r>
+          </w:p>
+        </w:tc>
+        <w:tc>
+          <w:tcPr>
+            <w:tcW w:type="dxa" w:w="2551"/>
             <w:shd w:fill="FFFFFF" w:val="clear"/>
           </w:tcPr>
           <w:p>
@@ -1367,7 +1323,21 @@
               <w:rPr>
                 <w:sz w:val="18"/>
               </w:rPr>
-              <w:t>Размер ближайшего населённого пункта (код 1–6). Порядковая категория.</w:t>
+              <w:t>—</w:t>
+            </w:r>
+          </w:p>
+        </w:tc>
+        <w:tc>
+          <w:tcPr>
+            <w:tcW w:type="dxa" w:w="2835"/>
+            <w:shd w:fill="FFFFFF" w:val="clear"/>
+          </w:tcPr>
+          <w:p>
+            <w:r>
+              <w:rPr>
+                <w:sz w:val="18"/>
+              </w:rPr>
+              <w:t>Расстояние до ближайшего города, км</w:t>
             </w:r>
           </w:p>
         </w:tc>
@@ -1383,21 +1353,7 @@
               <w:rPr>
                 <w:sz w:val="18"/>
               </w:rPr>
-              <w:t>distance_to_city_km</w:t>
-            </w:r>
-          </w:p>
-        </w:tc>
-        <w:tc>
-          <w:tcPr>
-            <w:tcW w:type="dxa" w:w="1984"/>
-            <w:shd w:fill="F2F2F2" w:val="clear"/>
-          </w:tcPr>
-          <w:p>
-            <w:r>
-              <w:rPr>
-                <w:sz w:val="18"/>
-              </w:rPr>
-              <w:t>static_categoricals</w:t>
+              <w:t>shop_area_m2</w:t>
             </w:r>
           </w:p>
         </w:tc>
@@ -1411,13 +1367,13 @@
               <w:rPr>
                 <w:sz w:val="18"/>
               </w:rPr>
-              <w:t>LabelEncoder -&gt; distance_to_city_km_enc</w:t>
-            </w:r>
-          </w:p>
-        </w:tc>
-        <w:tc>
-          <w:tcPr>
-            <w:tcW w:type="dxa" w:w="3402"/>
+              <w:t>static_reals</w:t>
+            </w:r>
+          </w:p>
+        </w:tc>
+        <w:tc>
+          <w:tcPr>
+            <w:tcW w:type="dxa" w:w="2551"/>
             <w:shd w:fill="F2F2F2" w:val="clear"/>
           </w:tcPr>
           <w:p>
@@ -1425,7 +1381,21 @@
               <w:rPr>
                 <w:sz w:val="18"/>
               </w:rPr>
-              <w:t>Расстояние до ближайшего города (код 0–6). Порядковая категория.</w:t>
+              <w:t>—</w:t>
+            </w:r>
+          </w:p>
+        </w:tc>
+        <w:tc>
+          <w:tcPr>
+            <w:tcW w:type="dxa" w:w="2835"/>
+            <w:shd w:fill="F2F2F2" w:val="clear"/>
+          </w:tcPr>
+          <w:p>
+            <w:r>
+              <w:rPr>
+                <w:sz w:val="18"/>
+              </w:rPr>
+              <w:t>Площадь магазина, м²</w:t>
             </w:r>
           </w:p>
         </w:tc>
@@ -1441,21 +1411,7 @@
               <w:rPr>
                 <w:sz w:val="18"/>
               </w:rPr>
-              <w:t>shop_area_m2</w:t>
-            </w:r>
-          </w:p>
-        </w:tc>
-        <w:tc>
-          <w:tcPr>
-            <w:tcW w:type="dxa" w:w="1984"/>
-            <w:shd w:fill="FFFFFF" w:val="clear"/>
-          </w:tcPr>
-          <w:p>
-            <w:r>
-              <w:rPr>
-                <w:sz w:val="18"/>
-              </w:rPr>
-              <w:t>static_reals</w:t>
+              <w:t>num_pumps_AI92/95/98/DT_* (7 к.)</w:t>
             </w:r>
           </w:p>
         </w:tc>
@@ -1469,13 +1425,27 @@
               <w:rPr>
                 <w:sz w:val="18"/>
               </w:rPr>
+              <w:t>static_reals</w:t>
+            </w:r>
+          </w:p>
+        </w:tc>
+        <w:tc>
+          <w:tcPr>
+            <w:tcW w:type="dxa" w:w="2551"/>
+            <w:shd w:fill="FFFFFF" w:val="clear"/>
+          </w:tcPr>
+          <w:p>
+            <w:r>
+              <w:rPr>
+                <w:sz w:val="18"/>
+              </w:rPr>
               <w:t>—</w:t>
             </w:r>
           </w:p>
         </w:tc>
         <w:tc>
           <w:tcPr>
-            <w:tcW w:type="dxa" w:w="3402"/>
+            <w:tcW w:type="dxa" w:w="2835"/>
             <w:shd w:fill="FFFFFF" w:val="clear"/>
           </w:tcPr>
           <w:p>
@@ -1483,7 +1453,7 @@
               <w:rPr>
                 <w:sz w:val="18"/>
               </w:rPr>
-              <w:t>Площадь магазина, м²</w:t>
+              <w:t>Количество колонок по каждому виду топлива</w:t>
             </w:r>
           </w:p>
         </w:tc>
@@ -1499,21 +1469,7 @@
               <w:rPr>
                 <w:sz w:val="18"/>
               </w:rPr>
-              <w:t>num_pumps_AI92/95/AI100_bio/DT/DT_bio/... (10 к.)</w:t>
-            </w:r>
-          </w:p>
-        </w:tc>
-        <w:tc>
-          <w:tcPr>
-            <w:tcW w:type="dxa" w:w="1984"/>
-            <w:shd w:fill="F2F2F2" w:val="clear"/>
-          </w:tcPr>
-          <w:p>
-            <w:r>
-              <w:rPr>
-                <w:sz w:val="18"/>
-              </w:rPr>
-              <w:t>static_reals</w:t>
+              <w:t>has_car_wash / cafe / shop / tire / hotel (5 к.)</w:t>
             </w:r>
           </w:p>
         </w:tc>
@@ -1527,13 +1483,13 @@
               <w:rPr>
                 <w:sz w:val="18"/>
               </w:rPr>
-              <w:t>— (целые числа)</w:t>
-            </w:r>
-          </w:p>
-        </w:tc>
-        <w:tc>
-          <w:tcPr>
-            <w:tcW w:type="dxa" w:w="3402"/>
+              <w:t>static_reals</w:t>
+            </w:r>
+          </w:p>
+        </w:tc>
+        <w:tc>
+          <w:tcPr>
+            <w:tcW w:type="dxa" w:w="2551"/>
             <w:shd w:fill="F2F2F2" w:val="clear"/>
           </w:tcPr>
           <w:p>
@@ -1541,7 +1497,21 @@
               <w:rPr>
                 <w:sz w:val="18"/>
               </w:rPr>
-              <w:t>Количество колонок по каждому виду топлива (AI92, AI92_bio, AI95, AI95_bio, AI100_bio, DT, DT_bio, SUG, KPG, SPG)</w:t>
+              <w:t>— (бинарные)</w:t>
+            </w:r>
+          </w:p>
+        </w:tc>
+        <w:tc>
+          <w:tcPr>
+            <w:tcW w:type="dxa" w:w="2835"/>
+            <w:shd w:fill="F2F2F2" w:val="clear"/>
+          </w:tcPr>
+          <w:p>
+            <w:r>
+              <w:rPr>
+                <w:sz w:val="18"/>
+              </w:rPr>
+              <w:t>Наличие сервисов (0/1)</w:t>
             </w:r>
           </w:p>
         </w:tc>
@@ -1557,21 +1527,7 @@
               <w:rPr>
                 <w:sz w:val="18"/>
               </w:rPr>
-              <w:t>has_car_wash / has_tire_service / has_cafe / has_hotel / has_shop (5 к.)</w:t>
-            </w:r>
-          </w:p>
-        </w:tc>
-        <w:tc>
-          <w:tcPr>
-            <w:tcW w:type="dxa" w:w="1984"/>
-            <w:shd w:fill="FFFFFF" w:val="clear"/>
-          </w:tcPr>
-          <w:p>
-            <w:r>
-              <w:rPr>
-                <w:sz w:val="18"/>
-              </w:rPr>
-              <w:t>static_reals</w:t>
+              <w:t>competitors_within_5km</w:t>
             </w:r>
           </w:p>
         </w:tc>
@@ -1585,13 +1541,13 @@
               <w:rPr>
                 <w:sz w:val="18"/>
               </w:rPr>
-              <w:t>— (бинарные)</w:t>
-            </w:r>
-          </w:p>
-        </w:tc>
-        <w:tc>
-          <w:tcPr>
-            <w:tcW w:type="dxa" w:w="3402"/>
+              <w:t>static_reals</w:t>
+            </w:r>
+          </w:p>
+        </w:tc>
+        <w:tc>
+          <w:tcPr>
+            <w:tcW w:type="dxa" w:w="2551"/>
             <w:shd w:fill="FFFFFF" w:val="clear"/>
           </w:tcPr>
           <w:p>
@@ -1599,7 +1555,21 @@
               <w:rPr>
                 <w:sz w:val="18"/>
               </w:rPr>
-              <w:t>Наличие основных сервисов (0/1)</w:t>
+              <w:t>—</w:t>
+            </w:r>
+          </w:p>
+        </w:tc>
+        <w:tc>
+          <w:tcPr>
+            <w:tcW w:type="dxa" w:w="2835"/>
+            <w:shd w:fill="FFFFFF" w:val="clear"/>
+          </w:tcPr>
+          <w:p>
+            <w:r>
+              <w:rPr>
+                <w:sz w:val="18"/>
+              </w:rPr>
+              <w:t>Число конкурирующих АЗС в радиусе 5 км</w:t>
             </w:r>
           </w:p>
         </w:tc>
@@ -1615,21 +1585,7 @@
               <w:rPr>
                 <w:sz w:val="18"/>
               </w:rPr>
-              <w:t>has_shop_молельная_комната / has_shop_прачечная / has_shop_электрозарядная_станция / has_shop_подкачка_шин (4 к.)</w:t>
-            </w:r>
-          </w:p>
-        </w:tc>
-        <w:tc>
-          <w:tcPr>
-            <w:tcW w:type="dxa" w:w="1984"/>
-            <w:shd w:fill="F2F2F2" w:val="clear"/>
-          </w:tcPr>
-          <w:p>
-            <w:r>
-              <w:rPr>
-                <w:sz w:val="18"/>
-              </w:rPr>
-              <w:t>static_reals</w:t>
+              <w:t>customer_loyalty_score</w:t>
             </w:r>
           </w:p>
         </w:tc>
@@ -1643,13 +1599,13 @@
               <w:rPr>
                 <w:sz w:val="18"/>
               </w:rPr>
-              <w:t>— (бинарные)</w:t>
-            </w:r>
-          </w:p>
-        </w:tc>
-        <w:tc>
-          <w:tcPr>
-            <w:tcW w:type="dxa" w:w="3402"/>
+              <w:t>static_reals</w:t>
+            </w:r>
+          </w:p>
+        </w:tc>
+        <w:tc>
+          <w:tcPr>
+            <w:tcW w:type="dxa" w:w="2551"/>
             <w:shd w:fill="F2F2F2" w:val="clear"/>
           </w:tcPr>
           <w:p>
@@ -1657,7 +1613,21 @@
               <w:rPr>
                 <w:sz w:val="18"/>
               </w:rPr>
-              <w:t>Наличие дополнительных услуг магазина (0/1)</w:t>
+              <w:t>—</w:t>
+            </w:r>
+          </w:p>
+        </w:tc>
+        <w:tc>
+          <w:tcPr>
+            <w:tcW w:type="dxa" w:w="2835"/>
+            <w:shd w:fill="F2F2F2" w:val="clear"/>
+          </w:tcPr>
+          <w:p>
+            <w:r>
+              <w:rPr>
+                <w:sz w:val="18"/>
+              </w:rPr>
+              <w:t>Оценка лояльности клиентов</w:t>
             </w:r>
           </w:p>
         </w:tc>
@@ -1673,21 +1643,7 @@
               <w:rPr>
                 <w:sz w:val="18"/>
               </w:rPr>
-              <w:t>competitors_wink</w:t>
-            </w:r>
-          </w:p>
-        </w:tc>
-        <w:tc>
-          <w:tcPr>
-            <w:tcW w:type="dxa" w:w="1984"/>
-            <w:shd w:fill="FFFFFF" w:val="clear"/>
-          </w:tcPr>
-          <w:p>
-            <w:r>
-              <w:rPr>
-                <w:sz w:val="18"/>
-              </w:rPr>
-              <w:t>static_reals</w:t>
+              <w:t>staff_quality_score</w:t>
             </w:r>
           </w:p>
         </w:tc>
@@ -1701,13 +1657,27 @@
               <w:rPr>
                 <w:sz w:val="18"/>
               </w:rPr>
+              <w:t>static_reals</w:t>
+            </w:r>
+          </w:p>
+        </w:tc>
+        <w:tc>
+          <w:tcPr>
+            <w:tcW w:type="dxa" w:w="2551"/>
+            <w:shd w:fill="FFFFFF" w:val="clear"/>
+          </w:tcPr>
+          <w:p>
+            <w:r>
+              <w:rPr>
+                <w:sz w:val="18"/>
+              </w:rPr>
               <w:t>—</w:t>
             </w:r>
           </w:p>
         </w:tc>
         <w:tc>
           <w:tcPr>
-            <w:tcW w:type="dxa" w:w="3402"/>
+            <w:tcW w:type="dxa" w:w="2835"/>
             <w:shd w:fill="FFFFFF" w:val="clear"/>
           </w:tcPr>
           <w:p>
@@ -1715,7 +1685,181 @@
               <w:rPr>
                 <w:sz w:val="18"/>
               </w:rPr>
-              <w:t>Число конкурирующих АЗС поблизости (данные Wink)</w:t>
+              <w:t>Оценка качества работы персонала</w:t>
+            </w:r>
+          </w:p>
+        </w:tc>
+      </w:tr>
+      <w:tr>
+        <w:tc>
+          <w:tcPr>
+            <w:tcW w:type="dxa" w:w="2835"/>
+            <w:shd w:fill="F2F2F2" w:val="clear"/>
+          </w:tcPr>
+          <w:p>
+            <w:r>
+              <w:rPr>
+                <w:sz w:val="18"/>
+              </w:rPr>
+              <w:t>corporate_customer_ratio</w:t>
+            </w:r>
+          </w:p>
+        </w:tc>
+        <w:tc>
+          <w:tcPr>
+            <w:tcW w:type="dxa" w:w="2268"/>
+            <w:shd w:fill="F2F2F2" w:val="clear"/>
+          </w:tcPr>
+          <w:p>
+            <w:r>
+              <w:rPr>
+                <w:sz w:val="18"/>
+              </w:rPr>
+              <w:t>static_reals</w:t>
+            </w:r>
+          </w:p>
+        </w:tc>
+        <w:tc>
+          <w:tcPr>
+            <w:tcW w:type="dxa" w:w="2551"/>
+            <w:shd w:fill="F2F2F2" w:val="clear"/>
+          </w:tcPr>
+          <w:p>
+            <w:r>
+              <w:rPr>
+                <w:sz w:val="18"/>
+              </w:rPr>
+              <w:t>—</w:t>
+            </w:r>
+          </w:p>
+        </w:tc>
+        <w:tc>
+          <w:tcPr>
+            <w:tcW w:type="dxa" w:w="2835"/>
+            <w:shd w:fill="F2F2F2" w:val="clear"/>
+          </w:tcPr>
+          <w:p>
+            <w:r>
+              <w:rPr>
+                <w:sz w:val="18"/>
+              </w:rPr>
+              <w:t>Доля корпоративных клиентов</w:t>
+            </w:r>
+          </w:p>
+        </w:tc>
+      </w:tr>
+      <w:tr>
+        <w:tc>
+          <w:tcPr>
+            <w:tcW w:type="dxa" w:w="2835"/>
+            <w:shd w:fill="FFFFFF" w:val="clear"/>
+          </w:tcPr>
+          <w:p>
+            <w:r>
+              <w:rPr>
+                <w:sz w:val="18"/>
+              </w:rPr>
+              <w:t>staff_engagement_score</w:t>
+            </w:r>
+          </w:p>
+        </w:tc>
+        <w:tc>
+          <w:tcPr>
+            <w:tcW w:type="dxa" w:w="2268"/>
+            <w:shd w:fill="FFFFFF" w:val="clear"/>
+          </w:tcPr>
+          <w:p>
+            <w:r>
+              <w:rPr>
+                <w:sz w:val="18"/>
+              </w:rPr>
+              <w:t>static_reals</w:t>
+            </w:r>
+          </w:p>
+        </w:tc>
+        <w:tc>
+          <w:tcPr>
+            <w:tcW w:type="dxa" w:w="2551"/>
+            <w:shd w:fill="FFFFFF" w:val="clear"/>
+          </w:tcPr>
+          <w:p>
+            <w:r>
+              <w:rPr>
+                <w:sz w:val="18"/>
+              </w:rPr>
+              <w:t>—</w:t>
+            </w:r>
+          </w:p>
+        </w:tc>
+        <w:tc>
+          <w:tcPr>
+            <w:tcW w:type="dxa" w:w="2835"/>
+            <w:shd w:fill="FFFFFF" w:val="clear"/>
+          </w:tcPr>
+          <w:p>
+            <w:r>
+              <w:rPr>
+                <w:sz w:val="18"/>
+              </w:rPr>
+              <w:t>Оценка вовлечённости персонала</w:t>
+            </w:r>
+          </w:p>
+        </w:tc>
+      </w:tr>
+      <w:tr>
+        <w:tc>
+          <w:tcPr>
+            <w:tcW w:type="dxa" w:w="2835"/>
+            <w:shd w:fill="F2F2F2" w:val="clear"/>
+          </w:tcPr>
+          <w:p>
+            <w:r>
+              <w:rPr>
+                <w:sz w:val="18"/>
+              </w:rPr>
+              <w:t>base_price_AI92/95/98/DT_* (7 к.)</w:t>
+            </w:r>
+          </w:p>
+        </w:tc>
+        <w:tc>
+          <w:tcPr>
+            <w:tcW w:type="dxa" w:w="2268"/>
+            <w:shd w:fill="F2F2F2" w:val="clear"/>
+          </w:tcPr>
+          <w:p>
+            <w:r>
+              <w:rPr>
+                <w:sz w:val="18"/>
+              </w:rPr>
+              <w:t>static_reals</w:t>
+            </w:r>
+          </w:p>
+        </w:tc>
+        <w:tc>
+          <w:tcPr>
+            <w:tcW w:type="dxa" w:w="2551"/>
+            <w:shd w:fill="F2F2F2" w:val="clear"/>
+          </w:tcPr>
+          <w:p>
+            <w:r>
+              <w:rPr>
+                <w:sz w:val="18"/>
+              </w:rPr>
+              <w:t>—</w:t>
+            </w:r>
+          </w:p>
+        </w:tc>
+        <w:tc>
+          <w:tcPr>
+            <w:tcW w:type="dxa" w:w="2835"/>
+            <w:shd w:fill="F2F2F2" w:val="clear"/>
+          </w:tcPr>
+          <w:p>
+            <w:r>
+              <w:rPr>
+                <w:sz w:val="18"/>
+              </w:rPr>
+              <w:t>Базовая цена АЗС по каждому виду топлива, руб/л. Семантически отличается от текущей цены price_*: это эталонная паспортная цена, не оперативная.</w:t>
             </w:r>
           </w:p>
         </w:tc>
@@ -1739,7 +1883,7 @@
           <w:i w:val="0"/>
           <w:sz w:val="20"/>
         </w:rPr>
-        <w:t>Признаки, задаваемые заранее (расписание, метеопрогноз, плановые акции) или устанавливаемые пользователем в what-if сценарии. TFT подаёт их и в энкодер (ретроспектива), и в декодер (горизонт прогноза). Именно поэтому к ним применима сценарная аналитика.</w:t>
+        <w:t>Эти признаки задаются заранее (расписание, метеопрогноз, плановые акции) или устанавливаются пользователем в what-if сценарии. TFT подаёт их и в энкодер (ретроспектива), и в декодер (горизонт прогноза). Именно поэтому к ним применима сценарная аналитика: "что если завтра снег?" или "что если включить акцию?"</w:t>
       </w:r>
     </w:p>
     <w:tbl>
@@ -1774,7 +1918,7 @@
         </w:tc>
         <w:tc>
           <w:tcPr>
-            <w:tcW w:type="dxa" w:w="1701"/>
+            <w:tcW w:type="dxa" w:w="1984"/>
             <w:shd w:fill="1F3964" w:val="clear"/>
           </w:tcPr>
           <w:p>
@@ -1784,7 +1928,7 @@
                 <w:color w:val="FFFFFF"/>
                 <w:sz w:val="18"/>
               </w:rPr>
-              <w:t>Тип TFT</w:t>
+              <w:t>Тип TFT-входа</w:t>
             </w:r>
           </w:p>
         </w:tc>
@@ -1806,7 +1950,7 @@
         </w:tc>
         <w:tc>
           <w:tcPr>
-            <w:tcW w:type="dxa" w:w="3685"/>
+            <w:tcW w:type="dxa" w:w="3402"/>
             <w:shd w:fill="1F3964" w:val="clear"/>
           </w:tcPr>
           <w:p>
@@ -1816,7 +1960,7 @@
                 <w:color w:val="FFFFFF"/>
                 <w:sz w:val="18"/>
               </w:rPr>
-              <w:t>Обоснование / what-if</w:t>
+              <w:t>Обоснование включения</w:t>
             </w:r>
           </w:p>
         </w:tc>
@@ -1838,7 +1982,7 @@
         </w:tc>
         <w:tc>
           <w:tcPr>
-            <w:tcW w:type="dxa" w:w="1701"/>
+            <w:tcW w:type="dxa" w:w="1984"/>
             <w:shd w:fill="F2F2F2" w:val="clear"/>
           </w:tcPr>
           <w:p>
@@ -1860,13 +2004,13 @@
               <w:rPr>
                 <w:sz w:val="18"/>
               </w:rPr>
-              <w:t>LabelEncoder -&gt; season_enc</w:t>
-            </w:r>
-          </w:p>
-        </w:tc>
-        <w:tc>
-          <w:tcPr>
-            <w:tcW w:type="dxa" w:w="3685"/>
+              <w:t>LabelEncoder → season_enc</w:t>
+            </w:r>
+          </w:p>
+        </w:tc>
+        <w:tc>
+          <w:tcPr>
+            <w:tcW w:type="dxa" w:w="3402"/>
             <w:shd w:fill="F2F2F2" w:val="clear"/>
           </w:tcPr>
           <w:p>
@@ -1874,7 +2018,7 @@
               <w:rPr>
                 <w:sz w:val="18"/>
               </w:rPr>
-              <w:t>Сезон известен заранее; what-if: другой сезон</w:t>
+              <w:t>Сезон известен заранее; what-if: изменение сезона</w:t>
             </w:r>
           </w:p>
         </w:tc>
@@ -1890,13 +2034,13 @@
               <w:rPr>
                 <w:sz w:val="18"/>
               </w:rPr>
-              <w:t>holiday_name</w:t>
-            </w:r>
-          </w:p>
-        </w:tc>
-        <w:tc>
-          <w:tcPr>
-            <w:tcW w:type="dxa" w:w="1701"/>
+              <w:t>weather_condition</w:t>
+            </w:r>
+          </w:p>
+        </w:tc>
+        <w:tc>
+          <w:tcPr>
+            <w:tcW w:type="dxa" w:w="1984"/>
             <w:shd w:fill="FFFFFF" w:val="clear"/>
           </w:tcPr>
           <w:p>
@@ -1918,13 +2062,13 @@
               <w:rPr>
                 <w:sz w:val="18"/>
               </w:rPr>
-              <w:t>NaN-&gt;'нет_праздника'; LabelEncoder</w:t>
-            </w:r>
-          </w:p>
-        </w:tc>
-        <w:tc>
-          <w:tcPr>
-            <w:tcW w:type="dxa" w:w="3685"/>
+              <w:t>LabelEncoder → weather_condition_enc</w:t>
+            </w:r>
+          </w:p>
+        </w:tc>
+        <w:tc>
+          <w:tcPr>
+            <w:tcW w:type="dxa" w:w="3402"/>
             <w:shd w:fill="FFFFFF" w:val="clear"/>
           </w:tcPr>
           <w:p>
@@ -1932,7 +2076,7 @@
               <w:rPr>
                 <w:sz w:val="18"/>
               </w:rPr>
-              <w:t>Государственные праздники известны заранее</w:t>
+              <w:t>Тип погоды (ясно/снег/дождь…): задаётся по прогнозу; what-if: "что если метель?"</w:t>
             </w:r>
           </w:p>
         </w:tc>
@@ -1948,13 +2092,13 @@
               <w:rPr>
                 <w:sz w:val="18"/>
               </w:rPr>
-              <w:t>day_of_week, day_of_week_sin, day_of_week_cos (3)</w:t>
-            </w:r>
-          </w:p>
-        </w:tc>
-        <w:tc>
-          <w:tcPr>
-            <w:tcW w:type="dxa" w:w="1701"/>
+              <w:t>ad_channel</w:t>
+            </w:r>
+          </w:p>
+        </w:tc>
+        <w:tc>
+          <w:tcPr>
+            <w:tcW w:type="dxa" w:w="1984"/>
             <w:shd w:fill="F2F2F2" w:val="clear"/>
           </w:tcPr>
           <w:p>
@@ -1962,7 +2106,7 @@
               <w:rPr>
                 <w:sz w:val="18"/>
               </w:rPr>
-              <w:t>known_reals</w:t>
+              <w:t>known_categoricals</w:t>
             </w:r>
           </w:p>
         </w:tc>
@@ -1976,13 +2120,13 @@
               <w:rPr>
                 <w:sz w:val="18"/>
               </w:rPr>
-              <w:t>sin/cos(2*pi*d/7)</w:t>
-            </w:r>
-          </w:p>
-        </w:tc>
-        <w:tc>
-          <w:tcPr>
-            <w:tcW w:type="dxa" w:w="3685"/>
+              <w:t>NaN→'нет_рекламы'; LabelEncoder</w:t>
+            </w:r>
+          </w:p>
+        </w:tc>
+        <w:tc>
+          <w:tcPr>
+            <w:tcW w:type="dxa" w:w="3402"/>
             <w:shd w:fill="F2F2F2" w:val="clear"/>
           </w:tcPr>
           <w:p>
@@ -1990,7 +2134,7 @@
               <w:rPr>
                 <w:sz w:val="18"/>
               </w:rPr>
-              <w:t>День недели; циклическое кодирование устраняет разрыв Вс-&gt;Пн</w:t>
+              <w:t>Канал рекламы планируется заранее; what-if: выбор канала</w:t>
             </w:r>
           </w:p>
         </w:tc>
@@ -2006,13 +2150,13 @@
               <w:rPr>
                 <w:sz w:val="18"/>
               </w:rPr>
-              <w:t>week_of_year, week_of_year_sin, week_of_year_cos (3)</w:t>
-            </w:r>
-          </w:p>
-        </w:tc>
-        <w:tc>
-          <w:tcPr>
-            <w:tcW w:type="dxa" w:w="1701"/>
+              <w:t>holiday_name</w:t>
+            </w:r>
+          </w:p>
+        </w:tc>
+        <w:tc>
+          <w:tcPr>
+            <w:tcW w:type="dxa" w:w="1984"/>
             <w:shd w:fill="FFFFFF" w:val="clear"/>
           </w:tcPr>
           <w:p>
@@ -2020,7 +2164,7 @@
               <w:rPr>
                 <w:sz w:val="18"/>
               </w:rPr>
-              <w:t>known_reals</w:t>
+              <w:t>known_categoricals</w:t>
             </w:r>
           </w:p>
         </w:tc>
@@ -2034,13 +2178,13 @@
               <w:rPr>
                 <w:sz w:val="18"/>
               </w:rPr>
-              <w:t>sin/cos(2*pi*w/52)</w:t>
-            </w:r>
-          </w:p>
-        </w:tc>
-        <w:tc>
-          <w:tcPr>
-            <w:tcW w:type="dxa" w:w="3685"/>
+              <w:t>NaN→'нет_праздника'; LabelEncoder</w:t>
+            </w:r>
+          </w:p>
+        </w:tc>
+        <w:tc>
+          <w:tcPr>
+            <w:tcW w:type="dxa" w:w="3402"/>
             <w:shd w:fill="FFFFFF" w:val="clear"/>
           </w:tcPr>
           <w:p>
@@ -2048,7 +2192,7 @@
               <w:rPr>
                 <w:sz w:val="18"/>
               </w:rPr>
-              <w:t>Номер недели (сезонность)</w:t>
+              <w:t>Государственные праздники известны заранее</w:t>
             </w:r>
           </w:p>
         </w:tc>
@@ -2064,13 +2208,13 @@
               <w:rPr>
                 <w:sz w:val="18"/>
               </w:rPr>
-              <w:t>month, month_sin, month_cos (3)</w:t>
-            </w:r>
-          </w:p>
-        </w:tc>
-        <w:tc>
-          <w:tcPr>
-            <w:tcW w:type="dxa" w:w="1701"/>
+              <w:t>hour, hour_sin, hour_cos</w:t>
+            </w:r>
+          </w:p>
+        </w:tc>
+        <w:tc>
+          <w:tcPr>
+            <w:tcW w:type="dxa" w:w="1984"/>
             <w:shd w:fill="F2F2F2" w:val="clear"/>
           </w:tcPr>
           <w:p>
@@ -2092,13 +2236,13 @@
               <w:rPr>
                 <w:sz w:val="18"/>
               </w:rPr>
-              <w:t>sin/cos(2*pi*m/12)</w:t>
-            </w:r>
-          </w:p>
-        </w:tc>
-        <w:tc>
-          <w:tcPr>
-            <w:tcW w:type="dxa" w:w="3685"/>
+              <w:t>sin/cos(2π·h/24)</w:t>
+            </w:r>
+          </w:p>
+        </w:tc>
+        <w:tc>
+          <w:tcPr>
+            <w:tcW w:type="dxa" w:w="3402"/>
             <w:shd w:fill="F2F2F2" w:val="clear"/>
           </w:tcPr>
           <w:p>
@@ -2106,7 +2250,7 @@
               <w:rPr>
                 <w:sz w:val="18"/>
               </w:rPr>
-              <w:t>Месяц (месячная сезонность)</w:t>
+              <w:t>Час суток; циклическое кодирование устраняет разрыв 23→0</w:t>
             </w:r>
           </w:p>
         </w:tc>
@@ -2122,13 +2266,13 @@
               <w:rPr>
                 <w:sz w:val="18"/>
               </w:rPr>
-              <w:t>is_weekend</w:t>
-            </w:r>
-          </w:p>
-        </w:tc>
-        <w:tc>
-          <w:tcPr>
-            <w:tcW w:type="dxa" w:w="1701"/>
+              <w:t>day_of_week, dow_sin, dow_cos</w:t>
+            </w:r>
+          </w:p>
+        </w:tc>
+        <w:tc>
+          <w:tcPr>
+            <w:tcW w:type="dxa" w:w="1984"/>
             <w:shd w:fill="FFFFFF" w:val="clear"/>
           </w:tcPr>
           <w:p>
@@ -2150,13 +2294,13 @@
               <w:rPr>
                 <w:sz w:val="18"/>
               </w:rPr>
-              <w:t>— (бинарная)</w:t>
-            </w:r>
-          </w:p>
-        </w:tc>
-        <w:tc>
-          <w:tcPr>
-            <w:tcW w:type="dxa" w:w="3685"/>
+              <w:t>sin/cos(2π·d/7)</w:t>
+            </w:r>
+          </w:p>
+        </w:tc>
+        <w:tc>
+          <w:tcPr>
+            <w:tcW w:type="dxa" w:w="3402"/>
             <w:shd w:fill="FFFFFF" w:val="clear"/>
           </w:tcPr>
           <w:p>
@@ -2164,7 +2308,7 @@
               <w:rPr>
                 <w:sz w:val="18"/>
               </w:rPr>
-              <w:t>Выходной день</w:t>
+              <w:t>День недели</w:t>
             </w:r>
           </w:p>
         </w:tc>
@@ -2180,13 +2324,13 @@
               <w:rPr>
                 <w:sz w:val="18"/>
               </w:rPr>
-              <w:t>is_holiday</w:t>
-            </w:r>
-          </w:p>
-        </w:tc>
-        <w:tc>
-          <w:tcPr>
-            <w:tcW w:type="dxa" w:w="1701"/>
+              <w:t>week_of_year, woy_sin, woy_cos</w:t>
+            </w:r>
+          </w:p>
+        </w:tc>
+        <w:tc>
+          <w:tcPr>
+            <w:tcW w:type="dxa" w:w="1984"/>
             <w:shd w:fill="F2F2F2" w:val="clear"/>
           </w:tcPr>
           <w:p>
@@ -2208,13 +2352,13 @@
               <w:rPr>
                 <w:sz w:val="18"/>
               </w:rPr>
-              <w:t>— (бинарная)</w:t>
-            </w:r>
-          </w:p>
-        </w:tc>
-        <w:tc>
-          <w:tcPr>
-            <w:tcW w:type="dxa" w:w="3685"/>
+              <w:t>sin/cos(2π·w/52)</w:t>
+            </w:r>
+          </w:p>
+        </w:tc>
+        <w:tc>
+          <w:tcPr>
+            <w:tcW w:type="dxa" w:w="3402"/>
             <w:shd w:fill="F2F2F2" w:val="clear"/>
           </w:tcPr>
           <w:p>
@@ -2222,7 +2366,7 @@
               <w:rPr>
                 <w:sz w:val="18"/>
               </w:rPr>
-              <w:t>Праздничный день</w:t>
+              <w:t>Номер недели (сезонность)</w:t>
             </w:r>
           </w:p>
         </w:tc>
@@ -2238,13 +2382,13 @@
               <w:rPr>
                 <w:sz w:val="18"/>
               </w:rPr>
-              <w:t>weather_condition</w:t>
-            </w:r>
-          </w:p>
-        </w:tc>
-        <w:tc>
-          <w:tcPr>
-            <w:tcW w:type="dxa" w:w="1701"/>
+              <w:t>month, month_sin, month_cos</w:t>
+            </w:r>
+          </w:p>
+        </w:tc>
+        <w:tc>
+          <w:tcPr>
+            <w:tcW w:type="dxa" w:w="1984"/>
             <w:shd w:fill="FFFFFF" w:val="clear"/>
           </w:tcPr>
           <w:p>
@@ -2266,13 +2410,13 @@
               <w:rPr>
                 <w:sz w:val="18"/>
               </w:rPr>
-              <w:t>— (бинарный 0/1)</w:t>
-            </w:r>
-          </w:p>
-        </w:tc>
-        <w:tc>
-          <w:tcPr>
-            <w:tcW w:type="dxa" w:w="3685"/>
+              <w:t>sin/cos(2π·m/12)</w:t>
+            </w:r>
+          </w:p>
+        </w:tc>
+        <w:tc>
+          <w:tcPr>
+            <w:tcW w:type="dxa" w:w="3402"/>
             <w:shd w:fill="FFFFFF" w:val="clear"/>
           </w:tcPr>
           <w:p>
@@ -2280,7 +2424,7 @@
               <w:rPr>
                 <w:sz w:val="18"/>
               </w:rPr>
-              <w:t>Тип погоды: 0 = ясно/облачно, 1 = осадки/плохая видимость; задаётся по метеопрогнозу; what-if: 'что если осадки?'</w:t>
+              <w:t>Месяц (месячная сезонность)</w:t>
             </w:r>
           </w:p>
         </w:tc>
@@ -2296,13 +2440,13 @@
               <w:rPr>
                 <w:sz w:val="18"/>
               </w:rPr>
-              <w:t>temperature</w:t>
-            </w:r>
-          </w:p>
-        </w:tc>
-        <w:tc>
-          <w:tcPr>
-            <w:tcW w:type="dxa" w:w="1701"/>
+              <w:t>is_weekend</w:t>
+            </w:r>
+          </w:p>
+        </w:tc>
+        <w:tc>
+          <w:tcPr>
+            <w:tcW w:type="dxa" w:w="1984"/>
             <w:shd w:fill="F2F2F2" w:val="clear"/>
           </w:tcPr>
           <w:p>
@@ -2324,13 +2468,13 @@
               <w:rPr>
                 <w:sz w:val="18"/>
               </w:rPr>
-              <w:t>Z-score (только train)</w:t>
-            </w:r>
-          </w:p>
-        </w:tc>
-        <w:tc>
-          <w:tcPr>
-            <w:tcW w:type="dxa" w:w="3685"/>
+              <w:t>— (бинарная)</w:t>
+            </w:r>
+          </w:p>
+        </w:tc>
+        <w:tc>
+          <w:tcPr>
+            <w:tcW w:type="dxa" w:w="3402"/>
             <w:shd w:fill="F2F2F2" w:val="clear"/>
           </w:tcPr>
           <w:p>
@@ -2338,7 +2482,7 @@
               <w:rPr>
                 <w:sz w:val="18"/>
               </w:rPr>
-              <w:t>Температура воздуха, °C; what-if: ожидаемая температура</w:t>
+              <w:t>Выходной день</w:t>
             </w:r>
           </w:p>
         </w:tc>
@@ -2354,13 +2498,13 @@
               <w:rPr>
                 <w:sz w:val="18"/>
               </w:rPr>
-              <w:t>precipitation_mm</w:t>
-            </w:r>
-          </w:p>
-        </w:tc>
-        <w:tc>
-          <w:tcPr>
-            <w:tcW w:type="dxa" w:w="1701"/>
+              <w:t>is_holiday</w:t>
+            </w:r>
+          </w:p>
+        </w:tc>
+        <w:tc>
+          <w:tcPr>
+            <w:tcW w:type="dxa" w:w="1984"/>
             <w:shd w:fill="FFFFFF" w:val="clear"/>
           </w:tcPr>
           <w:p>
@@ -2382,13 +2526,13 @@
               <w:rPr>
                 <w:sz w:val="18"/>
               </w:rPr>
-              <w:t>Z-score (только train)</w:t>
-            </w:r>
-          </w:p>
-        </w:tc>
-        <w:tc>
-          <w:tcPr>
-            <w:tcW w:type="dxa" w:w="3685"/>
+              <w:t>— (бинарная)</w:t>
+            </w:r>
+          </w:p>
+        </w:tc>
+        <w:tc>
+          <w:tcPr>
+            <w:tcW w:type="dxa" w:w="3402"/>
             <w:shd w:fill="FFFFFF" w:val="clear"/>
           </w:tcPr>
           <w:p>
@@ -2396,7 +2540,7 @@
               <w:rPr>
                 <w:sz w:val="18"/>
               </w:rPr>
-              <w:t>Осадки, мм; what-if: интенсивность осадков</w:t>
+              <w:t>Праздничный день</w:t>
             </w:r>
           </w:p>
         </w:tc>
@@ -2412,13 +2556,13 @@
               <w:rPr>
                 <w:sz w:val="18"/>
               </w:rPr>
-              <w:t>promotion_fuel_active</w:t>
-            </w:r>
-          </w:p>
-        </w:tc>
-        <w:tc>
-          <w:tcPr>
-            <w:tcW w:type="dxa" w:w="1701"/>
+              <w:t>is_rush_hour</w:t>
+            </w:r>
+          </w:p>
+        </w:tc>
+        <w:tc>
+          <w:tcPr>
+            <w:tcW w:type="dxa" w:w="1984"/>
             <w:shd w:fill="F2F2F2" w:val="clear"/>
           </w:tcPr>
           <w:p>
@@ -2446,7 +2590,7 @@
         </w:tc>
         <w:tc>
           <w:tcPr>
-            <w:tcW w:type="dxa" w:w="3685"/>
+            <w:tcW w:type="dxa" w:w="3402"/>
             <w:shd w:fill="F2F2F2" w:val="clear"/>
           </w:tcPr>
           <w:p>
@@ -2454,7 +2598,7 @@
               <w:rPr>
                 <w:sz w:val="18"/>
               </w:rPr>
-              <w:t>Акция на топливо активна; what-if: включить/выключить</w:t>
+              <w:t>Час пик</w:t>
             </w:r>
           </w:p>
         </w:tc>
@@ -2470,13 +2614,13 @@
               <w:rPr>
                 <w:sz w:val="18"/>
               </w:rPr>
-              <w:t>promotion_shop_active</w:t>
-            </w:r>
-          </w:p>
-        </w:tc>
-        <w:tc>
-          <w:tcPr>
-            <w:tcW w:type="dxa" w:w="1701"/>
+              <w:t>is_night</w:t>
+            </w:r>
+          </w:p>
+        </w:tc>
+        <w:tc>
+          <w:tcPr>
+            <w:tcW w:type="dxa" w:w="1984"/>
             <w:shd w:fill="FFFFFF" w:val="clear"/>
           </w:tcPr>
           <w:p>
@@ -2504,7 +2648,7 @@
         </w:tc>
         <w:tc>
           <w:tcPr>
-            <w:tcW w:type="dxa" w:w="3685"/>
+            <w:tcW w:type="dxa" w:w="3402"/>
             <w:shd w:fill="FFFFFF" w:val="clear"/>
           </w:tcPr>
           <w:p>
@@ -2512,7 +2656,7 @@
               <w:rPr>
                 <w:sz w:val="18"/>
               </w:rPr>
-              <w:t>Акция в магазине; what-if: эффект промо-кампании</w:t>
+              <w:t>Ночное время</w:t>
             </w:r>
           </w:p>
         </w:tc>
@@ -2528,13 +2672,13 @@
               <w:rPr>
                 <w:sz w:val="18"/>
               </w:rPr>
-              <w:t>promotion_cafe_active</w:t>
-            </w:r>
-          </w:p>
-        </w:tc>
-        <w:tc>
-          <w:tcPr>
-            <w:tcW w:type="dxa" w:w="1701"/>
+              <w:t>is_shop_open</w:t>
+            </w:r>
+          </w:p>
+        </w:tc>
+        <w:tc>
+          <w:tcPr>
+            <w:tcW w:type="dxa" w:w="1984"/>
             <w:shd w:fill="F2F2F2" w:val="clear"/>
           </w:tcPr>
           <w:p>
@@ -2562,7 +2706,7 @@
         </w:tc>
         <w:tc>
           <w:tcPr>
-            <w:tcW w:type="dxa" w:w="3685"/>
+            <w:tcW w:type="dxa" w:w="3402"/>
             <w:shd w:fill="F2F2F2" w:val="clear"/>
           </w:tcPr>
           <w:p>
@@ -2570,7 +2714,7 @@
               <w:rPr>
                 <w:sz w:val="18"/>
               </w:rPr>
-              <w:t>Акция в кафе; what-if</w:t>
+              <w:t>Магазин открыт (1: 05:00–21:00, 0: 22:00–04:00). Производный признак. Стабилизирует нулевые продажи shop_*: модель явно знает «закрыто».</w:t>
             </w:r>
           </w:p>
         </w:tc>
@@ -2586,13 +2730,13 @@
               <w:rPr>
                 <w:sz w:val="18"/>
               </w:rPr>
-              <w:t>price_AI92 / AI95 / DT / DT_bio / AI100_bio (5 к.)</w:t>
-            </w:r>
-          </w:p>
-        </w:tc>
-        <w:tc>
-          <w:tcPr>
-            <w:tcW w:type="dxa" w:w="1701"/>
+              <w:t>promotion_fuel_active</w:t>
+            </w:r>
+          </w:p>
+        </w:tc>
+        <w:tc>
+          <w:tcPr>
+            <w:tcW w:type="dxa" w:w="1984"/>
             <w:shd w:fill="FFFFFF" w:val="clear"/>
           </w:tcPr>
           <w:p>
@@ -2614,13 +2758,13 @@
               <w:rPr>
                 <w:sz w:val="18"/>
               </w:rPr>
-              <w:t>Z-score (только train)</w:t>
-            </w:r>
-          </w:p>
-        </w:tc>
-        <w:tc>
-          <w:tcPr>
-            <w:tcW w:type="dxa" w:w="3685"/>
+              <w:t>— (бинарная)</w:t>
+            </w:r>
+          </w:p>
+        </w:tc>
+        <w:tc>
+          <w:tcPr>
+            <w:tcW w:type="dxa" w:w="3402"/>
             <w:shd w:fill="FFFFFF" w:val="clear"/>
           </w:tcPr>
           <w:p>
@@ -2628,7 +2772,7 @@
               <w:rPr>
                 <w:sz w:val="18"/>
               </w:rPr>
-              <w:t>Текущие цены топлива, руб/л; ежедневно меняются в 2025 г.; what-if: сценарий ценообразования</w:t>
+              <w:t>Акция на топливо активна; what-if: включить/выключить</w:t>
             </w:r>
           </w:p>
         </w:tc>
@@ -2644,13 +2788,13 @@
               <w:rPr>
                 <w:sz w:val="18"/>
               </w:rPr>
-              <w:t>traffic_Passengers_cars / Truck_short / Truck / Truck_long / Transporter / Undefined, полоса 1+2, попутн. (12 к.)</w:t>
-            </w:r>
-          </w:p>
-        </w:tc>
-        <w:tc>
-          <w:tcPr>
-            <w:tcW w:type="dxa" w:w="1701"/>
+              <w:t>promotion_shop_active</w:t>
+            </w:r>
+          </w:p>
+        </w:tc>
+        <w:tc>
+          <w:tcPr>
+            <w:tcW w:type="dxa" w:w="1984"/>
             <w:shd w:fill="F2F2F2" w:val="clear"/>
           </w:tcPr>
           <w:p>
@@ -2672,13 +2816,13 @@
               <w:rPr>
                 <w:sz w:val="18"/>
               </w:rPr>
-              <w:t>Z-score (только train)</w:t>
-            </w:r>
-          </w:p>
-        </w:tc>
-        <w:tc>
-          <w:tcPr>
-            <w:tcW w:type="dxa" w:w="3685"/>
+              <w:t>— (бинарная)</w:t>
+            </w:r>
+          </w:p>
+        </w:tc>
+        <w:tc>
+          <w:tcPr>
+            <w:tcW w:type="dxa" w:w="3402"/>
             <w:shd w:fill="F2F2F2" w:val="clear"/>
           </w:tcPr>
           <w:p>
@@ -2686,7 +2830,7 @@
               <w:rPr>
                 <w:sz w:val="18"/>
               </w:rPr>
-              <w:t>Счётчики ТС по типам, попутное направление; прогнозируются службами дорожного движения; what-if: высокий/низкий трафик</w:t>
+              <w:t>Акция в магазине; what-if</w:t>
             </w:r>
           </w:p>
         </w:tc>
@@ -2702,13 +2846,13 @@
               <w:rPr>
                 <w:sz w:val="18"/>
               </w:rPr>
-              <w:t>traffic_* встречное направление, полоса 1+2 (12 к.)</w:t>
-            </w:r>
-          </w:p>
-        </w:tc>
-        <w:tc>
-          <w:tcPr>
-            <w:tcW w:type="dxa" w:w="1701"/>
+              <w:t>promotion_cafe_active</w:t>
+            </w:r>
+          </w:p>
+        </w:tc>
+        <w:tc>
+          <w:tcPr>
+            <w:tcW w:type="dxa" w:w="1984"/>
             <w:shd w:fill="FFFFFF" w:val="clear"/>
           </w:tcPr>
           <w:p>
@@ -2730,13 +2874,13 @@
               <w:rPr>
                 <w:sz w:val="18"/>
               </w:rPr>
-              <w:t>Z-score (только train)</w:t>
-            </w:r>
-          </w:p>
-        </w:tc>
-        <w:tc>
-          <w:tcPr>
-            <w:tcW w:type="dxa" w:w="3685"/>
+              <w:t>— (бинарная)</w:t>
+            </w:r>
+          </w:p>
+        </w:tc>
+        <w:tc>
+          <w:tcPr>
+            <w:tcW w:type="dxa" w:w="3402"/>
             <w:shd w:fill="FFFFFF" w:val="clear"/>
           </w:tcPr>
           <w:p>
@@ -2744,7 +2888,7 @@
               <w:rPr>
                 <w:sz w:val="18"/>
               </w:rPr>
-              <w:t>Счётчики ТС, встречное направление</w:t>
+              <w:t>Акция в кафе; what-if</w:t>
             </w:r>
           </w:p>
         </w:tc>
@@ -2760,13 +2904,13 @@
               <w:rPr>
                 <w:sz w:val="18"/>
               </w:rPr>
-              <w:t>competitor_price_AI92 / AI95 / DT (3 к.)</w:t>
-            </w:r>
-          </w:p>
-        </w:tc>
-        <w:tc>
-          <w:tcPr>
-            <w:tcW w:type="dxa" w:w="1701"/>
+              <w:t>ad_active</w:t>
+            </w:r>
+          </w:p>
+        </w:tc>
+        <w:tc>
+          <w:tcPr>
+            <w:tcW w:type="dxa" w:w="1984"/>
             <w:shd w:fill="F2F2F2" w:val="clear"/>
           </w:tcPr>
           <w:p>
@@ -2788,13 +2932,13 @@
               <w:rPr>
                 <w:sz w:val="18"/>
               </w:rPr>
-              <w:t>Z-score (только train)</w:t>
-            </w:r>
-          </w:p>
-        </w:tc>
-        <w:tc>
-          <w:tcPr>
-            <w:tcW w:type="dxa" w:w="3685"/>
+              <w:t>— (бинарная)</w:t>
+            </w:r>
+          </w:p>
+        </w:tc>
+        <w:tc>
+          <w:tcPr>
+            <w:tcW w:type="dxa" w:w="3402"/>
             <w:shd w:fill="F2F2F2" w:val="clear"/>
           </w:tcPr>
           <w:p>
@@ -2802,7 +2946,7 @@
               <w:rPr>
                 <w:sz w:val="18"/>
               </w:rPr>
-              <w:t>Цены небрендовых конкурентов; what-if: снижение/повышение</w:t>
+              <w:t>Реклама активна; what-if</w:t>
             </w:r>
           </w:p>
         </w:tc>
@@ -2818,13 +2962,13 @@
               <w:rPr>
                 <w:sz w:val="18"/>
               </w:rPr>
-              <w:t>competitor_price_AI92_brend / AI95_brend / DT_brend / AI100 (4 к.)</w:t>
-            </w:r>
-          </w:p>
-        </w:tc>
-        <w:tc>
-          <w:tcPr>
-            <w:tcW w:type="dxa" w:w="1701"/>
+              <w:t>price_AI92/95/98/DT_* (7 к.)</w:t>
+            </w:r>
+          </w:p>
+        </w:tc>
+        <w:tc>
+          <w:tcPr>
+            <w:tcW w:type="dxa" w:w="1984"/>
             <w:shd w:fill="FFFFFF" w:val="clear"/>
           </w:tcPr>
           <w:p>
@@ -2846,13 +2990,13 @@
               <w:rPr>
                 <w:sz w:val="18"/>
               </w:rPr>
-              <w:t>Z-score (только train)</w:t>
-            </w:r>
-          </w:p>
-        </w:tc>
-        <w:tc>
-          <w:tcPr>
-            <w:tcW w:type="dxa" w:w="3685"/>
+              <w:t>Без Z-score (std=0 per-station)</w:t>
+            </w:r>
+          </w:p>
+        </w:tc>
+        <w:tc>
+          <w:tcPr>
+            <w:tcW w:type="dxa" w:w="3402"/>
             <w:shd w:fill="FFFFFF" w:val="clear"/>
           </w:tcPr>
           <w:p>
@@ -2860,7 +3004,529 @@
               <w:rPr>
                 <w:sz w:val="18"/>
               </w:rPr>
-              <w:t>Цены брендовых конкурентов + AI100 конкурентов; what-if</w:t>
+              <w:t>Текущие цены топлива. В 2023 г. постоянны внутри станции (std=0) → Z-score не применяется. Декодер может получать гипотетические цены в what-if.</w:t>
+            </w:r>
+          </w:p>
+        </w:tc>
+      </w:tr>
+      <w:tr>
+        <w:tc>
+          <w:tcPr>
+            <w:tcW w:type="dxa" w:w="2835"/>
+            <w:shd w:fill="F2F2F2" w:val="clear"/>
+          </w:tcPr>
+          <w:p>
+            <w:r>
+              <w:rPr>
+                <w:sz w:val="18"/>
+              </w:rPr>
+              <w:t>temperature</w:t>
+            </w:r>
+          </w:p>
+        </w:tc>
+        <w:tc>
+          <w:tcPr>
+            <w:tcW w:type="dxa" w:w="1984"/>
+            <w:shd w:fill="F2F2F2" w:val="clear"/>
+          </w:tcPr>
+          <w:p>
+            <w:r>
+              <w:rPr>
+                <w:sz w:val="18"/>
+              </w:rPr>
+              <w:t>known_reals</w:t>
+            </w:r>
+          </w:p>
+        </w:tc>
+        <w:tc>
+          <w:tcPr>
+            <w:tcW w:type="dxa" w:w="2268"/>
+            <w:shd w:fill="F2F2F2" w:val="clear"/>
+          </w:tcPr>
+          <w:p>
+            <w:r>
+              <w:rPr>
+                <w:sz w:val="18"/>
+              </w:rPr>
+              <w:t>Z-score (train only)</w:t>
+            </w:r>
+          </w:p>
+        </w:tc>
+        <w:tc>
+          <w:tcPr>
+            <w:tcW w:type="dxa" w:w="3402"/>
+            <w:shd w:fill="F2F2F2" w:val="clear"/>
+          </w:tcPr>
+          <w:p>
+            <w:r>
+              <w:rPr>
+                <w:sz w:val="18"/>
+              </w:rPr>
+              <w:t>Температура воздуха, °C; задаётся по метеопрогнозу</w:t>
+            </w:r>
+          </w:p>
+        </w:tc>
+      </w:tr>
+      <w:tr>
+        <w:tc>
+          <w:tcPr>
+            <w:tcW w:type="dxa" w:w="2835"/>
+            <w:shd w:fill="FFFFFF" w:val="clear"/>
+          </w:tcPr>
+          <w:p>
+            <w:r>
+              <w:rPr>
+                <w:sz w:val="18"/>
+              </w:rPr>
+              <w:t>precipitation_mm</w:t>
+            </w:r>
+          </w:p>
+        </w:tc>
+        <w:tc>
+          <w:tcPr>
+            <w:tcW w:type="dxa" w:w="1984"/>
+            <w:shd w:fill="FFFFFF" w:val="clear"/>
+          </w:tcPr>
+          <w:p>
+            <w:r>
+              <w:rPr>
+                <w:sz w:val="18"/>
+              </w:rPr>
+              <w:t>known_reals</w:t>
+            </w:r>
+          </w:p>
+        </w:tc>
+        <w:tc>
+          <w:tcPr>
+            <w:tcW w:type="dxa" w:w="2268"/>
+            <w:shd w:fill="FFFFFF" w:val="clear"/>
+          </w:tcPr>
+          <w:p>
+            <w:r>
+              <w:rPr>
+                <w:sz w:val="18"/>
+              </w:rPr>
+              <w:t>Z-score (train only)</w:t>
+            </w:r>
+          </w:p>
+        </w:tc>
+        <w:tc>
+          <w:tcPr>
+            <w:tcW w:type="dxa" w:w="3402"/>
+            <w:shd w:fill="FFFFFF" w:val="clear"/>
+          </w:tcPr>
+          <w:p>
+            <w:r>
+              <w:rPr>
+                <w:sz w:val="18"/>
+              </w:rPr>
+              <w:t>Осадки, мм</w:t>
+            </w:r>
+          </w:p>
+        </w:tc>
+      </w:tr>
+      <w:tr>
+        <w:tc>
+          <w:tcPr>
+            <w:tcW w:type="dxa" w:w="2835"/>
+            <w:shd w:fill="F2F2F2" w:val="clear"/>
+          </w:tcPr>
+          <w:p>
+            <w:r>
+              <w:rPr>
+                <w:sz w:val="18"/>
+              </w:rPr>
+              <w:t>visibility_km</w:t>
+            </w:r>
+          </w:p>
+        </w:tc>
+        <w:tc>
+          <w:tcPr>
+            <w:tcW w:type="dxa" w:w="1984"/>
+            <w:shd w:fill="F2F2F2" w:val="clear"/>
+          </w:tcPr>
+          <w:p>
+            <w:r>
+              <w:rPr>
+                <w:sz w:val="18"/>
+              </w:rPr>
+              <w:t>known_reals</w:t>
+            </w:r>
+          </w:p>
+        </w:tc>
+        <w:tc>
+          <w:tcPr>
+            <w:tcW w:type="dxa" w:w="2268"/>
+            <w:shd w:fill="F2F2F2" w:val="clear"/>
+          </w:tcPr>
+          <w:p>
+            <w:r>
+              <w:rPr>
+                <w:sz w:val="18"/>
+              </w:rPr>
+              <w:t>Z-score (train only)</w:t>
+            </w:r>
+          </w:p>
+        </w:tc>
+        <w:tc>
+          <w:tcPr>
+            <w:tcW w:type="dxa" w:w="3402"/>
+            <w:shd w:fill="F2F2F2" w:val="clear"/>
+          </w:tcPr>
+          <w:p>
+            <w:r>
+              <w:rPr>
+                <w:sz w:val="18"/>
+              </w:rPr>
+              <w:t>Видимость, км</w:t>
+            </w:r>
+          </w:p>
+        </w:tc>
+      </w:tr>
+      <w:tr>
+        <w:tc>
+          <w:tcPr>
+            <w:tcW w:type="dxa" w:w="2835"/>
+            <w:shd w:fill="FFFFFF" w:val="clear"/>
+          </w:tcPr>
+          <w:p>
+            <w:r>
+              <w:rPr>
+                <w:sz w:val="18"/>
+              </w:rPr>
+              <w:t>wind_speed_ms</w:t>
+            </w:r>
+          </w:p>
+        </w:tc>
+        <w:tc>
+          <w:tcPr>
+            <w:tcW w:type="dxa" w:w="1984"/>
+            <w:shd w:fill="FFFFFF" w:val="clear"/>
+          </w:tcPr>
+          <w:p>
+            <w:r>
+              <w:rPr>
+                <w:sz w:val="18"/>
+              </w:rPr>
+              <w:t>known_reals</w:t>
+            </w:r>
+          </w:p>
+        </w:tc>
+        <w:tc>
+          <w:tcPr>
+            <w:tcW w:type="dxa" w:w="2268"/>
+            <w:shd w:fill="FFFFFF" w:val="clear"/>
+          </w:tcPr>
+          <w:p>
+            <w:r>
+              <w:rPr>
+                <w:sz w:val="18"/>
+              </w:rPr>
+              <w:t>Z-score (train only)</w:t>
+            </w:r>
+          </w:p>
+        </w:tc>
+        <w:tc>
+          <w:tcPr>
+            <w:tcW w:type="dxa" w:w="3402"/>
+            <w:shd w:fill="FFFFFF" w:val="clear"/>
+          </w:tcPr>
+          <w:p>
+            <w:r>
+              <w:rPr>
+                <w:sz w:val="18"/>
+              </w:rPr>
+              <w:t>Скорость ветра, м/с</w:t>
+            </w:r>
+          </w:p>
+        </w:tc>
+      </w:tr>
+      <w:tr>
+        <w:tc>
+          <w:tcPr>
+            <w:tcW w:type="dxa" w:w="2835"/>
+            <w:shd w:fill="F2F2F2" w:val="clear"/>
+          </w:tcPr>
+          <w:p>
+            <w:r>
+              <w:rPr>
+                <w:sz w:val="18"/>
+              </w:rPr>
+              <w:t>is_snow / is_rain / is_fog (3 к.)</w:t>
+            </w:r>
+          </w:p>
+        </w:tc>
+        <w:tc>
+          <w:tcPr>
+            <w:tcW w:type="dxa" w:w="1984"/>
+            <w:shd w:fill="F2F2F2" w:val="clear"/>
+          </w:tcPr>
+          <w:p>
+            <w:r>
+              <w:rPr>
+                <w:sz w:val="18"/>
+              </w:rPr>
+              <w:t>known_reals</w:t>
+            </w:r>
+          </w:p>
+        </w:tc>
+        <w:tc>
+          <w:tcPr>
+            <w:tcW w:type="dxa" w:w="2268"/>
+            <w:shd w:fill="F2F2F2" w:val="clear"/>
+          </w:tcPr>
+          <w:p>
+            <w:r>
+              <w:rPr>
+                <w:sz w:val="18"/>
+              </w:rPr>
+              <w:t>— (бинарные)</w:t>
+            </w:r>
+          </w:p>
+        </w:tc>
+        <w:tc>
+          <w:tcPr>
+            <w:tcW w:type="dxa" w:w="3402"/>
+            <w:shd w:fill="F2F2F2" w:val="clear"/>
+          </w:tcPr>
+          <w:p>
+            <w:r>
+              <w:rPr>
+                <w:sz w:val="18"/>
+              </w:rPr>
+              <w:t>Погодные флаги</w:t>
+            </w:r>
+          </w:p>
+        </w:tc>
+      </w:tr>
+      <w:tr>
+        <w:tc>
+          <w:tcPr>
+            <w:tcW w:type="dxa" w:w="2835"/>
+            <w:shd w:fill="FFFFFF" w:val="clear"/>
+          </w:tcPr>
+          <w:p>
+            <w:r>
+              <w:rPr>
+                <w:sz w:val="18"/>
+              </w:rPr>
+              <w:t>traffic_Passengers_cars</w:t>
+            </w:r>
+          </w:p>
+        </w:tc>
+        <w:tc>
+          <w:tcPr>
+            <w:tcW w:type="dxa" w:w="1984"/>
+            <w:shd w:fill="FFFFFF" w:val="clear"/>
+          </w:tcPr>
+          <w:p>
+            <w:r>
+              <w:rPr>
+                <w:sz w:val="18"/>
+              </w:rPr>
+              <w:t>known_reals</w:t>
+            </w:r>
+          </w:p>
+        </w:tc>
+        <w:tc>
+          <w:tcPr>
+            <w:tcW w:type="dxa" w:w="2268"/>
+            <w:shd w:fill="FFFFFF" w:val="clear"/>
+          </w:tcPr>
+          <w:p>
+            <w:r>
+              <w:rPr>
+                <w:sz w:val="18"/>
+              </w:rPr>
+              <w:t>Z-score (train only)</w:t>
+            </w:r>
+          </w:p>
+        </w:tc>
+        <w:tc>
+          <w:tcPr>
+            <w:tcW w:type="dxa" w:w="3402"/>
+            <w:shd w:fill="FFFFFF" w:val="clear"/>
+          </w:tcPr>
+          <w:p>
+            <w:r>
+              <w:rPr>
+                <w:sz w:val="18"/>
+              </w:rPr>
+              <w:t>Поток легковых автомобилей</w:t>
+            </w:r>
+          </w:p>
+        </w:tc>
+      </w:tr>
+      <w:tr>
+        <w:tc>
+          <w:tcPr>
+            <w:tcW w:type="dxa" w:w="2835"/>
+            <w:shd w:fill="F2F2F2" w:val="clear"/>
+          </w:tcPr>
+          <w:p>
+            <w:r>
+              <w:rPr>
+                <w:sz w:val="18"/>
+              </w:rPr>
+              <w:t>traffic_Truck_short/Truck/Truck_long (3 к.)</w:t>
+            </w:r>
+          </w:p>
+        </w:tc>
+        <w:tc>
+          <w:tcPr>
+            <w:tcW w:type="dxa" w:w="1984"/>
+            <w:shd w:fill="F2F2F2" w:val="clear"/>
+          </w:tcPr>
+          <w:p>
+            <w:r>
+              <w:rPr>
+                <w:sz w:val="18"/>
+              </w:rPr>
+              <w:t>known_reals</w:t>
+            </w:r>
+          </w:p>
+        </w:tc>
+        <w:tc>
+          <w:tcPr>
+            <w:tcW w:type="dxa" w:w="2268"/>
+            <w:shd w:fill="F2F2F2" w:val="clear"/>
+          </w:tcPr>
+          <w:p>
+            <w:r>
+              <w:rPr>
+                <w:sz w:val="18"/>
+              </w:rPr>
+              <w:t>Z-score (train only)</w:t>
+            </w:r>
+          </w:p>
+        </w:tc>
+        <w:tc>
+          <w:tcPr>
+            <w:tcW w:type="dxa" w:w="3402"/>
+            <w:shd w:fill="F2F2F2" w:val="clear"/>
+          </w:tcPr>
+          <w:p>
+            <w:r>
+              <w:rPr>
+                <w:sz w:val="18"/>
+              </w:rPr>
+              <w:t>Грузовые потоки по классам тоннажа</w:t>
+            </w:r>
+          </w:p>
+        </w:tc>
+      </w:tr>
+      <w:tr>
+        <w:tc>
+          <w:tcPr>
+            <w:tcW w:type="dxa" w:w="2835"/>
+            <w:shd w:fill="FFFFFF" w:val="clear"/>
+          </w:tcPr>
+          <w:p>
+            <w:r>
+              <w:rPr>
+                <w:sz w:val="18"/>
+              </w:rPr>
+              <w:t>traffic_Transporter / traffic_Undefined (2 к.)</w:t>
+            </w:r>
+          </w:p>
+        </w:tc>
+        <w:tc>
+          <w:tcPr>
+            <w:tcW w:type="dxa" w:w="1984"/>
+            <w:shd w:fill="FFFFFF" w:val="clear"/>
+          </w:tcPr>
+          <w:p>
+            <w:r>
+              <w:rPr>
+                <w:sz w:val="18"/>
+              </w:rPr>
+              <w:t>known_reals</w:t>
+            </w:r>
+          </w:p>
+        </w:tc>
+        <w:tc>
+          <w:tcPr>
+            <w:tcW w:type="dxa" w:w="2268"/>
+            <w:shd w:fill="FFFFFF" w:val="clear"/>
+          </w:tcPr>
+          <w:p>
+            <w:r>
+              <w:rPr>
+                <w:sz w:val="18"/>
+              </w:rPr>
+              <w:t>Z-score (train only)</w:t>
+            </w:r>
+          </w:p>
+        </w:tc>
+        <w:tc>
+          <w:tcPr>
+            <w:tcW w:type="dxa" w:w="3402"/>
+            <w:shd w:fill="FFFFFF" w:val="clear"/>
+          </w:tcPr>
+          <w:p>
+            <w:r>
+              <w:rPr>
+                <w:sz w:val="18"/>
+              </w:rPr>
+              <w:t>Микроавтобусы и неклассифицированные ТС</w:t>
+            </w:r>
+          </w:p>
+        </w:tc>
+      </w:tr>
+      <w:tr>
+        <w:tc>
+          <w:tcPr>
+            <w:tcW w:type="dxa" w:w="2835"/>
+            <w:shd w:fill="F2F2F2" w:val="clear"/>
+          </w:tcPr>
+          <w:p>
+            <w:r>
+              <w:rPr>
+                <w:sz w:val="18"/>
+              </w:rPr>
+              <w:t>competitor_price_AI92/95/DT (3 к.)</w:t>
+            </w:r>
+          </w:p>
+        </w:tc>
+        <w:tc>
+          <w:tcPr>
+            <w:tcW w:type="dxa" w:w="1984"/>
+            <w:shd w:fill="F2F2F2" w:val="clear"/>
+          </w:tcPr>
+          <w:p>
+            <w:r>
+              <w:rPr>
+                <w:sz w:val="18"/>
+              </w:rPr>
+              <w:t>known_reals</w:t>
+            </w:r>
+          </w:p>
+        </w:tc>
+        <w:tc>
+          <w:tcPr>
+            <w:tcW w:type="dxa" w:w="2268"/>
+            <w:shd w:fill="F2F2F2" w:val="clear"/>
+          </w:tcPr>
+          <w:p>
+            <w:r>
+              <w:rPr>
+                <w:sz w:val="18"/>
+              </w:rPr>
+              <w:t>Z-score (train only)</w:t>
+            </w:r>
+          </w:p>
+        </w:tc>
+        <w:tc>
+          <w:tcPr>
+            <w:tcW w:type="dxa" w:w="3402"/>
+            <w:shd w:fill="F2F2F2" w:val="clear"/>
+          </w:tcPr>
+          <w:p>
+            <w:r>
+              <w:rPr>
+                <w:sz w:val="18"/>
+              </w:rPr>
+              <w:t>Цены конкурентов; мониторинг. what-if: снижение/повышение конкурентной цены</w:t>
             </w:r>
           </w:p>
         </w:tc>
@@ -2884,7 +3550,7 @@
           <w:i w:val="0"/>
           <w:sz w:val="20"/>
         </w:rPr>
-        <w:t>В данном проекте TIME_VARYING_UNKNOWN_REALS содержит 18 переменных: клиентские метрики и производные показатели трафика.</w:t>
+        <w:t>В данном проекте TIME_VARYING_UNKNOWN_REALS = [] (пустой список). Это архитектурное решение, отличающее данную реализацию от стандартного примера TFT.</w:t>
       </w:r>
     </w:p>
     <w:p>
@@ -2894,7 +3560,7 @@
           <w:i w:val="0"/>
           <w:sz w:val="20"/>
         </w:rPr>
-        <w:t>Эти переменные ИЗВЕСТНЫ за прошлые периоды (энкодер видит их), но НЕ МОГУТ быть заданы для горизонта прогноза (7 дн.): они не прогнозируются службами заранее и не задаются в what-if сценарии.</w:t>
+        <w:t>Стандартный подход: погода и трафик — UNKNOWN (энкодер видит только прошлое, декодер — нет). Ограничение: what-if анализ невозможен ("что если завтра снег?" нельзя задать, потому что снег не в KNOWN).</w:t>
       </w:r>
     </w:p>
     <w:p>
@@ -2904,235 +3570,19 @@
           <w:i w:val="0"/>
           <w:sz w:val="20"/>
         </w:rPr>
-        <w:t>Трафик-счётчики (количество ТС по типам, полоса 1 и 2) перенесены в KNOWN_REALS: прогнозируются дорожными службами. Производные метрики трафика (скорость, плотность, интенсивность) остаются в UNKNOWN: они вычисляются из счётчиков и требуют симуляции дорожного потока.</w:t>
+        <w:t>Выбранный подход: все ковариаты перенесены в KNOWN. Это означает, что модель ожидает значения погоды и трафика на весь горизонт прогноза (24 ч). Источник: метеопрогноз + прогноз дорожного движения. Преимущество: полноценный сценарный what-if анализ по любой переменной.</w:t>
       </w:r>
     </w:p>
-    <w:tbl>
-      <w:tblPr>
-        <w:tblStyle w:val="TableGrid"/>
-        <w:tblW w:type="auto" w:w="0"/>
-        <w:jc w:val="left"/>
-        <w:tblLook w:firstColumn="1" w:firstRow="1" w:lastColumn="0" w:lastRow="0" w:noHBand="0" w:noVBand="1" w:val="04A0"/>
-      </w:tblPr>
-      <w:tblGrid>
-        <w:gridCol w:w="4844"/>
-        <w:gridCol w:w="4844"/>
-      </w:tblGrid>
-      <w:tr>
-        <w:tc>
-          <w:tcPr>
-            <w:tcW w:type="dxa" w:w="3402"/>
-            <w:shd w:fill="1F3964" w:val="clear"/>
-          </w:tcPr>
-          <w:p>
-            <w:r>
-              <w:rPr>
-                <w:b/>
-                <w:color w:val="FFFFFF"/>
-                <w:sz w:val="18"/>
-              </w:rPr>
-              <w:t>Переменная / Группа</w:t>
-            </w:r>
-          </w:p>
-        </w:tc>
-        <w:tc>
-          <w:tcPr>
-            <w:tcW w:type="dxa" w:w="7087"/>
-            <w:shd w:fill="1F3964" w:val="clear"/>
-          </w:tcPr>
-          <w:p>
-            <w:r>
-              <w:rPr>
-                <w:b/>
-                <w:color w:val="FFFFFF"/>
-                <w:sz w:val="18"/>
-              </w:rPr>
-              <w:t>Описание</w:t>
-            </w:r>
-          </w:p>
-        </w:tc>
-      </w:tr>
-      <w:tr>
-        <w:tc>
-          <w:tcPr>
-            <w:tcW w:type="dxa" w:w="3402"/>
-            <w:shd w:fill="F2F2F2" w:val="clear"/>
-          </w:tcPr>
-          <w:p>
-            <w:r>
-              <w:rPr>
-                <w:sz w:val="18"/>
-              </w:rPr>
-              <w:t>corporate_customer_ratio</w:t>
-            </w:r>
-          </w:p>
-        </w:tc>
-        <w:tc>
-          <w:tcPr>
-            <w:tcW w:type="dxa" w:w="7087"/>
-            <w:shd w:fill="F2F2F2" w:val="clear"/>
-          </w:tcPr>
-          <w:p>
-            <w:r>
-              <w:rPr>
-                <w:sz w:val="18"/>
-              </w:rPr>
-              <w:t>Доля корпоративных клиентов в день. Наблюдается по факту, не прогнозируется.</w:t>
-            </w:r>
-          </w:p>
-        </w:tc>
-      </w:tr>
-      <w:tr>
-        <w:tc>
-          <w:tcPr>
-            <w:tcW w:type="dxa" w:w="3402"/>
-            <w:shd w:fill="FFFFFF" w:val="clear"/>
-          </w:tcPr>
-          <w:p>
-            <w:r>
-              <w:rPr>
-                <w:sz w:val="18"/>
-              </w:rPr>
-              <w:t>customer_loyalty_score</w:t>
-            </w:r>
-          </w:p>
-        </w:tc>
-        <w:tc>
-          <w:tcPr>
-            <w:tcW w:type="dxa" w:w="7087"/>
-            <w:shd w:fill="FFFFFF" w:val="clear"/>
-          </w:tcPr>
-          <w:p>
-            <w:r>
-              <w:rPr>
-                <w:sz w:val="18"/>
-              </w:rPr>
-              <w:t>Оценка лояльности клиентов. Меняется ежедневно, не прогнозируется заранее.</w:t>
-            </w:r>
-          </w:p>
-        </w:tc>
-      </w:tr>
-      <w:tr>
-        <w:tc>
-          <w:tcPr>
-            <w:tcW w:type="dxa" w:w="3402"/>
-            <w:shd w:fill="F2F2F2" w:val="clear"/>
-          </w:tcPr>
-          <w:p>
-            <w:r>
-              <w:rPr>
-                <w:sz w:val="18"/>
-              </w:rPr>
-              <w:t>traffic_scorost_1_poputn / 2_poputn / 1_wstrechn / 2_wstrechn (4 к.)</w:t>
-            </w:r>
-          </w:p>
-        </w:tc>
-        <w:tc>
-          <w:tcPr>
-            <w:tcW w:type="dxa" w:w="7087"/>
-            <w:shd w:fill="F2F2F2" w:val="clear"/>
-          </w:tcPr>
-          <w:p>
-            <w:r>
-              <w:rPr>
-                <w:sz w:val="18"/>
-              </w:rPr>
-              <w:t>Средняя скорость потока, км/ч. Производная от объёма ТС.</w:t>
-            </w:r>
-          </w:p>
-        </w:tc>
-      </w:tr>
-      <w:tr>
-        <w:tc>
-          <w:tcPr>
-            <w:tcW w:type="dxa" w:w="3402"/>
-            <w:shd w:fill="FFFFFF" w:val="clear"/>
-          </w:tcPr>
-          <w:p>
-            <w:r>
-              <w:rPr>
-                <w:sz w:val="18"/>
-              </w:rPr>
-              <w:t>traffic_plotnost_1/2 (poputn+wstrechn = 4 к.)</w:t>
-            </w:r>
-          </w:p>
-        </w:tc>
-        <w:tc>
-          <w:tcPr>
-            <w:tcW w:type="dxa" w:w="7087"/>
-            <w:shd w:fill="FFFFFF" w:val="clear"/>
-          </w:tcPr>
-          <w:p>
-            <w:r>
-              <w:rPr>
-                <w:sz w:val="18"/>
-              </w:rPr>
-              <w:t>Плотность потока, авт/км.</w:t>
-            </w:r>
-          </w:p>
-        </w:tc>
-      </w:tr>
-      <w:tr>
-        <w:tc>
-          <w:tcPr>
-            <w:tcW w:type="dxa" w:w="3402"/>
-            <w:shd w:fill="F2F2F2" w:val="clear"/>
-          </w:tcPr>
-          <w:p>
-            <w:r>
-              <w:rPr>
-                <w:sz w:val="18"/>
-              </w:rPr>
-              <w:t>traffic_intensiv_priv_1/2 (poputn+wstrechn = 4 к.)</w:t>
-            </w:r>
-          </w:p>
-        </w:tc>
-        <w:tc>
-          <w:tcPr>
-            <w:tcW w:type="dxa" w:w="7087"/>
-            <w:shd w:fill="F2F2F2" w:val="clear"/>
-          </w:tcPr>
-          <w:p>
-            <w:r>
-              <w:rPr>
-                <w:sz w:val="18"/>
-              </w:rPr>
-              <w:t>Интенсивность приведённого потока, авт/ч.</w:t>
-            </w:r>
-          </w:p>
-        </w:tc>
-      </w:tr>
-      <w:tr>
-        <w:tc>
-          <w:tcPr>
-            <w:tcW w:type="dxa" w:w="3402"/>
-            <w:shd w:fill="FFFFFF" w:val="clear"/>
-          </w:tcPr>
-          <w:p>
-            <w:r>
-              <w:rPr>
-                <w:sz w:val="18"/>
-              </w:rPr>
-              <w:t>traffic_intensiv_fiz_1/2 (poputn+wstrechn = 4 к.)</w:t>
-            </w:r>
-          </w:p>
-        </w:tc>
-        <w:tc>
-          <w:tcPr>
-            <w:tcW w:type="dxa" w:w="7087"/>
-            <w:shd w:fill="FFFFFF" w:val="clear"/>
-          </w:tcPr>
-          <w:p>
-            <w:r>
-              <w:rPr>
-                <w:sz w:val="18"/>
-              </w:rPr>
-              <w:t>Интенсивность физического потока, авт/ч.</w:t>
-            </w:r>
-          </w:p>
-        </w:tc>
-      </w:tr>
-    </w:tbl>
+    <w:p>
+      <w:r>
+        <w:rPr>
+          <w:b w:val="0"/>
+          <w:i/>
+          <w:sz w:val="20"/>
+        </w:rPr>
+        <w:t>Целевые переменные (TARGET_COLS) добавляются TFT автоматически как авторегрессивные входы энкодера через параметр target=TARGET_COLS в TimeSeriesDataSet. Их указывать в UNKNOWN_REALS не нужно.</w:t>
+      </w:r>
+    </w:p>
     <w:p>
       <w:pPr>
         <w:pStyle w:val="Heading2"/>
@@ -3170,7 +3620,7 @@
       <w:tr>
         <w:tc>
           <w:tcPr>
-            <w:tcW w:type="dxa" w:w="3402"/>
+            <w:tcW w:type="dxa" w:w="3118"/>
             <w:shd w:fill="1F3964" w:val="clear"/>
           </w:tcPr>
           <w:p>
@@ -3186,7 +3636,7 @@
         </w:tc>
         <w:tc>
           <w:tcPr>
-            <w:tcW w:type="dxa" w:w="2551"/>
+            <w:tcW w:type="dxa" w:w="2268"/>
             <w:shd w:fill="1F3964" w:val="clear"/>
           </w:tcPr>
           <w:p>
@@ -3202,7 +3652,7 @@
         </w:tc>
         <w:tc>
           <w:tcPr>
-            <w:tcW w:type="dxa" w:w="1701"/>
+            <w:tcW w:type="dxa" w:w="1984"/>
             <w:shd w:fill="1F3964" w:val="clear"/>
           </w:tcPr>
           <w:p>
@@ -3218,7 +3668,7 @@
         </w:tc>
         <w:tc>
           <w:tcPr>
-            <w:tcW w:type="dxa" w:w="1701"/>
+            <w:tcW w:type="dxa" w:w="1984"/>
             <w:shd w:fill="1F3964" w:val="clear"/>
           </w:tcPr>
           <w:p>
@@ -3236,7 +3686,7 @@
       <w:tr>
         <w:tc>
           <w:tcPr>
-            <w:tcW w:type="dxa" w:w="3402"/>
+            <w:tcW w:type="dxa" w:w="3118"/>
             <w:shd w:fill="F2F2F2" w:val="clear"/>
           </w:tcPr>
           <w:p>
@@ -3250,7 +3700,7 @@
         </w:tc>
         <w:tc>
           <w:tcPr>
-            <w:tcW w:type="dxa" w:w="2551"/>
+            <w:tcW w:type="dxa" w:w="2268"/>
             <w:shd w:fill="F2F2F2" w:val="clear"/>
           </w:tcPr>
           <w:p>
@@ -3258,13 +3708,13 @@
               <w:rPr>
                 <w:sz w:val="18"/>
               </w:rPr>
-              <w:t>1385-10389 л/день</w:t>
-            </w:r>
-          </w:p>
-        </w:tc>
-        <w:tc>
-          <w:tcPr>
-            <w:tcW w:type="dxa" w:w="1701"/>
+              <w:t>0–264 л/ч</w:t>
+            </w:r>
+          </w:p>
+        </w:tc>
+        <w:tc>
+          <w:tcPr>
+            <w:tcW w:type="dxa" w:w="1984"/>
             <w:shd w:fill="F2F2F2" w:val="clear"/>
           </w:tcPr>
           <w:p>
@@ -3272,13 +3722,13 @@
               <w:rPr>
                 <w:sz w:val="18"/>
               </w:rPr>
-              <w:t>1.60</w:t>
-            </w:r>
-          </w:p>
-        </w:tc>
-        <w:tc>
-          <w:tcPr>
-            <w:tcW w:type="dxa" w:w="1701"/>
+              <w:t>2.14</w:t>
+            </w:r>
+          </w:p>
+        </w:tc>
+        <w:tc>
+          <w:tcPr>
+            <w:tcW w:type="dxa" w:w="1984"/>
             <w:shd w:fill="F2F2F2" w:val="clear"/>
           </w:tcPr>
           <w:p>
@@ -3286,7 +3736,7 @@
               <w:rPr>
                 <w:sz w:val="18"/>
               </w:rPr>
-              <w:t>1.08</w:t>
+              <w:t>0.24</w:t>
             </w:r>
           </w:p>
         </w:tc>
@@ -3294,7 +3744,7 @@
       <w:tr>
         <w:tc>
           <w:tcPr>
-            <w:tcW w:type="dxa" w:w="3402"/>
+            <w:tcW w:type="dxa" w:w="3118"/>
             <w:shd w:fill="FFFFFF" w:val="clear"/>
           </w:tcPr>
           <w:p>
@@ -3308,7 +3758,7 @@
         </w:tc>
         <w:tc>
           <w:tcPr>
-            <w:tcW w:type="dxa" w:w="2551"/>
+            <w:tcW w:type="dxa" w:w="2268"/>
             <w:shd w:fill="FFFFFF" w:val="clear"/>
           </w:tcPr>
           <w:p>
@@ -3316,13 +3766,13 @@
               <w:rPr>
                 <w:sz w:val="18"/>
               </w:rPr>
-              <w:t>1132-9367 л/день</w:t>
-            </w:r>
-          </w:p>
-        </w:tc>
-        <w:tc>
-          <w:tcPr>
-            <w:tcW w:type="dxa" w:w="1701"/>
+              <w:t>0–301 л/ч</w:t>
+            </w:r>
+          </w:p>
+        </w:tc>
+        <w:tc>
+          <w:tcPr>
+            <w:tcW w:type="dxa" w:w="1984"/>
             <w:shd w:fill="FFFFFF" w:val="clear"/>
           </w:tcPr>
           <w:p>
@@ -3330,13 +3780,13 @@
               <w:rPr>
                 <w:sz w:val="18"/>
               </w:rPr>
-              <w:t>1.57</w:t>
-            </w:r>
-          </w:p>
-        </w:tc>
-        <w:tc>
-          <w:tcPr>
-            <w:tcW w:type="dxa" w:w="1701"/>
+              <w:t>2.14</w:t>
+            </w:r>
+          </w:p>
+        </w:tc>
+        <w:tc>
+          <w:tcPr>
+            <w:tcW w:type="dxa" w:w="1984"/>
             <w:shd w:fill="FFFFFF" w:val="clear"/>
           </w:tcPr>
           <w:p>
@@ -3344,7 +3794,7 @@
               <w:rPr>
                 <w:sz w:val="18"/>
               </w:rPr>
-              <w:t>1.07</w:t>
+              <w:t>0.21</w:t>
             </w:r>
           </w:p>
         </w:tc>
@@ -3352,7 +3802,7 @@
       <w:tr>
         <w:tc>
           <w:tcPr>
-            <w:tcW w:type="dxa" w:w="3402"/>
+            <w:tcW w:type="dxa" w:w="3118"/>
             <w:shd w:fill="F2F2F2" w:val="clear"/>
           </w:tcPr>
           <w:p>
@@ -3360,13 +3810,13 @@
               <w:rPr>
                 <w:sz w:val="18"/>
               </w:rPr>
-              <w:t>sales_DT</w:t>
-            </w:r>
-          </w:p>
-        </w:tc>
-        <w:tc>
-          <w:tcPr>
-            <w:tcW w:type="dxa" w:w="2551"/>
+              <w:t>sales_AI98</w:t>
+            </w:r>
+          </w:p>
+        </w:tc>
+        <w:tc>
+          <w:tcPr>
+            <w:tcW w:type="dxa" w:w="2268"/>
             <w:shd w:fill="F2F2F2" w:val="clear"/>
           </w:tcPr>
           <w:p>
@@ -3374,13 +3824,13 @@
               <w:rPr>
                 <w:sz w:val="18"/>
               </w:rPr>
-              <w:t>1016-13074 л/день</w:t>
-            </w:r>
-          </w:p>
-        </w:tc>
-        <w:tc>
-          <w:tcPr>
-            <w:tcW w:type="dxa" w:w="1701"/>
+              <w:t>0–75 л/ч</w:t>
+            </w:r>
+          </w:p>
+        </w:tc>
+        <w:tc>
+          <w:tcPr>
+            <w:tcW w:type="dxa" w:w="1984"/>
             <w:shd w:fill="F2F2F2" w:val="clear"/>
           </w:tcPr>
           <w:p>
@@ -3388,13 +3838,13 @@
               <w:rPr>
                 <w:sz w:val="18"/>
               </w:rPr>
-              <w:t>1.44</w:t>
-            </w:r>
-          </w:p>
-        </w:tc>
-        <w:tc>
-          <w:tcPr>
-            <w:tcW w:type="dxa" w:w="1701"/>
+              <w:t>2.11</w:t>
+            </w:r>
+          </w:p>
+        </w:tc>
+        <w:tc>
+          <w:tcPr>
+            <w:tcW w:type="dxa" w:w="1984"/>
             <w:shd w:fill="F2F2F2" w:val="clear"/>
           </w:tcPr>
           <w:p>
@@ -3402,7 +3852,7 @@
               <w:rPr>
                 <w:sz w:val="18"/>
               </w:rPr>
-              <w:t>0.82</w:t>
+              <w:t>0.30</w:t>
             </w:r>
           </w:p>
         </w:tc>
@@ -3410,7 +3860,7 @@
       <w:tr>
         <w:tc>
           <w:tcPr>
-            <w:tcW w:type="dxa" w:w="3402"/>
+            <w:tcW w:type="dxa" w:w="3118"/>
             <w:shd w:fill="FFFFFF" w:val="clear"/>
           </w:tcPr>
           <w:p>
@@ -3418,13 +3868,13 @@
               <w:rPr>
                 <w:sz w:val="18"/>
               </w:rPr>
-              <w:t>sales_DT_bio</w:t>
-            </w:r>
-          </w:p>
-        </w:tc>
-        <w:tc>
-          <w:tcPr>
-            <w:tcW w:type="dxa" w:w="2551"/>
+              <w:t>sales_DT_EURO</w:t>
+            </w:r>
+          </w:p>
+        </w:tc>
+        <w:tc>
+          <w:tcPr>
+            <w:tcW w:type="dxa" w:w="2268"/>
             <w:shd w:fill="FFFFFF" w:val="clear"/>
           </w:tcPr>
           <w:p>
@@ -3432,13 +3882,13 @@
               <w:rPr>
                 <w:sz w:val="18"/>
               </w:rPr>
-              <w:t>0-1881 л/день</w:t>
-            </w:r>
-          </w:p>
-        </w:tc>
-        <w:tc>
-          <w:tcPr>
-            <w:tcW w:type="dxa" w:w="1701"/>
+              <w:t>0–75 л/ч</w:t>
+            </w:r>
+          </w:p>
+        </w:tc>
+        <w:tc>
+          <w:tcPr>
+            <w:tcW w:type="dxa" w:w="1984"/>
             <w:shd w:fill="FFFFFF" w:val="clear"/>
           </w:tcPr>
           <w:p>
@@ -3446,13 +3896,13 @@
               <w:rPr>
                 <w:sz w:val="18"/>
               </w:rPr>
-              <w:t>1.82</w:t>
-            </w:r>
-          </w:p>
-        </w:tc>
-        <w:tc>
-          <w:tcPr>
-            <w:tcW w:type="dxa" w:w="1701"/>
+              <w:t>2.18</w:t>
+            </w:r>
+          </w:p>
+        </w:tc>
+        <w:tc>
+          <w:tcPr>
+            <w:tcW w:type="dxa" w:w="1984"/>
             <w:shd w:fill="FFFFFF" w:val="clear"/>
           </w:tcPr>
           <w:p>
@@ -3460,7 +3910,7 @@
               <w:rPr>
                 <w:sz w:val="18"/>
               </w:rPr>
-              <w:t>-0.16</w:t>
+              <w:t>0.28</w:t>
             </w:r>
           </w:p>
         </w:tc>
@@ -3468,7 +3918,7 @@
       <w:tr>
         <w:tc>
           <w:tcPr>
-            <w:tcW w:type="dxa" w:w="3402"/>
+            <w:tcW w:type="dxa" w:w="3118"/>
             <w:shd w:fill="F2F2F2" w:val="clear"/>
           </w:tcPr>
           <w:p>
@@ -3476,13 +3926,13 @@
               <w:rPr>
                 <w:sz w:val="18"/>
               </w:rPr>
-              <w:t>sales_AI100_bio</w:t>
-            </w:r>
-          </w:p>
-        </w:tc>
-        <w:tc>
-          <w:tcPr>
-            <w:tcW w:type="dxa" w:w="2551"/>
+              <w:t>sales_DT_TANEKO</w:t>
+            </w:r>
+          </w:p>
+        </w:tc>
+        <w:tc>
+          <w:tcPr>
+            <w:tcW w:type="dxa" w:w="2268"/>
             <w:shd w:fill="F2F2F2" w:val="clear"/>
           </w:tcPr>
           <w:p>
@@ -3490,13 +3940,13 @@
               <w:rPr>
                 <w:sz w:val="18"/>
               </w:rPr>
-              <w:t>0-3642 л/день</w:t>
-            </w:r>
-          </w:p>
-        </w:tc>
-        <w:tc>
-          <w:tcPr>
-            <w:tcW w:type="dxa" w:w="1701"/>
+              <w:t>0–23 л/ч</w:t>
+            </w:r>
+          </w:p>
+        </w:tc>
+        <w:tc>
+          <w:tcPr>
+            <w:tcW w:type="dxa" w:w="1984"/>
             <w:shd w:fill="F2F2F2" w:val="clear"/>
           </w:tcPr>
           <w:p>
@@ -3504,13 +3954,13 @@
               <w:rPr>
                 <w:sz w:val="18"/>
               </w:rPr>
-              <w:t>2.36</w:t>
-            </w:r>
-          </w:p>
-        </w:tc>
-        <w:tc>
-          <w:tcPr>
-            <w:tcW w:type="dxa" w:w="1701"/>
+              <w:t>2.17</w:t>
+            </w:r>
+          </w:p>
+        </w:tc>
+        <w:tc>
+          <w:tcPr>
+            <w:tcW w:type="dxa" w:w="1984"/>
             <w:shd w:fill="F2F2F2" w:val="clear"/>
           </w:tcPr>
           <w:p>
@@ -3518,7 +3968,7 @@
               <w:rPr>
                 <w:sz w:val="18"/>
               </w:rPr>
-              <w:t>1.59</w:t>
+              <w:t>0.66</w:t>
             </w:r>
           </w:p>
         </w:tc>
@@ -3526,7 +3976,7 @@
       <w:tr>
         <w:tc>
           <w:tcPr>
-            <w:tcW w:type="dxa" w:w="3402"/>
+            <w:tcW w:type="dxa" w:w="3118"/>
             <w:shd w:fill="FFFFFF" w:val="clear"/>
           </w:tcPr>
           <w:p>
@@ -3534,13 +3984,13 @@
               <w:rPr>
                 <w:sz w:val="18"/>
               </w:rPr>
-              <w:t>shop_напитки_безалкогольные</w:t>
-            </w:r>
-          </w:p>
-        </w:tc>
-        <w:tc>
-          <w:tcPr>
-            <w:tcW w:type="dxa" w:w="2551"/>
+              <w:t>sales_DT_SUMMER</w:t>
+            </w:r>
+          </w:p>
+        </w:tc>
+        <w:tc>
+          <w:tcPr>
+            <w:tcW w:type="dxa" w:w="2268"/>
             <w:shd w:fill="FFFFFF" w:val="clear"/>
           </w:tcPr>
           <w:p>
@@ -3548,13 +3998,13 @@
               <w:rPr>
                 <w:sz w:val="18"/>
               </w:rPr>
-              <w:t>620-15064 руб/день</w:t>
-            </w:r>
-          </w:p>
-        </w:tc>
-        <w:tc>
-          <w:tcPr>
-            <w:tcW w:type="dxa" w:w="1701"/>
+              <w:t>0–38 л/ч</w:t>
+            </w:r>
+          </w:p>
+        </w:tc>
+        <w:tc>
+          <w:tcPr>
+            <w:tcW w:type="dxa" w:w="1984"/>
             <w:shd w:fill="FFFFFF" w:val="clear"/>
           </w:tcPr>
           <w:p>
@@ -3562,13 +4012,13 @@
               <w:rPr>
                 <w:sz w:val="18"/>
               </w:rPr>
-              <w:t>1.37</w:t>
-            </w:r>
-          </w:p>
-        </w:tc>
-        <w:tc>
-          <w:tcPr>
-            <w:tcW w:type="dxa" w:w="1701"/>
+              <w:t>4.21</w:t>
+            </w:r>
+          </w:p>
+        </w:tc>
+        <w:tc>
+          <w:tcPr>
+            <w:tcW w:type="dxa" w:w="1984"/>
             <w:shd w:fill="FFFFFF" w:val="clear"/>
           </w:tcPr>
           <w:p>
@@ -3576,7 +4026,7 @@
               <w:rPr>
                 <w:sz w:val="18"/>
               </w:rPr>
-              <w:t>0.39</w:t>
+              <w:t>1.53</w:t>
             </w:r>
           </w:p>
         </w:tc>
@@ -3584,7 +4034,7 @@
       <w:tr>
         <w:tc>
           <w:tcPr>
-            <w:tcW w:type="dxa" w:w="3402"/>
+            <w:tcW w:type="dxa" w:w="3118"/>
             <w:shd w:fill="F2F2F2" w:val="clear"/>
           </w:tcPr>
           <w:p>
@@ -3592,13 +4042,13 @@
               <w:rPr>
                 <w:sz w:val="18"/>
               </w:rPr>
-              <w:t>shop_кондитерка_снеки</w:t>
-            </w:r>
-          </w:p>
-        </w:tc>
-        <w:tc>
-          <w:tcPr>
-            <w:tcW w:type="dxa" w:w="2551"/>
+              <w:t>sales_DT_WINTER</w:t>
+            </w:r>
+          </w:p>
+        </w:tc>
+        <w:tc>
+          <w:tcPr>
+            <w:tcW w:type="dxa" w:w="2268"/>
             <w:shd w:fill="F2F2F2" w:val="clear"/>
           </w:tcPr>
           <w:p>
@@ -3606,13 +4056,13 @@
               <w:rPr>
                 <w:sz w:val="18"/>
               </w:rPr>
-              <w:t>496-12052 руб/день</w:t>
-            </w:r>
-          </w:p>
-        </w:tc>
-        <w:tc>
-          <w:tcPr>
-            <w:tcW w:type="dxa" w:w="1701"/>
+              <w:t>0–27 л/ч</w:t>
+            </w:r>
+          </w:p>
+        </w:tc>
+        <w:tc>
+          <w:tcPr>
+            <w:tcW w:type="dxa" w:w="1984"/>
             <w:shd w:fill="F2F2F2" w:val="clear"/>
           </w:tcPr>
           <w:p>
@@ -3620,13 +4070,13 @@
               <w:rPr>
                 <w:sz w:val="18"/>
               </w:rPr>
-              <w:t>1.37</w:t>
-            </w:r>
-          </w:p>
-        </w:tc>
-        <w:tc>
-          <w:tcPr>
-            <w:tcW w:type="dxa" w:w="1701"/>
+              <w:t>3.95</w:t>
+            </w:r>
+          </w:p>
+        </w:tc>
+        <w:tc>
+          <w:tcPr>
+            <w:tcW w:type="dxa" w:w="1984"/>
             <w:shd w:fill="F2F2F2" w:val="clear"/>
           </w:tcPr>
           <w:p>
@@ -3634,7 +4084,7 @@
               <w:rPr>
                 <w:sz w:val="18"/>
               </w:rPr>
-              <w:t>0.39</w:t>
+              <w:t>1.41</w:t>
             </w:r>
           </w:p>
         </w:tc>
@@ -3642,7 +4092,7 @@
       <w:tr>
         <w:tc>
           <w:tcPr>
-            <w:tcW w:type="dxa" w:w="3402"/>
+            <w:tcW w:type="dxa" w:w="3118"/>
             <w:shd w:fill="FFFFFF" w:val="clear"/>
           </w:tcPr>
           <w:p>
@@ -3650,13 +4100,13 @@
               <w:rPr>
                 <w:sz w:val="18"/>
               </w:rPr>
-              <w:t>shop_мороженое</w:t>
-            </w:r>
-          </w:p>
-        </w:tc>
-        <w:tc>
-          <w:tcPr>
-            <w:tcW w:type="dxa" w:w="2551"/>
+              <w:t>shop_напитки</w:t>
+            </w:r>
+          </w:p>
+        </w:tc>
+        <w:tc>
+          <w:tcPr>
+            <w:tcW w:type="dxa" w:w="2268"/>
             <w:shd w:fill="FFFFFF" w:val="clear"/>
           </w:tcPr>
           <w:p>
@@ -3664,13 +4114,13 @@
               <w:rPr>
                 <w:sz w:val="18"/>
               </w:rPr>
-              <w:t>62-4519 руб/день</w:t>
-            </w:r>
-          </w:p>
-        </w:tc>
-        <w:tc>
-          <w:tcPr>
-            <w:tcW w:type="dxa" w:w="1701"/>
+              <w:t>0–444 руб/ч</w:t>
+            </w:r>
+          </w:p>
+        </w:tc>
+        <w:tc>
+          <w:tcPr>
+            <w:tcW w:type="dxa" w:w="1984"/>
             <w:shd w:fill="FFFFFF" w:val="clear"/>
           </w:tcPr>
           <w:p>
@@ -3678,13 +4128,13 @@
               <w:rPr>
                 <w:sz w:val="18"/>
               </w:rPr>
-              <w:t>2.67</w:t>
-            </w:r>
-          </w:p>
-        </w:tc>
-        <w:tc>
-          <w:tcPr>
-            <w:tcW w:type="dxa" w:w="1701"/>
+              <w:t>2.52</w:t>
+            </w:r>
+          </w:p>
+        </w:tc>
+        <w:tc>
+          <w:tcPr>
+            <w:tcW w:type="dxa" w:w="1984"/>
             <w:shd w:fill="FFFFFF" w:val="clear"/>
           </w:tcPr>
           <w:p>
@@ -3692,7 +4142,7 @@
               <w:rPr>
                 <w:sz w:val="18"/>
               </w:rPr>
-              <w:t>0.42</w:t>
+              <w:t>1.01</w:t>
             </w:r>
           </w:p>
         </w:tc>
@@ -3700,7 +4150,7 @@
       <w:tr>
         <w:tc>
           <w:tcPr>
-            <w:tcW w:type="dxa" w:w="3402"/>
+            <w:tcW w:type="dxa" w:w="3118"/>
             <w:shd w:fill="F2F2F2" w:val="clear"/>
           </w:tcPr>
           <w:p>
@@ -3708,13 +4158,13 @@
               <w:rPr>
                 <w:sz w:val="18"/>
               </w:rPr>
-              <w:t>shop_автотовары</w:t>
-            </w:r>
-          </w:p>
-        </w:tc>
-        <w:tc>
-          <w:tcPr>
-            <w:tcW w:type="dxa" w:w="2551"/>
+              <w:t>shop_закуски</w:t>
+            </w:r>
+          </w:p>
+        </w:tc>
+        <w:tc>
+          <w:tcPr>
+            <w:tcW w:type="dxa" w:w="2268"/>
             <w:shd w:fill="F2F2F2" w:val="clear"/>
           </w:tcPr>
           <w:p>
@@ -3722,13 +4172,13 @@
               <w:rPr>
                 <w:sz w:val="18"/>
               </w:rPr>
-              <w:t>298-10846 руб/день</w:t>
-            </w:r>
-          </w:p>
-        </w:tc>
-        <w:tc>
-          <w:tcPr>
-            <w:tcW w:type="dxa" w:w="1701"/>
+              <w:t>0–897 руб/ч</w:t>
+            </w:r>
+          </w:p>
+        </w:tc>
+        <w:tc>
+          <w:tcPr>
+            <w:tcW w:type="dxa" w:w="1984"/>
             <w:shd w:fill="F2F2F2" w:val="clear"/>
           </w:tcPr>
           <w:p>
@@ -3736,13 +4186,13 @@
               <w:rPr>
                 <w:sz w:val="18"/>
               </w:rPr>
-              <w:t>1.50</w:t>
-            </w:r>
-          </w:p>
-        </w:tc>
-        <w:tc>
-          <w:tcPr>
-            <w:tcW w:type="dxa" w:w="1701"/>
+              <w:t>2.53</w:t>
+            </w:r>
+          </w:p>
+        </w:tc>
+        <w:tc>
+          <w:tcPr>
+            <w:tcW w:type="dxa" w:w="1984"/>
             <w:shd w:fill="F2F2F2" w:val="clear"/>
           </w:tcPr>
           <w:p>
@@ -3750,7 +4200,7 @@
               <w:rPr>
                 <w:sz w:val="18"/>
               </w:rPr>
-              <w:t>0.42</w:t>
+              <w:t>0.98</w:t>
             </w:r>
           </w:p>
         </w:tc>
@@ -3758,7 +4208,7 @@
       <w:tr>
         <w:tc>
           <w:tcPr>
-            <w:tcW w:type="dxa" w:w="3402"/>
+            <w:tcW w:type="dxa" w:w="3118"/>
             <w:shd w:fill="FFFFFF" w:val="clear"/>
           </w:tcPr>
           <w:p>
@@ -3766,13 +4216,13 @@
               <w:rPr>
                 <w:sz w:val="18"/>
               </w:rPr>
-              <w:t>shop_кафе_вся_еда</w:t>
-            </w:r>
-          </w:p>
-        </w:tc>
-        <w:tc>
-          <w:tcPr>
-            <w:tcW w:type="dxa" w:w="2551"/>
+              <w:t>shop_автотовары</w:t>
+            </w:r>
+          </w:p>
+        </w:tc>
+        <w:tc>
+          <w:tcPr>
+            <w:tcW w:type="dxa" w:w="2268"/>
             <w:shd w:fill="FFFFFF" w:val="clear"/>
           </w:tcPr>
           <w:p>
@@ -3780,13 +4230,13 @@
               <w:rPr>
                 <w:sz w:val="18"/>
               </w:rPr>
-              <w:t>744-20728 руб/день</w:t>
-            </w:r>
-          </w:p>
-        </w:tc>
-        <w:tc>
-          <w:tcPr>
-            <w:tcW w:type="dxa" w:w="1701"/>
+              <w:t>0–1315 руб/ч</w:t>
+            </w:r>
+          </w:p>
+        </w:tc>
+        <w:tc>
+          <w:tcPr>
+            <w:tcW w:type="dxa" w:w="1984"/>
             <w:shd w:fill="FFFFFF" w:val="clear"/>
           </w:tcPr>
           <w:p>
@@ -3794,13 +4244,13 @@
               <w:rPr>
                 <w:sz w:val="18"/>
               </w:rPr>
-              <w:t>1.39</w:t>
-            </w:r>
-          </w:p>
-        </w:tc>
-        <w:tc>
-          <w:tcPr>
-            <w:tcW w:type="dxa" w:w="1701"/>
+              <w:t>2.53</w:t>
+            </w:r>
+          </w:p>
+        </w:tc>
+        <w:tc>
+          <w:tcPr>
+            <w:tcW w:type="dxa" w:w="1984"/>
             <w:shd w:fill="FFFFFF" w:val="clear"/>
           </w:tcPr>
           <w:p>
@@ -3808,7 +4258,7 @@
               <w:rPr>
                 <w:sz w:val="18"/>
               </w:rPr>
-              <w:t>0.39</w:t>
+              <w:t>0.97</w:t>
             </w:r>
           </w:p>
         </w:tc>
@@ -3816,7 +4266,7 @@
       <w:tr>
         <w:tc>
           <w:tcPr>
-            <w:tcW w:type="dxa" w:w="3402"/>
+            <w:tcW w:type="dxa" w:w="3118"/>
             <w:shd w:fill="F2F2F2" w:val="clear"/>
           </w:tcPr>
           <w:p>
@@ -3824,13 +4274,13 @@
               <w:rPr>
                 <w:sz w:val="18"/>
               </w:rPr>
-              <w:t>shop_кофе_все_горячие_напитки</w:t>
-            </w:r>
-          </w:p>
-        </w:tc>
-        <w:tc>
-          <w:tcPr>
-            <w:tcW w:type="dxa" w:w="2551"/>
+              <w:t>shop_кофе</w:t>
+            </w:r>
+          </w:p>
+        </w:tc>
+        <w:tc>
+          <w:tcPr>
+            <w:tcW w:type="dxa" w:w="2268"/>
             <w:shd w:fill="F2F2F2" w:val="clear"/>
           </w:tcPr>
           <w:p>
@@ -3838,13 +4288,13 @@
               <w:rPr>
                 <w:sz w:val="18"/>
               </w:rPr>
-              <w:t>992-24103 руб/день</w:t>
-            </w:r>
-          </w:p>
-        </w:tc>
-        <w:tc>
-          <w:tcPr>
-            <w:tcW w:type="dxa" w:w="1701"/>
+              <w:t>0–799 руб/ч</w:t>
+            </w:r>
+          </w:p>
+        </w:tc>
+        <w:tc>
+          <w:tcPr>
+            <w:tcW w:type="dxa" w:w="1984"/>
             <w:shd w:fill="F2F2F2" w:val="clear"/>
           </w:tcPr>
           <w:p>
@@ -3852,13 +4302,13 @@
               <w:rPr>
                 <w:sz w:val="18"/>
               </w:rPr>
-              <w:t>1.37</w:t>
-            </w:r>
-          </w:p>
-        </w:tc>
-        <w:tc>
-          <w:tcPr>
-            <w:tcW w:type="dxa" w:w="1701"/>
+              <w:t>2.54</w:t>
+            </w:r>
+          </w:p>
+        </w:tc>
+        <w:tc>
+          <w:tcPr>
+            <w:tcW w:type="dxa" w:w="1984"/>
             <w:shd w:fill="F2F2F2" w:val="clear"/>
           </w:tcPr>
           <w:p>
@@ -3866,7 +4316,7 @@
               <w:rPr>
                 <w:sz w:val="18"/>
               </w:rPr>
-              <w:t>0.39</w:t>
+              <w:t>0.99</w:t>
             </w:r>
           </w:p>
         </w:tc>
@@ -3874,7 +4324,7 @@
       <w:tr>
         <w:tc>
           <w:tcPr>
-            <w:tcW w:type="dxa" w:w="3402"/>
+            <w:tcW w:type="dxa" w:w="3118"/>
             <w:shd w:fill="FFFFFF" w:val="clear"/>
           </w:tcPr>
           <w:p>
@@ -3888,7 +4338,7 @@
         </w:tc>
         <w:tc>
           <w:tcPr>
-            <w:tcW w:type="dxa" w:w="2551"/>
+            <w:tcW w:type="dxa" w:w="2268"/>
             <w:shd w:fill="FFFFFF" w:val="clear"/>
           </w:tcPr>
           <w:p>
@@ -3896,13 +4346,13 @@
               <w:rPr>
                 <w:sz w:val="18"/>
               </w:rPr>
-              <w:t>1240-30129 руб/день</w:t>
-            </w:r>
-          </w:p>
-        </w:tc>
-        <w:tc>
-          <w:tcPr>
-            <w:tcW w:type="dxa" w:w="1701"/>
+              <w:t>0–261 руб/ч</w:t>
+            </w:r>
+          </w:p>
+        </w:tc>
+        <w:tc>
+          <w:tcPr>
+            <w:tcW w:type="dxa" w:w="1984"/>
             <w:shd w:fill="FFFFFF" w:val="clear"/>
           </w:tcPr>
           <w:p>
@@ -3910,13 +4360,13 @@
               <w:rPr>
                 <w:sz w:val="18"/>
               </w:rPr>
-              <w:t>1.37</w:t>
-            </w:r>
-          </w:p>
-        </w:tc>
-        <w:tc>
-          <w:tcPr>
-            <w:tcW w:type="dxa" w:w="1701"/>
+              <w:t>2.52</w:t>
+            </w:r>
+          </w:p>
+        </w:tc>
+        <w:tc>
+          <w:tcPr>
+            <w:tcW w:type="dxa" w:w="1984"/>
             <w:shd w:fill="FFFFFF" w:val="clear"/>
           </w:tcPr>
           <w:p>
@@ -3924,7 +4374,7 @@
               <w:rPr>
                 <w:sz w:val="18"/>
               </w:rPr>
-              <w:t>0.39</w:t>
+              <w:t>1.04</w:t>
             </w:r>
           </w:p>
         </w:tc>
@@ -3938,7 +4388,7 @@
           <w:i w:val="0"/>
           <w:sz w:val="20"/>
         </w:rPr>
-        <w:t>log1p(x) = log(1+x) снижает правостороннюю асимметрию продаж (skew 2-4 -&gt; 0.2-1.5). Работает при x=0 (дни с нулевыми продажами). TorchNormalizer(method='robust') внутри TFT дополнительно нормализует по медиане и IQR.</w:t>
+        <w:t>log1p(x) = log(1+x) снижает правостороннюю асимметрию продаж (skew 2–4 → 0.2–1.5). Работает при x=0 (ночные часы без продаж). TorchNormalizer(method='robust') внутри TFT дополнительно нормализует по медиане и IQR.</w:t>
       </w:r>
     </w:p>
     <w:p>
@@ -3979,7 +4429,7 @@
         <w:rPr>
           <w:sz w:val="20"/>
         </w:rPr>
-        <w:t>Одно поле содержит пропуски:</w:t>
+        <w:t>Два поля содержат пропуски:</w:t>
       </w:r>
     </w:p>
     <w:p>
@@ -3990,7 +4440,18 @@
         <w:rPr>
           <w:sz w:val="20"/>
         </w:rPr>
-        <w:t>- holiday_name: заполняется значением 'нет_праздника'</w:t>
+        <w:t>- holiday_name (~97% строк — обычные дни без праздника)</w:t>
+      </w:r>
+    </w:p>
+    <w:p>
+      <w:pPr>
+        <w:pStyle w:val="ListBullet"/>
+      </w:pPr>
+      <w:r>
+        <w:rPr>
+          <w:sz w:val="20"/>
+        </w:rPr>
+        <w:t>- ad_channel (~70% строк — дни без рекламы)</w:t>
       </w:r>
     </w:p>
     <w:p>
@@ -3999,7 +4460,29 @@
         <w:rPr>
           <w:sz w:val="20"/>
         </w:rPr>
-        <w:t xml:space="preserve">    (~99% строк — обычные дни без праздника)</w:t>
+        <w:t>Заполняются семантическими значениями:</w:t>
+      </w:r>
+    </w:p>
+    <w:p>
+      <w:pPr>
+        <w:pStyle w:val="ListBullet"/>
+      </w:pPr>
+      <w:r>
+        <w:rPr>
+          <w:sz w:val="20"/>
+        </w:rPr>
+        <w:t>- holiday_name → 'нет_праздника'</w:t>
+      </w:r>
+    </w:p>
+    <w:p>
+      <w:pPr>
+        <w:pStyle w:val="ListBullet"/>
+      </w:pPr>
+      <w:r>
+        <w:rPr>
+          <w:sz w:val="20"/>
+        </w:rPr>
+        <w:t>- ad_channel → 'нет_рекламы'</w:t>
       </w:r>
     </w:p>
     <w:p>
@@ -4008,7 +4491,7 @@
         <w:rPr>
           <w:sz w:val="20"/>
         </w:rPr>
-        <w:t>Удаление строк с пропусками недопустимо: нарушило бы непрерывность временного ряда.</w:t>
+        <w:t>Удаление строк недопустимо: нарушило бы непрерывность временного ряда.</w:t>
       </w:r>
     </w:p>
     <w:p>
@@ -4019,7 +4502,7 @@
         <w:rPr>
           <w:color w:val="37868C"/>
         </w:rPr>
-        <w:t>Шаг 2. Исключение избыточных колонок (8 штук)</w:t>
+        <w:t>Шаг 2. Исключение избыточных колонок</w:t>
       </w:r>
     </w:p>
     <w:p>
@@ -4028,7 +4511,7 @@
         <w:rPr>
           <w:sz w:val="20"/>
         </w:rPr>
-        <w:t>Из датафрейма удаляются 8 избыточных колонок (см. раздел 2):</w:t>
+        <w:t>Из датафрейма удаляются 7 избыточных колонок (см. раздел 2):</w:t>
       </w:r>
     </w:p>
     <w:p>
@@ -4039,7 +4522,7 @@
         <w:rPr>
           <w:sz w:val="20"/>
         </w:rPr>
-        <w:t>- station_name  — служебная строка</w:t>
+        <w:t>- station_name, total_pumps, total_fuel_sales,</w:t>
       </w:r>
     </w:p>
     <w:p>
@@ -4050,51 +4533,7 @@
         <w:rPr>
           <w:sz w:val="20"/>
         </w:rPr>
-        <w:t>- total_pumps   — = sum(num_pumps_*), дублирует детальные</w:t>
-      </w:r>
-    </w:p>
-    <w:p>
-      <w:pPr>
-        <w:pStyle w:val="ListBullet"/>
-      </w:pPr>
-      <w:r>
-        <w:rPr>
-          <w:sz w:val="20"/>
-        </w:rPr>
-        <w:t>- total_fuel_sales — = sum(sales_*), дублирует целевые</w:t>
-      </w:r>
-    </w:p>
-    <w:p>
-      <w:pPr>
-        <w:pStyle w:val="ListBullet"/>
-      </w:pPr>
-      <w:r>
-        <w:rPr>
-          <w:sz w:val="20"/>
-        </w:rPr>
-        <w:t>- quarter       — выводится из month</w:t>
-      </w:r>
-    </w:p>
-    <w:p>
-      <w:pPr>
-        <w:pStyle w:val="ListBullet"/>
-      </w:pPr>
-      <w:r>
-        <w:rPr>
-          <w:sz w:val="20"/>
-        </w:rPr>
-        <w:t>- traffic_uroven_jbslugi_1/2_poputn — уровень обслуживания A-F, строки</w:t>
-      </w:r>
-    </w:p>
-    <w:p>
-      <w:pPr>
-        <w:pStyle w:val="ListBullet"/>
-      </w:pPr>
-      <w:r>
-        <w:rPr>
-          <w:sz w:val="20"/>
-        </w:rPr>
-        <w:t>- traffic_uroven_jbslugi_1/2_wstrechn — то же, встречное направление</w:t>
+        <w:t>- shop_total_revenue, total_traffic, quarter, day_name.</w:t>
       </w:r>
     </w:p>
     <w:p>
@@ -4103,7 +4542,7 @@
         <w:rPr>
           <w:sz w:val="20"/>
         </w:rPr>
-        <w:t>После исключения: 115 - 8 = 107 колонок.</w:t>
+        <w:t>После исключения: 89 − 7 = 82 колонки.</w:t>
       </w:r>
     </w:p>
     <w:p>
@@ -4112,7 +4551,7 @@
         <w:rPr>
           <w:sz w:val="20"/>
         </w:rPr>
-        <w:t>Winsorization не применяется: не описана в статье TFT (Lim et al., 2020); выбросы целевых переменных обрабатываются TorchNormalizer(robust) внутри модели.</w:t>
+        <w:t>Winsorization (метод IQR) не применяется: статья TFT (Lim et al., 2020) не описывает этот метод предобработки; выбросы целевых переменных обрабатываются TorchNormalizer(method='robust') внутри модели.</w:t>
       </w:r>
     </w:p>
     <w:p>
@@ -4132,7 +4571,29 @@
         <w:rPr>
           <w:sz w:val="20"/>
         </w:rPr>
-        <w:t>Закодировано 7 колонок:</w:t>
+        <w:t>Категориальные строковые переменные кодируются в целые числа:</w:t>
+      </w:r>
+    </w:p>
+    <w:p>
+      <w:pPr>
+        <w:pStyle w:val="ListBullet"/>
+      </w:pPr>
+      <w:r>
+        <w:rPr>
+          <w:sz w:val="20"/>
+        </w:rPr>
+        <w:t>- road_type, direction, settlement_size, weather_condition,</w:t>
+      </w:r>
+    </w:p>
+    <w:p>
+      <w:pPr>
+        <w:pStyle w:val="ListBullet"/>
+      </w:pPr>
+      <w:r>
+        <w:rPr>
+          <w:sz w:val="20"/>
+        </w:rPr>
+        <w:t>- ad_channel, season, holiday_name</w:t>
       </w:r>
     </w:p>
     <w:p>
@@ -4141,7 +4602,7 @@
         <w:rPr>
           <w:sz w:val="20"/>
         </w:rPr>
-        <w:t xml:space="preserve">  Строковые категории (4 шт.): road_type, direction, season, holiday_name</w:t>
+        <w:t>Создаются новые колонки с суффиксом _enc.</w:t>
       </w:r>
     </w:p>
     <w:p>
@@ -4150,70 +4611,7 @@
         <w:rPr>
           <w:sz w:val="20"/>
         </w:rPr>
-        <w:t xml:space="preserve">  Числовые коды категорий (3 шт.): road_level, settlement_size, distance_to_city_km</w:t>
-      </w:r>
-    </w:p>
-    <w:p>
-      <w:pPr/>
-      <w:r>
-        <w:rPr>
-          <w:sz w:val="20"/>
-        </w:rPr>
-        <w:t xml:space="preserve">    -&gt; эти поля содержат коды (1=малый город, 6=мегаполис), не числа</w:t>
-      </w:r>
-    </w:p>
-    <w:p>
-      <w:pPr/>
-      <w:r>
-        <w:rPr>
-          <w:sz w:val="20"/>
-        </w:rPr>
-        <w:t xml:space="preserve">    -&gt; нормализация Z-score некорректна; нужен LabelEncoder + эмбеддинг</w:t>
-      </w:r>
-    </w:p>
-    <w:p>
-      <w:pPr/>
-      <w:r>
-        <w:rPr>
-          <w:sz w:val="20"/>
-        </w:rPr>
-        <w:t>Для каждой колонки создаётся новая с суффиксом _enc.</w:t>
-      </w:r>
-    </w:p>
-    <w:p>
-      <w:pPr/>
-      <w:r>
-        <w:rPr>
-          <w:sz w:val="20"/>
-        </w:rPr>
-        <w:t>Итого: 107 + 7 = 114 колонок.</w:t>
-      </w:r>
-    </w:p>
-    <w:p>
-      <w:pPr/>
-      <w:r>
-        <w:rPr>
-          <w:sz w:val="20"/>
-        </w:rPr>
-        <w:t>LabelEncoder обучается (fit) на ВСЕХ 1825 строках, чтобы словарь</w:t>
-      </w:r>
-    </w:p>
-    <w:p>
-      <w:pPr/>
-      <w:r>
-        <w:rPr>
-          <w:sz w:val="20"/>
-        </w:rPr>
-        <w:t>содержал все категории, включая праздники только в ноябре/декабре.</w:t>
-      </w:r>
-    </w:p>
-    <w:p>
-      <w:pPr/>
-      <w:r>
-        <w:rPr>
-          <w:sz w:val="20"/>
-        </w:rPr>
-        <w:t>Для категориального кодирования (не для обучения модели) это допустимо.</w:t>
+        <w:t>Важно: LabelEncoder обучается (fit) на ВСЕХ данных (43 800 строк), а не только на train. Это технически необходимо: праздники (holiday_name) встречаются только в ноябре и декабре, которых нет в train (ноябрь/декабрь — val/test). Fit только на train вызвал бы KeyError. Аналогично и NaNLabelEncoder в prepare_dataset.py. Для категориального кодирования (не для обучения модели) это допустимо.</w:t>
       </w:r>
     </w:p>
     <w:p>
@@ -4233,7 +4631,7 @@
         <w:rPr>
           <w:sz w:val="20"/>
         </w:rPr>
-        <w:t>Ежедневные данные имеют 3 цикличных признака (hour отсутствует):</w:t>
+        <w:t>Временные признаки hour, day_of_week, month, week_of_year имеют циклическую природу:</w:t>
       </w:r>
     </w:p>
     <w:p>
@@ -4242,7 +4640,7 @@
         <w:rPr>
           <w:sz w:val="20"/>
         </w:rPr>
-        <w:t xml:space="preserve">  day_of_week (период 7):  day_of_week_sin, day_of_week_cos</w:t>
+        <w:t xml:space="preserve">  hour=23 и hour=0 — соседние часы, но числово далеки (разница 23).</w:t>
       </w:r>
     </w:p>
     <w:p>
@@ -4251,7 +4649,7 @@
         <w:rPr>
           <w:sz w:val="20"/>
         </w:rPr>
-        <w:t xml:space="preserve">  week_of_year (период 52): week_of_year_sin, week_of_year_cos</w:t>
+        <w:t>Решение: проекция на единичную окружность:</w:t>
       </w:r>
     </w:p>
     <w:p>
@@ -4260,7 +4658,7 @@
         <w:rPr>
           <w:sz w:val="20"/>
         </w:rPr>
-        <w:t xml:space="preserve">  month (период 12):        month_sin, month_cos</w:t>
+        <w:t xml:space="preserve">  hour_sin = sin(2π × hour / 24)</w:t>
       </w:r>
     </w:p>
     <w:p>
@@ -4269,7 +4667,7 @@
         <w:rPr>
           <w:sz w:val="20"/>
         </w:rPr>
-        <w:t>Проекция на единичную окружность: col_sin = sin(2*pi*col/period)</w:t>
+        <w:t xml:space="preserve">  hour_cos = cos(2π × hour / 24)</w:t>
       </w:r>
     </w:p>
     <w:p>
@@ -4278,7 +4676,7 @@
         <w:rPr>
           <w:sz w:val="20"/>
         </w:rPr>
-        <w:t>Расстояние между Вс (day=6) и Пн (day=0) на окружности минимально.</w:t>
+        <w:t>Расстояние ||(23_sin,23_cos) − (0_sin,0_cos)||₂ минимально.</w:t>
       </w:r>
     </w:p>
     <w:p>
@@ -4287,7 +4685,7 @@
         <w:rPr>
           <w:sz w:val="20"/>
         </w:rPr>
-        <w:t>Добавляются 6 новых колонок. Итого: 114 + 6 = 120.</w:t>
+        <w:t>Добавляются 8 новых колонок (4 признака × 2). Итого: 82 + 8 = 90.</w:t>
       </w:r>
     </w:p>
     <w:p>
@@ -4316,7 +4714,7 @@
         <w:rPr>
           <w:sz w:val="20"/>
         </w:rPr>
-        <w:t>Реализация: cumcount() после сортировки по (station_id, date).</w:t>
+        <w:t>Реализация: cumcount() после сортировки по (station_id, timestamp).</w:t>
       </w:r>
     </w:p>
     <w:p>
@@ -4325,16 +4723,7 @@
         <w:rPr>
           <w:sz w:val="20"/>
         </w:rPr>
-        <w:t xml:space="preserve">  time_idx = 0, 1, 2, ..., 364 для каждой из 5 станций (365 дней 2025 года).</w:t>
-      </w:r>
-    </w:p>
-    <w:p>
-      <w:pPr/>
-      <w:r>
-        <w:rPr>
-          <w:sz w:val="20"/>
-        </w:rPr>
-        <w:t>Добавляется 1 колонка. Итого: 120 + 1 = 121.</w:t>
+        <w:t xml:space="preserve">  time_idx = 0, 1, 2, …, 8759 для каждой из 5 станций (8760 часов = 365 дней).</w:t>
       </w:r>
     </w:p>
     <w:p>
@@ -4374,7 +4763,7 @@
         <w:rPr>
           <w:sz w:val="20"/>
         </w:rPr>
-        <w:t>- работает при x=0 (нулевые продажи редких позиций)</w:t>
+        <w:t>- работает при x=0 (ночные нулевые продажи)</w:t>
       </w:r>
     </w:p>
     <w:p>
@@ -4385,7 +4774,7 @@
         <w:rPr>
           <w:sz w:val="20"/>
         </w:rPr>
-        <w:t>- снижает skew с 2-4 до 0.2-1.5</w:t>
+        <w:t>- снижает skew с 2–4 до 0.2–1.5</w:t>
       </w:r>
     </w:p>
     <w:p>
@@ -4405,7 +4794,7 @@
         <w:rPr>
           <w:sz w:val="20"/>
         </w:rPr>
-        <w:t>Оригинальные значения сохраняются в _orig (для обратного преобразования в predict.py).</w:t>
+        <w:t>shop_total_revenue ИСКЛЮЧЕНА из log1p и из модели (удалена на шаге 2).</w:t>
       </w:r>
     </w:p>
     <w:p>
@@ -4414,7 +4803,7 @@
         <w:rPr>
           <w:sz w:val="20"/>
         </w:rPr>
-        <w:t>Добавляются 12 _orig колонок. Итого: 121 + 12 = 133.</w:t>
+        <w:t>Оригинальные значения сохраняются в _orig для обратного преобразования в predict.py.</w:t>
       </w:r>
     </w:p>
     <w:p>
@@ -4434,7 +4823,7 @@
         <w:rPr>
           <w:sz w:val="20"/>
         </w:rPr>
-        <w:t>Формула: z = (x - mean_train) / std_train</w:t>
+        <w:t>Формула: (x − mean_train) / std_train</w:t>
       </w:r>
     </w:p>
     <w:p>
@@ -4443,7 +4832,7 @@
         <w:rPr>
           <w:sz w:val="20"/>
         </w:rPr>
-        <w:t>Статистика вычисляется ТОЛЬКО по обучающей выборке (Jan-Oct 2025).</w:t>
+        <w:t>Ключевое решение: mean и std вычисляются ТОЛЬКО по обучающей выборке (Jan–Oct 2023).</w:t>
       </w:r>
     </w:p>
     <w:p>
@@ -4452,7 +4841,7 @@
         <w:rPr>
           <w:sz w:val="20"/>
         </w:rPr>
-        <w:t>Одни и те же mean/std применяются к val и test — стандартная ML-практика,</w:t>
+        <w:t>Одни и те же статистики применяются к val и test — это стандартная ML-практика,</w:t>
       </w:r>
     </w:p>
     <w:p>
@@ -4506,7 +4895,7 @@
         <w:rPr>
           <w:sz w:val="20"/>
         </w:rPr>
-        <w:t>- _enc колонки: целые числа для эмбеддинга</w:t>
+        <w:t>- _enc колонки: целые числа для embedding</w:t>
       </w:r>
     </w:p>
     <w:p>
@@ -4517,7 +4906,7 @@
         <w:rPr>
           <w:sz w:val="20"/>
         </w:rPr>
-        <w:t>- _orig колонки: оригиналы до log1p</w:t>
+        <w:t>- _orig колонки: оригинальные значения до log1p</w:t>
       </w:r>
     </w:p>
     <w:p>
@@ -4539,7 +4928,7 @@
         <w:rPr>
           <w:sz w:val="20"/>
         </w:rPr>
-        <w:t>- NO_ZSCORE_COLS = []: в данных 2025 г. цены меняются ежедневно (std &gt; 0 везде)</w:t>
+        <w:t>- NO_ZSCORE_COLS (price_*): константны per-station в 2023 г., std=0</w:t>
       </w:r>
     </w:p>
     <w:p>
@@ -4551,7 +4940,16 @@
         <w:rPr>
           <w:sz w:val="20"/>
         </w:rPr>
-        <w:t>Скейлеры (mean, std) сохраняются в tft/scalers.pkl для обратного преобразования прогнозов в predict.py.</w:t>
+        <w:t>Скейлеры (mean, std) сохраняются в tft/scalers.pkl для обратного</w:t>
+      </w:r>
+    </w:p>
+    <w:p>
+      <w:pPr/>
+      <w:r>
+        <w:rPr>
+          <w:sz w:val="20"/>
+        </w:rPr>
+        <w:t>преобразования прогнозов в predict.py.</w:t>
       </w:r>
     </w:p>
     <w:p>
@@ -4562,361 +4960,73 @@
         <w:rPr>
           <w:color w:val="37868C"/>
         </w:rPr>
-        <w:t>Темпоральный сплит данных</w:t>
+        <w:t>Шаг 8. Темпоральный сплит и сохранение</w:t>
       </w:r>
     </w:p>
     <w:p>
+      <w:pPr/>
       <w:r>
         <w:rPr>
-          <w:b w:val="0"/>
-          <w:i w:val="0"/>
           <w:sz w:val="20"/>
         </w:rPr>
-        <w:t>Данные разбиваются строго по времени (случайная выборка недопустима — data leakage):</w:t>
-      </w:r>
-    </w:p>
-    <w:tbl>
-      <w:tblPr>
-        <w:tblStyle w:val="TableGrid"/>
-        <w:tblW w:type="auto" w:w="0"/>
-        <w:jc w:val="left"/>
-        <w:tblLook w:firstColumn="1" w:firstRow="1" w:lastColumn="0" w:lastRow="0" w:noHBand="0" w:noVBand="1" w:val="04A0"/>
-      </w:tblPr>
-      <w:tblGrid>
-        <w:gridCol w:w="1938"/>
-        <w:gridCol w:w="1938"/>
-        <w:gridCol w:w="1938"/>
-        <w:gridCol w:w="1938"/>
-        <w:gridCol w:w="1938"/>
-      </w:tblGrid>
-      <w:tr>
-        <w:tc>
-          <w:tcPr>
-            <w:tcW w:type="dxa" w:w="1134"/>
-            <w:shd w:fill="1F3964" w:val="clear"/>
-          </w:tcPr>
-          <w:p>
-            <w:r>
-              <w:rPr>
-                <w:b/>
-                <w:color w:val="FFFFFF"/>
-                <w:sz w:val="18"/>
-              </w:rPr>
-              <w:t>Сплит</w:t>
-            </w:r>
-          </w:p>
-        </w:tc>
-        <w:tc>
-          <w:tcPr>
-            <w:tcW w:type="dxa" w:w="2835"/>
-            <w:shd w:fill="1F3964" w:val="clear"/>
-          </w:tcPr>
-          <w:p>
-            <w:r>
-              <w:rPr>
-                <w:b/>
-                <w:color w:val="FFFFFF"/>
-                <w:sz w:val="18"/>
-              </w:rPr>
-              <w:t>Период df, переданного в from_dataset()</w:t>
-            </w:r>
-          </w:p>
-        </w:tc>
-        <w:tc>
-          <w:tcPr>
-            <w:tcW w:type="dxa" w:w="850"/>
-            <w:shd w:fill="1F3964" w:val="clear"/>
-          </w:tcPr>
-          <w:p>
-            <w:r>
-              <w:rPr>
-                <w:b/>
-                <w:color w:val="FFFFFF"/>
-                <w:sz w:val="18"/>
-              </w:rPr>
-              <w:t>Строк</w:t>
-            </w:r>
-          </w:p>
-        </w:tc>
-        <w:tc>
-          <w:tcPr>
-            <w:tcW w:type="dxa" w:w="850"/>
-            <w:shd w:fill="1F3964" w:val="clear"/>
-          </w:tcPr>
-          <w:p>
-            <w:r>
-              <w:rPr>
-                <w:b/>
-                <w:color w:val="FFFFFF"/>
-                <w:sz w:val="18"/>
-              </w:rPr>
-              <w:t>Доля train</w:t>
-            </w:r>
-          </w:p>
-        </w:tc>
-        <w:tc>
-          <w:tcPr>
-            <w:tcW w:type="dxa" w:w="4819"/>
-            <w:shd w:fill="1F3964" w:val="clear"/>
-          </w:tcPr>
-          <w:p>
-            <w:r>
-              <w:rPr>
-                <w:b/>
-                <w:color w:val="FFFFFF"/>
-                <w:sz w:val="18"/>
-              </w:rPr>
-              <w:t>Декодерные окна (целевой период)</w:t>
-            </w:r>
-          </w:p>
-        </w:tc>
-      </w:tr>
-      <w:tr>
-        <w:tc>
-          <w:tcPr>
-            <w:tcW w:type="dxa" w:w="1134"/>
-            <w:shd w:fill="F2F2F2" w:val="clear"/>
-          </w:tcPr>
-          <w:p>
-            <w:r>
-              <w:rPr>
-                <w:sz w:val="18"/>
-              </w:rPr>
-              <w:t>Train</w:t>
-            </w:r>
-          </w:p>
-        </w:tc>
-        <w:tc>
-          <w:tcPr>
-            <w:tcW w:type="dxa" w:w="2835"/>
-            <w:shd w:fill="F2F2F2" w:val="clear"/>
-          </w:tcPr>
-          <w:p>
-            <w:r>
-              <w:rPr>
-                <w:sz w:val="18"/>
-              </w:rPr>
-              <w:t>01.01.2025 - 31.10.2025</w:t>
-            </w:r>
-          </w:p>
-        </w:tc>
-        <w:tc>
-          <w:tcPr>
-            <w:tcW w:type="dxa" w:w="850"/>
-            <w:shd w:fill="F2F2F2" w:val="clear"/>
-          </w:tcPr>
-          <w:p>
-            <w:r>
-              <w:rPr>
-                <w:sz w:val="18"/>
-              </w:rPr>
-              <w:t>1520</w:t>
-            </w:r>
-          </w:p>
-        </w:tc>
-        <w:tc>
-          <w:tcPr>
-            <w:tcW w:type="dxa" w:w="850"/>
-            <w:shd w:fill="F2F2F2" w:val="clear"/>
-          </w:tcPr>
-          <w:p>
-            <w:r>
-              <w:rPr>
-                <w:sz w:val="18"/>
-              </w:rPr>
-              <w:t>~83%</w:t>
-            </w:r>
-          </w:p>
-        </w:tc>
-        <w:tc>
-          <w:tcPr>
-            <w:tcW w:type="dxa" w:w="4819"/>
-            <w:shd w:fill="F2F2F2" w:val="clear"/>
-          </w:tcPr>
-          <w:p>
-            <w:r>
-              <w:rPr>
-                <w:sz w:val="18"/>
-              </w:rPr>
-              <w:t>Январь–октябрь (все окна). Вычисляются mean/std для Z-score.</w:t>
-            </w:r>
-          </w:p>
-        </w:tc>
-      </w:tr>
-      <w:tr>
-        <w:tc>
-          <w:tcPr>
-            <w:tcW w:type="dxa" w:w="1134"/>
-            <w:shd w:fill="FFFFFF" w:val="clear"/>
-          </w:tcPr>
-          <w:p>
-            <w:r>
-              <w:rPr>
-                <w:sz w:val="18"/>
-              </w:rPr>
-              <w:t>Val</w:t>
-            </w:r>
-          </w:p>
-        </w:tc>
-        <w:tc>
-          <w:tcPr>
-            <w:tcW w:type="dxa" w:w="2835"/>
-            <w:shd w:fill="FFFFFF" w:val="clear"/>
-          </w:tcPr>
-          <w:p>
-            <w:r>
-              <w:rPr>
-                <w:sz w:val="18"/>
-              </w:rPr>
-              <w:t>01.01.2025 - 30.11.2025</w:t>
-            </w:r>
-          </w:p>
-        </w:tc>
-        <w:tc>
-          <w:tcPr>
-            <w:tcW w:type="dxa" w:w="850"/>
-            <w:shd w:fill="FFFFFF" w:val="clear"/>
-          </w:tcPr>
-          <w:p>
-            <w:r>
-              <w:rPr>
-                <w:sz w:val="18"/>
-              </w:rPr>
-              <w:t>1670</w:t>
-            </w:r>
-          </w:p>
-        </w:tc>
-        <w:tc>
-          <w:tcPr>
-            <w:tcW w:type="dxa" w:w="850"/>
-            <w:shd w:fill="FFFFFF" w:val="clear"/>
-          </w:tcPr>
-          <w:p>
-            <w:r>
-              <w:rPr>
-                <w:sz w:val="18"/>
-              </w:rPr>
-              <w:t>—</w:t>
-            </w:r>
-          </w:p>
-        </w:tc>
-        <w:tc>
-          <w:tcPr>
-            <w:tcW w:type="dxa" w:w="4819"/>
-            <w:shd w:fill="FFFFFF" w:val="clear"/>
-          </w:tcPr>
-          <w:p>
-            <w:r>
-              <w:rPr>
-                <w:sz w:val="18"/>
-              </w:rPr>
-              <w:t>Ноябрь. Окна с декодером в ноябре.</w:t>
-            </w:r>
-          </w:p>
-        </w:tc>
-      </w:tr>
-      <w:tr>
-        <w:tc>
-          <w:tcPr>
-            <w:tcW w:type="dxa" w:w="1134"/>
-            <w:shd w:fill="F2F2F2" w:val="clear"/>
-          </w:tcPr>
-          <w:p>
-            <w:r>
-              <w:rPr>
-                <w:sz w:val="18"/>
-              </w:rPr>
-              <w:t>Test</w:t>
-            </w:r>
-          </w:p>
-        </w:tc>
-        <w:tc>
-          <w:tcPr>
-            <w:tcW w:type="dxa" w:w="2835"/>
-            <w:shd w:fill="F2F2F2" w:val="clear"/>
-          </w:tcPr>
-          <w:p>
-            <w:r>
-              <w:rPr>
-                <w:sz w:val="18"/>
-              </w:rPr>
-              <w:t>01.01.2025 - 31.12.2025</w:t>
-            </w:r>
-          </w:p>
-        </w:tc>
-        <w:tc>
-          <w:tcPr>
-            <w:tcW w:type="dxa" w:w="850"/>
-            <w:shd w:fill="F2F2F2" w:val="clear"/>
-          </w:tcPr>
-          <w:p>
-            <w:r>
-              <w:rPr>
-                <w:sz w:val="18"/>
-              </w:rPr>
-              <w:t>1825</w:t>
-            </w:r>
-          </w:p>
-        </w:tc>
-        <w:tc>
-          <w:tcPr>
-            <w:tcW w:type="dxa" w:w="850"/>
-            <w:shd w:fill="F2F2F2" w:val="clear"/>
-          </w:tcPr>
-          <w:p>
-            <w:r>
-              <w:rPr>
-                <w:sz w:val="18"/>
-              </w:rPr>
-              <w:t>—</w:t>
-            </w:r>
-          </w:p>
-        </w:tc>
-        <w:tc>
-          <w:tcPr>
-            <w:tcW w:type="dxa" w:w="4819"/>
-            <w:shd w:fill="F2F2F2" w:val="clear"/>
-          </w:tcPr>
-          <w:p>
-            <w:r>
-              <w:rPr>
-                <w:sz w:val="18"/>
-              </w:rPr>
-              <w:t>Декабрь. Окна с декодером в декабре.</w:t>
-            </w:r>
-          </w:p>
-        </w:tc>
-      </w:tr>
-    </w:tbl>
-    <w:p/>
-    <w:p>
-      <w:r>
-        <w:rPr>
-          <w:b/>
-          <w:i w:val="0"/>
-          <w:sz w:val="20"/>
-        </w:rPr>
-        <w:t>Почему Val и Test включают весь год, а не только «свой» месяц?</w:t>
+        <w:t>Данные разбиваются строго по времени:</w:t>
       </w:r>
     </w:p>
     <w:p>
+      <w:pPr/>
       <w:r>
         <w:rPr>
-          <w:b w:val="0"/>
-          <w:i/>
           <w:sz w:val="20"/>
         </w:rPr>
-        <w:t>TimeSeriesDataSet.from_dataset() создаёт сэмплы для ВСЕХ допустимых окон (encoder + decoder) внутри переданного датафрейма. Энкодерное окно первого ноябрьского дня (1 ноября) требует 30 дней ретроспективы — октябрь 1–31. Если передать только ноябрь, первые окна получат неполный контекст (encoder_length &lt; 30), что ухудшает качество предсказаний. Аналогично для декабря: первые декабрьские окна требуют ноябрьского контекста. Поэтому Val df = январь–ноябрь, Test df = весь январь–декабрь.</w:t>
+        <w:t xml:space="preserve">  Train : January–October 2023    (~83% строк)</w:t>
       </w:r>
     </w:p>
     <w:p>
+      <w:pPr/>
       <w:r>
         <w:rPr>
-          <w:b w:val="0"/>
-          <w:i/>
           <w:sz w:val="20"/>
         </w:rPr>
-        <w:t>Важно: «лишние» окна (энкодер=январь, декодер=январь) тоже попадают в Val/Test df, но модель уже видела их при обучении — это нормально. «Честными» метриками остаются только ноябрьские (val) и декабрьские (test) декодерные окна. max_encoder_length=30 гарантирует, что модель не видит данные «из будущего».</w:t>
+        <w:t xml:space="preserve">  Val   : November 2023           (~8% строк)</w:t>
+      </w:r>
+    </w:p>
+    <w:p>
+      <w:pPr/>
+      <w:r>
+        <w:rPr>
+          <w:sz w:val="20"/>
+        </w:rPr>
+        <w:t xml:space="preserve">  Test  : December 2023           (~8% строк)</w:t>
+      </w:r>
+    </w:p>
+    <w:p>
+      <w:pPr/>
+    </w:p>
+    <w:p>
+      <w:pPr/>
+      <w:r>
+        <w:rPr>
+          <w:sz w:val="20"/>
+        </w:rPr>
+        <w:t>Случайная выборка недопустима: вызвала бы data leakage будущих значений в train.</w:t>
+      </w:r>
+    </w:p>
+    <w:p>
+      <w:pPr/>
+      <w:r>
+        <w:rPr>
+          <w:sz w:val="20"/>
+        </w:rPr>
+        <w:t>Результат: data/prepared_data.csv, data/train.csv, data/val.csv,</w:t>
+      </w:r>
+    </w:p>
+    <w:p>
+      <w:pPr/>
+      <w:r>
+        <w:rPr>
+          <w:sz w:val="20"/>
+        </w:rPr>
+        <w:t xml:space="preserve">           data/test.csv, tft/scalers.pkl</w:t>
       </w:r>
     </w:p>
     <w:p>
@@ -5120,7 +5230,7 @@
               <w:rPr>
                 <w:sz w:val="18"/>
               </w:rPr>
-              <w:t>Число голов многоголового внимания (temporal self-attention)</w:t>
+              <w:t>Число голов многоголового внимания</w:t>
             </w:r>
           </w:p>
         </w:tc>
@@ -5178,7 +5288,7 @@
               <w:rPr>
                 <w:sz w:val="18"/>
               </w:rPr>
-              <w:t>Размер Variable Selection Network для числовых входов (рекомендация TFT: hidden_continuous &lt;= hidden_size / 2)</w:t>
+              <w:t>Размер Variable Selection Network для числовых входов (= hidden_size // 2). Рекомендация статьи TFT: hidden_continuous ≤ hidden_size / 2. Создаёт лёгкое узкое место → регуляризация числовых признаков.</w:t>
             </w:r>
           </w:p>
         </w:tc>
@@ -5388,7 +5498,7 @@
               <w:rPr>
                 <w:sz w:val="18"/>
               </w:rPr>
-              <w:t>30 дн.</w:t>
+              <w:t>168 ч (7 сут.)</w:t>
             </w:r>
           </w:p>
         </w:tc>
@@ -5402,7 +5512,7 @@
               <w:rPr>
                 <w:sz w:val="18"/>
               </w:rPr>
-              <w:t>Ретроспективное окно. Охватывает месячный и недельный циклы (1 месяц).</w:t>
+              <w:t>Ретроспективное окно. Охватывает суточный и недельный циклы сезонности (7 дней).</w:t>
             </w:r>
           </w:p>
         </w:tc>
@@ -5432,7 +5542,7 @@
               <w:rPr>
                 <w:sz w:val="18"/>
               </w:rPr>
-              <w:t>7 дн.</w:t>
+              <w:t>24 ч (1 сут.)</w:t>
             </w:r>
           </w:p>
         </w:tc>
@@ -5446,7 +5556,7 @@
               <w:rPr>
                 <w:sz w:val="18"/>
               </w:rPr>
-              <w:t>Горизонт прогноза: следующая неделя. Поддерживает рекурсивное прогнозирование на 1 день (первый шаг) и на 1 месяц (4-5 итераций по 7 дней).</w:t>
+              <w:t>Горизонт прогноза: 1 сутки (24 часовых шага). Оптимален для оперативного планирования.</w:t>
             </w:r>
           </w:p>
         </w:tc>
@@ -5622,7 +5732,7 @@
               <w:rPr>
                 <w:sz w:val="18"/>
               </w:rPr>
-              <w:t>Останавливается при отсутствии улучшения val_loss 12 эпох подряд</w:t>
+              <w:t>Останавливается при отсутствии улучшения val_loss</w:t>
             </w:r>
           </w:p>
         </w:tc>
@@ -5652,7 +5762,7 @@
               <w:rPr>
                 <w:sz w:val="18"/>
               </w:rPr>
-              <w:t>QuantileLoss([0.02, 0.1, 0.25, 0.5, 0.75, 0.9, 0.98])</w:t>
+              <w:t>QuantileLoss([0.02,0.1,0.25,0.5,0.75,0.9,0.98])</w:t>
             </w:r>
           </w:p>
         </w:tc>
@@ -5696,7 +5806,7 @@
               <w:rPr>
                 <w:sz w:val="18"/>
               </w:rPr>
-              <w:t>MultiNormalizer([TorchNormalizer(robust)] x 12)</w:t>
+              <w:t>MultiNormalizer([TorchNormalizer(robust)] × 12)</w:t>
             </w:r>
           </w:p>
         </w:tc>
@@ -5710,7 +5820,7 @@
               <w:rPr>
                 <w:sz w:val="18"/>
               </w:rPr>
-              <w:t>Нормализация целей по медиане+IQR (устойчива к выбросам). Применяется внутри TFT поверх log1p.</w:t>
+              <w:t>Нормализация целей по медиане+IQR (устойчива к выбросам). Применяется внутри TFT.</w:t>
             </w:r>
           </w:p>
         </w:tc>
@@ -5754,7 +5864,7 @@
               <w:rPr>
                 <w:sz w:val="18"/>
               </w:rPr>
-              <w:t>Относительная позиция шага в окне -&gt; known_real</w:t>
+              <w:t>Относительная позиция шага в окне → known_real</w:t>
             </w:r>
           </w:p>
         </w:tc>
@@ -5798,7 +5908,7 @@
               <w:rPr>
                 <w:sz w:val="18"/>
               </w:rPr>
-              <w:t>Масштаб каждой цели (location + scale) -&gt; static_real</w:t>
+              <w:t>Масштаб каждой цели → static_real (location + scale)</w:t>
             </w:r>
           </w:p>
         </w:tc>
@@ -5842,51 +5952,7 @@
               <w:rPr>
                 <w:sz w:val="18"/>
               </w:rPr>
-              <w:t>Фактическая длина энкодера -&gt; static_real</w:t>
-            </w:r>
-          </w:p>
-        </w:tc>
-      </w:tr>
-      <w:tr>
-        <w:tc>
-          <w:tcPr>
-            <w:tcW w:type="dxa" w:w="2551"/>
-            <w:shd w:fill="FFFFFF" w:val="clear"/>
-          </w:tcPr>
-          <w:p>
-            <w:r>
-              <w:rPr>
-                <w:sz w:val="18"/>
-              </w:rPr>
-              <w:t>min_encoder_length</w:t>
-            </w:r>
-          </w:p>
-        </w:tc>
-        <w:tc>
-          <w:tcPr>
-            <w:tcW w:type="dxa" w:w="2835"/>
-            <w:shd w:fill="FFFFFF" w:val="clear"/>
-          </w:tcPr>
-          <w:p>
-            <w:r>
-              <w:rPr>
-                <w:sz w:val="18"/>
-              </w:rPr>
-              <w:t>15 дн.</w:t>
-            </w:r>
-          </w:p>
-        </w:tc>
-        <w:tc>
-          <w:tcPr>
-            <w:tcW w:type="dxa" w:w="5102"/>
-            <w:shd w:fill="FFFFFF" w:val="clear"/>
-          </w:tcPr>
-          <w:p>
-            <w:r>
-              <w:rPr>
-                <w:sz w:val="18"/>
-              </w:rPr>
-              <w:t>Минимальное окно (половина от max_encoder_length)</w:t>
+              <w:t>Фактическая длина энкодера → static_real</w:t>
             </w:r>
           </w:p>
         </w:tc>
@@ -5921,7 +5987,7 @@
         <w:rPr>
           <w:color w:val="2E74B5"/>
         </w:rPr>
-        <w:t>6.1 Статические признаки</w:t>
+        <w:t>6.1 Статические признаки — 54</w:t>
       </w:r>
     </w:p>
     <w:tbl>
@@ -6028,7 +6094,7 @@
               <w:rPr>
                 <w:sz w:val="18"/>
               </w:rPr>
-              <w:t>5</w:t>
+              <w:t>3</w:t>
             </w:r>
           </w:p>
         </w:tc>
@@ -6056,7 +6122,7 @@
               <w:rPr>
                 <w:sz w:val="18"/>
               </w:rPr>
-              <w:t>road_type_enc, road_level_enc, direction_enc, settlement_size_enc, distance_to_city_km_enc</w:t>
+              <w:t>road_type_enc, direction_enc, settlement_size_enc</w:t>
             </w:r>
           </w:p>
         </w:tc>
@@ -6086,7 +6152,7 @@
               <w:rPr>
                 <w:sz w:val="18"/>
               </w:rPr>
-              <w:t>21</w:t>
+              <w:t>26</w:t>
             </w:r>
           </w:p>
         </w:tc>
@@ -6114,7 +6180,7 @@
               <w:rPr>
                 <w:sz w:val="18"/>
               </w:rPr>
-              <w:t>shop_area_m2, num_pumps_* (10), has_* (9), competitors_wink</w:t>
+              <w:t>26 паспортных признаков АЗС (расстояния, колонки, площадь, сервисы, оценки, базовые цены)</w:t>
             </w:r>
           </w:p>
         </w:tc>
@@ -6172,7 +6238,7 @@
               <w:rPr>
                 <w:sz w:val="18"/>
               </w:rPr>
-              <w:t>12 целей x 2: location (медиана) + scale (IQR) от TorchNormalizer(robust)</w:t>
+              <w:t>12 целей × 2: location (медиана) + scale (IQR) от TorchNormalizer(robust)</w:t>
             </w:r>
           </w:p>
         </w:tc>
@@ -6260,7 +6326,7 @@
               <w:rPr>
                 <w:sz w:val="18"/>
               </w:rPr>
-              <w:t>51</w:t>
+              <w:t>54</w:t>
             </w:r>
           </w:p>
         </w:tc>
@@ -6274,7 +6340,7 @@
               <w:rPr>
                 <w:sz w:val="18"/>
               </w:rPr>
-              <w:t>-</w:t>
+              <w:t>—</w:t>
             </w:r>
           </w:p>
         </w:tc>
@@ -6302,7 +6368,7 @@
         <w:rPr>
           <w:color w:val="2E74B5"/>
         </w:rPr>
-        <w:t>6.2 Признаки энкодера (прошлое)</w:t>
+        <w:t>6.2 Признаки энкодера (прошлое) — 61</w:t>
       </w:r>
     </w:p>
     <w:tbl>
@@ -6409,7 +6475,7 @@
               <w:rPr>
                 <w:sz w:val="18"/>
               </w:rPr>
-              <w:t>2</w:t>
+              <w:t>4</w:t>
             </w:r>
           </w:p>
         </w:tc>
@@ -6437,7 +6503,7 @@
               <w:rPr>
                 <w:sz w:val="18"/>
               </w:rPr>
-              <w:t>season_enc, holiday_name_enc</w:t>
+              <w:t>season_enc, weather_condition_enc, ad_channel_enc, holiday_name_enc</w:t>
             </w:r>
           </w:p>
         </w:tc>
@@ -6467,7 +6533,7 @@
               <w:rPr>
                 <w:sz w:val="18"/>
               </w:rPr>
-              <w:t>53</w:t>
+              <w:t>44</w:t>
             </w:r>
           </w:p>
         </w:tc>
@@ -6495,7 +6561,7 @@
               <w:rPr>
                 <w:sz w:val="18"/>
               </w:rPr>
-              <w:t>Время (9: raw+sin/cos x 3 признака), флаги (2), weather_condition (1), акции (3), цены топлива (5), погода (2), трафик поп. (12), трафик встр. (12), конкуренты (7)</w:t>
+              <w:t>Время (12: raw+sin/cos×4), флаги (5: выходной/праздник/час-пик/ночь/магазин-открыт), акции+реклама (4), цены топлива (7), погода (7), трафик (6), цены конкурентов (3)</w:t>
             </w:r>
           </w:p>
         </w:tc>
@@ -6553,7 +6619,7 @@
               <w:rPr>
                 <w:sz w:val="18"/>
               </w:rPr>
-              <w:t>Относительная позиция шага в энкодерном окне [0..1]</w:t>
+              <w:t>Относительная позиция шага в энкодерном окне [0…1]</w:t>
             </w:r>
           </w:p>
         </w:tc>
@@ -6583,7 +6649,7 @@
               <w:rPr>
                 <w:sz w:val="18"/>
               </w:rPr>
-              <w:t>18</w:t>
+              <w:t>0</w:t>
             </w:r>
           </w:p>
         </w:tc>
@@ -6597,7 +6663,7 @@
               <w:rPr>
                 <w:sz w:val="18"/>
               </w:rPr>
-              <w:t>time_varying_unknown_reals</w:t>
+              <w:t>time_varying_unknown_reals = []</w:t>
             </w:r>
           </w:p>
         </w:tc>
@@ -6611,7 +6677,7 @@
               <w:rPr>
                 <w:sz w:val="18"/>
               </w:rPr>
-              <w:t>Клиентские метрики (2) + производные трафика: скорость (4), плотность (4), интенс. привед. (4), интенс. физ. (4)</w:t>
+              <w:t>Намеренно пусто. Все ковариаты перенесены в KNOWN для what-if.</w:t>
             </w:r>
           </w:p>
         </w:tc>
@@ -6669,7 +6735,7 @@
               <w:rPr>
                 <w:sz w:val="18"/>
               </w:rPr>
-              <w:t>12 целевых переменных — в энкодере как лаговые входы</w:t>
+              <w:t>12 целевых переменных — в энкодере видны как лаговые входы</w:t>
             </w:r>
           </w:p>
         </w:tc>
@@ -6699,7 +6765,7 @@
               <w:rPr>
                 <w:sz w:val="18"/>
               </w:rPr>
-              <w:t>86</w:t>
+              <w:t>61</w:t>
             </w:r>
           </w:p>
         </w:tc>
@@ -6713,7 +6779,7 @@
               <w:rPr>
                 <w:sz w:val="18"/>
               </w:rPr>
-              <w:t>-</w:t>
+              <w:t>—</w:t>
             </w:r>
           </w:p>
         </w:tc>
@@ -6742,7 +6808,7 @@
         <w:rPr>
           <w:color w:val="2E74B5"/>
         </w:rPr>
-        <w:t>6.3 Признаки декодера (будущее)</w:t>
+        <w:t>6.3 Признаки декодера (будущее) — 49</w:t>
       </w:r>
     </w:p>
     <w:tbl>
@@ -6849,7 +6915,7 @@
               <w:rPr>
                 <w:sz w:val="18"/>
               </w:rPr>
-              <w:t>2</w:t>
+              <w:t>4</w:t>
             </w:r>
           </w:p>
         </w:tc>
@@ -6877,7 +6943,7 @@
               <w:rPr>
                 <w:sz w:val="18"/>
               </w:rPr>
-              <w:t>season_enc, holiday_name_enc</w:t>
+              <w:t>season_enc, weather_condition_enc, ad_channel_enc, holiday_name_enc</w:t>
             </w:r>
           </w:p>
         </w:tc>
@@ -6907,7 +6973,7 @@
               <w:rPr>
                 <w:sz w:val="18"/>
               </w:rPr>
-              <w:t>53</w:t>
+              <w:t>44</w:t>
             </w:r>
           </w:p>
         </w:tc>
@@ -6935,7 +7001,7 @@
               <w:rPr>
                 <w:sz w:val="18"/>
               </w:rPr>
-              <w:t>Те же 53 признаков, что и в энкодере — задаются на весь горизонт прогноза</w:t>
+              <w:t>Те же 44 признаков, что и в энкодере — задаются на весь горизонт прогноза</w:t>
             </w:r>
           </w:p>
         </w:tc>
@@ -6993,7 +7059,7 @@
               <w:rPr>
                 <w:sz w:val="18"/>
               </w:rPr>
-              <w:t>Относительная позиция шага в декодерном окне [0..1]</w:t>
+              <w:t>Относительная позиция шага в декодерном окне [0…1]</w:t>
             </w:r>
           </w:p>
         </w:tc>
@@ -7023,7 +7089,7 @@
               <w:rPr>
                 <w:sz w:val="18"/>
               </w:rPr>
-              <w:t>56</w:t>
+              <w:t>49</w:t>
             </w:r>
           </w:p>
         </w:tc>
@@ -7037,7 +7103,7 @@
               <w:rPr>
                 <w:sz w:val="18"/>
               </w:rPr>
-              <w:t>-</w:t>
+              <w:t>—</w:t>
             </w:r>
           </w:p>
         </w:tc>
@@ -7051,7 +7117,7 @@
               <w:rPr>
                 <w:sz w:val="18"/>
               </w:rPr>
-              <w:t>Декодер видит ТОЛЬКО то, что известно заранее — нет unknown_reals и нет целевых</w:t>
+              <w:t>Декодер видит ТОЛЬКО то, что можно знать заранее — нет unknown_reals и нет целевых</w:t>
             </w:r>
           </w:p>
         </w:tc>
@@ -7065,7 +7131,7 @@
           <w:i/>
           <w:sz w:val="20"/>
         </w:rPr>
-        <w:t>Ключевое отличие энкодера от декодера: декодер не видит unknown_reals (18 шт.) и не видит прошлых целевых значений (12 шт.) — их суммарно 30 признаков доступны только в ретроспективе. Благодаря переносу трафика-счётчиков и цен конкурентов в KNOWN, декодер располагает полным контекстом для сценарного прогнозирования на 7-дневный горизонт.</w:t>
+        <w:t>Ключевое отличие: декодер получает меньше признаков, чем энкодер. В будущем нельзя наблюдать фактические продажи — поэтому 12 целевых переменных присутствуют только в энкодере (как прошлые наблюдения), но не в декодере. При этом благодаря переносу погоды, трафика и цен конкурентов в KNOWN, декодер располагает полным контекстом для сценарного прогнозирования.</w:t>
       </w:r>
     </w:p>
     <w:p>
@@ -7166,7 +7232,7 @@
               <w:rPr>
                 <w:sz w:val="18"/>
               </w:rPr>
-              <w:t>5</w:t>
+              <w:t>3</w:t>
             </w:r>
           </w:p>
         </w:tc>
@@ -7180,7 +7246,7 @@
               <w:rPr>
                 <w:sz w:val="18"/>
               </w:rPr>
-              <w:t>road_type, road_level, direction, settlement_size, distance_to_city_km</w:t>
+              <w:t>road_type, direction, settlement_size</w:t>
             </w:r>
           </w:p>
         </w:tc>
@@ -7210,7 +7276,7 @@
               <w:rPr>
                 <w:sz w:val="18"/>
               </w:rPr>
-              <w:t>21</w:t>
+              <w:t>26</w:t>
             </w:r>
           </w:p>
         </w:tc>
@@ -7224,7 +7290,7 @@
               <w:rPr>
                 <w:sz w:val="18"/>
               </w:rPr>
-              <w:t>shop_area_m2, num_pumps_* (10), has_* (9), competitors_wink</w:t>
+              <w:t>26 паспортных признаков АЗС (total_pumps исключён как дубль)</w:t>
             </w:r>
           </w:p>
         </w:tc>
@@ -7254,7 +7320,7 @@
               <w:rPr>
                 <w:sz w:val="18"/>
               </w:rPr>
-              <w:t>2</w:t>
+              <w:t>4</w:t>
             </w:r>
           </w:p>
         </w:tc>
@@ -7268,7 +7334,7 @@
               <w:rPr>
                 <w:sz w:val="18"/>
               </w:rPr>
-              <w:t>season, holiday_name</w:t>
+              <w:t>season, weather_condition, ad_channel, holiday_name</w:t>
             </w:r>
           </w:p>
         </w:tc>
@@ -7298,7 +7364,7 @@
               <w:rPr>
                 <w:sz w:val="18"/>
               </w:rPr>
-              <w:t>53</w:t>
+              <w:t>44</w:t>
             </w:r>
           </w:p>
         </w:tc>
@@ -7312,7 +7378,7 @@
               <w:rPr>
                 <w:sz w:val="18"/>
               </w:rPr>
-              <w:t>Время (9), флаги (2), weather_condition (1), акции (3), цены топлива (5), погода (2), трафик поп. (12), трафик встр. (12), конкуренты (7)</w:t>
+              <w:t>Время (12), флаги (5: выходной/праздник/час-пик/ночь/магазин-открыт), акции (4), цены топлива (7), погода (7), трафик (6), конкуренты (3)</w:t>
             </w:r>
           </w:p>
         </w:tc>
@@ -7342,7 +7408,7 @@
               <w:rPr>
                 <w:sz w:val="18"/>
               </w:rPr>
-              <w:t>18</w:t>
+              <w:t>0</w:t>
             </w:r>
           </w:p>
         </w:tc>
@@ -7356,7 +7422,7 @@
               <w:rPr>
                 <w:sz w:val="18"/>
               </w:rPr>
-              <w:t>Клиентские метрики (2) + производные трафика (16)</w:t>
+              <w:t>Пусто — все ковариаты перенесены в KNOWN для what-if анализа</w:t>
             </w:r>
           </w:p>
         </w:tc>
@@ -7400,7 +7466,7 @@
               <w:rPr>
                 <w:sz w:val="18"/>
               </w:rPr>
-              <w:t>5 видов топлива (AI92/95/DT/DT_bio/AI100_bio) + 7 категорий магазина</w:t>
+              <w:t>7 видов топлива + 5 категорий магазина</w:t>
             </w:r>
           </w:p>
         </w:tc>
@@ -7430,7 +7496,7 @@
               <w:rPr>
                 <w:sz w:val="18"/>
               </w:rPr>
-              <w:t>111</w:t>
+              <w:t>89</w:t>
             </w:r>
           </w:p>
         </w:tc>
@@ -7466,7 +7532,7 @@
       <w:tr>
         <w:tc>
           <w:tcPr>
-            <w:tcW w:type="dxa" w:w="2551"/>
+            <w:tcW w:type="dxa" w:w="2268"/>
             <w:shd w:fill="2E74B5" w:val="clear"/>
           </w:tcPr>
           <w:p>
@@ -7482,7 +7548,7 @@
         </w:tc>
         <w:tc>
           <w:tcPr>
-            <w:tcW w:type="dxa" w:w="1701"/>
+            <w:tcW w:type="dxa" w:w="1417"/>
             <w:shd w:fill="2E74B5" w:val="clear"/>
           </w:tcPr>
           <w:p>
@@ -7492,13 +7558,13 @@
                 <w:color w:val="FFFFFF"/>
                 <w:sz w:val="18"/>
               </w:rPr>
-              <w:t>Теоретический размер</w:t>
-            </w:r>
-          </w:p>
-        </w:tc>
-        <w:tc>
-          <w:tcPr>
-            <w:tcW w:type="dxa" w:w="6236"/>
+              <w:t>Размер</w:t>
+            </w:r>
+          </w:p>
+        </w:tc>
+        <w:tc>
+          <w:tcPr>
+            <w:tcW w:type="dxa" w:w="6803"/>
             <w:shd w:fill="2E74B5" w:val="clear"/>
           </w:tcPr>
           <w:p>
@@ -7516,7 +7582,7 @@
       <w:tr>
         <w:tc>
           <w:tcPr>
-            <w:tcW w:type="dxa" w:w="2551"/>
+            <w:tcW w:type="dxa" w:w="2268"/>
             <w:shd w:fill="F2F2F2" w:val="clear"/>
           </w:tcPr>
           <w:p>
@@ -7530,7 +7596,7 @@
         </w:tc>
         <w:tc>
           <w:tcPr>
-            <w:tcW w:type="dxa" w:w="1701"/>
+            <w:tcW w:type="dxa" w:w="1417"/>
             <w:shd w:fill="F2F2F2" w:val="clear"/>
           </w:tcPr>
           <w:p>
@@ -7538,13 +7604,13 @@
               <w:rPr>
                 <w:sz w:val="18"/>
               </w:rPr>
-              <w:t>51</w:t>
-            </w:r>
-          </w:p>
-        </w:tc>
-        <w:tc>
-          <w:tcPr>
-            <w:tcW w:type="dxa" w:w="6236"/>
+              <w:t>54</w:t>
+            </w:r>
+          </w:p>
+        </w:tc>
+        <w:tc>
+          <w:tcPr>
+            <w:tcW w:type="dxa" w:w="6803"/>
             <w:shd w:fill="F2F2F2" w:val="clear"/>
           </w:tcPr>
           <w:p>
@@ -7552,7 +7618,7 @@
               <w:rPr>
                 <w:sz w:val="18"/>
               </w:rPr>
-              <w:t>static_cats(5) + static_reals(21) + target_scales(24) + enc_length(1)</w:t>
+              <w:t>static_cats(3) + static_reals(26) + target_scales(24) + enc_length(1)</w:t>
             </w:r>
           </w:p>
         </w:tc>
@@ -7560,7 +7626,7 @@
       <w:tr>
         <w:tc>
           <w:tcPr>
-            <w:tcW w:type="dxa" w:w="2551"/>
+            <w:tcW w:type="dxa" w:w="2268"/>
             <w:shd w:fill="FFFFFF" w:val="clear"/>
           </w:tcPr>
           <w:p>
@@ -7568,13 +7634,13 @@
               <w:rPr>
                 <w:sz w:val="18"/>
               </w:rPr>
-              <w:t>encoder_cont (прошлое)</w:t>
-            </w:r>
-          </w:p>
-        </w:tc>
-        <w:tc>
-          <w:tcPr>
-            <w:tcW w:type="dxa" w:w="1701"/>
+              <w:t>encoder (прошлое)</w:t>
+            </w:r>
+          </w:p>
+        </w:tc>
+        <w:tc>
+          <w:tcPr>
+            <w:tcW w:type="dxa" w:w="1417"/>
             <w:shd w:fill="FFFFFF" w:val="clear"/>
           </w:tcPr>
           <w:p>
@@ -7582,13 +7648,13 @@
               <w:rPr>
                 <w:sz w:val="18"/>
               </w:rPr>
-              <w:t>86</w:t>
-            </w:r>
-          </w:p>
-        </w:tc>
-        <w:tc>
-          <w:tcPr>
-            <w:tcW w:type="dxa" w:w="6236"/>
+              <w:t>61</w:t>
+            </w:r>
+          </w:p>
+        </w:tc>
+        <w:tc>
+          <w:tcPr>
+            <w:tcW w:type="dxa" w:w="6803"/>
             <w:shd w:fill="FFFFFF" w:val="clear"/>
           </w:tcPr>
           <w:p>
@@ -7596,7 +7662,7 @@
               <w:rPr>
                 <w:sz w:val="18"/>
               </w:rPr>
-              <w:t>known_cats(2) + known_reals(53) + rel_idx(1) + unknown(18) + targets_past(12)</w:t>
+              <w:t>known_cats(4) + known_reals(44) + rel_idx(1) + unknown(0) + targets_past(12)</w:t>
             </w:r>
           </w:p>
         </w:tc>
@@ -7604,7 +7670,7 @@
       <w:tr>
         <w:tc>
           <w:tcPr>
-            <w:tcW w:type="dxa" w:w="2551"/>
+            <w:tcW w:type="dxa" w:w="2268"/>
             <w:shd w:fill="F2F2F2" w:val="clear"/>
           </w:tcPr>
           <w:p>
@@ -7612,13 +7678,13 @@
               <w:rPr>
                 <w:sz w:val="18"/>
               </w:rPr>
-              <w:t>decoder_cont (будущее)</w:t>
-            </w:r>
-          </w:p>
-        </w:tc>
-        <w:tc>
-          <w:tcPr>
-            <w:tcW w:type="dxa" w:w="1701"/>
+              <w:t>decoder (будущее)</w:t>
+            </w:r>
+          </w:p>
+        </w:tc>
+        <w:tc>
+          <w:tcPr>
+            <w:tcW w:type="dxa" w:w="1417"/>
             <w:shd w:fill="F2F2F2" w:val="clear"/>
           </w:tcPr>
           <w:p>
@@ -7626,13 +7692,13 @@
               <w:rPr>
                 <w:sz w:val="18"/>
               </w:rPr>
-              <w:t>56</w:t>
-            </w:r>
-          </w:p>
-        </w:tc>
-        <w:tc>
-          <w:tcPr>
-            <w:tcW w:type="dxa" w:w="6236"/>
+              <w:t>49</w:t>
+            </w:r>
+          </w:p>
+        </w:tc>
+        <w:tc>
+          <w:tcPr>
+            <w:tcW w:type="dxa" w:w="6803"/>
             <w:shd w:fill="F2F2F2" w:val="clear"/>
           </w:tcPr>
           <w:p>
@@ -7640,67 +7706,12 @@
               <w:rPr>
                 <w:sz w:val="18"/>
               </w:rPr>
-              <w:t>known_cats(2) + known_reals(53) + rel_idx(1)</w:t>
-            </w:r>
-          </w:p>
-        </w:tc>
-      </w:tr>
-      <w:tr>
-        <w:tc>
-          <w:tcPr>
-            <w:tcW w:type="dxa" w:w="2551"/>
-            <w:shd w:fill="FFFFFF" w:val="clear"/>
-          </w:tcPr>
-          <w:p>
-            <w:r>
-              <w:rPr>
-                <w:sz w:val="18"/>
-              </w:rPr>
-              <w:t>Реальная ширина тензора (encoder_cont = decoder_cont)</w:t>
-            </w:r>
-          </w:p>
-        </w:tc>
-        <w:tc>
-          <w:tcPr>
-            <w:tcW w:type="dxa" w:w="1701"/>
-            <w:shd w:fill="FFFFFF" w:val="clear"/>
-          </w:tcPr>
-          <w:p>
-            <w:r>
-              <w:rPr>
-                <w:sz w:val="18"/>
-              </w:rPr>
-              <w:t>118</w:t>
-            </w:r>
-          </w:p>
-        </w:tc>
-        <w:tc>
-          <w:tcPr>
-            <w:tcW w:type="dxa" w:w="6236"/>
-            <w:shd w:fill="FFFFFF" w:val="clear"/>
-          </w:tcPr>
-          <w:p>
-            <w:r>
-              <w:rPr>
-                <w:sz w:val="18"/>
-              </w:rPr>
-              <w:t>Фактическое значение из batch-проверки prepare_dataset.py. pytorch_forecasting добавляет дополнительные внутренние признаки (target_scales, enc_length broadcast per step, padding для выравнивания encoder/decoder).</w:t>
+              <w:t>known_cats(4) + known_reals(44) + rel_idx(1)</w:t>
             </w:r>
           </w:p>
         </w:tc>
       </w:tr>
     </w:tbl>
-    <w:p/>
-    <w:p>
-      <w:r>
-        <w:rPr>
-          <w:b w:val="0"/>
-          <w:i/>
-          <w:sz w:val="20"/>
-        </w:rPr>
-        <w:t>Сценарный анализ (what-if): изменять для прогноза можно только переменные из TIME_VARYING_KNOWN_REALS и TIME_VARYING_KNOWN_CATS. Переменные из UNKNOWN_REALS (клиентские метрики, производные трафика) недоступны для декодера — модель не знает их будущих значений. Статические переменные (паспорт АЗС) зашиты в веса модели при обучении и не могут быть изменены без переобучения.</w:t>
-      </w:r>
-    </w:p>
     <w:sectPr>
       <w:pgSz w:w="12240" w:h="15840"/>
       <w:pgMar w:top="1134" w:right="1134" w:bottom="1134" w:left="1417" w:header="720" w:footer="720" w:gutter="0"/>
